--- a/2025-2026 DECODE/notes/FTC Limelight 视觉系统工程笔记.docx
+++ b/2025-2026 DECODE/notes/FTC Limelight 视觉系统工程笔记.docx
@@ -1,6 +1,6 @@
 
 <file path=word/document.xml><?xml version="1.0" encoding="utf-8"?>
-<w:document xmlns:wpc="http://schemas.microsoft.com/office/word/2010/wordprocessingCanvas" xmlns:cx="http://schemas.microsoft.com/office/drawing/2014/chartex" xmlns:cx1="http://schemas.microsoft.com/office/drawing/2015/9/8/chartex" xmlns:cx2="http://schemas.microsoft.com/office/drawing/2015/10/21/chartex" xmlns:cx3="http://schemas.microsoft.com/office/drawing/2016/5/9/chartex" xmlns:cx4="http://schemas.microsoft.com/office/drawing/2016/5/10/chartex" xmlns:cx5="http://schemas.microsoft.com/office/drawing/2016/5/11/chartex" xmlns:cx6="http://schemas.microsoft.com/office/drawing/2016/5/12/chartex" xmlns:cx7="http://schemas.microsoft.com/office/drawing/2016/5/13/chartex" xmlns:cx8="http://schemas.microsoft.com/office/drawing/2016/5/14/chartex" xmlns:mc="http://schemas.openxmlformats.org/markup-compatibility/2006" xmlns:aink="http://schemas.microsoft.com/office/drawing/2016/ink" xmlns:am3d="http://schemas.microsoft.com/office/drawing/2017/model3d" xmlns:o="urn:schemas-microsoft-com:office:office" xmlns:oel="http://schemas.microsoft.com/office/2019/extlst" xmlns:r="http://schemas.openxmlformats.org/officeDocument/2006/relationships" xmlns:m="http://schemas.openxmlformats.org/officeDocument/2006/math" xmlns:v="urn:schemas-microsoft-com:vml" xmlns:wp14="http://schemas.microsoft.com/office/word/2010/wordprocessingDrawing" xmlns:wp="http://schemas.openxmlformats.org/drawingml/2006/wordprocessingDrawing" xmlns:w10="urn:schemas-microsoft-com:office:word" xmlns:w="http://schemas.openxmlformats.org/wordprocessingml/2006/main" xmlns:w14="http://schemas.microsoft.com/office/word/2010/wordml" xmlns:w15="http://schemas.microsoft.com/office/word/2012/wordml" xmlns:w16cex="http://schemas.microsoft.com/office/word/2018/wordml/cex" xmlns:w16cid="http://schemas.microsoft.com/office/word/2016/wordml/cid" xmlns:w16="http://schemas.microsoft.com/office/word/2018/wordml" xmlns:w16du="http://schemas.microsoft.com/office/word/2023/wordml/word16du" xmlns:w16sdtdh="http://schemas.microsoft.com/office/word/2020/wordml/sdtdatahash" xmlns:w16sdtfl="http://schemas.microsoft.com/office/word/2024/wordml/sdtformatlock" xmlns:w16se="http://schemas.microsoft.com/office/word/2015/wordml/symex" xmlns:wpg="http://schemas.microsoft.com/office/word/2010/wordprocessingGroup" xmlns:wpi="http://schemas.microsoft.com/office/word/2010/wordprocessingInk" xmlns:wne="http://schemas.microsoft.com/office/word/2006/wordml" xmlns:wps="http://schemas.microsoft.com/office/word/2010/wordprocessingShape" mc:Ignorable="w14 w15 w16se w16cid w16 w16cex w16sdtdh w16sdtfl w16du wp14">
+<w:document xmlns:wpc="http://schemas.microsoft.com/office/word/2010/wordprocessingCanvas" xmlns:cx="http://schemas.microsoft.com/office/drawing/2014/chartex" xmlns:cx1="http://schemas.microsoft.com/office/drawing/2015/9/8/chartex" xmlns:cx2="http://schemas.microsoft.com/office/drawing/2015/10/21/chartex" xmlns:cx3="http://schemas.microsoft.com/office/drawing/2016/5/9/chartex" xmlns:cx4="http://schemas.microsoft.com/office/drawing/2016/5/10/chartex" xmlns:cx5="http://schemas.microsoft.com/office/drawing/2016/5/11/chartex" xmlns:cx6="http://schemas.microsoft.com/office/drawing/2016/5/12/chartex" xmlns:cx7="http://schemas.microsoft.com/office/drawing/2016/5/13/chartex" xmlns:cx8="http://schemas.microsoft.com/office/drawing/2016/5/14/chartex" xmlns:mc="http://schemas.openxmlformats.org/markup-compatibility/2006" xmlns:aink="http://schemas.microsoft.com/office/drawing/2016/ink" xmlns:am3d="http://schemas.microsoft.com/office/drawing/2017/model3d" xmlns:o="urn:schemas-microsoft-com:office:office" xmlns:r="http://schemas.openxmlformats.org/officeDocument/2006/relationships" xmlns:m="http://schemas.openxmlformats.org/officeDocument/2006/math" xmlns:v="urn:schemas-microsoft-com:vml" xmlns:wp14="http://schemas.microsoft.com/office/word/2010/wordprocessingDrawing" xmlns:wp="http://schemas.openxmlformats.org/drawingml/2006/wordprocessingDrawing" xmlns:w10="urn:schemas-microsoft-com:office:word" xmlns:w="http://schemas.openxmlformats.org/wordprocessingml/2006/main" xmlns:w14="http://schemas.microsoft.com/office/word/2010/wordml" xmlns:w15="http://schemas.microsoft.com/office/word/2012/wordml" xmlns:w16cid="http://schemas.microsoft.com/office/word/2016/wordml/cid" xmlns:w16se="http://schemas.microsoft.com/office/word/2015/wordml/symex" xmlns:wpg="http://schemas.microsoft.com/office/word/2010/wordprocessingGroup" xmlns:wpi="http://schemas.microsoft.com/office/word/2010/wordprocessingInk" xmlns:wne="http://schemas.microsoft.com/office/word/2006/wordml" xmlns:wps="http://schemas.microsoft.com/office/word/2010/wordprocessingShape" mc:Ignorable="w14 w15 w16se w16cid wp14">
   <w:body>
     <w:p>
       <w:pPr>
@@ -16,7 +16,14 @@
           <w:rFonts w:asciiTheme="majorEastAsia" w:hAnsiTheme="majorEastAsia"/>
           <w:lang w:eastAsia="zh-CN"/>
         </w:rPr>
-        <w:t>FTC Limelight 视觉系统工程笔记</w:t>
+        <w:t xml:space="preserve">FTC Limelight </w:t>
+      </w:r>
+      <w:r>
+        <w:rPr>
+          <w:rFonts w:asciiTheme="majorEastAsia" w:hAnsiTheme="majorEastAsia"/>
+          <w:lang w:eastAsia="zh-CN"/>
+        </w:rPr>
+        <w:t>视觉系统工程笔记</w:t>
       </w:r>
     </w:p>
     <w:p>
@@ -24,6 +31,7 @@
         <w:pStyle w:val="2"/>
         <w:rPr>
           <w:rFonts w:asciiTheme="minorEastAsia" w:eastAsiaTheme="minorEastAsia" w:hAnsiTheme="minorEastAsia"/>
+          <w:sz w:val="22"/>
           <w:lang w:eastAsia="zh-CN"/>
         </w:rPr>
       </w:pPr>
@@ -31,7 +39,7 @@
       <w:r>
         <w:rPr>
           <w:rFonts w:asciiTheme="minorEastAsia" w:eastAsiaTheme="minorEastAsia" w:hAnsiTheme="minorEastAsia"/>
-          <w:sz w:val="24"/>
+          <w:sz w:val="21"/>
           <w:lang w:eastAsia="zh-CN"/>
         </w:rPr>
         <w:t>一、背景与问题定义</w:t>
@@ -42,15 +50,65 @@
         <w:pStyle w:val="FirstParagraph"/>
         <w:rPr>
           <w:rFonts w:asciiTheme="minorEastAsia" w:hAnsiTheme="minorEastAsia"/>
-          <w:lang w:eastAsia="zh-CN"/>
-        </w:rPr>
-      </w:pPr>
-      <w:r>
-        <w:rPr>
-          <w:rFonts w:asciiTheme="minorEastAsia" w:hAnsiTheme="minorEastAsia"/>
-          <w:lang w:eastAsia="zh-CN"/>
-        </w:rPr>
-        <w:t>本赛季比赛道具——塑料球，表面带有复杂纹理、颜色单一（紫/绿）。传统视觉方案（如色块分割）容易受光照、阴影、反光干扰，导致目标识别抖动甚至丢失。Limelight 3A 作为官方支持的视觉协处理器，具备运行自定义神经网络模型的能力，这为引入深度学习提供了硬件基础。</w:t>
+          <w:sz w:val="21"/>
+          <w:lang w:eastAsia="zh-CN"/>
+        </w:rPr>
+      </w:pPr>
+      <w:r>
+        <w:rPr>
+          <w:rFonts w:asciiTheme="minorEastAsia" w:hAnsiTheme="minorEastAsia"/>
+          <w:sz w:val="21"/>
+          <w:lang w:eastAsia="zh-CN"/>
+        </w:rPr>
+        <w:t>本赛季比赛道具</w:t>
+      </w:r>
+      <w:r>
+        <w:rPr>
+          <w:rFonts w:asciiTheme="minorEastAsia" w:hAnsiTheme="minorEastAsia"/>
+          <w:sz w:val="21"/>
+          <w:lang w:eastAsia="zh-CN"/>
+        </w:rPr>
+        <w:t>——</w:t>
+      </w:r>
+      <w:r>
+        <w:rPr>
+          <w:rFonts w:asciiTheme="minorEastAsia" w:hAnsiTheme="minorEastAsia"/>
+          <w:sz w:val="21"/>
+          <w:lang w:eastAsia="zh-CN"/>
+        </w:rPr>
+        <w:t>塑料球，表面带有复杂纹理、颜色单一（紫</w:t>
+      </w:r>
+      <w:r>
+        <w:rPr>
+          <w:rFonts w:asciiTheme="minorEastAsia" w:hAnsiTheme="minorEastAsia"/>
+          <w:sz w:val="21"/>
+          <w:lang w:eastAsia="zh-CN"/>
+        </w:rPr>
+        <w:t>/</w:t>
+      </w:r>
+      <w:r>
+        <w:rPr>
+          <w:rFonts w:asciiTheme="minorEastAsia" w:hAnsiTheme="minorEastAsia"/>
+          <w:sz w:val="21"/>
+          <w:lang w:eastAsia="zh-CN"/>
+        </w:rPr>
+        <w:t>绿）。传统视觉方案（如色块分割）容易受光照、阴影、反光干扰，导致目标识别抖动甚至丢失。</w:t>
+      </w:r>
+      <w:r>
+        <w:rPr>
+          <w:rFonts w:asciiTheme="minorEastAsia" w:hAnsiTheme="minorEastAsia"/>
+          <w:sz w:val="21"/>
+          <w:lang w:eastAsia="zh-CN"/>
+        </w:rPr>
+        <w:t xml:space="preserve">Limelight 3A </w:t>
+      </w:r>
+      <w:r>
+        <w:rPr>
+          <w:rFonts w:asciiTheme="minorEastAsia" w:hAnsiTheme="minorEastAsia"/>
+          <w:sz w:val="21"/>
+          <w:lang w:eastAsia="zh-CN"/>
+        </w:rPr>
+        <w:t>作为官方支持的视觉协处理器，具备运行自定义神经网络模型的能力，这为引入深度学习提供了硬件基础。</w:t>
       </w:r>
     </w:p>
     <w:p>
@@ -58,12 +116,14 @@
         <w:pStyle w:val="a0"/>
         <w:rPr>
           <w:rFonts w:asciiTheme="minorEastAsia" w:hAnsiTheme="minorEastAsia"/>
-          <w:lang w:eastAsia="zh-CN"/>
-        </w:rPr>
-      </w:pPr>
-      <w:r>
-        <w:rPr>
-          <w:rFonts w:asciiTheme="minorEastAsia" w:hAnsiTheme="minorEastAsia"/>
+          <w:sz w:val="21"/>
+          <w:lang w:eastAsia="zh-CN"/>
+        </w:rPr>
+      </w:pPr>
+      <w:r>
+        <w:rPr>
+          <w:rFonts w:asciiTheme="minorEastAsia" w:hAnsiTheme="minorEastAsia"/>
+          <w:sz w:val="21"/>
           <w:lang w:eastAsia="zh-CN"/>
         </w:rPr>
         <w:t>我们的目标是：</w:t>
@@ -73,9 +133,52 @@
           <w:rFonts w:asciiTheme="minorEastAsia" w:hAnsiTheme="minorEastAsia"/>
           <w:b/>
           <w:bCs/>
-          <w:lang w:eastAsia="zh-CN"/>
-        </w:rPr>
-        <w:t>在机器人运动过程中，稳定、实时地获取最近目标球的方位角（bearing），为后续吃球提供可靠输入。</w:t>
+          <w:sz w:val="21"/>
+          <w:lang w:eastAsia="zh-CN"/>
+        </w:rPr>
+        <w:t>在机器人运动过程中，稳定、实时地获取最近目标球的方位角（</w:t>
+      </w:r>
+      <w:r>
+        <w:rPr>
+          <w:rFonts w:asciiTheme="minorEastAsia" w:hAnsiTheme="minorEastAsia"/>
+          <w:b/>
+          <w:bCs/>
+          <w:sz w:val="21"/>
+          <w:lang w:eastAsia="zh-CN"/>
+        </w:rPr>
+        <w:t>bearing</w:t>
+      </w:r>
+      <w:r>
+        <w:rPr>
+          <w:rFonts w:asciiTheme="minorEastAsia" w:hAnsiTheme="minorEastAsia"/>
+          <w:b/>
+          <w:bCs/>
+          <w:sz w:val="21"/>
+          <w:lang w:eastAsia="zh-CN"/>
+        </w:rPr>
+        <w:t>），为</w:t>
+      </w:r>
+      <w:proofErr w:type="gramStart"/>
+      <w:r>
+        <w:rPr>
+          <w:rFonts w:asciiTheme="minorEastAsia" w:hAnsiTheme="minorEastAsia"/>
+          <w:b/>
+          <w:bCs/>
+          <w:sz w:val="21"/>
+          <w:lang w:eastAsia="zh-CN"/>
+        </w:rPr>
+        <w:t>后续吃球提供</w:t>
+      </w:r>
+      <w:proofErr w:type="gramEnd"/>
+      <w:r>
+        <w:rPr>
+          <w:rFonts w:asciiTheme="minorEastAsia" w:hAnsiTheme="minorEastAsia"/>
+          <w:b/>
+          <w:bCs/>
+          <w:sz w:val="21"/>
+          <w:lang w:eastAsia="zh-CN"/>
+        </w:rPr>
+        <w:t>可靠输入。</w:t>
       </w:r>
     </w:p>
     <w:p>
@@ -83,6 +186,7 @@
         <w:pStyle w:val="2"/>
         <w:rPr>
           <w:rFonts w:asciiTheme="minorEastAsia" w:eastAsiaTheme="minorEastAsia" w:hAnsiTheme="minorEastAsia"/>
+          <w:sz w:val="21"/>
           <w:lang w:eastAsia="zh-CN"/>
         </w:rPr>
       </w:pPr>
@@ -91,23 +195,34 @@
       <w:r>
         <w:rPr>
           <w:rFonts w:asciiTheme="minorEastAsia" w:eastAsiaTheme="minorEastAsia" w:hAnsiTheme="minorEastAsia"/>
-          <w:sz w:val="24"/>
-          <w:lang w:eastAsia="zh-CN"/>
-        </w:rPr>
-        <w:t>二、方案迭代：为什么最终选择 SSD</w:t>
-      </w:r>
-    </w:p>
-    <w:p>
-      <w:pPr>
-        <w:pStyle w:val="3"/>
+          <w:sz w:val="21"/>
+          <w:lang w:eastAsia="zh-CN"/>
+        </w:rPr>
+        <w:t>二、方案迭代：为什么最终选择</w:t>
+      </w:r>
+      <w:r>
         <w:rPr>
           <w:rFonts w:asciiTheme="minorEastAsia" w:eastAsiaTheme="minorEastAsia" w:hAnsiTheme="minorEastAsia"/>
-        </w:rPr>
-      </w:pPr>
+          <w:sz w:val="21"/>
+          <w:lang w:eastAsia="zh-CN"/>
+        </w:rPr>
+        <w:t xml:space="preserve"> SSD</w:t>
+      </w:r>
       <w:bookmarkStart w:id="3" w:name="色块分割放弃"/>
-      <w:r>
+    </w:p>
+    <w:p>
+      <w:pPr>
+        <w:pStyle w:val="2"/>
         <w:rPr>
           <w:rFonts w:asciiTheme="minorEastAsia" w:eastAsiaTheme="minorEastAsia" w:hAnsiTheme="minorEastAsia"/>
+          <w:sz w:val="22"/>
+          <w:lang w:eastAsia="zh-CN"/>
+        </w:rPr>
+      </w:pPr>
+      <w:r>
+        <w:rPr>
+          <w:rFonts w:asciiTheme="minorEastAsia" w:eastAsiaTheme="minorEastAsia" w:hAnsiTheme="minorEastAsia"/>
+          <w:sz w:val="21"/>
         </w:rPr>
         <w:t xml:space="preserve">2.1 </w:t>
       </w:r>
@@ -115,6 +230,7 @@
       <w:r>
         <w:rPr>
           <w:rFonts w:asciiTheme="minorEastAsia" w:eastAsiaTheme="minorEastAsia" w:hAnsiTheme="minorEastAsia"/>
+          <w:sz w:val="21"/>
         </w:rPr>
         <w:t>色块分割（放弃</w:t>
       </w:r>
@@ -122,6 +238,7 @@
       <w:r>
         <w:rPr>
           <w:rFonts w:asciiTheme="minorEastAsia" w:eastAsiaTheme="minorEastAsia" w:hAnsiTheme="minorEastAsia"/>
+          <w:sz w:val="21"/>
         </w:rPr>
         <w:t>）</w:t>
       </w:r>
@@ -131,13 +248,66 @@
         <w:pStyle w:val="FirstParagraph"/>
         <w:rPr>
           <w:rFonts w:asciiTheme="minorEastAsia" w:hAnsiTheme="minorEastAsia"/>
-        </w:rPr>
-      </w:pPr>
-      <w:r>
-        <w:rPr>
-          <w:rFonts w:asciiTheme="minorEastAsia" w:hAnsiTheme="minorEastAsia"/>
-        </w:rPr>
-        <w:t>Limelight 内置的“Color Threshold”管道可对 HSV 空间进行阈值分割。优点是无需训练，即调即用。但实际测试中：</w:t>
+          <w:sz w:val="21"/>
+        </w:rPr>
+      </w:pPr>
+      <w:r>
+        <w:rPr>
+          <w:rFonts w:asciiTheme="minorEastAsia" w:hAnsiTheme="minorEastAsia"/>
+          <w:sz w:val="21"/>
+        </w:rPr>
+        <w:t>L</w:t>
+      </w:r>
+      <w:r>
+        <w:rPr>
+          <w:rFonts w:asciiTheme="minorEastAsia" w:hAnsiTheme="minorEastAsia"/>
+          <w:sz w:val="21"/>
+        </w:rPr>
+        <w:t xml:space="preserve">imelight </w:t>
+      </w:r>
+      <w:proofErr w:type="gramStart"/>
+      <w:r>
+        <w:rPr>
+          <w:rFonts w:asciiTheme="minorEastAsia" w:hAnsiTheme="minorEastAsia"/>
+          <w:sz w:val="21"/>
+        </w:rPr>
+        <w:t>内置的</w:t>
+      </w:r>
+      <w:r>
+        <w:rPr>
+          <w:rFonts w:asciiTheme="minorEastAsia" w:hAnsiTheme="minorEastAsia"/>
+          <w:sz w:val="21"/>
+        </w:rPr>
+        <w:t>“</w:t>
+      </w:r>
+      <w:proofErr w:type="gramEnd"/>
+      <w:r>
+        <w:rPr>
+          <w:rFonts w:asciiTheme="minorEastAsia" w:hAnsiTheme="minorEastAsia"/>
+          <w:sz w:val="21"/>
+        </w:rPr>
+        <w:t>Color Threshold”</w:t>
+      </w:r>
+      <w:r>
+        <w:rPr>
+          <w:rFonts w:asciiTheme="minorEastAsia" w:hAnsiTheme="minorEastAsia"/>
+          <w:sz w:val="21"/>
+        </w:rPr>
+        <w:t>管道可对</w:t>
+      </w:r>
+      <w:r>
+        <w:rPr>
+          <w:rFonts w:asciiTheme="minorEastAsia" w:hAnsiTheme="minorEastAsia"/>
+          <w:sz w:val="21"/>
+        </w:rPr>
+        <w:t xml:space="preserve"> HSV </w:t>
+      </w:r>
+      <w:r>
+        <w:rPr>
+          <w:rFonts w:asciiTheme="minorEastAsia" w:hAnsiTheme="minorEastAsia"/>
+          <w:sz w:val="21"/>
+        </w:rPr>
+        <w:t>空间进行阈值分割。优点是无需训练，即调即用。但实际测试中：</w:t>
       </w:r>
     </w:p>
     <w:p>
@@ -149,12 +319,14 @@
         </w:numPr>
         <w:rPr>
           <w:rFonts w:asciiTheme="minorEastAsia" w:hAnsiTheme="minorEastAsia"/>
-          <w:lang w:eastAsia="zh-CN"/>
-        </w:rPr>
-      </w:pPr>
-      <w:r>
-        <w:rPr>
-          <w:rFonts w:asciiTheme="minorEastAsia" w:hAnsiTheme="minorEastAsia"/>
+          <w:sz w:val="21"/>
+          <w:lang w:eastAsia="zh-CN"/>
+        </w:rPr>
+      </w:pPr>
+      <w:r>
+        <w:rPr>
+          <w:rFonts w:asciiTheme="minorEastAsia" w:hAnsiTheme="minorEastAsia"/>
+          <w:sz w:val="21"/>
           <w:lang w:eastAsia="zh-CN"/>
         </w:rPr>
         <w:t>赛场光线变化剧烈（不同角度、不同场地灯光），色块阈值需要反复手动调整；</w:t>
@@ -169,12 +341,14 @@
         </w:numPr>
         <w:rPr>
           <w:rFonts w:asciiTheme="minorEastAsia" w:hAnsiTheme="minorEastAsia"/>
-          <w:lang w:eastAsia="zh-CN"/>
-        </w:rPr>
-      </w:pPr>
-      <w:r>
-        <w:rPr>
-          <w:rFonts w:asciiTheme="minorEastAsia" w:hAnsiTheme="minorEastAsia"/>
+          <w:sz w:val="21"/>
+          <w:lang w:eastAsia="zh-CN"/>
+        </w:rPr>
+      </w:pPr>
+      <w:r>
+        <w:rPr>
+          <w:rFonts w:asciiTheme="minorEastAsia" w:hAnsiTheme="minorEastAsia"/>
+          <w:sz w:val="21"/>
           <w:lang w:eastAsia="zh-CN"/>
         </w:rPr>
         <w:t>球的纹理在特定角度会产生高光，导致色块破碎或误检；</w:t>
@@ -189,15 +363,33 @@
         </w:numPr>
         <w:rPr>
           <w:rFonts w:asciiTheme="minorEastAsia" w:hAnsiTheme="minorEastAsia"/>
-          <w:lang w:eastAsia="zh-CN"/>
-        </w:rPr>
-      </w:pPr>
-      <w:r>
-        <w:rPr>
-          <w:rFonts w:asciiTheme="minorEastAsia" w:hAnsiTheme="minorEastAsia"/>
-          <w:lang w:eastAsia="zh-CN"/>
-        </w:rPr>
-        <w:t>无法区分紫色球和绿色球（两者在 HSV 空间有重叠区域）。</w:t>
+          <w:sz w:val="21"/>
+          <w:lang w:eastAsia="zh-CN"/>
+        </w:rPr>
+      </w:pPr>
+      <w:r>
+        <w:rPr>
+          <w:rFonts w:asciiTheme="minorEastAsia" w:hAnsiTheme="minorEastAsia"/>
+          <w:sz w:val="21"/>
+          <w:lang w:eastAsia="zh-CN"/>
+        </w:rPr>
+        <w:t>无法区分紫色球和绿色球（两者在</w:t>
+      </w:r>
+      <w:r>
+        <w:rPr>
+          <w:rFonts w:asciiTheme="minorEastAsia" w:hAnsiTheme="minorEastAsia"/>
+          <w:sz w:val="21"/>
+          <w:lang w:eastAsia="zh-CN"/>
+        </w:rPr>
+        <w:t xml:space="preserve"> HSV </w:t>
+      </w:r>
+      <w:r>
+        <w:rPr>
+          <w:rFonts w:asciiTheme="minorEastAsia" w:hAnsiTheme="minorEastAsia"/>
+          <w:sz w:val="21"/>
+          <w:lang w:eastAsia="zh-CN"/>
+        </w:rPr>
+        <w:t>空间有重叠区域）。</w:t>
       </w:r>
     </w:p>
     <w:p>
@@ -205,6 +397,7 @@
         <w:pStyle w:val="3"/>
         <w:rPr>
           <w:rFonts w:asciiTheme="minorEastAsia" w:eastAsiaTheme="minorEastAsia" w:hAnsiTheme="minorEastAsia"/>
+          <w:sz w:val="21"/>
           <w:lang w:eastAsia="zh-CN"/>
         </w:rPr>
       </w:pPr>
@@ -213,9 +406,18 @@
       <w:r>
         <w:rPr>
           <w:rFonts w:asciiTheme="minorEastAsia" w:eastAsiaTheme="minorEastAsia" w:hAnsiTheme="minorEastAsia"/>
-          <w:lang w:eastAsia="zh-CN"/>
-        </w:rPr>
-        <w:t>2.2 深度视觉的可行性</w:t>
+          <w:sz w:val="21"/>
+          <w:lang w:eastAsia="zh-CN"/>
+        </w:rPr>
+        <w:t xml:space="preserve">2.2 </w:t>
+      </w:r>
+      <w:r>
+        <w:rPr>
+          <w:rFonts w:asciiTheme="minorEastAsia" w:eastAsiaTheme="minorEastAsia" w:hAnsiTheme="minorEastAsia"/>
+          <w:sz w:val="21"/>
+          <w:lang w:eastAsia="zh-CN"/>
+        </w:rPr>
+        <w:t>深度视觉的可行性</w:t>
       </w:r>
     </w:p>
     <w:p>
@@ -223,12 +425,14 @@
         <w:pStyle w:val="FirstParagraph"/>
         <w:rPr>
           <w:rFonts w:asciiTheme="minorEastAsia" w:hAnsiTheme="minorEastAsia"/>
-          <w:lang w:eastAsia="zh-CN"/>
-        </w:rPr>
-      </w:pPr>
-      <w:r>
-        <w:rPr>
-          <w:rFonts w:asciiTheme="minorEastAsia" w:hAnsiTheme="minorEastAsia"/>
+          <w:sz w:val="21"/>
+          <w:lang w:eastAsia="zh-CN"/>
+        </w:rPr>
+      </w:pPr>
+      <w:r>
+        <w:rPr>
+          <w:rFonts w:asciiTheme="minorEastAsia" w:hAnsiTheme="minorEastAsia"/>
+          <w:sz w:val="21"/>
           <w:lang w:eastAsia="zh-CN"/>
         </w:rPr>
         <w:t>深度视觉是当今常用于工业机器人的视觉算法，经过近十年发展，已有成熟的理论和训练环境。对于当前问题，深度视觉有以下优势</w:t>
@@ -243,6 +447,7 @@
         </w:numPr>
         <w:rPr>
           <w:rFonts w:asciiTheme="minorEastAsia" w:hAnsiTheme="minorEastAsia"/>
+          <w:sz w:val="21"/>
           <w:lang w:eastAsia="zh-CN"/>
         </w:rPr>
       </w:pPr>
@@ -251,6 +456,7 @@
           <w:rFonts w:asciiTheme="minorEastAsia" w:hAnsiTheme="minorEastAsia"/>
           <w:b/>
           <w:bCs/>
+          <w:sz w:val="21"/>
           <w:lang w:eastAsia="zh-CN"/>
         </w:rPr>
         <w:t>鲁棒性</w:t>
@@ -258,9 +464,18 @@
       <w:r>
         <w:rPr>
           <w:rFonts w:asciiTheme="minorEastAsia" w:hAnsiTheme="minorEastAsia"/>
-          <w:lang w:eastAsia="zh-CN"/>
-        </w:rPr>
-        <w:t>：深度学习直接学习球的纹理特征，而不是颜色阈值，对光照、阴影、反光不敏感。</w:t>
+          <w:sz w:val="21"/>
+          <w:lang w:eastAsia="zh-CN"/>
+        </w:rPr>
+        <w:t>：深度学习直接学习球的纹理特征，而不是颜</w:t>
+      </w:r>
+      <w:r>
+        <w:rPr>
+          <w:rFonts w:asciiTheme="minorEastAsia" w:hAnsiTheme="minorEastAsia"/>
+          <w:sz w:val="21"/>
+          <w:lang w:eastAsia="zh-CN"/>
+        </w:rPr>
+        <w:t>色阈值，对光照、阴影、反光不敏感。</w:t>
       </w:r>
     </w:p>
     <w:p>
@@ -272,6 +487,7 @@
         </w:numPr>
         <w:rPr>
           <w:rFonts w:asciiTheme="minorEastAsia" w:hAnsiTheme="minorEastAsia"/>
+          <w:sz w:val="21"/>
           <w:lang w:eastAsia="zh-CN"/>
         </w:rPr>
       </w:pPr>
@@ -280,6 +496,7 @@
           <w:rFonts w:asciiTheme="minorEastAsia" w:hAnsiTheme="minorEastAsia"/>
           <w:b/>
           <w:bCs/>
+          <w:sz w:val="21"/>
           <w:lang w:eastAsia="zh-CN"/>
         </w:rPr>
         <w:t>自动区分类别</w:t>
@@ -287,9 +504,26 @@
       <w:r>
         <w:rPr>
           <w:rFonts w:asciiTheme="minorEastAsia" w:hAnsiTheme="minorEastAsia"/>
-          <w:lang w:eastAsia="zh-CN"/>
-        </w:rPr>
-        <w:t>：紫色/绿色球在网络中自动学习判别特征，无需手动设计分类器。</w:t>
+          <w:sz w:val="21"/>
+          <w:lang w:eastAsia="zh-CN"/>
+        </w:rPr>
+        <w:t>：紫色</w:t>
+      </w:r>
+      <w:r>
+        <w:rPr>
+          <w:rFonts w:asciiTheme="minorEastAsia" w:hAnsiTheme="minorEastAsia"/>
+          <w:sz w:val="21"/>
+          <w:lang w:eastAsia="zh-CN"/>
+        </w:rPr>
+        <w:t>/</w:t>
+      </w:r>
+      <w:r>
+        <w:rPr>
+          <w:rFonts w:asciiTheme="minorEastAsia" w:hAnsiTheme="minorEastAsia"/>
+          <w:sz w:val="21"/>
+          <w:lang w:eastAsia="zh-CN"/>
+        </w:rPr>
+        <w:t>绿色球在网络中自动学习判别特征，无需手动设计分类器。</w:t>
       </w:r>
     </w:p>
     <w:p>
@@ -301,6 +535,7 @@
         </w:numPr>
         <w:rPr>
           <w:rFonts w:asciiTheme="minorEastAsia" w:hAnsiTheme="minorEastAsia"/>
+          <w:sz w:val="21"/>
           <w:lang w:eastAsia="zh-CN"/>
         </w:rPr>
       </w:pPr>
@@ -309,6 +544,7 @@
           <w:rFonts w:asciiTheme="minorEastAsia" w:hAnsiTheme="minorEastAsia"/>
           <w:b/>
           <w:bCs/>
+          <w:sz w:val="21"/>
           <w:lang w:eastAsia="zh-CN"/>
         </w:rPr>
         <w:t>端到端</w:t>
@@ -316,6 +552,7 @@
       <w:r>
         <w:rPr>
           <w:rFonts w:asciiTheme="minorEastAsia" w:hAnsiTheme="minorEastAsia"/>
+          <w:sz w:val="21"/>
           <w:lang w:eastAsia="zh-CN"/>
         </w:rPr>
         <w:t>：模型同时输出位置和类别，延迟低，无需多个算法叠加。</w:t>
@@ -346,13 +583,15 @@
             <w:pPr>
               <w:pStyle w:val="Compact"/>
               <w:rPr>
-                <w:rFonts w:asciiTheme="minorEastAsia" w:hAnsiTheme="minorEastAsia" w:hint="eastAsia"/>
+                <w:rFonts w:asciiTheme="minorEastAsia" w:hAnsiTheme="minorEastAsia"/>
+                <w:sz w:val="21"/>
                 <w:lang w:eastAsia="zh-CN"/>
               </w:rPr>
             </w:pPr>
             <w:r>
               <w:rPr>
                 <w:rFonts w:asciiTheme="minorEastAsia" w:hAnsiTheme="minorEastAsia" w:hint="eastAsia"/>
+                <w:sz w:val="21"/>
                 <w:lang w:eastAsia="zh-CN"/>
               </w:rPr>
               <w:t>方案对比</w:t>
@@ -369,12 +608,14 @@
               <w:cnfStyle w:val="100000000000" w:firstRow="1" w:lastRow="0" w:firstColumn="0" w:lastColumn="0" w:oddVBand="0" w:evenVBand="0" w:oddHBand="0" w:evenHBand="0" w:firstRowFirstColumn="0" w:firstRowLastColumn="0" w:lastRowFirstColumn="0" w:lastRowLastColumn="0"/>
               <w:rPr>
                 <w:rFonts w:asciiTheme="minorEastAsia" w:hAnsiTheme="minorEastAsia"/>
+                <w:sz w:val="21"/>
                 <w:lang w:eastAsia="zh-CN"/>
               </w:rPr>
             </w:pPr>
             <w:r>
               <w:rPr>
                 <w:rFonts w:asciiTheme="minorEastAsia" w:hAnsiTheme="minorEastAsia"/>
+                <w:sz w:val="21"/>
                 <w:lang w:eastAsia="zh-CN"/>
               </w:rPr>
               <w:t>传统色块分割</w:t>
@@ -390,13 +631,15 @@
               <w:pStyle w:val="Compact"/>
               <w:cnfStyle w:val="100000000000" w:firstRow="1" w:lastRow="0" w:firstColumn="0" w:lastColumn="0" w:oddVBand="0" w:evenVBand="0" w:oddHBand="0" w:evenHBand="0" w:firstRowFirstColumn="0" w:firstRowLastColumn="0" w:lastRowFirstColumn="0" w:lastRowLastColumn="0"/>
               <w:rPr>
-                <w:rFonts w:asciiTheme="minorEastAsia" w:hAnsiTheme="minorEastAsia" w:hint="eastAsia"/>
+                <w:rFonts w:asciiTheme="minorEastAsia" w:hAnsiTheme="minorEastAsia"/>
+                <w:sz w:val="21"/>
                 <w:lang w:eastAsia="zh-CN"/>
               </w:rPr>
             </w:pPr>
             <w:r>
               <w:rPr>
                 <w:rFonts w:asciiTheme="minorEastAsia" w:hAnsiTheme="minorEastAsia"/>
+                <w:sz w:val="21"/>
                 <w:lang w:eastAsia="zh-CN"/>
               </w:rPr>
               <w:t>深度</w:t>
@@ -404,6 +647,7 @@
             <w:r>
               <w:rPr>
                 <w:rFonts w:asciiTheme="minorEastAsia" w:hAnsiTheme="minorEastAsia" w:hint="eastAsia"/>
+                <w:sz w:val="21"/>
                 <w:lang w:eastAsia="zh-CN"/>
               </w:rPr>
               <w:t>视觉</w:t>
@@ -425,21 +669,25 @@
             <w:pPr>
               <w:pStyle w:val="Compact"/>
               <w:rPr>
-                <w:rFonts w:asciiTheme="minorEastAsia" w:hAnsiTheme="minorEastAsia" w:hint="eastAsia"/>
+                <w:rFonts w:asciiTheme="minorEastAsia" w:hAnsiTheme="minorEastAsia"/>
                 <w:b w:val="0"/>
                 <w:bCs w:val="0"/>
+                <w:sz w:val="21"/>
                 <w:lang w:eastAsia="zh-CN"/>
               </w:rPr>
             </w:pPr>
+            <w:proofErr w:type="gramStart"/>
             <w:r>
               <w:rPr>
                 <w:rFonts w:asciiTheme="minorEastAsia" w:hAnsiTheme="minorEastAsia" w:hint="eastAsia"/>
                 <w:b w:val="0"/>
                 <w:bCs w:val="0"/>
+                <w:sz w:val="21"/>
                 <w:lang w:eastAsia="zh-CN"/>
               </w:rPr>
               <w:t>调参成本</w:t>
             </w:r>
+            <w:proofErr w:type="gramEnd"/>
           </w:p>
         </w:tc>
         <w:tc>
@@ -452,12 +700,14 @@
               <w:cnfStyle w:val="000000100000" w:firstRow="0" w:lastRow="0" w:firstColumn="0" w:lastColumn="0" w:oddVBand="0" w:evenVBand="0" w:oddHBand="1" w:evenHBand="0" w:firstRowFirstColumn="0" w:firstRowLastColumn="0" w:lastRowFirstColumn="0" w:lastRowLastColumn="0"/>
               <w:rPr>
                 <w:rFonts w:asciiTheme="minorEastAsia" w:hAnsiTheme="minorEastAsia"/>
+                <w:sz w:val="21"/>
                 <w:lang w:eastAsia="zh-CN"/>
               </w:rPr>
             </w:pPr>
             <w:r>
               <w:rPr>
                 <w:rFonts w:asciiTheme="minorEastAsia" w:hAnsiTheme="minorEastAsia"/>
+                <w:sz w:val="21"/>
                 <w:lang w:eastAsia="zh-CN"/>
               </w:rPr>
               <w:t>需要反复调 HSV 阈值</w:t>
@@ -474,12 +724,14 @@
               <w:cnfStyle w:val="000000100000" w:firstRow="0" w:lastRow="0" w:firstColumn="0" w:lastColumn="0" w:oddVBand="0" w:evenVBand="0" w:oddHBand="1" w:evenHBand="0" w:firstRowFirstColumn="0" w:firstRowLastColumn="0" w:lastRowFirstColumn="0" w:lastRowLastColumn="0"/>
               <w:rPr>
                 <w:rFonts w:asciiTheme="minorEastAsia" w:hAnsiTheme="minorEastAsia"/>
+                <w:sz w:val="21"/>
                 <w:lang w:eastAsia="zh-CN"/>
               </w:rPr>
             </w:pPr>
             <w:r>
               <w:rPr>
                 <w:rFonts w:asciiTheme="minorEastAsia" w:hAnsiTheme="minorEastAsia"/>
+                <w:sz w:val="21"/>
                 <w:lang w:eastAsia="zh-CN"/>
               </w:rPr>
               <w:t>一次训练，全场通用</w:t>
@@ -500,9 +752,10 @@
             <w:pPr>
               <w:pStyle w:val="Compact"/>
               <w:rPr>
-                <w:rFonts w:asciiTheme="minorEastAsia" w:hAnsiTheme="minorEastAsia" w:hint="eastAsia"/>
+                <w:rFonts w:asciiTheme="minorEastAsia" w:hAnsiTheme="minorEastAsia"/>
                 <w:b w:val="0"/>
                 <w:bCs w:val="0"/>
+                <w:sz w:val="21"/>
                 <w:lang w:eastAsia="zh-CN"/>
               </w:rPr>
             </w:pPr>
@@ -511,6 +764,7 @@
                 <w:rFonts w:asciiTheme="minorEastAsia" w:hAnsiTheme="minorEastAsia" w:hint="eastAsia"/>
                 <w:b w:val="0"/>
                 <w:bCs w:val="0"/>
+                <w:sz w:val="21"/>
                 <w:lang w:eastAsia="zh-CN"/>
               </w:rPr>
               <w:t>防误检能力</w:t>
@@ -527,12 +781,14 @@
               <w:cnfStyle w:val="000000000000" w:firstRow="0" w:lastRow="0" w:firstColumn="0" w:lastColumn="0" w:oddVBand="0" w:evenVBand="0" w:oddHBand="0" w:evenHBand="0" w:firstRowFirstColumn="0" w:firstRowLastColumn="0" w:lastRowFirstColumn="0" w:lastRowLastColumn="0"/>
               <w:rPr>
                 <w:rFonts w:asciiTheme="minorEastAsia" w:hAnsiTheme="minorEastAsia"/>
+                <w:sz w:val="21"/>
                 <w:lang w:eastAsia="zh-CN"/>
               </w:rPr>
             </w:pPr>
             <w:r>
               <w:rPr>
                 <w:rFonts w:asciiTheme="minorEastAsia" w:hAnsiTheme="minorEastAsia"/>
+                <w:sz w:val="21"/>
                 <w:lang w:eastAsia="zh-CN"/>
               </w:rPr>
               <w:t>无法区分相似颜色物体</w:t>
@@ -549,12 +805,14 @@
               <w:cnfStyle w:val="000000000000" w:firstRow="0" w:lastRow="0" w:firstColumn="0" w:lastColumn="0" w:oddVBand="0" w:evenVBand="0" w:oddHBand="0" w:evenHBand="0" w:firstRowFirstColumn="0" w:firstRowLastColumn="0" w:lastRowFirstColumn="0" w:lastRowLastColumn="0"/>
               <w:rPr>
                 <w:rFonts w:asciiTheme="minorEastAsia" w:hAnsiTheme="minorEastAsia"/>
+                <w:sz w:val="21"/>
                 <w:lang w:eastAsia="zh-CN"/>
               </w:rPr>
             </w:pPr>
             <w:r>
               <w:rPr>
                 <w:rFonts w:asciiTheme="minorEastAsia" w:hAnsiTheme="minorEastAsia"/>
+                <w:sz w:val="21"/>
                 <w:lang w:eastAsia="zh-CN"/>
               </w:rPr>
               <w:t>纹理特征稳定</w:t>
@@ -562,23 +820,10 @@
             <w:r>
               <w:rPr>
                 <w:rFonts w:asciiTheme="minorEastAsia" w:hAnsiTheme="minorEastAsia" w:hint="eastAsia"/>
+                <w:sz w:val="21"/>
                 <w:lang w:eastAsia="zh-CN"/>
               </w:rPr>
-              <w:t>，</w:t>
-            </w:r>
-            <w:r>
-              <w:rPr>
-                <w:rFonts w:asciiTheme="minorEastAsia" w:hAnsiTheme="minorEastAsia" w:hint="eastAsia"/>
-                <w:lang w:eastAsia="zh-CN"/>
-              </w:rPr>
-              <w:t>精确率</w:t>
-            </w:r>
-            <w:r>
-              <w:rPr>
-                <w:rFonts w:asciiTheme="minorEastAsia" w:hAnsiTheme="minorEastAsia" w:hint="eastAsia"/>
-                <w:lang w:eastAsia="zh-CN"/>
-              </w:rPr>
-              <w:t>高</w:t>
+              <w:t>，精确率高</w:t>
             </w:r>
           </w:p>
         </w:tc>
@@ -597,9 +842,10 @@
             <w:pPr>
               <w:pStyle w:val="Compact"/>
               <w:rPr>
-                <w:rFonts w:asciiTheme="minorEastAsia" w:hAnsiTheme="minorEastAsia" w:hint="eastAsia"/>
+                <w:rFonts w:asciiTheme="minorEastAsia" w:hAnsiTheme="minorEastAsia"/>
                 <w:b w:val="0"/>
                 <w:bCs w:val="0"/>
+                <w:sz w:val="21"/>
                 <w:lang w:eastAsia="zh-CN"/>
               </w:rPr>
             </w:pPr>
@@ -608,6 +854,7 @@
                 <w:rFonts w:asciiTheme="minorEastAsia" w:hAnsiTheme="minorEastAsia" w:hint="eastAsia"/>
                 <w:b w:val="0"/>
                 <w:bCs w:val="0"/>
+                <w:sz w:val="21"/>
                 <w:lang w:eastAsia="zh-CN"/>
               </w:rPr>
               <w:t>防漏检能力</w:t>
@@ -624,15 +871,35 @@
               <w:cnfStyle w:val="000000100000" w:firstRow="0" w:lastRow="0" w:firstColumn="0" w:lastColumn="0" w:oddVBand="0" w:evenVBand="0" w:oddHBand="1" w:evenHBand="0" w:firstRowFirstColumn="0" w:firstRowLastColumn="0" w:lastRowFirstColumn="0" w:lastRowLastColumn="0"/>
               <w:rPr>
                 <w:rFonts w:asciiTheme="minorEastAsia" w:hAnsiTheme="minorEastAsia"/>
+                <w:sz w:val="21"/>
                 <w:lang w:eastAsia="zh-CN"/>
               </w:rPr>
             </w:pPr>
             <w:r>
               <w:rPr>
                 <w:rFonts w:asciiTheme="minorEastAsia" w:hAnsiTheme="minorEastAsia"/>
+                <w:sz w:val="21"/>
                 <w:lang w:eastAsia="zh-CN"/>
               </w:rPr>
-              <w:t>高光导致区域破碎</w:t>
+              <w:t>高</w:t>
+            </w:r>
+            <w:proofErr w:type="gramStart"/>
+            <w:r>
+              <w:rPr>
+                <w:rFonts w:asciiTheme="minorEastAsia" w:hAnsiTheme="minorEastAsia"/>
+                <w:sz w:val="21"/>
+                <w:lang w:eastAsia="zh-CN"/>
+              </w:rPr>
+              <w:t>光导致</w:t>
+            </w:r>
+            <w:proofErr w:type="gramEnd"/>
+            <w:r>
+              <w:rPr>
+                <w:rFonts w:asciiTheme="minorEastAsia" w:hAnsiTheme="minorEastAsia"/>
+                <w:sz w:val="21"/>
+                <w:lang w:eastAsia="zh-CN"/>
+              </w:rPr>
+              <w:t>区域破碎</w:t>
             </w:r>
           </w:p>
         </w:tc>
@@ -646,12 +913,14 @@
               <w:cnfStyle w:val="000000100000" w:firstRow="0" w:lastRow="0" w:firstColumn="0" w:lastColumn="0" w:oddVBand="0" w:evenVBand="0" w:oddHBand="1" w:evenHBand="0" w:firstRowFirstColumn="0" w:firstRowLastColumn="0" w:lastRowFirstColumn="0" w:lastRowLastColumn="0"/>
               <w:rPr>
                 <w:rFonts w:asciiTheme="minorEastAsia" w:hAnsiTheme="minorEastAsia"/>
+                <w:sz w:val="21"/>
                 <w:lang w:eastAsia="zh-CN"/>
               </w:rPr>
             </w:pPr>
             <w:r>
               <w:rPr>
                 <w:rFonts w:asciiTheme="minorEastAsia" w:hAnsiTheme="minorEastAsia"/>
+                <w:sz w:val="21"/>
                 <w:lang w:eastAsia="zh-CN"/>
               </w:rPr>
               <w:t>学习纹理差异，可区分</w:t>
@@ -659,6 +928,7 @@
             <w:r>
               <w:rPr>
                 <w:rFonts w:asciiTheme="minorEastAsia" w:hAnsiTheme="minorEastAsia" w:hint="eastAsia"/>
+                <w:sz w:val="21"/>
                 <w:lang w:eastAsia="zh-CN"/>
               </w:rPr>
               <w:t>形状，召回率高</w:t>
@@ -679,9 +949,10 @@
             <w:pPr>
               <w:pStyle w:val="Compact"/>
               <w:rPr>
-                <w:rFonts w:asciiTheme="minorEastAsia" w:hAnsiTheme="minorEastAsia" w:hint="eastAsia"/>
+                <w:rFonts w:asciiTheme="minorEastAsia" w:hAnsiTheme="minorEastAsia"/>
                 <w:b w:val="0"/>
                 <w:bCs w:val="0"/>
+                <w:sz w:val="21"/>
                 <w:lang w:eastAsia="zh-CN"/>
               </w:rPr>
             </w:pPr>
@@ -690,6 +961,7 @@
                 <w:rFonts w:asciiTheme="minorEastAsia" w:hAnsiTheme="minorEastAsia" w:hint="eastAsia"/>
                 <w:b w:val="0"/>
                 <w:bCs w:val="0"/>
+                <w:sz w:val="21"/>
                 <w:lang w:eastAsia="zh-CN"/>
               </w:rPr>
               <w:t>分类能力</w:t>
@@ -706,12 +978,14 @@
               <w:cnfStyle w:val="000000000000" w:firstRow="0" w:lastRow="0" w:firstColumn="0" w:lastColumn="0" w:oddVBand="0" w:evenVBand="0" w:oddHBand="0" w:evenHBand="0" w:firstRowFirstColumn="0" w:firstRowLastColumn="0" w:lastRowFirstColumn="0" w:lastRowLastColumn="0"/>
               <w:rPr>
                 <w:rFonts w:asciiTheme="minorEastAsia" w:hAnsiTheme="minorEastAsia"/>
+                <w:sz w:val="21"/>
                 <w:lang w:eastAsia="zh-CN"/>
               </w:rPr>
             </w:pPr>
             <w:r>
               <w:rPr>
                 <w:rFonts w:asciiTheme="minorEastAsia" w:hAnsiTheme="minorEastAsia" w:hint="eastAsia"/>
+                <w:sz w:val="21"/>
                 <w:lang w:eastAsia="zh-CN"/>
               </w:rPr>
               <w:t>需要外置处理</w:t>
@@ -728,19 +1002,24 @@
               <w:cnfStyle w:val="000000000000" w:firstRow="0" w:lastRow="0" w:firstColumn="0" w:lastColumn="0" w:oddVBand="0" w:evenVBand="0" w:oddHBand="0" w:evenHBand="0" w:firstRowFirstColumn="0" w:firstRowLastColumn="0" w:lastRowFirstColumn="0" w:lastRowLastColumn="0"/>
               <w:rPr>
                 <w:rFonts w:asciiTheme="minorEastAsia" w:hAnsiTheme="minorEastAsia"/>
+                <w:sz w:val="21"/>
                 <w:lang w:eastAsia="zh-CN"/>
               </w:rPr>
             </w:pPr>
+            <w:proofErr w:type="gramStart"/>
             <w:r>
               <w:rPr>
                 <w:rFonts w:asciiTheme="minorEastAsia" w:hAnsiTheme="minorEastAsia" w:hint="eastAsia"/>
+                <w:sz w:val="21"/>
                 <w:lang w:eastAsia="zh-CN"/>
               </w:rPr>
               <w:t>天然能</w:t>
             </w:r>
+            <w:proofErr w:type="gramEnd"/>
             <w:r>
               <w:rPr>
                 <w:rFonts w:asciiTheme="minorEastAsia" w:hAnsiTheme="minorEastAsia"/>
+                <w:sz w:val="21"/>
                 <w:lang w:eastAsia="zh-CN"/>
               </w:rPr>
               <w:t>输出类别</w:t>
@@ -762,9 +1041,10 @@
             <w:pPr>
               <w:pStyle w:val="Compact"/>
               <w:rPr>
-                <w:rFonts w:asciiTheme="minorEastAsia" w:hAnsiTheme="minorEastAsia" w:hint="eastAsia"/>
+                <w:rFonts w:asciiTheme="minorEastAsia" w:hAnsiTheme="minorEastAsia"/>
                 <w:b w:val="0"/>
                 <w:bCs w:val="0"/>
+                <w:sz w:val="21"/>
                 <w:lang w:eastAsia="zh-CN"/>
               </w:rPr>
             </w:pPr>
@@ -773,6 +1053,7 @@
                 <w:rFonts w:asciiTheme="minorEastAsia" w:hAnsiTheme="minorEastAsia" w:hint="eastAsia"/>
                 <w:b w:val="0"/>
                 <w:bCs w:val="0"/>
+                <w:sz w:val="21"/>
                 <w:lang w:eastAsia="zh-CN"/>
               </w:rPr>
               <w:t>遮挡处理</w:t>
@@ -789,12 +1070,14 @@
               <w:cnfStyle w:val="000000100000" w:firstRow="0" w:lastRow="0" w:firstColumn="0" w:lastColumn="0" w:oddVBand="0" w:evenVBand="0" w:oddHBand="1" w:evenHBand="0" w:firstRowFirstColumn="0" w:firstRowLastColumn="0" w:lastRowFirstColumn="0" w:lastRowLastColumn="0"/>
               <w:rPr>
                 <w:rFonts w:asciiTheme="minorEastAsia" w:hAnsiTheme="minorEastAsia"/>
+                <w:sz w:val="21"/>
                 <w:lang w:eastAsia="zh-CN"/>
               </w:rPr>
             </w:pPr>
             <w:r>
               <w:rPr>
                 <w:rFonts w:asciiTheme="minorEastAsia" w:hAnsiTheme="minorEastAsia" w:hint="eastAsia"/>
+                <w:sz w:val="21"/>
                 <w:lang w:eastAsia="zh-CN"/>
               </w:rPr>
               <w:t>难以</w:t>
@@ -802,6 +1085,7 @@
             <w:r>
               <w:rPr>
                 <w:rFonts w:asciiTheme="minorEastAsia" w:hAnsiTheme="minorEastAsia"/>
+                <w:sz w:val="21"/>
                 <w:lang w:eastAsia="zh-CN"/>
               </w:rPr>
               <w:t>处理遮挡</w:t>
@@ -818,12 +1102,14 @@
               <w:cnfStyle w:val="000000100000" w:firstRow="0" w:lastRow="0" w:firstColumn="0" w:lastColumn="0" w:oddVBand="0" w:evenVBand="0" w:oddHBand="1" w:evenHBand="0" w:firstRowFirstColumn="0" w:firstRowLastColumn="0" w:lastRowFirstColumn="0" w:lastRowLastColumn="0"/>
               <w:rPr>
                 <w:rFonts w:asciiTheme="minorEastAsia" w:hAnsiTheme="minorEastAsia"/>
+                <w:sz w:val="21"/>
                 <w:lang w:eastAsia="zh-CN"/>
               </w:rPr>
             </w:pPr>
             <w:r>
               <w:rPr>
                 <w:rFonts w:asciiTheme="minorEastAsia" w:hAnsiTheme="minorEastAsia" w:hint="eastAsia"/>
+                <w:sz w:val="21"/>
                 <w:lang w:eastAsia="zh-CN"/>
               </w:rPr>
               <w:t>对40%以上遮挡仍能识别</w:t>
@@ -837,6 +1123,7 @@
         <w:pStyle w:val="3"/>
         <w:rPr>
           <w:rFonts w:asciiTheme="minorEastAsia" w:eastAsiaTheme="minorEastAsia" w:hAnsiTheme="minorEastAsia"/>
+          <w:sz w:val="21"/>
           <w:lang w:eastAsia="zh-CN"/>
         </w:rPr>
       </w:pPr>
@@ -845,10 +1132,18 @@
       <w:r>
         <w:rPr>
           <w:rFonts w:asciiTheme="minorEastAsia" w:eastAsiaTheme="minorEastAsia" w:hAnsiTheme="minorEastAsia"/>
-          <w:lang w:eastAsia="zh-CN"/>
-        </w:rPr>
-        <w:lastRenderedPageBreak/>
-        <w:t>2.2 YOLO（放弃）</w:t>
+          <w:sz w:val="21"/>
+          <w:lang w:eastAsia="zh-CN"/>
+        </w:rPr>
+        <w:t>2.2 YOLO</w:t>
+      </w:r>
+      <w:r>
+        <w:rPr>
+          <w:rFonts w:asciiTheme="minorEastAsia" w:eastAsiaTheme="minorEastAsia" w:hAnsiTheme="minorEastAsia"/>
+          <w:sz w:val="21"/>
+          <w:lang w:eastAsia="zh-CN"/>
+        </w:rPr>
+        <w:t>（放弃）</w:t>
       </w:r>
     </w:p>
     <w:p>
@@ -856,31 +1151,123 @@
         <w:pStyle w:val="FirstParagraph"/>
         <w:rPr>
           <w:rFonts w:asciiTheme="minorEastAsia" w:hAnsiTheme="minorEastAsia"/>
-          <w:lang w:eastAsia="zh-CN"/>
-        </w:rPr>
-      </w:pPr>
-      <w:r>
-        <w:rPr>
-          <w:rFonts w:asciiTheme="minorEastAsia" w:hAnsiTheme="minorEastAsia"/>
-          <w:lang w:eastAsia="zh-CN"/>
-        </w:rPr>
-        <w:t>YOLO 是通用目标检测的经典模型，然而实际部署时发现一个致命问题：</w:t>
+          <w:sz w:val="21"/>
+          <w:lang w:eastAsia="zh-CN"/>
+        </w:rPr>
+      </w:pPr>
+      <w:r>
+        <w:rPr>
+          <w:rFonts w:asciiTheme="minorEastAsia" w:hAnsiTheme="minorEastAsia"/>
+          <w:sz w:val="21"/>
+          <w:lang w:eastAsia="zh-CN"/>
+        </w:rPr>
+        <w:t xml:space="preserve">YOLO </w:t>
+      </w:r>
+      <w:r>
+        <w:rPr>
+          <w:rFonts w:asciiTheme="minorEastAsia" w:hAnsiTheme="minorEastAsia"/>
+          <w:sz w:val="21"/>
+          <w:lang w:eastAsia="zh-CN"/>
+        </w:rPr>
+        <w:t>是通用目标检测的经典模型，然而实际部署时发现一个致命问题：</w:t>
       </w:r>
       <w:r>
         <w:rPr>
           <w:rFonts w:asciiTheme="minorEastAsia" w:hAnsiTheme="minorEastAsia"/>
           <w:b/>
           <w:bCs/>
-          <w:lang w:eastAsia="zh-CN"/>
-        </w:rPr>
-        <w:t>Limelight 的推理后端不包含非极大值抑制（NMS）</w:t>
-      </w:r>
-      <w:r>
-        <w:rPr>
-          <w:rFonts w:asciiTheme="minorEastAsia" w:hAnsiTheme="minorEastAsia"/>
-          <w:lang w:eastAsia="zh-CN"/>
-        </w:rPr>
-        <w:t>。这意味着模型输出的原始边界框会大量重叠，且规则不容许侵入实现 NMS，因此放弃 YOLO。但在试验过程中，我们积累了调试模型超参的宝贵经验，为之后的正式训练打下了基础，</w:t>
+          <w:sz w:val="21"/>
+          <w:lang w:eastAsia="zh-CN"/>
+        </w:rPr>
+        <w:t xml:space="preserve">Limelight </w:t>
+      </w:r>
+      <w:r>
+        <w:rPr>
+          <w:rFonts w:asciiTheme="minorEastAsia" w:hAnsiTheme="minorEastAsia"/>
+          <w:b/>
+          <w:bCs/>
+          <w:sz w:val="21"/>
+          <w:lang w:eastAsia="zh-CN"/>
+        </w:rPr>
+        <w:t>的推理后端不包含非极大值抑制（</w:t>
+      </w:r>
+      <w:r>
+        <w:rPr>
+          <w:rFonts w:asciiTheme="minorEastAsia" w:hAnsiTheme="minorEastAsia"/>
+          <w:b/>
+          <w:bCs/>
+          <w:sz w:val="21"/>
+          <w:lang w:eastAsia="zh-CN"/>
+        </w:rPr>
+        <w:t>NMS</w:t>
+      </w:r>
+      <w:r>
+        <w:rPr>
+          <w:rFonts w:asciiTheme="minorEastAsia" w:hAnsiTheme="minorEastAsia"/>
+          <w:b/>
+          <w:bCs/>
+          <w:sz w:val="21"/>
+          <w:lang w:eastAsia="zh-CN"/>
+        </w:rPr>
+        <w:t>）</w:t>
+      </w:r>
+      <w:r>
+        <w:rPr>
+          <w:rFonts w:asciiTheme="minorEastAsia" w:hAnsiTheme="minorEastAsia"/>
+          <w:sz w:val="21"/>
+          <w:lang w:eastAsia="zh-CN"/>
+        </w:rPr>
+        <w:t>。这意味着模型输出的原始边界框会大量重叠，且规则不容许侵入实现</w:t>
+      </w:r>
+      <w:r>
+        <w:rPr>
+          <w:rFonts w:asciiTheme="minorEastAsia" w:hAnsiTheme="minorEastAsia"/>
+          <w:sz w:val="21"/>
+          <w:lang w:eastAsia="zh-CN"/>
+        </w:rPr>
+        <w:t xml:space="preserve"> NMS</w:t>
+      </w:r>
+      <w:r>
+        <w:rPr>
+          <w:rFonts w:asciiTheme="minorEastAsia" w:hAnsiTheme="minorEastAsia"/>
+          <w:sz w:val="21"/>
+          <w:lang w:eastAsia="zh-CN"/>
+        </w:rPr>
+        <w:t>，因此放弃</w:t>
+      </w:r>
+      <w:r>
+        <w:rPr>
+          <w:rFonts w:asciiTheme="minorEastAsia" w:hAnsiTheme="minorEastAsia"/>
+          <w:sz w:val="21"/>
+          <w:lang w:eastAsia="zh-CN"/>
+        </w:rPr>
+        <w:t xml:space="preserve"> YOLO</w:t>
+      </w:r>
+      <w:r>
+        <w:rPr>
+          <w:rFonts w:asciiTheme="minorEastAsia" w:hAnsiTheme="minorEastAsia"/>
+          <w:sz w:val="21"/>
+          <w:lang w:eastAsia="zh-CN"/>
+        </w:rPr>
+        <w:t>。但在试验过程中，我们积累了调试</w:t>
+      </w:r>
+      <w:proofErr w:type="gramStart"/>
+      <w:r>
+        <w:rPr>
+          <w:rFonts w:asciiTheme="minorEastAsia" w:hAnsiTheme="minorEastAsia"/>
+          <w:sz w:val="21"/>
+          <w:lang w:eastAsia="zh-CN"/>
+        </w:rPr>
+        <w:t>模型超参</w:t>
+      </w:r>
+      <w:proofErr w:type="gramEnd"/>
+      <w:r>
+        <w:rPr>
+          <w:rFonts w:asciiTheme="minorEastAsia" w:hAnsiTheme="minorEastAsia"/>
+          <w:sz w:val="21"/>
+          <w:lang w:eastAsia="zh-CN"/>
+        </w:rPr>
+        <w:t>的宝贵经验，为之后的正式训练打下了基础，</w:t>
       </w:r>
     </w:p>
     <w:p>
@@ -888,6 +1275,7 @@
         <w:pStyle w:val="3"/>
         <w:rPr>
           <w:rFonts w:asciiTheme="minorEastAsia" w:eastAsiaTheme="minorEastAsia" w:hAnsiTheme="minorEastAsia"/>
+          <w:sz w:val="21"/>
         </w:rPr>
       </w:pPr>
       <w:bookmarkStart w:id="6" w:name="ssd最终选择"/>
@@ -895,20 +1283,31 @@
       <w:r>
         <w:rPr>
           <w:rFonts w:asciiTheme="minorEastAsia" w:eastAsiaTheme="minorEastAsia" w:hAnsiTheme="minorEastAsia"/>
-        </w:rPr>
+          <w:sz w:val="21"/>
+        </w:rPr>
+        <w:lastRenderedPageBreak/>
         <w:t xml:space="preserve">2.3 </w:t>
       </w:r>
       <w:proofErr w:type="spellStart"/>
       <w:r>
         <w:rPr>
           <w:rFonts w:asciiTheme="minorEastAsia" w:eastAsiaTheme="minorEastAsia" w:hAnsiTheme="minorEastAsia"/>
-        </w:rPr>
-        <w:t>SSD（最终选择</w:t>
+          <w:sz w:val="21"/>
+        </w:rPr>
+        <w:t>SSD</w:t>
+      </w:r>
+      <w:r>
+        <w:rPr>
+          <w:rFonts w:asciiTheme="minorEastAsia" w:eastAsiaTheme="minorEastAsia" w:hAnsiTheme="minorEastAsia"/>
+          <w:sz w:val="21"/>
+        </w:rPr>
+        <w:t>（最终选择</w:t>
       </w:r>
       <w:proofErr w:type="spellEnd"/>
       <w:r>
         <w:rPr>
           <w:rFonts w:asciiTheme="minorEastAsia" w:eastAsiaTheme="minorEastAsia" w:hAnsiTheme="minorEastAsia"/>
+          <w:sz w:val="21"/>
         </w:rPr>
         <w:t>）</w:t>
       </w:r>
@@ -918,13 +1317,50 @@
         <w:pStyle w:val="FirstParagraph"/>
         <w:rPr>
           <w:rFonts w:asciiTheme="minorEastAsia" w:hAnsiTheme="minorEastAsia"/>
-        </w:rPr>
-      </w:pPr>
-      <w:r>
-        <w:rPr>
-          <w:rFonts w:asciiTheme="minorEastAsia" w:hAnsiTheme="minorEastAsia"/>
-        </w:rPr>
-        <w:t>SSD（Single Shot MultiBox Detector）系列模型与 Limelight 的神经检测器管道天然兼容：</w:t>
+          <w:sz w:val="21"/>
+        </w:rPr>
+      </w:pPr>
+      <w:r>
+        <w:rPr>
+          <w:rFonts w:asciiTheme="minorEastAsia" w:hAnsiTheme="minorEastAsia"/>
+          <w:sz w:val="21"/>
+        </w:rPr>
+        <w:t>SSD</w:t>
+      </w:r>
+      <w:r>
+        <w:rPr>
+          <w:rFonts w:asciiTheme="minorEastAsia" w:hAnsiTheme="minorEastAsia"/>
+          <w:sz w:val="21"/>
+        </w:rPr>
+        <w:t>（</w:t>
+      </w:r>
+      <w:r>
+        <w:rPr>
+          <w:rFonts w:asciiTheme="minorEastAsia" w:hAnsiTheme="minorEastAsia"/>
+          <w:sz w:val="21"/>
+        </w:rPr>
+        <w:t>Single Shot MultiBox Detector</w:t>
+      </w:r>
+      <w:r>
+        <w:rPr>
+          <w:rFonts w:asciiTheme="minorEastAsia" w:hAnsiTheme="minorEastAsia"/>
+          <w:sz w:val="21"/>
+        </w:rPr>
+        <w:t>）系列模型与</w:t>
+      </w:r>
+      <w:r>
+        <w:rPr>
+          <w:rFonts w:asciiTheme="minorEastAsia" w:hAnsiTheme="minorEastAsia"/>
+          <w:sz w:val="21"/>
+        </w:rPr>
+        <w:t xml:space="preserve"> Limelight </w:t>
+      </w:r>
+      <w:r>
+        <w:rPr>
+          <w:rFonts w:asciiTheme="minorEastAsia" w:hAnsiTheme="minorEastAsia"/>
+          <w:sz w:val="21"/>
+        </w:rPr>
+        <w:t>的神经检测器管道天然兼容：</w:t>
       </w:r>
     </w:p>
     <w:p>
@@ -936,6 +1372,7 @@
         </w:numPr>
         <w:rPr>
           <w:rFonts w:asciiTheme="minorEastAsia" w:hAnsiTheme="minorEastAsia"/>
+          <w:sz w:val="21"/>
           <w:lang w:eastAsia="zh-CN"/>
         </w:rPr>
       </w:pPr>
@@ -944,16 +1381,68 @@
           <w:rFonts w:asciiTheme="minorEastAsia" w:hAnsiTheme="minorEastAsia"/>
           <w:b/>
           <w:bCs/>
-          <w:lang w:eastAsia="zh-CN"/>
-        </w:rPr>
-        <w:t>内置 NMS</w:t>
-      </w:r>
-      <w:r>
-        <w:rPr>
-          <w:rFonts w:asciiTheme="minorEastAsia" w:hAnsiTheme="minorEastAsia"/>
-          <w:lang w:eastAsia="zh-CN"/>
-        </w:rPr>
-        <w:t>：模型图中已包含 NMS 节点，Limelight 可直接输出经过抑制的最终检测框；</w:t>
+          <w:sz w:val="21"/>
+          <w:lang w:eastAsia="zh-CN"/>
+        </w:rPr>
+        <w:t>内置</w:t>
+      </w:r>
+      <w:r>
+        <w:rPr>
+          <w:rFonts w:asciiTheme="minorEastAsia" w:hAnsiTheme="minorEastAsia"/>
+          <w:b/>
+          <w:bCs/>
+          <w:sz w:val="21"/>
+          <w:lang w:eastAsia="zh-CN"/>
+        </w:rPr>
+        <w:t xml:space="preserve"> NMS</w:t>
+      </w:r>
+      <w:r>
+        <w:rPr>
+          <w:rFonts w:asciiTheme="minorEastAsia" w:hAnsiTheme="minorEastAsia"/>
+          <w:sz w:val="21"/>
+          <w:lang w:eastAsia="zh-CN"/>
+        </w:rPr>
+        <w:t>：模型图中已包含</w:t>
+      </w:r>
+      <w:r>
+        <w:rPr>
+          <w:rFonts w:asciiTheme="minorEastAsia" w:hAnsiTheme="minorEastAsia"/>
+          <w:sz w:val="21"/>
+          <w:lang w:eastAsia="zh-CN"/>
+        </w:rPr>
+        <w:t xml:space="preserve"> NMS </w:t>
+      </w:r>
+      <w:r>
+        <w:rPr>
+          <w:rFonts w:asciiTheme="minorEastAsia" w:hAnsiTheme="minorEastAsia"/>
+          <w:sz w:val="21"/>
+          <w:lang w:eastAsia="zh-CN"/>
+        </w:rPr>
+        <w:t>节点，</w:t>
+      </w:r>
+      <w:r>
+        <w:rPr>
+          <w:rFonts w:asciiTheme="minorEastAsia" w:hAnsiTheme="minorEastAsia"/>
+          <w:sz w:val="21"/>
+          <w:lang w:eastAsia="zh-CN"/>
+        </w:rPr>
+        <w:t>Limelig</w:t>
+      </w:r>
+      <w:r>
+        <w:rPr>
+          <w:rFonts w:asciiTheme="minorEastAsia" w:hAnsiTheme="minorEastAsia"/>
+          <w:sz w:val="21"/>
+          <w:lang w:eastAsia="zh-CN"/>
+        </w:rPr>
+        <w:t xml:space="preserve">ht </w:t>
+      </w:r>
+      <w:r>
+        <w:rPr>
+          <w:rFonts w:asciiTheme="minorEastAsia" w:hAnsiTheme="minorEastAsia"/>
+          <w:sz w:val="21"/>
+          <w:lang w:eastAsia="zh-CN"/>
+        </w:rPr>
+        <w:t>可直接输出经过抑制的最终检测框；</w:t>
       </w:r>
     </w:p>
     <w:p>
@@ -965,6 +1454,7 @@
         </w:numPr>
         <w:rPr>
           <w:rFonts w:asciiTheme="minorEastAsia" w:hAnsiTheme="minorEastAsia"/>
+          <w:sz w:val="21"/>
         </w:rPr>
       </w:pPr>
       <w:r>
@@ -972,19 +1462,29 @@
           <w:rFonts w:asciiTheme="minorEastAsia" w:hAnsiTheme="minorEastAsia"/>
           <w:b/>
           <w:bCs/>
+          <w:sz w:val="21"/>
         </w:rPr>
         <w:t>轻量化</w:t>
       </w:r>
       <w:r>
         <w:rPr>
           <w:rFonts w:asciiTheme="minorEastAsia" w:hAnsiTheme="minorEastAsia"/>
-        </w:rPr>
-        <w:t xml:space="preserve">：MobileNetV2 FPN-lite </w:t>
+          <w:sz w:val="21"/>
+        </w:rPr>
+        <w:t>：</w:t>
+      </w:r>
+      <w:r>
+        <w:rPr>
+          <w:rFonts w:asciiTheme="minorEastAsia" w:hAnsiTheme="minorEastAsia"/>
+          <w:sz w:val="21"/>
+        </w:rPr>
+        <w:t xml:space="preserve">MobileNetV2 FPN-lite </w:t>
       </w:r>
       <w:proofErr w:type="spellStart"/>
       <w:r>
         <w:rPr>
           <w:rFonts w:asciiTheme="minorEastAsia" w:hAnsiTheme="minorEastAsia"/>
+          <w:sz w:val="21"/>
         </w:rPr>
         <w:t>版本在</w:t>
       </w:r>
@@ -992,8 +1492,32 @@
       <w:r>
         <w:rPr>
           <w:rFonts w:asciiTheme="minorEastAsia" w:hAnsiTheme="minorEastAsia"/>
-        </w:rPr>
-        <w:t xml:space="preserve"> 320×320 输入下，推理延迟 &lt; 15ms；</w:t>
+          <w:sz w:val="21"/>
+        </w:rPr>
+        <w:t xml:space="preserve"> 320×320 </w:t>
+      </w:r>
+      <w:proofErr w:type="spellStart"/>
+      <w:r>
+        <w:rPr>
+          <w:rFonts w:asciiTheme="minorEastAsia" w:hAnsiTheme="minorEastAsia"/>
+          <w:sz w:val="21"/>
+        </w:rPr>
+        <w:t>输入下，推理延迟</w:t>
+      </w:r>
+      <w:proofErr w:type="spellEnd"/>
+      <w:r>
+        <w:rPr>
+          <w:rFonts w:asciiTheme="minorEastAsia" w:hAnsiTheme="minorEastAsia"/>
+          <w:sz w:val="21"/>
+        </w:rPr>
+        <w:t xml:space="preserve"> &lt; 15ms</w:t>
+      </w:r>
+      <w:r>
+        <w:rPr>
+          <w:rFonts w:asciiTheme="minorEastAsia" w:hAnsiTheme="minorEastAsia"/>
+          <w:sz w:val="21"/>
+        </w:rPr>
+        <w:t>；</w:t>
       </w:r>
     </w:p>
     <w:p>
@@ -1005,6 +1529,7 @@
         </w:numPr>
         <w:rPr>
           <w:rFonts w:asciiTheme="minorEastAsia" w:hAnsiTheme="minorEastAsia"/>
+          <w:sz w:val="21"/>
           <w:lang w:eastAsia="zh-CN"/>
         </w:rPr>
       </w:pPr>
@@ -1013,16 +1538,44 @@
           <w:rFonts w:asciiTheme="minorEastAsia" w:hAnsiTheme="minorEastAsia"/>
           <w:b/>
           <w:bCs/>
-          <w:lang w:eastAsia="zh-CN"/>
-        </w:rPr>
-        <w:t>FPN 结构</w:t>
-      </w:r>
-      <w:r>
-        <w:rPr>
-          <w:rFonts w:asciiTheme="minorEastAsia" w:hAnsiTheme="minorEastAsia"/>
-          <w:lang w:eastAsia="zh-CN"/>
-        </w:rPr>
-        <w:t>：对中等尺寸目标（距离 0.5~2m 的球）检测精度良好。</w:t>
+          <w:sz w:val="21"/>
+          <w:lang w:eastAsia="zh-CN"/>
+        </w:rPr>
+        <w:t xml:space="preserve">FPN </w:t>
+      </w:r>
+      <w:r>
+        <w:rPr>
+          <w:rFonts w:asciiTheme="minorEastAsia" w:hAnsiTheme="minorEastAsia"/>
+          <w:b/>
+          <w:bCs/>
+          <w:sz w:val="21"/>
+          <w:lang w:eastAsia="zh-CN"/>
+        </w:rPr>
+        <w:t>结构</w:t>
+      </w:r>
+      <w:r>
+        <w:rPr>
+          <w:rFonts w:asciiTheme="minorEastAsia" w:hAnsiTheme="minorEastAsia"/>
+          <w:sz w:val="21"/>
+          <w:lang w:eastAsia="zh-CN"/>
+        </w:rPr>
+        <w:t>：对中等尺寸目标（距离</w:t>
+      </w:r>
+      <w:r>
+        <w:rPr>
+          <w:rFonts w:asciiTheme="minorEastAsia" w:hAnsiTheme="minorEastAsia"/>
+          <w:sz w:val="21"/>
+          <w:lang w:eastAsia="zh-CN"/>
+        </w:rPr>
+        <w:t xml:space="preserve"> 0.5~2m </w:t>
+      </w:r>
+      <w:r>
+        <w:rPr>
+          <w:rFonts w:asciiTheme="minorEastAsia" w:hAnsiTheme="minorEastAsia"/>
+          <w:sz w:val="21"/>
+          <w:lang w:eastAsia="zh-CN"/>
+        </w:rPr>
+        <w:t>的球）检测精度良好。</w:t>
       </w:r>
     </w:p>
     <w:p>
@@ -1030,12 +1583,14 @@
         <w:pStyle w:val="FirstParagraph"/>
         <w:rPr>
           <w:rFonts w:asciiTheme="minorEastAsia" w:hAnsiTheme="minorEastAsia"/>
+          <w:sz w:val="21"/>
         </w:rPr>
       </w:pPr>
       <w:proofErr w:type="spellStart"/>
       <w:r>
         <w:rPr>
           <w:rFonts w:asciiTheme="minorEastAsia" w:hAnsiTheme="minorEastAsia"/>
+          <w:sz w:val="21"/>
         </w:rPr>
         <w:t>因此我们选定</w:t>
       </w:r>
@@ -1043,6 +1598,7 @@
       <w:r>
         <w:rPr>
           <w:rFonts w:asciiTheme="minorEastAsia" w:hAnsiTheme="minorEastAsia"/>
+          <w:sz w:val="21"/>
         </w:rPr>
         <w:t xml:space="preserve"> </w:t>
       </w:r>
@@ -1050,13 +1606,14 @@
         <w:rPr>
           <w:rStyle w:val="VerbatimChar"/>
           <w:rFonts w:asciiTheme="minorEastAsia" w:hAnsiTheme="minorEastAsia"/>
-          <w:sz w:val="24"/>
+          <w:sz w:val="21"/>
         </w:rPr>
         <w:t>ssd_mobilenet_v2_fpnlite_320x320_coco17_tpu-8</w:t>
       </w:r>
       <w:r>
         <w:rPr>
           <w:rFonts w:asciiTheme="minorEastAsia" w:hAnsiTheme="minorEastAsia"/>
+          <w:sz w:val="21"/>
         </w:rPr>
         <w:t xml:space="preserve"> </w:t>
       </w:r>
@@ -1064,6 +1621,7 @@
       <w:r>
         <w:rPr>
           <w:rFonts w:asciiTheme="minorEastAsia" w:hAnsiTheme="minorEastAsia"/>
+          <w:sz w:val="21"/>
         </w:rPr>
         <w:t>作为预训练基座，微调适配紫色</w:t>
       </w:r>
@@ -1071,6 +1629,7 @@
       <w:r>
         <w:rPr>
           <w:rFonts w:asciiTheme="minorEastAsia" w:hAnsiTheme="minorEastAsia"/>
+          <w:sz w:val="21"/>
         </w:rPr>
         <w:t>/</w:t>
       </w:r>
@@ -1078,6 +1637,7 @@
       <w:r>
         <w:rPr>
           <w:rFonts w:asciiTheme="minorEastAsia" w:hAnsiTheme="minorEastAsia"/>
+          <w:sz w:val="21"/>
         </w:rPr>
         <w:t>绿色球</w:t>
       </w:r>
@@ -1085,6 +1645,7 @@
       <w:r>
         <w:rPr>
           <w:rFonts w:asciiTheme="minorEastAsia" w:hAnsiTheme="minorEastAsia"/>
+          <w:sz w:val="21"/>
         </w:rPr>
         <w:t>。</w:t>
       </w:r>
@@ -1094,6 +1655,8 @@
         <w:pStyle w:val="2"/>
         <w:rPr>
           <w:rFonts w:asciiTheme="minorEastAsia" w:eastAsiaTheme="minorEastAsia" w:hAnsiTheme="minorEastAsia"/>
+          <w:sz w:val="22"/>
+          <w:lang w:eastAsia="zh-CN"/>
         </w:rPr>
       </w:pPr>
       <w:bookmarkStart w:id="7" w:name="三模型训练流程概述"/>
@@ -1102,7 +1665,8 @@
       <w:r>
         <w:rPr>
           <w:rFonts w:asciiTheme="minorEastAsia" w:eastAsiaTheme="minorEastAsia" w:hAnsiTheme="minorEastAsia"/>
-          <w:sz w:val="24"/>
+          <w:sz w:val="21"/>
+          <w:lang w:eastAsia="zh-CN"/>
         </w:rPr>
         <w:t>三、模型训练流程（概述）</w:t>
       </w:r>
@@ -1112,15 +1676,26 @@
         <w:pStyle w:val="3"/>
         <w:rPr>
           <w:rFonts w:asciiTheme="minorEastAsia" w:eastAsiaTheme="minorEastAsia" w:hAnsiTheme="minorEastAsia"/>
+          <w:sz w:val="21"/>
         </w:rPr>
       </w:pPr>
       <w:bookmarkStart w:id="8" w:name="环境与数据集"/>
       <w:r>
         <w:rPr>
           <w:rFonts w:asciiTheme="minorEastAsia" w:eastAsiaTheme="minorEastAsia" w:hAnsiTheme="minorEastAsia"/>
-        </w:rPr>
-        <w:t>3.1 环境与数据集</w:t>
-      </w:r>
+          <w:sz w:val="21"/>
+        </w:rPr>
+        <w:t xml:space="preserve">3.1 </w:t>
+      </w:r>
+      <w:proofErr w:type="spellStart"/>
+      <w:r>
+        <w:rPr>
+          <w:rFonts w:asciiTheme="minorEastAsia" w:eastAsiaTheme="minorEastAsia" w:hAnsiTheme="minorEastAsia"/>
+          <w:sz w:val="21"/>
+        </w:rPr>
+        <w:t>环境与数据集</w:t>
+      </w:r>
+      <w:proofErr w:type="spellEnd"/>
     </w:p>
     <w:p>
       <w:pPr>
@@ -1131,13 +1706,50 @@
         </w:numPr>
         <w:rPr>
           <w:rFonts w:asciiTheme="minorEastAsia" w:hAnsiTheme="minorEastAsia"/>
-        </w:rPr>
-      </w:pPr>
-      <w:r>
-        <w:rPr>
-          <w:rFonts w:asciiTheme="minorEastAsia" w:hAnsiTheme="minorEastAsia"/>
-        </w:rPr>
-        <w:t>硬件：RTX 5070 Ti（Blackwell 架构），WSL 2 + Ubuntu 24.04</w:t>
+          <w:sz w:val="21"/>
+        </w:rPr>
+      </w:pPr>
+      <w:r>
+        <w:rPr>
+          <w:rFonts w:asciiTheme="minorEastAsia" w:hAnsiTheme="minorEastAsia"/>
+          <w:sz w:val="21"/>
+        </w:rPr>
+        <w:t>硬件：</w:t>
+      </w:r>
+      <w:r>
+        <w:rPr>
+          <w:rFonts w:asciiTheme="minorEastAsia" w:hAnsiTheme="minorEastAsia"/>
+          <w:sz w:val="21"/>
+        </w:rPr>
+        <w:t>RTX 5070 Ti</w:t>
+      </w:r>
+      <w:r>
+        <w:rPr>
+          <w:rFonts w:asciiTheme="minorEastAsia" w:hAnsiTheme="minorEastAsia"/>
+          <w:sz w:val="21"/>
+        </w:rPr>
+        <w:t>（</w:t>
+      </w:r>
+      <w:r>
+        <w:rPr>
+          <w:rFonts w:asciiTheme="minorEastAsia" w:hAnsiTheme="minorEastAsia"/>
+          <w:sz w:val="21"/>
+        </w:rPr>
+        <w:t xml:space="preserve">Blackwell </w:t>
+      </w:r>
+      <w:r>
+        <w:rPr>
+          <w:rFonts w:asciiTheme="minorEastAsia" w:hAnsiTheme="minorEastAsia"/>
+          <w:sz w:val="21"/>
+        </w:rPr>
+        <w:t>架构），</w:t>
+      </w:r>
+      <w:r>
+        <w:rPr>
+          <w:rFonts w:asciiTheme="minorEastAsia" w:hAnsiTheme="minorEastAsia"/>
+          <w:sz w:val="21"/>
+        </w:rPr>
+        <w:t>WSL 2 + Ubuntu 24.04</w:t>
       </w:r>
     </w:p>
     <w:p>
@@ -1149,13 +1761,22 @@
         </w:numPr>
         <w:rPr>
           <w:rFonts w:asciiTheme="minorEastAsia" w:hAnsiTheme="minorEastAsia"/>
-        </w:rPr>
-      </w:pPr>
-      <w:r>
-        <w:rPr>
-          <w:rFonts w:asciiTheme="minorEastAsia" w:hAnsiTheme="minorEastAsia"/>
-        </w:rPr>
-        <w:t>框架：TensorFlow 2.15 + Object Detection API</w:t>
+          <w:sz w:val="21"/>
+        </w:rPr>
+      </w:pPr>
+      <w:r>
+        <w:rPr>
+          <w:rFonts w:asciiTheme="minorEastAsia" w:hAnsiTheme="minorEastAsia"/>
+          <w:sz w:val="21"/>
+        </w:rPr>
+        <w:t>框架：</w:t>
+      </w:r>
+      <w:r>
+        <w:rPr>
+          <w:rFonts w:asciiTheme="minorEastAsia" w:hAnsiTheme="minorEastAsia"/>
+          <w:sz w:val="21"/>
+        </w:rPr>
+        <w:t>TensorFlow 2.15 + Object Detection API</w:t>
       </w:r>
     </w:p>
     <w:p>
@@ -1167,25 +1788,84 @@
         </w:numPr>
         <w:rPr>
           <w:rFonts w:asciiTheme="minorEastAsia" w:hAnsiTheme="minorEastAsia"/>
-        </w:rPr>
-      </w:pPr>
-      <w:r>
-        <w:rPr>
-          <w:rFonts w:asciiTheme="minorEastAsia" w:hAnsiTheme="minorEastAsia"/>
-        </w:rPr>
-        <w:t>数据集：Roboflow 公开 FTC 数据集 + 自标定图像，共约 4000 张，标注两类：</w:t>
+          <w:sz w:val="21"/>
+        </w:rPr>
+      </w:pPr>
+      <w:r>
+        <w:rPr>
+          <w:rFonts w:asciiTheme="minorEastAsia" w:hAnsiTheme="minorEastAsia"/>
+          <w:sz w:val="21"/>
+        </w:rPr>
+        <w:t>数据集：</w:t>
+      </w:r>
+      <w:r>
+        <w:rPr>
+          <w:rFonts w:asciiTheme="minorEastAsia" w:hAnsiTheme="minorEastAsia"/>
+          <w:sz w:val="21"/>
+        </w:rPr>
+        <w:t xml:space="preserve">Roboflow </w:t>
+      </w:r>
+      <w:r>
+        <w:rPr>
+          <w:rFonts w:asciiTheme="minorEastAsia" w:hAnsiTheme="minorEastAsia"/>
+          <w:sz w:val="21"/>
+        </w:rPr>
+        <w:t>公开</w:t>
+      </w:r>
+      <w:r>
+        <w:rPr>
+          <w:rFonts w:asciiTheme="minorEastAsia" w:hAnsiTheme="minorEastAsia"/>
+          <w:sz w:val="21"/>
+        </w:rPr>
+        <w:t xml:space="preserve"> FTC </w:t>
+      </w:r>
+      <w:r>
+        <w:rPr>
+          <w:rFonts w:asciiTheme="minorEastAsia" w:hAnsiTheme="minorEastAsia"/>
+          <w:sz w:val="21"/>
+        </w:rPr>
+        <w:t>数据集</w:t>
+      </w:r>
+      <w:r>
+        <w:rPr>
+          <w:rFonts w:asciiTheme="minorEastAsia" w:hAnsiTheme="minorEastAsia"/>
+          <w:sz w:val="21"/>
+        </w:rPr>
+        <w:t xml:space="preserve"> + </w:t>
+      </w:r>
+      <w:r>
+        <w:rPr>
+          <w:rFonts w:asciiTheme="minorEastAsia" w:hAnsiTheme="minorEastAsia"/>
+          <w:sz w:val="21"/>
+        </w:rPr>
+        <w:t>自标定图像，共约</w:t>
+      </w:r>
+      <w:r>
+        <w:rPr>
+          <w:rFonts w:asciiTheme="minorEastAsia" w:hAnsiTheme="minorEastAsia"/>
+          <w:sz w:val="21"/>
+        </w:rPr>
+        <w:t xml:space="preserve"> 4000 </w:t>
+      </w:r>
+      <w:r>
+        <w:rPr>
+          <w:rFonts w:asciiTheme="minorEastAsia" w:hAnsiTheme="minorEastAsia"/>
+          <w:sz w:val="21"/>
+        </w:rPr>
+        <w:t>张，标注两类：</w:t>
       </w:r>
       <w:r>
         <w:rPr>
           <w:rStyle w:val="VerbatimChar"/>
           <w:rFonts w:asciiTheme="minorEastAsia" w:hAnsiTheme="minorEastAsia"/>
-          <w:sz w:val="24"/>
+          <w:sz w:val="21"/>
         </w:rPr>
         <w:t>purple</w:t>
       </w:r>
       <w:r>
         <w:rPr>
           <w:rFonts w:asciiTheme="minorEastAsia" w:hAnsiTheme="minorEastAsia"/>
+          <w:sz w:val="21"/>
         </w:rPr>
         <w:t>、</w:t>
       </w:r>
@@ -1193,7 +1873,7 @@
         <w:rPr>
           <w:rStyle w:val="VerbatimChar"/>
           <w:rFonts w:asciiTheme="minorEastAsia" w:hAnsiTheme="minorEastAsia"/>
-          <w:sz w:val="24"/>
+          <w:sz w:val="21"/>
         </w:rPr>
         <w:t>green</w:t>
       </w:r>
@@ -1203,12 +1883,14 @@
         <w:pStyle w:val="FirstParagraph"/>
         <w:rPr>
           <w:rFonts w:asciiTheme="minorEastAsia" w:hAnsiTheme="minorEastAsia"/>
-          <w:lang w:eastAsia="zh-CN"/>
-        </w:rPr>
-      </w:pPr>
-      <w:r>
-        <w:rPr>
-          <w:rFonts w:asciiTheme="minorEastAsia" w:hAnsiTheme="minorEastAsia"/>
+          <w:sz w:val="21"/>
+          <w:lang w:eastAsia="zh-CN"/>
+        </w:rPr>
+      </w:pPr>
+      <w:r>
+        <w:rPr>
+          <w:rFonts w:asciiTheme="minorEastAsia" w:hAnsiTheme="minorEastAsia"/>
+          <w:sz w:val="21"/>
           <w:lang w:eastAsia="zh-CN"/>
         </w:rPr>
         <w:t>训练过程经历了大量环境兼容性调整（详见完整开发文档），最终稳定运行。</w:t>
@@ -1219,6 +1901,7 @@
         <w:pStyle w:val="3"/>
         <w:rPr>
           <w:rFonts w:asciiTheme="minorEastAsia" w:eastAsiaTheme="minorEastAsia" w:hAnsiTheme="minorEastAsia"/>
+          <w:sz w:val="21"/>
           <w:lang w:eastAsia="zh-CN"/>
         </w:rPr>
       </w:pPr>
@@ -1227,9 +1910,18 @@
       <w:r>
         <w:rPr>
           <w:rFonts w:asciiTheme="minorEastAsia" w:eastAsiaTheme="minorEastAsia" w:hAnsiTheme="minorEastAsia"/>
-          <w:lang w:eastAsia="zh-CN"/>
-        </w:rPr>
-        <w:t>3.2 训练监控与早停</w:t>
+          <w:sz w:val="21"/>
+          <w:lang w:eastAsia="zh-CN"/>
+        </w:rPr>
+        <w:t xml:space="preserve">3.2 </w:t>
+      </w:r>
+      <w:r>
+        <w:rPr>
+          <w:rFonts w:asciiTheme="minorEastAsia" w:eastAsiaTheme="minorEastAsia" w:hAnsiTheme="minorEastAsia"/>
+          <w:sz w:val="21"/>
+          <w:lang w:eastAsia="zh-CN"/>
+        </w:rPr>
+        <w:t>训练监控与早停</w:t>
       </w:r>
     </w:p>
     <w:p>
@@ -1237,32 +1929,94 @@
         <w:pStyle w:val="FirstParagraph"/>
         <w:rPr>
           <w:rFonts w:asciiTheme="minorEastAsia" w:hAnsiTheme="minorEastAsia"/>
-          <w:lang w:eastAsia="zh-CN"/>
-        </w:rPr>
-      </w:pPr>
-      <w:r>
-        <w:rPr>
-          <w:rFonts w:asciiTheme="minorEastAsia" w:hAnsiTheme="minorEastAsia"/>
-          <w:lang w:eastAsia="zh-CN"/>
-        </w:rPr>
-        <w:t>训练 5 万 step，每 100 步记录损失。损失曲线显示：</w:t>
+          <w:sz w:val="21"/>
+          <w:lang w:eastAsia="zh-CN"/>
+        </w:rPr>
+      </w:pPr>
+      <w:r>
+        <w:rPr>
+          <w:rFonts w:asciiTheme="minorEastAsia" w:hAnsiTheme="minorEastAsia"/>
+          <w:sz w:val="21"/>
+          <w:lang w:eastAsia="zh-CN"/>
+        </w:rPr>
+        <w:t>训练</w:t>
+      </w:r>
+      <w:r>
+        <w:rPr>
+          <w:rFonts w:asciiTheme="minorEastAsia" w:hAnsiTheme="minorEastAsia"/>
+          <w:sz w:val="21"/>
+          <w:lang w:eastAsia="zh-CN"/>
+        </w:rPr>
+        <w:t xml:space="preserve"> 5 </w:t>
+      </w:r>
+      <w:r>
+        <w:rPr>
+          <w:rFonts w:asciiTheme="minorEastAsia" w:hAnsiTheme="minorEastAsia"/>
+          <w:sz w:val="21"/>
+          <w:lang w:eastAsia="zh-CN"/>
+        </w:rPr>
+        <w:t>万</w:t>
+      </w:r>
+      <w:r>
+        <w:rPr>
+          <w:rFonts w:asciiTheme="minorEastAsia" w:hAnsiTheme="minorEastAsia"/>
+          <w:sz w:val="21"/>
+          <w:lang w:eastAsia="zh-CN"/>
+        </w:rPr>
+        <w:t xml:space="preserve"> step</w:t>
+      </w:r>
+      <w:r>
+        <w:rPr>
+          <w:rFonts w:asciiTheme="minorEastAsia" w:hAnsiTheme="minorEastAsia"/>
+          <w:sz w:val="21"/>
+          <w:lang w:eastAsia="zh-CN"/>
+        </w:rPr>
+        <w:t>，每</w:t>
+      </w:r>
+      <w:r>
+        <w:rPr>
+          <w:rFonts w:asciiTheme="minorEastAsia" w:hAnsiTheme="minorEastAsia"/>
+          <w:sz w:val="21"/>
+          <w:lang w:eastAsia="zh-CN"/>
+        </w:rPr>
+        <w:t xml:space="preserve"> 100 </w:t>
+      </w:r>
+      <w:proofErr w:type="gramStart"/>
+      <w:r>
+        <w:rPr>
+          <w:rFonts w:asciiTheme="minorEastAsia" w:hAnsiTheme="minorEastAsia"/>
+          <w:sz w:val="21"/>
+          <w:lang w:eastAsia="zh-CN"/>
+        </w:rPr>
+        <w:t>步记录</w:t>
+      </w:r>
+      <w:proofErr w:type="gramEnd"/>
+      <w:r>
+        <w:rPr>
+          <w:rFonts w:asciiTheme="minorEastAsia" w:hAnsiTheme="minorEastAsia"/>
+          <w:sz w:val="21"/>
+          <w:lang w:eastAsia="zh-CN"/>
+        </w:rPr>
+        <w:t>损失。损失曲线显示：</w:t>
       </w:r>
     </w:p>
     <w:p>
       <w:pPr>
         <w:pStyle w:val="a8"/>
         <w:rPr>
-          <w:rFonts w:asciiTheme="minorEastAsia" w:hAnsiTheme="minorEastAsia" w:hint="eastAsia"/>
+          <w:rFonts w:asciiTheme="minorEastAsia" w:hAnsiTheme="minorEastAsia"/>
+          <w:sz w:val="21"/>
           <w:lang w:eastAsia="zh-CN"/>
         </w:rPr>
       </w:pPr>
       <w:r>
         <w:rPr>
           <w:noProof/>
+          <w:sz w:val="21"/>
         </w:rPr>
         <w:drawing>
-          <wp:inline distT="0" distB="0" distL="0" distR="0" wp14:anchorId="632B6983" wp14:editId="52EEC9B7">
-            <wp:extent cx="2943225" cy="1783773"/>
+          <wp:inline distT="0" distB="0" distL="0" distR="0" wp14:anchorId="632B6983" wp14:editId="0A68041F">
+            <wp:extent cx="3450566" cy="2091252"/>
             <wp:effectExtent l="0" t="0" r="0" b="0"/>
             <wp:docPr id="297042230" name="图形 1"/>
             <wp:cNvGraphicFramePr>
@@ -1290,7 +2044,7 @@
                   <pic:spPr>
                     <a:xfrm>
                       <a:off x="0" y="0"/>
-                      <a:ext cx="2954018" cy="1790314"/>
+                      <a:ext cx="3465968" cy="2100586"/>
                     </a:xfrm>
                     <a:prstGeom prst="rect">
                       <a:avLst/>
@@ -1312,15 +2066,49 @@
         </w:numPr>
         <w:rPr>
           <w:rFonts w:asciiTheme="minorEastAsia" w:hAnsiTheme="minorEastAsia"/>
-          <w:lang w:eastAsia="zh-CN"/>
-        </w:rPr>
-      </w:pPr>
-      <w:r>
-        <w:rPr>
-          <w:rFonts w:asciiTheme="minorEastAsia" w:hAnsiTheme="minorEastAsia"/>
-          <w:lang w:eastAsia="zh-CN"/>
-        </w:rPr>
-        <w:t>分类损失：从 1.0 降至 0.1 左右后趋于平稳</w:t>
+          <w:sz w:val="21"/>
+          <w:lang w:eastAsia="zh-CN"/>
+        </w:rPr>
+      </w:pPr>
+      <w:r>
+        <w:rPr>
+          <w:rFonts w:asciiTheme="minorEastAsia" w:hAnsiTheme="minorEastAsia"/>
+          <w:sz w:val="21"/>
+          <w:lang w:eastAsia="zh-CN"/>
+        </w:rPr>
+        <w:t>分类损失：从</w:t>
+      </w:r>
+      <w:r>
+        <w:rPr>
+          <w:rFonts w:asciiTheme="minorEastAsia" w:hAnsiTheme="minorEastAsia"/>
+          <w:sz w:val="21"/>
+          <w:lang w:eastAsia="zh-CN"/>
+        </w:rPr>
+        <w:t xml:space="preserve"> 1.0 </w:t>
+      </w:r>
+      <w:r>
+        <w:rPr>
+          <w:rFonts w:asciiTheme="minorEastAsia" w:hAnsiTheme="minorEastAsia"/>
+          <w:sz w:val="21"/>
+          <w:lang w:eastAsia="zh-CN"/>
+        </w:rPr>
+        <w:t>降至</w:t>
+      </w:r>
+      <w:r>
+        <w:rPr>
+          <w:rFonts w:asciiTheme="minorEastAsia" w:hAnsiTheme="minorEastAsia"/>
+          <w:sz w:val="21"/>
+          <w:lang w:eastAsia="zh-CN"/>
+        </w:rPr>
+        <w:t xml:space="preserve"> 0.1 </w:t>
+      </w:r>
+      <w:r>
+        <w:rPr>
+          <w:rFonts w:asciiTheme="minorEastAsia" w:hAnsiTheme="minorEastAsia"/>
+          <w:sz w:val="21"/>
+          <w:lang w:eastAsia="zh-CN"/>
+        </w:rPr>
+        <w:t>左右后趋于平稳</w:t>
       </w:r>
     </w:p>
     <w:p>
@@ -1328,12 +2116,14 @@
         <w:pStyle w:val="Compact"/>
         <w:ind w:left="720"/>
         <w:rPr>
-          <w:rFonts w:asciiTheme="minorEastAsia" w:hAnsiTheme="minorEastAsia" w:hint="eastAsia"/>
+          <w:rFonts w:asciiTheme="minorEastAsia" w:hAnsiTheme="minorEastAsia"/>
+          <w:sz w:val="21"/>
         </w:rPr>
       </w:pPr>
       <w:r>
         <w:rPr>
           <w:noProof/>
+          <w:sz w:val="21"/>
         </w:rPr>
         <w:lastRenderedPageBreak/>
         <w:drawing>
@@ -1388,12 +2178,14 @@
         </w:numPr>
         <w:rPr>
           <w:rFonts w:asciiTheme="minorEastAsia" w:hAnsiTheme="minorEastAsia"/>
+          <w:sz w:val="21"/>
         </w:rPr>
       </w:pPr>
       <w:proofErr w:type="spellStart"/>
       <w:r>
         <w:rPr>
           <w:rFonts w:asciiTheme="minorEastAsia" w:hAnsiTheme="minorEastAsia"/>
+          <w:sz w:val="21"/>
         </w:rPr>
         <w:t>定位损失：从</w:t>
       </w:r>
@@ -1401,6 +2193,7 @@
       <w:r>
         <w:rPr>
           <w:rFonts w:asciiTheme="minorEastAsia" w:hAnsiTheme="minorEastAsia"/>
+          <w:sz w:val="21"/>
         </w:rPr>
         <w:t xml:space="preserve"> 0.05 </w:t>
       </w:r>
@@ -1408,6 +2201,7 @@
       <w:r>
         <w:rPr>
           <w:rFonts w:asciiTheme="minorEastAsia" w:hAnsiTheme="minorEastAsia"/>
+          <w:sz w:val="21"/>
         </w:rPr>
         <w:t>降至</w:t>
       </w:r>
@@ -1415,6 +2209,7 @@
       <w:r>
         <w:rPr>
           <w:rFonts w:asciiTheme="minorEastAsia" w:hAnsiTheme="minorEastAsia"/>
+          <w:sz w:val="21"/>
         </w:rPr>
         <w:t xml:space="preserve"> 0.008 </w:t>
       </w:r>
@@ -1422,6 +2217,7 @@
       <w:r>
         <w:rPr>
           <w:rFonts w:asciiTheme="minorEastAsia" w:hAnsiTheme="minorEastAsia"/>
+          <w:sz w:val="21"/>
         </w:rPr>
         <w:t>左右</w:t>
       </w:r>
@@ -1433,11 +2229,13 @@
         <w:ind w:left="720"/>
         <w:rPr>
           <w:rFonts w:asciiTheme="minorEastAsia" w:hAnsiTheme="minorEastAsia"/>
+          <w:sz w:val="21"/>
         </w:rPr>
       </w:pPr>
       <w:r>
         <w:rPr>
           <w:noProof/>
+          <w:sz w:val="21"/>
         </w:rPr>
         <w:drawing>
           <wp:inline distT="0" distB="0" distL="0" distR="0" wp14:anchorId="7F892F28" wp14:editId="72A9FB92">
@@ -1491,18 +2289,30 @@
         </w:numPr>
         <w:rPr>
           <w:rFonts w:asciiTheme="minorEastAsia" w:hAnsiTheme="minorEastAsia"/>
-        </w:rPr>
-      </w:pPr>
-      <w:r>
-        <w:rPr>
-          <w:rFonts w:asciiTheme="minorEastAsia" w:hAnsiTheme="minorEastAsia"/>
-        </w:rPr>
-        <w:t xml:space="preserve">总损失：从 14 </w:t>
-      </w:r>
+          <w:sz w:val="21"/>
+        </w:rPr>
+      </w:pPr>
       <w:proofErr w:type="spellStart"/>
       <w:r>
         <w:rPr>
           <w:rFonts w:asciiTheme="minorEastAsia" w:hAnsiTheme="minorEastAsia"/>
+          <w:sz w:val="21"/>
+        </w:rPr>
+        <w:t>总损失：从</w:t>
+      </w:r>
+      <w:proofErr w:type="spellEnd"/>
+      <w:r>
+        <w:rPr>
+          <w:rFonts w:asciiTheme="minorEastAsia" w:hAnsiTheme="minorEastAsia"/>
+          <w:sz w:val="21"/>
+        </w:rPr>
+        <w:t xml:space="preserve"> 14 </w:t>
+      </w:r>
+      <w:proofErr w:type="spellStart"/>
+      <w:r>
+        <w:rPr>
+          <w:rFonts w:asciiTheme="minorEastAsia" w:hAnsiTheme="minorEastAsia"/>
+          <w:sz w:val="21"/>
         </w:rPr>
         <w:t>降至</w:t>
       </w:r>
@@ -1510,6 +2320,7 @@
       <w:r>
         <w:rPr>
           <w:rFonts w:asciiTheme="minorEastAsia" w:hAnsiTheme="minorEastAsia"/>
+          <w:sz w:val="21"/>
         </w:rPr>
         <w:t xml:space="preserve"> 0.8 </w:t>
       </w:r>
@@ -1517,6 +2328,7 @@
       <w:r>
         <w:rPr>
           <w:rFonts w:asciiTheme="minorEastAsia" w:hAnsiTheme="minorEastAsia"/>
+          <w:sz w:val="21"/>
         </w:rPr>
         <w:t>左右</w:t>
       </w:r>
@@ -1527,15 +2339,33 @@
         <w:pStyle w:val="FirstParagraph"/>
         <w:rPr>
           <w:rFonts w:asciiTheme="minorEastAsia" w:hAnsiTheme="minorEastAsia"/>
-          <w:lang w:eastAsia="zh-CN"/>
-        </w:rPr>
-      </w:pPr>
-      <w:r>
-        <w:rPr>
-          <w:rFonts w:asciiTheme="minorEastAsia" w:hAnsiTheme="minorEastAsia"/>
-          <w:lang w:eastAsia="zh-CN"/>
-        </w:rPr>
-        <w:t>在第 2 万步时总损失已不再明显下降，执行早停，避免过拟合。</w:t>
+          <w:sz w:val="21"/>
+          <w:lang w:eastAsia="zh-CN"/>
+        </w:rPr>
+      </w:pPr>
+      <w:r>
+        <w:rPr>
+          <w:rFonts w:asciiTheme="minorEastAsia" w:hAnsiTheme="minorEastAsia"/>
+          <w:sz w:val="21"/>
+          <w:lang w:eastAsia="zh-CN"/>
+        </w:rPr>
+        <w:t>在第</w:t>
+      </w:r>
+      <w:r>
+        <w:rPr>
+          <w:rFonts w:asciiTheme="minorEastAsia" w:hAnsiTheme="minorEastAsia"/>
+          <w:sz w:val="21"/>
+          <w:lang w:eastAsia="zh-CN"/>
+        </w:rPr>
+        <w:t xml:space="preserve"> 2 </w:t>
+      </w:r>
+      <w:r>
+        <w:rPr>
+          <w:rFonts w:asciiTheme="minorEastAsia" w:hAnsiTheme="minorEastAsia"/>
+          <w:sz w:val="21"/>
+          <w:lang w:eastAsia="zh-CN"/>
+        </w:rPr>
+        <w:t>万步时总损失已不再明显下降，执行早停，避免过拟合。</w:t>
       </w:r>
     </w:p>
     <w:p>
@@ -1543,6 +2373,7 @@
         <w:pStyle w:val="3"/>
         <w:rPr>
           <w:rFonts w:asciiTheme="minorEastAsia" w:eastAsiaTheme="minorEastAsia" w:hAnsiTheme="minorEastAsia"/>
+          <w:sz w:val="21"/>
         </w:rPr>
       </w:pPr>
       <w:bookmarkStart w:id="10" w:name="模型导出与量化"/>
@@ -1550,6 +2381,7 @@
       <w:r>
         <w:rPr>
           <w:rFonts w:asciiTheme="minorEastAsia" w:eastAsiaTheme="minorEastAsia" w:hAnsiTheme="minorEastAsia"/>
+          <w:sz w:val="21"/>
         </w:rPr>
         <w:t xml:space="preserve">3.3 </w:t>
       </w:r>
@@ -1557,6 +2389,7 @@
       <w:r>
         <w:rPr>
           <w:rFonts w:asciiTheme="minorEastAsia" w:eastAsiaTheme="minorEastAsia" w:hAnsiTheme="minorEastAsia"/>
+          <w:sz w:val="21"/>
         </w:rPr>
         <w:t>模型导出与量化</w:t>
       </w:r>
@@ -1567,13 +2400,29 @@
         <w:pStyle w:val="FirstParagraph"/>
         <w:rPr>
           <w:rFonts w:asciiTheme="minorEastAsia" w:hAnsiTheme="minorEastAsia"/>
-        </w:rPr>
-      </w:pPr>
-      <w:r>
-        <w:rPr>
-          <w:rFonts w:asciiTheme="minorEastAsia" w:hAnsiTheme="minorEastAsia"/>
-        </w:rPr>
-        <w:t>训练好的 checkpoint 依次转换：</w:t>
+          <w:sz w:val="21"/>
+        </w:rPr>
+      </w:pPr>
+      <w:r>
+        <w:rPr>
+          <w:rFonts w:asciiTheme="minorEastAsia" w:hAnsiTheme="minorEastAsia"/>
+          <w:sz w:val="21"/>
+        </w:rPr>
+        <w:t>训练好的</w:t>
+      </w:r>
+      <w:r>
+        <w:rPr>
+          <w:rFonts w:asciiTheme="minorEastAsia" w:hAnsiTheme="minorEastAsia"/>
+          <w:sz w:val="21"/>
+        </w:rPr>
+        <w:t xml:space="preserve"> checkpoint </w:t>
+      </w:r>
+      <w:r>
+        <w:rPr>
+          <w:rFonts w:asciiTheme="minorEastAsia" w:hAnsiTheme="minorEastAsia"/>
+          <w:sz w:val="21"/>
+        </w:rPr>
+        <w:t>依次转换：</w:t>
       </w:r>
     </w:p>
     <w:p>
@@ -1585,6 +2434,7 @@
         </w:numPr>
         <w:rPr>
           <w:rFonts w:asciiTheme="minorEastAsia" w:hAnsiTheme="minorEastAsia"/>
+          <w:sz w:val="21"/>
           <w:lang w:eastAsia="zh-CN"/>
         </w:rPr>
       </w:pPr>
@@ -1594,6 +2444,7 @@
           <w:rFonts w:asciiTheme="minorEastAsia" w:hAnsiTheme="minorEastAsia"/>
           <w:b/>
           <w:bCs/>
+          <w:sz w:val="21"/>
           <w:lang w:eastAsia="zh-CN"/>
         </w:rPr>
         <w:t>SavedModel</w:t>
@@ -1602,9 +2453,26 @@
       <w:r>
         <w:rPr>
           <w:rFonts w:asciiTheme="minorEastAsia" w:hAnsiTheme="minorEastAsia"/>
-          <w:lang w:eastAsia="zh-CN"/>
-        </w:rPr>
-        <w:t>（浮点）——用于继续调优或验证</w:t>
+          <w:sz w:val="21"/>
+          <w:lang w:eastAsia="zh-CN"/>
+        </w:rPr>
+        <w:t>（浮点）</w:t>
+      </w:r>
+      <w:r>
+        <w:rPr>
+          <w:rFonts w:asciiTheme="minorEastAsia" w:hAnsiTheme="minorEastAsia"/>
+          <w:sz w:val="21"/>
+          <w:lang w:eastAsia="zh-CN"/>
+        </w:rPr>
+        <w:t>——</w:t>
+      </w:r>
+      <w:r>
+        <w:rPr>
+          <w:rFonts w:asciiTheme="minorEastAsia" w:hAnsiTheme="minorEastAsia"/>
+          <w:sz w:val="21"/>
+          <w:lang w:eastAsia="zh-CN"/>
+        </w:rPr>
+        <w:t>用于继续调优或验证</w:t>
       </w:r>
     </w:p>
     <w:p>
@@ -1616,6 +2484,7 @@
         </w:numPr>
         <w:rPr>
           <w:rFonts w:asciiTheme="minorEastAsia" w:hAnsiTheme="minorEastAsia"/>
+          <w:sz w:val="21"/>
         </w:rPr>
       </w:pPr>
       <w:r>
@@ -1623,6 +2492,7 @@
           <w:rFonts w:asciiTheme="minorEastAsia" w:hAnsiTheme="minorEastAsia"/>
           <w:b/>
           <w:bCs/>
+          <w:sz w:val="21"/>
         </w:rPr>
         <w:t xml:space="preserve">INT8 </w:t>
       </w:r>
@@ -1632,6 +2502,7 @@
           <w:rFonts w:asciiTheme="minorEastAsia" w:hAnsiTheme="minorEastAsia"/>
           <w:b/>
           <w:bCs/>
+          <w:sz w:val="21"/>
         </w:rPr>
         <w:t>量化</w:t>
       </w:r>
@@ -1641,6 +2512,7 @@
           <w:rFonts w:asciiTheme="minorEastAsia" w:hAnsiTheme="minorEastAsia"/>
           <w:b/>
           <w:bCs/>
+          <w:sz w:val="21"/>
         </w:rPr>
         <w:t xml:space="preserve"> </w:t>
       </w:r>
@@ -1650,6 +2522,7 @@
           <w:rFonts w:asciiTheme="minorEastAsia" w:hAnsiTheme="minorEastAsia"/>
           <w:b/>
           <w:bCs/>
+          <w:sz w:val="21"/>
         </w:rPr>
         <w:t>TFLite</w:t>
       </w:r>
@@ -1657,6 +2530,7 @@
       <w:r>
         <w:rPr>
           <w:rFonts w:asciiTheme="minorEastAsia" w:hAnsiTheme="minorEastAsia"/>
+          <w:sz w:val="21"/>
         </w:rPr>
         <w:t xml:space="preserve"> —— </w:t>
       </w:r>
@@ -1664,6 +2538,7 @@
       <w:r>
         <w:rPr>
           <w:rFonts w:asciiTheme="minorEastAsia" w:hAnsiTheme="minorEastAsia"/>
+          <w:sz w:val="21"/>
         </w:rPr>
         <w:t>部署到</w:t>
       </w:r>
@@ -1671,8 +2546,16 @@
       <w:r>
         <w:rPr>
           <w:rFonts w:asciiTheme="minorEastAsia" w:hAnsiTheme="minorEastAsia"/>
-        </w:rPr>
-        <w:t xml:space="preserve"> Limelight 的最终格式</w:t>
+          <w:sz w:val="21"/>
+        </w:rPr>
+        <w:t xml:space="preserve"> Limelight </w:t>
+      </w:r>
+      <w:r>
+        <w:rPr>
+          <w:rFonts w:asciiTheme="minorEastAsia" w:hAnsiTheme="minorEastAsia"/>
+          <w:sz w:val="21"/>
+        </w:rPr>
+        <w:t>的最终格式</w:t>
       </w:r>
     </w:p>
     <w:p>
@@ -1680,53 +2563,201 @@
         <w:pStyle w:val="FirstParagraph"/>
         <w:rPr>
           <w:rFonts w:asciiTheme="minorEastAsia" w:hAnsiTheme="minorEastAsia"/>
-        </w:rPr>
-      </w:pPr>
-      <w:r>
-        <w:rPr>
-          <w:rFonts w:asciiTheme="minorEastAsia" w:hAnsiTheme="minorEastAsia"/>
-        </w:rPr>
-        <w:t>量化采用典型数据集 300 张图片作校准，输入要求 uint8 [0,255]，输出为 float32 顺序：</w:t>
+          <w:sz w:val="21"/>
+        </w:rPr>
+      </w:pPr>
+      <w:r>
+        <w:rPr>
+          <w:rFonts w:asciiTheme="minorEastAsia" w:hAnsiTheme="minorEastAsia"/>
+          <w:sz w:val="21"/>
+        </w:rPr>
+        <w:t>量化采用典型数据集</w:t>
+      </w:r>
+      <w:r>
+        <w:rPr>
+          <w:rFonts w:asciiTheme="minorEastAsia" w:hAnsiTheme="minorEastAsia"/>
+          <w:sz w:val="21"/>
+        </w:rPr>
+        <w:t xml:space="preserve"> 300 </w:t>
+      </w:r>
+      <w:r>
+        <w:rPr>
+          <w:rFonts w:asciiTheme="minorEastAsia" w:hAnsiTheme="minorEastAsia"/>
+          <w:sz w:val="21"/>
+        </w:rPr>
+        <w:t>张图片作校准，输入要求</w:t>
+      </w:r>
+      <w:r>
+        <w:rPr>
+          <w:rFonts w:asciiTheme="minorEastAsia" w:hAnsiTheme="minorEastAsia"/>
+          <w:sz w:val="21"/>
+        </w:rPr>
+        <w:t xml:space="preserve"> uint8 [</w:t>
+      </w:r>
+      <w:proofErr w:type="gramStart"/>
+      <w:r>
+        <w:rPr>
+          <w:rFonts w:asciiTheme="minorEastAsia" w:hAnsiTheme="minorEastAsia"/>
+          <w:sz w:val="21"/>
+        </w:rPr>
+        <w:t>0,255]</w:t>
+      </w:r>
+      <w:r>
+        <w:rPr>
+          <w:rFonts w:asciiTheme="minorEastAsia" w:hAnsiTheme="minorEastAsia"/>
+          <w:sz w:val="21"/>
+        </w:rPr>
+        <w:t>，</w:t>
+      </w:r>
+      <w:proofErr w:type="gramEnd"/>
+      <w:r>
+        <w:rPr>
+          <w:rFonts w:asciiTheme="minorEastAsia" w:hAnsiTheme="minorEastAsia"/>
+          <w:sz w:val="21"/>
+        </w:rPr>
+        <w:t>输出为</w:t>
+      </w:r>
+      <w:r>
+        <w:rPr>
+          <w:rFonts w:asciiTheme="minorEastAsia" w:hAnsiTheme="minorEastAsia"/>
+          <w:sz w:val="21"/>
+        </w:rPr>
+        <w:t xml:space="preserve"> float32 </w:t>
+      </w:r>
+      <w:r>
+        <w:rPr>
+          <w:rFonts w:asciiTheme="minorEastAsia" w:hAnsiTheme="minorEastAsia"/>
+          <w:sz w:val="21"/>
+        </w:rPr>
+        <w:t>顺序：</w:t>
       </w:r>
       <w:r>
         <w:rPr>
           <w:rStyle w:val="VerbatimChar"/>
           <w:rFonts w:asciiTheme="minorEastAsia" w:hAnsiTheme="minorEastAsia"/>
-          <w:sz w:val="24"/>
+          <w:sz w:val="21"/>
         </w:rPr>
         <w:t>[scores, boxes, num_detections, classes]</w:t>
       </w:r>
       <w:r>
         <w:rPr>
           <w:rFonts w:asciiTheme="minorEastAsia" w:hAnsiTheme="minorEastAsia"/>
-        </w:rPr>
-        <w:t xml:space="preserve">。特别注意的是，模型输出的类别索引为 </w:t>
+          <w:sz w:val="21"/>
+        </w:rPr>
+        <w:t>。特别注意的是，模型输出的类别索引为</w:t>
+      </w:r>
+      <w:r>
+        <w:rPr>
+          <w:rFonts w:asciiTheme="minorEastAsia" w:hAnsiTheme="minorEastAsia"/>
+          <w:sz w:val="21"/>
+        </w:rPr>
+        <w:t xml:space="preserve"> </w:t>
       </w:r>
       <w:r>
         <w:rPr>
           <w:rFonts w:asciiTheme="minorEastAsia" w:hAnsiTheme="minorEastAsia"/>
           <w:b/>
           <w:bCs/>
+          <w:sz w:val="21"/>
         </w:rPr>
         <w:t>0-based</w:t>
       </w:r>
       <w:r>
         <w:rPr>
           <w:rFonts w:asciiTheme="minorEastAsia" w:hAnsiTheme="minorEastAsia"/>
-        </w:rPr>
-        <w:t xml:space="preserve">（0 表示 purple，1 表示 green），在端侧需转换为 1-based 以匹配 </w:t>
+          <w:sz w:val="21"/>
+        </w:rPr>
+        <w:t>（</w:t>
+      </w:r>
+      <w:r>
+        <w:rPr>
+          <w:rFonts w:asciiTheme="minorEastAsia" w:hAnsiTheme="minorEastAsia"/>
+          <w:sz w:val="21"/>
+        </w:rPr>
+        <w:t xml:space="preserve">0 </w:t>
+      </w:r>
+      <w:r>
+        <w:rPr>
+          <w:rFonts w:asciiTheme="minorEastAsia" w:hAnsiTheme="minorEastAsia"/>
+          <w:sz w:val="21"/>
+        </w:rPr>
+        <w:t>表示</w:t>
+      </w:r>
+      <w:r>
+        <w:rPr>
+          <w:rFonts w:asciiTheme="minorEastAsia" w:hAnsiTheme="minorEastAsia"/>
+          <w:sz w:val="21"/>
+        </w:rPr>
+        <w:t xml:space="preserve"> purple</w:t>
+      </w:r>
+      <w:r>
+        <w:rPr>
+          <w:rFonts w:asciiTheme="minorEastAsia" w:hAnsiTheme="minorEastAsia"/>
+          <w:sz w:val="21"/>
+        </w:rPr>
+        <w:t>，</w:t>
+      </w:r>
+      <w:r>
+        <w:rPr>
+          <w:rFonts w:asciiTheme="minorEastAsia" w:hAnsiTheme="minorEastAsia"/>
+          <w:sz w:val="21"/>
+        </w:rPr>
+        <w:t xml:space="preserve">1 </w:t>
+      </w:r>
+      <w:r>
+        <w:rPr>
+          <w:rFonts w:asciiTheme="minorEastAsia" w:hAnsiTheme="minorEastAsia"/>
+          <w:sz w:val="21"/>
+        </w:rPr>
+        <w:t>表示</w:t>
+      </w:r>
+      <w:r>
+        <w:rPr>
+          <w:rFonts w:asciiTheme="minorEastAsia" w:hAnsiTheme="minorEastAsia"/>
+          <w:sz w:val="21"/>
+        </w:rPr>
+        <w:t xml:space="preserve"> green</w:t>
+      </w:r>
+      <w:r>
+        <w:rPr>
+          <w:rFonts w:asciiTheme="minorEastAsia" w:hAnsiTheme="minorEastAsia"/>
+          <w:sz w:val="21"/>
+        </w:rPr>
+        <w:t>），在端侧需转换为</w:t>
+      </w:r>
+      <w:r>
+        <w:rPr>
+          <w:rFonts w:asciiTheme="minorEastAsia" w:hAnsiTheme="minorEastAsia"/>
+          <w:sz w:val="21"/>
+        </w:rPr>
+        <w:t xml:space="preserve"> 1-based </w:t>
+      </w:r>
+      <w:r>
+        <w:rPr>
+          <w:rFonts w:asciiTheme="minorEastAsia" w:hAnsiTheme="minorEastAsia"/>
+          <w:sz w:val="21"/>
+        </w:rPr>
+        <w:t>以匹配</w:t>
+      </w:r>
+      <w:r>
+        <w:rPr>
+          <w:rFonts w:asciiTheme="minorEastAsia" w:hAnsiTheme="minorEastAsia"/>
+          <w:sz w:val="21"/>
+        </w:rPr>
+        <w:t xml:space="preserve"> </w:t>
       </w:r>
       <w:r>
         <w:rPr>
           <w:rStyle w:val="VerbatimChar"/>
           <w:rFonts w:asciiTheme="minorEastAsia" w:hAnsiTheme="minorEastAsia"/>
-          <w:sz w:val="24"/>
+          <w:sz w:val="21"/>
         </w:rPr>
         <w:t>label_map.pbtxt</w:t>
       </w:r>
       <w:r>
         <w:rPr>
           <w:rFonts w:asciiTheme="minorEastAsia" w:hAnsiTheme="minorEastAsia"/>
+          <w:sz w:val="21"/>
         </w:rPr>
         <w:t>。</w:t>
       </w:r>
@@ -1736,6 +2767,7 @@
         <w:pStyle w:val="3"/>
         <w:rPr>
           <w:rFonts w:asciiTheme="minorEastAsia" w:eastAsiaTheme="minorEastAsia" w:hAnsiTheme="minorEastAsia"/>
+          <w:sz w:val="21"/>
           <w:lang w:eastAsia="zh-CN"/>
         </w:rPr>
       </w:pPr>
@@ -1744,10 +2776,19 @@
       <w:r>
         <w:rPr>
           <w:rFonts w:asciiTheme="minorEastAsia" w:eastAsiaTheme="minorEastAsia" w:hAnsiTheme="minorEastAsia"/>
+          <w:sz w:val="21"/>
           <w:lang w:eastAsia="zh-CN"/>
         </w:rPr>
         <w:lastRenderedPageBreak/>
-        <w:t>3.4 性能指标</w:t>
+        <w:t xml:space="preserve">3.4 </w:t>
+      </w:r>
+      <w:r>
+        <w:rPr>
+          <w:rFonts w:asciiTheme="minorEastAsia" w:eastAsiaTheme="minorEastAsia" w:hAnsiTheme="minorEastAsia"/>
+          <w:sz w:val="21"/>
+          <w:lang w:eastAsia="zh-CN"/>
+        </w:rPr>
+        <w:t>性能指标</w:t>
       </w:r>
     </w:p>
     <w:p>
@@ -1755,16 +2796,19 @@
         <w:pStyle w:val="FirstParagraph"/>
         <w:rPr>
           <w:rFonts w:asciiTheme="minorEastAsia" w:hAnsiTheme="minorEastAsia"/>
-          <w:lang w:eastAsia="zh-CN"/>
-        </w:rPr>
-      </w:pPr>
+          <w:sz w:val="21"/>
+          <w:lang w:eastAsia="zh-CN"/>
+        </w:rPr>
+      </w:pPr>
+      <w:bookmarkStart w:id="12" w:name="_GoBack"/>
       <w:r>
         <w:rPr>
           <w:noProof/>
+          <w:sz w:val="21"/>
         </w:rPr>
         <w:drawing>
-          <wp:inline distT="0" distB="0" distL="0" distR="0" wp14:anchorId="08CD78CB" wp14:editId="4D9FBFEA">
-            <wp:extent cx="3143250" cy="1905000"/>
+          <wp:inline distT="0" distB="0" distL="0" distR="0" wp14:anchorId="08CD78CB" wp14:editId="365CBE3D">
+            <wp:extent cx="2751827" cy="1667774"/>
             <wp:effectExtent l="0" t="0" r="0" b="0"/>
             <wp:docPr id="632503466" name="图形 2"/>
             <wp:cNvGraphicFramePr>
@@ -1792,7 +2836,7 @@
                   <pic:spPr>
                     <a:xfrm>
                       <a:off x="0" y="0"/>
-                      <a:ext cx="3143250" cy="1905000"/>
+                      <a:ext cx="2766882" cy="1676898"/>
                     </a:xfrm>
                     <a:prstGeom prst="rect">
                       <a:avLst/>
@@ -1804,28 +2848,79 @@
           </wp:inline>
         </w:drawing>
       </w:r>
+      <w:bookmarkEnd w:id="12"/>
     </w:p>
     <w:p>
       <w:pPr>
         <w:pStyle w:val="FirstParagraph"/>
         <w:rPr>
           <w:rFonts w:asciiTheme="minorEastAsia" w:hAnsiTheme="minorEastAsia"/>
-          <w:lang w:eastAsia="zh-CN"/>
-        </w:rPr>
-      </w:pPr>
-      <w:r>
-        <w:rPr>
-          <w:rFonts w:asciiTheme="minorEastAsia" w:hAnsiTheme="minorEastAsia"/>
-          <w:lang w:eastAsia="zh-CN"/>
-        </w:rPr>
-        <w:t>在保留测试集上计算 mAP@0.75 = 0.80，满足设计要求。置信度阈值根据 F1 曲线选取 0.25。</w:t>
+          <w:sz w:val="21"/>
+          <w:lang w:eastAsia="zh-CN"/>
+        </w:rPr>
+      </w:pPr>
+      <w:r>
+        <w:rPr>
+          <w:rFonts w:asciiTheme="minorEastAsia" w:hAnsiTheme="minorEastAsia"/>
+          <w:sz w:val="21"/>
+          <w:lang w:eastAsia="zh-CN"/>
+        </w:rPr>
+        <w:t>在保留测试集上计算</w:t>
+      </w:r>
+      <w:r>
+        <w:rPr>
+          <w:rFonts w:asciiTheme="minorEastAsia" w:hAnsiTheme="minorEastAsia"/>
+          <w:sz w:val="21"/>
+          <w:lang w:eastAsia="zh-CN"/>
+        </w:rPr>
+        <w:t xml:space="preserve"> mAP@0.75 = 0.80</w:t>
+      </w:r>
+      <w:r>
+        <w:rPr>
+          <w:rFonts w:asciiTheme="minorEastAsia" w:hAnsiTheme="minorEastAsia"/>
+          <w:sz w:val="21"/>
+          <w:lang w:eastAsia="zh-CN"/>
+        </w:rPr>
+        <w:t>，满足设计要求。置信度阈值根据</w:t>
+      </w:r>
+      <w:r>
+        <w:rPr>
+          <w:rFonts w:asciiTheme="minorEastAsia" w:hAnsiTheme="minorEastAsia"/>
+          <w:sz w:val="21"/>
+          <w:lang w:eastAsia="zh-CN"/>
+        </w:rPr>
+        <w:t xml:space="preserve"> F1 </w:t>
+      </w:r>
+      <w:r>
+        <w:rPr>
+          <w:rFonts w:asciiTheme="minorEastAsia" w:hAnsiTheme="minorEastAsia"/>
+          <w:sz w:val="21"/>
+          <w:lang w:eastAsia="zh-CN"/>
+        </w:rPr>
+        <w:t>曲线选取</w:t>
+      </w:r>
+      <w:r>
+        <w:rPr>
+          <w:rFonts w:asciiTheme="minorEastAsia" w:hAnsiTheme="minorEastAsia"/>
+          <w:sz w:val="21"/>
+          <w:lang w:eastAsia="zh-CN"/>
+        </w:rPr>
+        <w:t xml:space="preserve"> 0.25</w:t>
+      </w:r>
+      <w:r>
+        <w:rPr>
+          <w:rFonts w:asciiTheme="minorEastAsia" w:hAnsiTheme="minorEastAsia"/>
+          <w:sz w:val="21"/>
+          <w:lang w:eastAsia="zh-CN"/>
+        </w:rPr>
+        <w:t>。</w:t>
       </w:r>
     </w:p>
     <w:p>
       <w:pPr>
         <w:pStyle w:val="a0"/>
         <w:rPr>
-          <w:rFonts w:hint="eastAsia"/>
+          <w:sz w:val="21"/>
           <w:lang w:eastAsia="zh-CN"/>
         </w:rPr>
       </w:pPr>
@@ -1835,19 +2930,92 @@
         <w:pStyle w:val="2"/>
         <w:rPr>
           <w:rFonts w:asciiTheme="minorEastAsia" w:eastAsiaTheme="minorEastAsia" w:hAnsiTheme="minorEastAsia"/>
-          <w:lang w:eastAsia="zh-CN"/>
-        </w:rPr>
-      </w:pPr>
-      <w:bookmarkStart w:id="12" w:name="四hub-接入与后处理从有目标到稳定跟踪"/>
+          <w:sz w:val="22"/>
+          <w:lang w:eastAsia="zh-CN"/>
+        </w:rPr>
+      </w:pPr>
+      <w:bookmarkStart w:id="13" w:name="四hub-接入与后处理从有目标到稳定跟踪"/>
       <w:bookmarkEnd w:id="7"/>
       <w:bookmarkEnd w:id="11"/>
       <w:r>
         <w:rPr>
           <w:rFonts w:asciiTheme="minorEastAsia" w:eastAsiaTheme="minorEastAsia" w:hAnsiTheme="minorEastAsia"/>
-          <w:sz w:val="24"/>
-          <w:lang w:eastAsia="zh-CN"/>
-        </w:rPr>
-        <w:t>四、Hub 接入与后处理：从“有目标”到“稳定跟踪”</w:t>
+          <w:sz w:val="21"/>
+          <w:lang w:eastAsia="zh-CN"/>
+        </w:rPr>
+        <w:t>四、</w:t>
+      </w:r>
+      <w:r>
+        <w:rPr>
+          <w:rFonts w:asciiTheme="minorEastAsia" w:eastAsiaTheme="minorEastAsia" w:hAnsiTheme="minorEastAsia"/>
+          <w:sz w:val="21"/>
+          <w:lang w:eastAsia="zh-CN"/>
+        </w:rPr>
+        <w:t xml:space="preserve">Hub </w:t>
+      </w:r>
+      <w:r>
+        <w:rPr>
+          <w:rFonts w:asciiTheme="minorEastAsia" w:eastAsiaTheme="minorEastAsia" w:hAnsiTheme="minorEastAsia"/>
+          <w:sz w:val="21"/>
+          <w:lang w:eastAsia="zh-CN"/>
+        </w:rPr>
+        <w:t>接入与后处理：从</w:t>
+      </w:r>
+      <w:r>
+        <w:rPr>
+          <w:rFonts w:asciiTheme="minorEastAsia" w:eastAsiaTheme="minorEastAsia" w:hAnsiTheme="minorEastAsia"/>
+          <w:sz w:val="21"/>
+          <w:lang w:eastAsia="zh-CN"/>
+        </w:rPr>
+        <w:t>“</w:t>
+      </w:r>
+      <w:r>
+        <w:rPr>
+          <w:rFonts w:asciiTheme="minorEastAsia" w:eastAsiaTheme="minorEastAsia" w:hAnsiTheme="minorEastAsia"/>
+          <w:sz w:val="21"/>
+          <w:lang w:eastAsia="zh-CN"/>
+        </w:rPr>
+        <w:t>有目标</w:t>
+      </w:r>
+      <w:r>
+        <w:rPr>
+          <w:rFonts w:asciiTheme="minorEastAsia" w:eastAsiaTheme="minorEastAsia" w:hAnsiTheme="minorEastAsia"/>
+          <w:sz w:val="21"/>
+          <w:lang w:eastAsia="zh-CN"/>
+        </w:rPr>
+        <w:t>”</w:t>
+      </w:r>
+      <w:r>
+        <w:rPr>
+          <w:rFonts w:asciiTheme="minorEastAsia" w:eastAsiaTheme="minorEastAsia" w:hAnsiTheme="minorEastAsia"/>
+          <w:sz w:val="21"/>
+          <w:lang w:eastAsia="zh-CN"/>
+        </w:rPr>
+        <w:t>到</w:t>
+      </w:r>
+      <w:r>
+        <w:rPr>
+          <w:rFonts w:asciiTheme="minorEastAsia" w:eastAsiaTheme="minorEastAsia" w:hAnsiTheme="minorEastAsia"/>
+          <w:sz w:val="21"/>
+          <w:lang w:eastAsia="zh-CN"/>
+        </w:rPr>
+        <w:t>“</w:t>
+      </w:r>
+      <w:r>
+        <w:rPr>
+          <w:rFonts w:asciiTheme="minorEastAsia" w:eastAsiaTheme="minorEastAsia" w:hAnsiTheme="minorEastAsia"/>
+          <w:sz w:val="21"/>
+          <w:lang w:eastAsia="zh-CN"/>
+        </w:rPr>
+        <w:t>稳定跟踪</w:t>
+      </w:r>
+      <w:r>
+        <w:rPr>
+          <w:rFonts w:asciiTheme="minorEastAsia" w:eastAsiaTheme="minorEastAsia" w:hAnsiTheme="minorEastAsia"/>
+          <w:sz w:val="21"/>
+          <w:lang w:eastAsia="zh-CN"/>
+        </w:rPr>
+        <w:t>”</w:t>
       </w:r>
     </w:p>
     <w:p>
@@ -1855,12 +3023,14 @@
         <w:pStyle w:val="FirstParagraph"/>
         <w:rPr>
           <w:rFonts w:asciiTheme="minorEastAsia" w:hAnsiTheme="minorEastAsia"/>
-          <w:lang w:eastAsia="zh-CN"/>
-        </w:rPr>
-      </w:pPr>
-      <w:r>
-        <w:rPr>
-          <w:rFonts w:asciiTheme="minorEastAsia" w:hAnsiTheme="minorEastAsia"/>
+          <w:sz w:val="21"/>
+          <w:lang w:eastAsia="zh-CN"/>
+        </w:rPr>
+      </w:pPr>
+      <w:r>
+        <w:rPr>
+          <w:rFonts w:asciiTheme="minorEastAsia" w:hAnsiTheme="minorEastAsia"/>
+          <w:sz w:val="21"/>
           <w:lang w:eastAsia="zh-CN"/>
         </w:rPr>
         <w:t>模型输出的是每帧检测结果，但直接使用深度视觉的原始数据会带来问题：</w:t>
@@ -1875,6 +3045,7 @@
         </w:numPr>
         <w:rPr>
           <w:rFonts w:asciiTheme="minorEastAsia" w:hAnsiTheme="minorEastAsia"/>
+          <w:sz w:val="21"/>
           <w:lang w:eastAsia="zh-CN"/>
         </w:rPr>
       </w:pPr>
@@ -1883,6 +3054,7 @@
           <w:rFonts w:asciiTheme="minorEastAsia" w:hAnsiTheme="minorEastAsia"/>
           <w:b/>
           <w:bCs/>
+          <w:sz w:val="21"/>
           <w:lang w:eastAsia="zh-CN"/>
         </w:rPr>
         <w:t>抖动</w:t>
@@ -1890,9 +3062,62 @@
       <w:r>
         <w:rPr>
           <w:rFonts w:asciiTheme="minorEastAsia" w:hAnsiTheme="minorEastAsia"/>
-          <w:lang w:eastAsia="zh-CN"/>
-        </w:rPr>
-        <w:t>：即使目标静止，检测框中心像素也会在相邻帧间跳动（±5 像素）</w:t>
+          <w:sz w:val="21"/>
+          <w:lang w:eastAsia="zh-CN"/>
+        </w:rPr>
+        <w:t>：即使目标静止，检测</w:t>
+      </w:r>
+      <w:proofErr w:type="gramStart"/>
+      <w:r>
+        <w:rPr>
+          <w:rFonts w:asciiTheme="minorEastAsia" w:hAnsiTheme="minorEastAsia"/>
+          <w:sz w:val="21"/>
+          <w:lang w:eastAsia="zh-CN"/>
+        </w:rPr>
+        <w:t>框中心</w:t>
+      </w:r>
+      <w:proofErr w:type="gramEnd"/>
+      <w:r>
+        <w:rPr>
+          <w:rFonts w:asciiTheme="minorEastAsia" w:hAnsiTheme="minorEastAsia"/>
+          <w:sz w:val="21"/>
+          <w:lang w:eastAsia="zh-CN"/>
+        </w:rPr>
+        <w:t>像素也会在</w:t>
+      </w:r>
+      <w:proofErr w:type="gramStart"/>
+      <w:r>
+        <w:rPr>
+          <w:rFonts w:asciiTheme="minorEastAsia" w:hAnsiTheme="minorEastAsia"/>
+          <w:sz w:val="21"/>
+          <w:lang w:eastAsia="zh-CN"/>
+        </w:rPr>
+        <w:t>相邻帧间跳</w:t>
+      </w:r>
+      <w:proofErr w:type="gramEnd"/>
+      <w:r>
+        <w:rPr>
+          <w:rFonts w:asciiTheme="minorEastAsia" w:hAnsiTheme="minorEastAsia"/>
+          <w:sz w:val="21"/>
+          <w:lang w:eastAsia="zh-CN"/>
+        </w:rPr>
+        <w:t>动（</w:t>
+      </w:r>
+      <w:r>
+        <w:rPr>
+          <w:rFonts w:asciiTheme="minorEastAsia" w:hAnsiTheme="minorEastAsia"/>
+          <w:sz w:val="21"/>
+          <w:lang w:eastAsia="zh-CN"/>
+        </w:rPr>
+        <w:t xml:space="preserve">±5 </w:t>
+      </w:r>
+      <w:r>
+        <w:rPr>
+          <w:rFonts w:asciiTheme="minorEastAsia" w:hAnsiTheme="minorEastAsia"/>
+          <w:sz w:val="21"/>
+          <w:lang w:eastAsia="zh-CN"/>
+        </w:rPr>
+        <w:t>像素）</w:t>
       </w:r>
     </w:p>
     <w:p>
@@ -1904,6 +3129,7 @@
         </w:numPr>
         <w:rPr>
           <w:rFonts w:asciiTheme="minorEastAsia" w:hAnsiTheme="minorEastAsia"/>
+          <w:sz w:val="21"/>
           <w:lang w:eastAsia="zh-CN"/>
         </w:rPr>
       </w:pPr>
@@ -1912,6 +3138,7 @@
           <w:rFonts w:asciiTheme="minorEastAsia" w:hAnsiTheme="minorEastAsia"/>
           <w:b/>
           <w:bCs/>
+          <w:sz w:val="21"/>
           <w:lang w:eastAsia="zh-CN"/>
         </w:rPr>
         <w:t>短暂丢失</w:t>
@@ -1919,9 +3146,26 @@
       <w:r>
         <w:rPr>
           <w:rFonts w:asciiTheme="minorEastAsia" w:hAnsiTheme="minorEastAsia"/>
-          <w:lang w:eastAsia="zh-CN"/>
-        </w:rPr>
-        <w:t>：球快速旋转或反光可能导致 1~3 帧漏检</w:t>
+          <w:sz w:val="21"/>
+          <w:lang w:eastAsia="zh-CN"/>
+        </w:rPr>
+        <w:t>：球快速旋转或反光可能导致</w:t>
+      </w:r>
+      <w:r>
+        <w:rPr>
+          <w:rFonts w:asciiTheme="minorEastAsia" w:hAnsiTheme="minorEastAsia"/>
+          <w:sz w:val="21"/>
+          <w:lang w:eastAsia="zh-CN"/>
+        </w:rPr>
+        <w:t xml:space="preserve"> 1~3 </w:t>
+      </w:r>
+      <w:r>
+        <w:rPr>
+          <w:rFonts w:asciiTheme="minorEastAsia" w:hAnsiTheme="minorEastAsia"/>
+          <w:sz w:val="21"/>
+          <w:lang w:eastAsia="zh-CN"/>
+        </w:rPr>
+        <w:t>帧漏检</w:t>
       </w:r>
     </w:p>
     <w:p>
@@ -1933,6 +3177,7 @@
         </w:numPr>
         <w:rPr>
           <w:rFonts w:asciiTheme="minorEastAsia" w:hAnsiTheme="minorEastAsia"/>
+          <w:sz w:val="21"/>
           <w:lang w:eastAsia="zh-CN"/>
         </w:rPr>
       </w:pPr>
@@ -1941,6 +3186,7 @@
           <w:rFonts w:asciiTheme="minorEastAsia" w:hAnsiTheme="minorEastAsia"/>
           <w:b/>
           <w:bCs/>
+          <w:sz w:val="21"/>
           <w:lang w:eastAsia="zh-CN"/>
         </w:rPr>
         <w:t>跳变</w:t>
@@ -1948,9 +3194,34 @@
       <w:r>
         <w:rPr>
           <w:rFonts w:asciiTheme="minorEastAsia" w:hAnsiTheme="minorEastAsia"/>
-          <w:lang w:eastAsia="zh-CN"/>
-        </w:rPr>
-        <w:t>：当两个球同时出现在视野时，检测结果可能瞬间从球 A 跳到球 B</w:t>
+          <w:sz w:val="21"/>
+          <w:lang w:eastAsia="zh-CN"/>
+        </w:rPr>
+        <w:t>：当两个球同时出现在视野时，检测结果可能瞬间从球</w:t>
+      </w:r>
+      <w:r>
+        <w:rPr>
+          <w:rFonts w:asciiTheme="minorEastAsia" w:hAnsiTheme="minorEastAsia"/>
+          <w:sz w:val="21"/>
+          <w:lang w:eastAsia="zh-CN"/>
+        </w:rPr>
+        <w:t xml:space="preserve"> A </w:t>
+      </w:r>
+      <w:r>
+        <w:rPr>
+          <w:rFonts w:asciiTheme="minorEastAsia" w:hAnsiTheme="minorEastAsia"/>
+          <w:sz w:val="21"/>
+          <w:lang w:eastAsia="zh-CN"/>
+        </w:rPr>
+        <w:t>跳到球</w:t>
+      </w:r>
+      <w:r>
+        <w:rPr>
+          <w:rFonts w:asciiTheme="minorEastAsia" w:hAnsiTheme="minorEastAsia"/>
+          <w:sz w:val="21"/>
+          <w:lang w:eastAsia="zh-CN"/>
+        </w:rPr>
+        <w:t xml:space="preserve"> B</w:t>
       </w:r>
     </w:p>
     <w:p>
@@ -1958,12 +3229,14 @@
         <w:pStyle w:val="FirstParagraph"/>
         <w:rPr>
           <w:rFonts w:asciiTheme="minorEastAsia" w:hAnsiTheme="minorEastAsia"/>
-          <w:lang w:eastAsia="zh-CN"/>
-        </w:rPr>
-      </w:pPr>
-      <w:r>
-        <w:rPr>
-          <w:rFonts w:asciiTheme="minorEastAsia" w:hAnsiTheme="minorEastAsia"/>
+          <w:sz w:val="21"/>
+          <w:lang w:eastAsia="zh-CN"/>
+        </w:rPr>
+      </w:pPr>
+      <w:r>
+        <w:rPr>
+          <w:rFonts w:asciiTheme="minorEastAsia" w:hAnsiTheme="minorEastAsia"/>
+          <w:sz w:val="21"/>
           <w:lang w:eastAsia="zh-CN"/>
         </w:rPr>
         <w:t>针对深度视觉的特性，我们设计了两层后处理架构：</w:t>
@@ -1972,7 +3245,7 @@
         <w:rPr>
           <w:rStyle w:val="VerbatimChar"/>
           <w:rFonts w:asciiTheme="minorEastAsia" w:hAnsiTheme="minorEastAsia"/>
-          <w:sz w:val="24"/>
+          <w:sz w:val="21"/>
           <w:lang w:eastAsia="zh-CN"/>
         </w:rPr>
         <w:t>Detector</w:t>
@@ -1980,6 +3253,7 @@
       <w:r>
         <w:rPr>
           <w:rFonts w:asciiTheme="minorEastAsia" w:hAnsiTheme="minorEastAsia"/>
+          <w:sz w:val="21"/>
           <w:lang w:eastAsia="zh-CN"/>
         </w:rPr>
         <w:t xml:space="preserve"> → </w:t>
@@ -1988,7 +3262,7 @@
         <w:rPr>
           <w:rStyle w:val="VerbatimChar"/>
           <w:rFonts w:asciiTheme="minorEastAsia" w:hAnsiTheme="minorEastAsia"/>
-          <w:sz w:val="24"/>
+          <w:sz w:val="21"/>
           <w:lang w:eastAsia="zh-CN"/>
         </w:rPr>
         <w:t>Tracker</w:t>
@@ -1996,6 +3270,7 @@
       <w:r>
         <w:rPr>
           <w:rFonts w:asciiTheme="minorEastAsia" w:hAnsiTheme="minorEastAsia"/>
+          <w:sz w:val="21"/>
           <w:lang w:eastAsia="zh-CN"/>
         </w:rPr>
         <w:t>，分别封装原始数据读取和时序滤波逻辑。</w:t>
@@ -2006,12 +3281,14 @@
         <w:pStyle w:val="3"/>
         <w:rPr>
           <w:rFonts w:asciiTheme="minorEastAsia" w:eastAsiaTheme="minorEastAsia" w:hAnsiTheme="minorEastAsia"/>
-        </w:rPr>
-      </w:pPr>
-      <w:bookmarkStart w:id="13" w:name="detector-层归一化与封装"/>
+          <w:sz w:val="21"/>
+        </w:rPr>
+      </w:pPr>
+      <w:bookmarkStart w:id="14" w:name="detector-层归一化与封装"/>
       <w:r>
         <w:rPr>
           <w:rFonts w:asciiTheme="minorEastAsia" w:eastAsiaTheme="minorEastAsia" w:hAnsiTheme="minorEastAsia"/>
+          <w:sz w:val="21"/>
         </w:rPr>
         <w:t xml:space="preserve">4.1 Detector </w:t>
       </w:r>
@@ -2019,6 +3296,7 @@
       <w:r>
         <w:rPr>
           <w:rFonts w:asciiTheme="minorEastAsia" w:eastAsiaTheme="minorEastAsia" w:hAnsiTheme="minorEastAsia"/>
+          <w:sz w:val="21"/>
         </w:rPr>
         <w:t>层：归一化与封装</w:t>
       </w:r>
@@ -2029,35 +3307,73 @@
         <w:pStyle w:val="FirstParagraph"/>
         <w:rPr>
           <w:rFonts w:asciiTheme="minorEastAsia" w:hAnsiTheme="minorEastAsia"/>
+          <w:sz w:val="21"/>
         </w:rPr>
       </w:pPr>
       <w:r>
         <w:rPr>
           <w:rStyle w:val="VerbatimChar"/>
           <w:rFonts w:asciiTheme="minorEastAsia" w:hAnsiTheme="minorEastAsia"/>
-          <w:sz w:val="24"/>
+          <w:sz w:val="21"/>
         </w:rPr>
         <w:t>Detector</w:t>
       </w:r>
       <w:r>
         <w:rPr>
           <w:rFonts w:asciiTheme="minorEastAsia" w:hAnsiTheme="minorEastAsia"/>
-        </w:rPr>
-        <w:t xml:space="preserve"> 类负责与 Limelight 的 </w:t>
+          <w:sz w:val="21"/>
+        </w:rPr>
+        <w:t xml:space="preserve"> </w:t>
+      </w:r>
+      <w:r>
+        <w:rPr>
+          <w:rFonts w:asciiTheme="minorEastAsia" w:hAnsiTheme="minorEastAsia"/>
+          <w:sz w:val="21"/>
+        </w:rPr>
+        <w:t>类负责与</w:t>
+      </w:r>
+      <w:r>
+        <w:rPr>
+          <w:rFonts w:asciiTheme="minorEastAsia" w:hAnsiTheme="minorEastAsia"/>
+          <w:sz w:val="21"/>
+        </w:rPr>
+        <w:t xml:space="preserve"> Limelight </w:t>
+      </w:r>
+      <w:r>
+        <w:rPr>
+          <w:rFonts w:asciiTheme="minorEastAsia" w:hAnsiTheme="minorEastAsia"/>
+          <w:sz w:val="21"/>
+        </w:rPr>
+        <w:t>的</w:t>
+      </w:r>
+      <w:r>
+        <w:rPr>
+          <w:rFonts w:asciiTheme="minorEastAsia" w:hAnsiTheme="minorEastAsia"/>
+          <w:sz w:val="21"/>
+        </w:rPr>
+        <w:t xml:space="preserve"> </w:t>
       </w:r>
       <w:r>
         <w:rPr>
           <w:rStyle w:val="VerbatimChar"/>
           <w:rFonts w:asciiTheme="minorEastAsia" w:hAnsiTheme="minorEastAsia"/>
-          <w:sz w:val="24"/>
+          <w:sz w:val="21"/>
         </w:rPr>
         <w:t>LLResult</w:t>
       </w:r>
       <w:r>
         <w:rPr>
           <w:rFonts w:asciiTheme="minorEastAsia" w:hAnsiTheme="minorEastAsia"/>
-        </w:rPr>
-        <w:t xml:space="preserve"> 交互，对外提供：</w:t>
+          <w:sz w:val="21"/>
+        </w:rPr>
+        <w:t xml:space="preserve"> </w:t>
+      </w:r>
+      <w:r>
+        <w:rPr>
+          <w:rFonts w:asciiTheme="minorEastAsia" w:hAnsiTheme="minorEastAsia"/>
+          <w:sz w:val="21"/>
+        </w:rPr>
+        <w:t>交互，对外提供：</w:t>
       </w:r>
     </w:p>
     <w:p>
@@ -2069,21 +3385,40 @@
         </w:numPr>
         <w:rPr>
           <w:rFonts w:asciiTheme="minorEastAsia" w:hAnsiTheme="minorEastAsia"/>
-        </w:rPr>
-      </w:pPr>
+          <w:sz w:val="21"/>
+        </w:rPr>
+      </w:pPr>
+      <w:proofErr w:type="gramStart"/>
       <w:r>
         <w:rPr>
           <w:rStyle w:val="VerbatimChar"/>
           <w:rFonts w:asciiTheme="minorEastAsia" w:hAnsiTheme="minorEastAsia"/>
-          <w:sz w:val="24"/>
-        </w:rPr>
-        <w:t>hasTarget()</w:t>
-      </w:r>
-      <w:r>
-        <w:rPr>
-          <w:rFonts w:asciiTheme="minorEastAsia" w:hAnsiTheme="minorEastAsia"/>
-        </w:rPr>
-        <w:t xml:space="preserve"> —— 是否有有效检测结果</w:t>
+          <w:sz w:val="21"/>
+        </w:rPr>
+        <w:t>hasTarget(</w:t>
+      </w:r>
+      <w:proofErr w:type="gramEnd"/>
+      <w:r>
+        <w:rPr>
+          <w:rStyle w:val="VerbatimChar"/>
+          <w:rFonts w:asciiTheme="minorEastAsia" w:hAnsiTheme="minorEastAsia"/>
+          <w:sz w:val="21"/>
+        </w:rPr>
+        <w:t>)</w:t>
+      </w:r>
+      <w:r>
+        <w:rPr>
+          <w:rFonts w:asciiTheme="minorEastAsia" w:hAnsiTheme="minorEastAsia"/>
+          <w:sz w:val="21"/>
+        </w:rPr>
+        <w:t xml:space="preserve"> —— </w:t>
+      </w:r>
+      <w:r>
+        <w:rPr>
+          <w:rFonts w:asciiTheme="minorEastAsia" w:hAnsiTheme="minorEastAsia"/>
+          <w:sz w:val="21"/>
+        </w:rPr>
+        <w:t>是否有有效检测结果</w:t>
       </w:r>
     </w:p>
     <w:p>
@@ -2095,6 +3430,7 @@
         </w:numPr>
         <w:rPr>
           <w:rFonts w:asciiTheme="minorEastAsia" w:hAnsiTheme="minorEastAsia"/>
+          <w:sz w:val="21"/>
           <w:lang w:eastAsia="zh-CN"/>
         </w:rPr>
       </w:pPr>
@@ -2102,7 +3438,7 @@
         <w:rPr>
           <w:rStyle w:val="VerbatimChar"/>
           <w:rFonts w:asciiTheme="minorEastAsia" w:hAnsiTheme="minorEastAsia"/>
-          <w:sz w:val="24"/>
+          <w:sz w:val="21"/>
           <w:lang w:eastAsia="zh-CN"/>
         </w:rPr>
         <w:t>bearing()</w:t>
@@ -2110,9 +3446,18 @@
       <w:r>
         <w:rPr>
           <w:rFonts w:asciiTheme="minorEastAsia" w:hAnsiTheme="minorEastAsia"/>
-          <w:lang w:eastAsia="zh-CN"/>
-        </w:rPr>
-        <w:t xml:space="preserve"> —— 目标水平偏移角度（逆时针为正，单位为度）</w:t>
+          <w:sz w:val="21"/>
+          <w:lang w:eastAsia="zh-CN"/>
+        </w:rPr>
+        <w:t xml:space="preserve"> —— </w:t>
+      </w:r>
+      <w:r>
+        <w:rPr>
+          <w:rFonts w:asciiTheme="minorEastAsia" w:hAnsiTheme="minorEastAsia"/>
+          <w:sz w:val="21"/>
+          <w:lang w:eastAsia="zh-CN"/>
+        </w:rPr>
+        <w:t>目标水平偏移角度（逆时针为正，单位为度）</w:t>
       </w:r>
     </w:p>
     <w:p>
@@ -2124,6 +3469,7 @@
         </w:numPr>
         <w:rPr>
           <w:rFonts w:asciiTheme="minorEastAsia" w:hAnsiTheme="minorEastAsia"/>
+          <w:sz w:val="21"/>
         </w:rPr>
       </w:pPr>
       <w:proofErr w:type="spellStart"/>
@@ -2131,7 +3477,7 @@
         <w:rPr>
           <w:rStyle w:val="VerbatimChar"/>
           <w:rFonts w:asciiTheme="minorEastAsia" w:hAnsiTheme="minorEastAsia"/>
-          <w:sz w:val="24"/>
+          <w:sz w:val="21"/>
         </w:rPr>
         <w:t>get_center</w:t>
       </w:r>
@@ -2140,7 +3486,7 @@
         <w:rPr>
           <w:rStyle w:val="VerbatimChar"/>
           <w:rFonts w:asciiTheme="minorEastAsia" w:hAnsiTheme="minorEastAsia"/>
-          <w:sz w:val="24"/>
+          <w:sz w:val="21"/>
         </w:rPr>
         <w:t>(</w:t>
       </w:r>
@@ -2149,7 +3495,7 @@
         <w:rPr>
           <w:rStyle w:val="VerbatimChar"/>
           <w:rFonts w:asciiTheme="minorEastAsia" w:hAnsiTheme="minorEastAsia"/>
-          <w:sz w:val="24"/>
+          <w:sz w:val="21"/>
         </w:rPr>
         <w:t>objectName</w:t>
       </w:r>
@@ -2158,13 +3504,14 @@
         <w:rPr>
           <w:rStyle w:val="VerbatimChar"/>
           <w:rFonts w:asciiTheme="minorEastAsia" w:hAnsiTheme="minorEastAsia"/>
-          <w:sz w:val="24"/>
+          <w:sz w:val="21"/>
         </w:rPr>
         <w:t>)</w:t>
       </w:r>
       <w:r>
         <w:rPr>
           <w:rFonts w:asciiTheme="minorEastAsia" w:hAnsiTheme="minorEastAsia"/>
+          <w:sz w:val="21"/>
         </w:rPr>
         <w:t xml:space="preserve"> —— </w:t>
       </w:r>
@@ -2172,6 +3519,7 @@
       <w:r>
         <w:rPr>
           <w:rFonts w:asciiTheme="minorEastAsia" w:hAnsiTheme="minorEastAsia"/>
+          <w:sz w:val="21"/>
         </w:rPr>
         <w:t>获取特定类别目标的归一化中心坐标（用于多目标场景</w:t>
       </w:r>
@@ -2179,6 +3527,7 @@
       <w:r>
         <w:rPr>
           <w:rFonts w:asciiTheme="minorEastAsia" w:hAnsiTheme="minorEastAsia"/>
+          <w:sz w:val="21"/>
         </w:rPr>
         <w:t>）</w:t>
       </w:r>
@@ -2188,41 +3537,118 @@
         <w:pStyle w:val="FirstParagraph"/>
         <w:rPr>
           <w:rFonts w:asciiTheme="minorEastAsia" w:hAnsiTheme="minorEastAsia"/>
-        </w:rPr>
-      </w:pPr>
-      <w:r>
-        <w:rPr>
-          <w:rFonts w:asciiTheme="minorEastAsia" w:hAnsiTheme="minorEastAsia"/>
-        </w:rPr>
-        <w:t xml:space="preserve">其中 </w:t>
-      </w:r>
+          <w:sz w:val="21"/>
+        </w:rPr>
+      </w:pPr>
+      <w:r>
+        <w:rPr>
+          <w:rFonts w:asciiTheme="minorEastAsia" w:hAnsiTheme="minorEastAsia"/>
+          <w:sz w:val="21"/>
+        </w:rPr>
+        <w:t>其中</w:t>
+      </w:r>
+      <w:r>
+        <w:rPr>
+          <w:rFonts w:asciiTheme="minorEastAsia" w:hAnsiTheme="minorEastAsia"/>
+          <w:sz w:val="21"/>
+        </w:rPr>
+        <w:t xml:space="preserve"> </w:t>
+      </w:r>
+      <w:proofErr w:type="gramStart"/>
       <w:r>
         <w:rPr>
           <w:rStyle w:val="VerbatimChar"/>
           <w:rFonts w:asciiTheme="minorEastAsia" w:hAnsiTheme="minorEastAsia"/>
-          <w:sz w:val="24"/>
-        </w:rPr>
-        <w:t>bearing()</w:t>
-      </w:r>
-      <w:r>
-        <w:rPr>
-          <w:rFonts w:asciiTheme="minorEastAsia" w:hAnsiTheme="minorEastAsia"/>
-        </w:rPr>
-        <w:t xml:space="preserve"> 直接取自 </w:t>
-      </w:r>
+          <w:sz w:val="21"/>
+        </w:rPr>
+        <w:t>bearing(</w:t>
+      </w:r>
+      <w:proofErr w:type="gramEnd"/>
       <w:r>
         <w:rPr>
           <w:rStyle w:val="VerbatimChar"/>
           <w:rFonts w:asciiTheme="minorEastAsia" w:hAnsiTheme="minorEastAsia"/>
-          <w:sz w:val="24"/>
+          <w:sz w:val="21"/>
+        </w:rPr>
+        <w:t>)</w:t>
+      </w:r>
+      <w:r>
+        <w:rPr>
+          <w:rFonts w:asciiTheme="minorEastAsia" w:hAnsiTheme="minorEastAsia"/>
+          <w:sz w:val="21"/>
+        </w:rPr>
+        <w:t xml:space="preserve"> </w:t>
+      </w:r>
+      <w:r>
+        <w:rPr>
+          <w:rFonts w:asciiTheme="minorEastAsia" w:hAnsiTheme="minorEastAsia"/>
+          <w:sz w:val="21"/>
+        </w:rPr>
+        <w:t>直接取自</w:t>
+      </w:r>
+      <w:r>
+        <w:rPr>
+          <w:rFonts w:asciiTheme="minorEastAsia" w:hAnsiTheme="minorEastAsia"/>
+          <w:sz w:val="21"/>
+        </w:rPr>
+        <w:t xml:space="preserve"> </w:t>
+      </w:r>
+      <w:r>
+        <w:rPr>
+          <w:rStyle w:val="VerbatimChar"/>
+          <w:rFonts w:asciiTheme="minorEastAsia" w:hAnsiTheme="minorEastAsia"/>
+          <w:sz w:val="21"/>
         </w:rPr>
         <w:t>result.getTx()</w:t>
       </w:r>
       <w:r>
         <w:rPr>
           <w:rFonts w:asciiTheme="minorEastAsia" w:hAnsiTheme="minorEastAsia"/>
-        </w:rPr>
-        <w:t>，但注意 Limelight 定义“右正左负”，我们将其取反使与机器人坐标系一致（逆时针为正）。</w:t>
+          <w:sz w:val="21"/>
+        </w:rPr>
+        <w:t>，但注意</w:t>
+      </w:r>
+      <w:r>
+        <w:rPr>
+          <w:rFonts w:asciiTheme="minorEastAsia" w:hAnsiTheme="minorEastAsia"/>
+          <w:sz w:val="21"/>
+        </w:rPr>
+        <w:t xml:space="preserve"> Limelight </w:t>
+      </w:r>
+      <w:r>
+        <w:rPr>
+          <w:rFonts w:asciiTheme="minorEastAsia" w:hAnsiTheme="minorEastAsia"/>
+          <w:sz w:val="21"/>
+        </w:rPr>
+        <w:t>定义</w:t>
+      </w:r>
+      <w:r>
+        <w:rPr>
+          <w:rFonts w:asciiTheme="minorEastAsia" w:hAnsiTheme="minorEastAsia"/>
+          <w:sz w:val="21"/>
+        </w:rPr>
+        <w:t>“</w:t>
+      </w:r>
+      <w:r>
+        <w:rPr>
+          <w:rFonts w:asciiTheme="minorEastAsia" w:hAnsiTheme="minorEastAsia"/>
+          <w:sz w:val="21"/>
+        </w:rPr>
+        <w:t>右正左负</w:t>
+      </w:r>
+      <w:r>
+        <w:rPr>
+          <w:rFonts w:asciiTheme="minorEastAsia" w:hAnsiTheme="minorEastAsia"/>
+          <w:sz w:val="21"/>
+        </w:rPr>
+        <w:t>”</w:t>
+      </w:r>
+      <w:r>
+        <w:rPr>
+          <w:rFonts w:asciiTheme="minorEastAsia" w:hAnsiTheme="minorEastAsia"/>
+          <w:sz w:val="21"/>
+        </w:rPr>
+        <w:t>，我们将其取反使与机器人坐标系一致（逆时针为正）。</w:t>
       </w:r>
     </w:p>
     <w:p>
@@ -2230,15 +3656,38 @@
         <w:pStyle w:val="3"/>
         <w:rPr>
           <w:rFonts w:asciiTheme="minorEastAsia" w:eastAsiaTheme="minorEastAsia" w:hAnsiTheme="minorEastAsia"/>
-        </w:rPr>
-      </w:pPr>
-      <w:bookmarkStart w:id="14" w:name="tracker-层ema-跳变延迟滤波"/>
-      <w:bookmarkEnd w:id="13"/>
+          <w:sz w:val="21"/>
+        </w:rPr>
+      </w:pPr>
+      <w:bookmarkStart w:id="15" w:name="tracker-层ema-跳变延迟滤波"/>
+      <w:bookmarkEnd w:id="14"/>
       <w:r>
         <w:rPr>
           <w:rFonts w:asciiTheme="minorEastAsia" w:eastAsiaTheme="minorEastAsia" w:hAnsiTheme="minorEastAsia"/>
-        </w:rPr>
-        <w:t>4.2 Tracker 层：EMA + 跳变延迟滤波</w:t>
+          <w:sz w:val="21"/>
+        </w:rPr>
+        <w:t xml:space="preserve">4.2 Tracker </w:t>
+      </w:r>
+      <w:r>
+        <w:rPr>
+          <w:rFonts w:asciiTheme="minorEastAsia" w:eastAsiaTheme="minorEastAsia" w:hAnsiTheme="minorEastAsia"/>
+          <w:sz w:val="21"/>
+        </w:rPr>
+        <w:t>层：</w:t>
+      </w:r>
+      <w:r>
+        <w:rPr>
+          <w:rFonts w:asciiTheme="minorEastAsia" w:eastAsiaTheme="minorEastAsia" w:hAnsiTheme="minorEastAsia"/>
+          <w:sz w:val="21"/>
+        </w:rPr>
+        <w:t xml:space="preserve">EMA + </w:t>
+      </w:r>
+      <w:r>
+        <w:rPr>
+          <w:rFonts w:asciiTheme="minorEastAsia" w:eastAsiaTheme="minorEastAsia" w:hAnsiTheme="minorEastAsia"/>
+          <w:sz w:val="21"/>
+        </w:rPr>
+        <w:t>跳变延迟滤波</w:t>
       </w:r>
     </w:p>
     <w:p>
@@ -2246,12 +3695,14 @@
         <w:pStyle w:val="FirstParagraph"/>
         <w:rPr>
           <w:rFonts w:asciiTheme="minorEastAsia" w:hAnsiTheme="minorEastAsia"/>
-          <w:lang w:eastAsia="zh-CN"/>
-        </w:rPr>
-      </w:pPr>
-      <w:r>
-        <w:rPr>
-          <w:rFonts w:asciiTheme="minorEastAsia" w:hAnsiTheme="minorEastAsia"/>
+          <w:sz w:val="21"/>
+          <w:lang w:eastAsia="zh-CN"/>
+        </w:rPr>
+      </w:pPr>
+      <w:r>
+        <w:rPr>
+          <w:rFonts w:asciiTheme="minorEastAsia" w:hAnsiTheme="minorEastAsia"/>
+          <w:sz w:val="21"/>
           <w:lang w:eastAsia="zh-CN"/>
         </w:rPr>
         <w:t>为了适配深度视觉，发挥其最大优势，我们针对性设计了专门负责模型输出后处理的</w:t>
@@ -2261,13 +3712,25 @@
           <w:rFonts w:asciiTheme="minorEastAsia" w:hAnsiTheme="minorEastAsia"/>
           <w:b/>
           <w:bCs/>
-          <w:lang w:eastAsia="zh-CN"/>
-        </w:rPr>
-        <w:t>Tracker层</w:t>
-      </w:r>
-      <w:r>
-        <w:rPr>
-          <w:rFonts w:asciiTheme="minorEastAsia" w:hAnsiTheme="minorEastAsia"/>
+          <w:sz w:val="21"/>
+          <w:lang w:eastAsia="zh-CN"/>
+        </w:rPr>
+        <w:t>Tracker</w:t>
+      </w:r>
+      <w:r>
+        <w:rPr>
+          <w:rFonts w:asciiTheme="minorEastAsia" w:hAnsiTheme="minorEastAsia"/>
+          <w:b/>
+          <w:bCs/>
+          <w:sz w:val="21"/>
+          <w:lang w:eastAsia="zh-CN"/>
+        </w:rPr>
+        <w:t>层</w:t>
+      </w:r>
+      <w:r>
+        <w:rPr>
+          <w:rFonts w:asciiTheme="minorEastAsia" w:hAnsiTheme="minorEastAsia"/>
+          <w:sz w:val="21"/>
           <w:lang w:eastAsia="zh-CN"/>
         </w:rPr>
         <w:t>：</w:t>
@@ -2278,17 +3741,26 @@
         <w:pStyle w:val="4"/>
         <w:rPr>
           <w:rFonts w:asciiTheme="minorEastAsia" w:eastAsiaTheme="minorEastAsia" w:hAnsiTheme="minorEastAsia"/>
-          <w:lang w:eastAsia="zh-CN"/>
-        </w:rPr>
-      </w:pPr>
-      <w:bookmarkStart w:id="15" w:name="ema低通滤波"/>
+          <w:sz w:val="21"/>
+          <w:lang w:eastAsia="zh-CN"/>
+        </w:rPr>
+      </w:pPr>
+      <w:bookmarkStart w:id="16" w:name="ema低通滤波"/>
       <w:r>
         <w:rPr>
           <w:rFonts w:asciiTheme="minorEastAsia" w:eastAsiaTheme="minorEastAsia" w:hAnsiTheme="minorEastAsia"/>
-          <w:lang w:eastAsia="zh-CN"/>
-        </w:rPr>
-        <w:lastRenderedPageBreak/>
-        <w:t>4.2.1 EMA低通滤波</w:t>
+          <w:sz w:val="21"/>
+          <w:lang w:eastAsia="zh-CN"/>
+        </w:rPr>
+        <w:t>4.2.1 EMA</w:t>
+      </w:r>
+      <w:r>
+        <w:rPr>
+          <w:rFonts w:asciiTheme="minorEastAsia" w:eastAsiaTheme="minorEastAsia" w:hAnsiTheme="minorEastAsia"/>
+          <w:sz w:val="21"/>
+          <w:lang w:eastAsia="zh-CN"/>
+        </w:rPr>
+        <w:t>低通滤波</w:t>
       </w:r>
     </w:p>
     <w:p>
@@ -2296,15 +3768,43 @@
         <w:pStyle w:val="FirstParagraph"/>
         <w:rPr>
           <w:rFonts w:asciiTheme="minorEastAsia" w:hAnsiTheme="minorEastAsia"/>
-          <w:lang w:eastAsia="zh-CN"/>
-        </w:rPr>
-      </w:pPr>
-      <w:r>
-        <w:rPr>
-          <w:rFonts w:asciiTheme="minorEastAsia" w:hAnsiTheme="minorEastAsia"/>
-          <w:lang w:eastAsia="zh-CN"/>
-        </w:rPr>
-        <w:t xml:space="preserve">为了过滤同一个检测框的抖动，当角度震荡幅度较小时，对原始角度 </w:t>
+          <w:sz w:val="21"/>
+          <w:lang w:eastAsia="zh-CN"/>
+        </w:rPr>
+      </w:pPr>
+      <w:r>
+        <w:rPr>
+          <w:rFonts w:asciiTheme="minorEastAsia" w:hAnsiTheme="minorEastAsia"/>
+          <w:sz w:val="21"/>
+          <w:lang w:eastAsia="zh-CN"/>
+        </w:rPr>
+        <w:t>为了过滤同一个检测框的抖动，</w:t>
+      </w:r>
+      <w:proofErr w:type="gramStart"/>
+      <w:r>
+        <w:rPr>
+          <w:rFonts w:asciiTheme="minorEastAsia" w:hAnsiTheme="minorEastAsia"/>
+          <w:sz w:val="21"/>
+          <w:lang w:eastAsia="zh-CN"/>
+        </w:rPr>
+        <w:t>当角度</w:t>
+      </w:r>
+      <w:proofErr w:type="gramEnd"/>
+      <w:r>
+        <w:rPr>
+          <w:rFonts w:asciiTheme="minorEastAsia" w:hAnsiTheme="minorEastAsia"/>
+          <w:sz w:val="21"/>
+          <w:lang w:eastAsia="zh-CN"/>
+        </w:rPr>
+        <w:t>震荡幅度较小时，对原始角度</w:t>
+      </w:r>
+      <w:r>
+        <w:rPr>
+          <w:rFonts w:asciiTheme="minorEastAsia" w:hAnsiTheme="minorEastAsia"/>
+          <w:sz w:val="21"/>
+          <w:lang w:eastAsia="zh-CN"/>
+        </w:rPr>
+        <w:t xml:space="preserve"> </w:t>
       </w:r>
       <m:oMath>
         <m:sSub>
@@ -2312,6 +3812,7 @@
             <m:ctrlPr>
               <w:rPr>
                 <w:rFonts w:ascii="Cambria Math" w:hAnsi="Cambria Math"/>
+                <w:sz w:val="21"/>
               </w:rPr>
             </m:ctrlPr>
           </m:sSubPr>
@@ -2319,6 +3820,7 @@
             <m:r>
               <w:rPr>
                 <w:rFonts w:ascii="Cambria Math" w:hAnsi="Cambria Math"/>
+                <w:sz w:val="21"/>
                 <w:lang w:eastAsia="zh-CN"/>
               </w:rPr>
               <m:t>θ</m:t>
@@ -2328,6 +3830,7 @@
             <m:r>
               <w:rPr>
                 <w:rFonts w:ascii="Cambria Math" w:hAnsi="Cambria Math"/>
+                <w:sz w:val="21"/>
                 <w:lang w:eastAsia="zh-CN"/>
               </w:rPr>
               <m:t>t</m:t>
@@ -2338,15 +3841,33 @@
       <w:r>
         <w:rPr>
           <w:rFonts w:asciiTheme="minorEastAsia" w:hAnsiTheme="minorEastAsia"/>
-          <w:lang w:eastAsia="zh-CN"/>
-        </w:rPr>
-        <w:t xml:space="preserve"> 进行指数移动平均(</w:t>
+          <w:sz w:val="21"/>
+          <w:lang w:eastAsia="zh-CN"/>
+        </w:rPr>
+        <w:t xml:space="preserve"> </w:t>
+      </w:r>
+      <w:r>
+        <w:rPr>
+          <w:rFonts w:asciiTheme="minorEastAsia" w:hAnsiTheme="minorEastAsia"/>
+          <w:sz w:val="21"/>
+          <w:lang w:eastAsia="zh-CN"/>
+        </w:rPr>
+        <w:t>进行指数移动平均</w:t>
+      </w:r>
+      <w:r>
+        <w:rPr>
+          <w:rFonts w:asciiTheme="minorEastAsia" w:hAnsiTheme="minorEastAsia"/>
+          <w:sz w:val="21"/>
+          <w:lang w:eastAsia="zh-CN"/>
+        </w:rPr>
+        <w:t>(</w:t>
       </w:r>
       <w:r>
         <w:rPr>
           <w:rFonts w:asciiTheme="minorEastAsia" w:hAnsiTheme="minorEastAsia"/>
           <w:b/>
           <w:bCs/>
+          <w:sz w:val="21"/>
           <w:lang w:eastAsia="zh-CN"/>
         </w:rPr>
         <w:t>EMA</w:t>
@@ -2354,9 +3875,18 @@
       <w:r>
         <w:rPr>
           <w:rFonts w:asciiTheme="minorEastAsia" w:hAnsiTheme="minorEastAsia"/>
-          <w:lang w:eastAsia="zh-CN"/>
-        </w:rPr>
-        <w:t>)：</w:t>
+          <w:sz w:val="21"/>
+          <w:lang w:eastAsia="zh-CN"/>
+        </w:rPr>
+        <w:t>)</w:t>
+      </w:r>
+      <w:r>
+        <w:rPr>
+          <w:rFonts w:asciiTheme="minorEastAsia" w:hAnsiTheme="minorEastAsia"/>
+          <w:sz w:val="21"/>
+          <w:lang w:eastAsia="zh-CN"/>
+        </w:rPr>
+        <w:t>：</w:t>
       </w:r>
     </w:p>
     <w:p>
@@ -2364,6 +3894,7 @@
         <w:pStyle w:val="a0"/>
         <w:rPr>
           <w:rFonts w:asciiTheme="minorEastAsia" w:hAnsiTheme="minorEastAsia"/>
+          <w:sz w:val="21"/>
         </w:rPr>
       </w:pPr>
       <m:oMathPara>
@@ -2376,6 +3907,7 @@
               <m:ctrlPr>
                 <w:rPr>
                   <w:rFonts w:ascii="Cambria Math" w:hAnsi="Cambria Math"/>
+                  <w:sz w:val="21"/>
                 </w:rPr>
               </m:ctrlPr>
             </m:sSubPr>
@@ -2385,6 +3917,7 @@
                   <m:ctrlPr>
                     <w:rPr>
                       <w:rFonts w:ascii="Cambria Math" w:hAnsi="Cambria Math"/>
+                      <w:sz w:val="21"/>
                     </w:rPr>
                   </m:ctrlPr>
                 </m:accPr>
@@ -2392,6 +3925,7 @@
                   <m:r>
                     <w:rPr>
                       <w:rFonts w:ascii="Cambria Math" w:hAnsi="Cambria Math"/>
+                      <w:sz w:val="21"/>
                     </w:rPr>
                     <m:t>θ</m:t>
                   </m:r>
@@ -2402,6 +3936,7 @@
               <m:r>
                 <w:rPr>
                   <w:rFonts w:ascii="Cambria Math" w:hAnsi="Cambria Math"/>
+                  <w:sz w:val="21"/>
                 </w:rPr>
                 <m:t>t</m:t>
               </m:r>
@@ -2413,12 +3948,14 @@
             </m:rPr>
             <w:rPr>
               <w:rFonts w:ascii="Cambria Math" w:hAnsi="Cambria Math"/>
+              <w:sz w:val="21"/>
             </w:rPr>
             <m:t>=</m:t>
           </m:r>
           <m:r>
             <w:rPr>
               <w:rFonts w:ascii="Cambria Math" w:hAnsi="Cambria Math"/>
+              <w:sz w:val="21"/>
             </w:rPr>
             <m:t>α</m:t>
           </m:r>
@@ -2428,6 +3965,7 @@
             </m:rPr>
             <w:rPr>
               <w:rFonts w:ascii="Cambria Math" w:hAnsi="Cambria Math"/>
+              <w:sz w:val="21"/>
             </w:rPr>
             <m:t>⋅</m:t>
           </m:r>
@@ -2436,6 +3974,7 @@
               <m:ctrlPr>
                 <w:rPr>
                   <w:rFonts w:ascii="Cambria Math" w:hAnsi="Cambria Math"/>
+                  <w:sz w:val="21"/>
                 </w:rPr>
               </m:ctrlPr>
             </m:sSubPr>
@@ -2443,6 +3982,7 @@
               <m:r>
                 <w:rPr>
                   <w:rFonts w:ascii="Cambria Math" w:hAnsi="Cambria Math"/>
+                  <w:sz w:val="21"/>
                 </w:rPr>
                 <m:t>θ</m:t>
               </m:r>
@@ -2451,6 +3991,7 @@
               <m:r>
                 <w:rPr>
                   <w:rFonts w:ascii="Cambria Math" w:hAnsi="Cambria Math"/>
+                  <w:sz w:val="21"/>
                 </w:rPr>
                 <m:t>t</m:t>
               </m:r>
@@ -2462,6 +4003,7 @@
             </m:rPr>
             <w:rPr>
               <w:rFonts w:ascii="Cambria Math" w:hAnsi="Cambria Math"/>
+              <w:sz w:val="21"/>
             </w:rPr>
             <m:t>+</m:t>
           </m:r>
@@ -2470,6 +4012,7 @@
               <m:ctrlPr>
                 <w:rPr>
                   <w:rFonts w:ascii="Cambria Math" w:hAnsi="Cambria Math"/>
+                  <w:sz w:val="21"/>
                 </w:rPr>
               </m:ctrlPr>
             </m:dPr>
@@ -2477,6 +4020,7 @@
               <m:r>
                 <w:rPr>
                   <w:rFonts w:ascii="Cambria Math" w:hAnsi="Cambria Math"/>
+                  <w:sz w:val="21"/>
                 </w:rPr>
                 <m:t>1</m:t>
               </m:r>
@@ -2486,12 +4030,14 @@
                 </m:rPr>
                 <w:rPr>
                   <w:rFonts w:ascii="Cambria Math" w:hAnsi="Cambria Math"/>
+                  <w:sz w:val="21"/>
                 </w:rPr>
                 <m:t>-</m:t>
               </m:r>
               <m:r>
                 <w:rPr>
                   <w:rFonts w:ascii="Cambria Math" w:hAnsi="Cambria Math"/>
+                  <w:sz w:val="21"/>
                 </w:rPr>
                 <m:t>α</m:t>
               </m:r>
@@ -2503,6 +4049,7 @@
             </m:rPr>
             <w:rPr>
               <w:rFonts w:ascii="Cambria Math" w:hAnsi="Cambria Math"/>
+              <w:sz w:val="21"/>
             </w:rPr>
             <m:t>⋅</m:t>
           </m:r>
@@ -2511,6 +4058,7 @@
               <m:ctrlPr>
                 <w:rPr>
                   <w:rFonts w:ascii="Cambria Math" w:hAnsi="Cambria Math"/>
+                  <w:sz w:val="21"/>
                 </w:rPr>
               </m:ctrlPr>
             </m:sSubPr>
@@ -2520,6 +4068,7 @@
                   <m:ctrlPr>
                     <w:rPr>
                       <w:rFonts w:ascii="Cambria Math" w:hAnsi="Cambria Math"/>
+                      <w:sz w:val="21"/>
                     </w:rPr>
                   </m:ctrlPr>
                 </m:accPr>
@@ -2527,6 +4076,7 @@
                   <m:r>
                     <w:rPr>
                       <w:rFonts w:ascii="Cambria Math" w:hAnsi="Cambria Math"/>
+                      <w:sz w:val="21"/>
                     </w:rPr>
                     <m:t>θ</m:t>
                   </m:r>
@@ -2537,6 +4087,7 @@
               <m:r>
                 <w:rPr>
                   <w:rFonts w:ascii="Cambria Math" w:hAnsi="Cambria Math"/>
+                  <w:sz w:val="21"/>
                 </w:rPr>
                 <m:t>t</m:t>
               </m:r>
@@ -2546,12 +4097,14 @@
                 </m:rPr>
                 <w:rPr>
                   <w:rFonts w:ascii="Cambria Math" w:hAnsi="Cambria Math"/>
+                  <w:sz w:val="21"/>
                 </w:rPr>
                 <m:t>-</m:t>
               </m:r>
               <m:r>
                 <w:rPr>
                   <w:rFonts w:ascii="Cambria Math" w:hAnsi="Cambria Math"/>
+                  <w:sz w:val="21"/>
                 </w:rPr>
                 <m:t>1</m:t>
               </m:r>
@@ -2565,20 +4118,31 @@
         <w:pStyle w:val="FirstParagraph"/>
         <w:rPr>
           <w:rFonts w:asciiTheme="minorEastAsia" w:hAnsiTheme="minorEastAsia"/>
-          <w:lang w:eastAsia="zh-CN"/>
-        </w:rPr>
-      </w:pPr>
-      <w:r>
-        <w:rPr>
-          <w:rFonts w:asciiTheme="minorEastAsia" w:hAnsiTheme="minorEastAsia"/>
-          <w:lang w:eastAsia="zh-CN"/>
-        </w:rPr>
-        <w:t xml:space="preserve">其中 </w:t>
+          <w:sz w:val="21"/>
+          <w:lang w:eastAsia="zh-CN"/>
+        </w:rPr>
+      </w:pPr>
+      <w:r>
+        <w:rPr>
+          <w:rFonts w:asciiTheme="minorEastAsia" w:hAnsiTheme="minorEastAsia"/>
+          <w:sz w:val="21"/>
+          <w:lang w:eastAsia="zh-CN"/>
+        </w:rPr>
+        <w:t>其中</w:t>
+      </w:r>
+      <w:r>
+        <w:rPr>
+          <w:rFonts w:asciiTheme="minorEastAsia" w:hAnsiTheme="minorEastAsia"/>
+          <w:sz w:val="21"/>
+          <w:lang w:eastAsia="zh-CN"/>
+        </w:rPr>
+        <w:t xml:space="preserve"> </w:t>
       </w:r>
       <m:oMath>
         <m:r>
           <w:rPr>
             <w:rFonts w:ascii="Cambria Math" w:hAnsi="Cambria Math"/>
+            <w:sz w:val="21"/>
             <w:lang w:eastAsia="zh-CN"/>
           </w:rPr>
           <m:t>α</m:t>
@@ -2589,6 +4153,7 @@
           </m:rPr>
           <w:rPr>
             <w:rFonts w:ascii="Cambria Math" w:hAnsi="Cambria Math"/>
+            <w:sz w:val="21"/>
             <w:lang w:eastAsia="zh-CN"/>
           </w:rPr>
           <m:t>=</m:t>
@@ -2596,6 +4161,7 @@
         <m:r>
           <w:rPr>
             <w:rFonts w:ascii="Cambria Math" w:hAnsi="Cambria Math"/>
+            <w:sz w:val="21"/>
             <w:lang w:eastAsia="zh-CN"/>
           </w:rPr>
           <m:t>0.2</m:t>
@@ -2604,6 +4170,7 @@
       <w:r>
         <w:rPr>
           <w:rFonts w:asciiTheme="minorEastAsia" w:hAnsiTheme="minorEastAsia"/>
+          <w:sz w:val="21"/>
           <w:lang w:eastAsia="zh-CN"/>
         </w:rPr>
         <w:t>，在平滑度和响应速度之间取得平衡。</w:t>
@@ -2614,17 +4181,28 @@
         <w:pStyle w:val="4"/>
         <w:rPr>
           <w:rFonts w:asciiTheme="minorEastAsia" w:eastAsiaTheme="minorEastAsia" w:hAnsiTheme="minorEastAsia"/>
-          <w:lang w:eastAsia="zh-CN"/>
-        </w:rPr>
-      </w:pPr>
-      <w:bookmarkStart w:id="16" w:name="跳变检测与延迟确认"/>
-      <w:bookmarkEnd w:id="15"/>
+          <w:sz w:val="21"/>
+          <w:lang w:eastAsia="zh-CN"/>
+        </w:rPr>
+      </w:pPr>
+      <w:bookmarkStart w:id="17" w:name="跳变检测与延迟确认"/>
+      <w:bookmarkEnd w:id="16"/>
       <w:r>
         <w:rPr>
           <w:rFonts w:asciiTheme="minorEastAsia" w:eastAsiaTheme="minorEastAsia" w:hAnsiTheme="minorEastAsia"/>
-          <w:lang w:eastAsia="zh-CN"/>
-        </w:rPr>
-        <w:t>4.2.2 跳变检测与延迟确认</w:t>
+          <w:sz w:val="21"/>
+          <w:lang w:eastAsia="zh-CN"/>
+        </w:rPr>
+        <w:lastRenderedPageBreak/>
+        <w:t xml:space="preserve">4.2.2 </w:t>
+      </w:r>
+      <w:r>
+        <w:rPr>
+          <w:rFonts w:asciiTheme="minorEastAsia" w:eastAsiaTheme="minorEastAsia" w:hAnsiTheme="minorEastAsia"/>
+          <w:sz w:val="21"/>
+          <w:lang w:eastAsia="zh-CN"/>
+        </w:rPr>
+        <w:t>跳变检测与延迟确认</w:t>
       </w:r>
     </w:p>
     <w:p>
@@ -2632,15 +4210,33 @@
         <w:pStyle w:val="FirstParagraph"/>
         <w:rPr>
           <w:rFonts w:asciiTheme="minorEastAsia" w:hAnsiTheme="minorEastAsia"/>
-          <w:lang w:eastAsia="zh-CN"/>
-        </w:rPr>
-      </w:pPr>
-      <w:r>
-        <w:rPr>
-          <w:rFonts w:asciiTheme="minorEastAsia" w:hAnsiTheme="minorEastAsia"/>
-          <w:lang w:eastAsia="zh-CN"/>
-        </w:rPr>
-        <w:t>对于角度的大幅突变，则通常是最近目标短暂丢失，但也可能是已移除画面或被吃掉。为了较好区别两种情况，我们在Tracker内置了跳变延迟处理，设计了如下系统：</w:t>
+          <w:sz w:val="21"/>
+          <w:lang w:eastAsia="zh-CN"/>
+        </w:rPr>
+      </w:pPr>
+      <w:r>
+        <w:rPr>
+          <w:rFonts w:asciiTheme="minorEastAsia" w:hAnsiTheme="minorEastAsia"/>
+          <w:sz w:val="21"/>
+          <w:lang w:eastAsia="zh-CN"/>
+        </w:rPr>
+        <w:t>对于角度的大幅突变，则通常是最近目标短暂丢失，但也可能是已移除画面或被吃掉。为了较好区别两种情况，我们在</w:t>
+      </w:r>
+      <w:r>
+        <w:rPr>
+          <w:rFonts w:asciiTheme="minorEastAsia" w:hAnsiTheme="minorEastAsia"/>
+          <w:sz w:val="21"/>
+          <w:lang w:eastAsia="zh-CN"/>
+        </w:rPr>
+        <w:t>Tracker</w:t>
+      </w:r>
+      <w:r>
+        <w:rPr>
+          <w:rFonts w:asciiTheme="minorEastAsia" w:hAnsiTheme="minorEastAsia"/>
+          <w:sz w:val="21"/>
+          <w:lang w:eastAsia="zh-CN"/>
+        </w:rPr>
+        <w:t>内置了跳变延迟处理，设计了如下系统：</w:t>
       </w:r>
     </w:p>
     <w:p>
@@ -2652,6 +4248,7 @@
         </w:numPr>
         <w:rPr>
           <w:rFonts w:asciiTheme="minorEastAsia" w:hAnsiTheme="minorEastAsia"/>
+          <w:sz w:val="21"/>
         </w:rPr>
       </w:pPr>
       <w:proofErr w:type="spellStart"/>
@@ -2659,7 +4256,7 @@
         <w:rPr>
           <w:rStyle w:val="VerbatimChar"/>
           <w:rFonts w:asciiTheme="minorEastAsia" w:hAnsiTheme="minorEastAsia"/>
-          <w:sz w:val="24"/>
+          <w:sz w:val="21"/>
         </w:rPr>
         <w:t>hasTarget</w:t>
       </w:r>
@@ -2667,6 +4264,7 @@
       <w:r>
         <w:rPr>
           <w:rFonts w:asciiTheme="minorEastAsia" w:hAnsiTheme="minorEastAsia"/>
+          <w:sz w:val="21"/>
         </w:rPr>
         <w:t xml:space="preserve"> —— </w:t>
       </w:r>
@@ -2674,6 +4272,7 @@
       <w:r>
         <w:rPr>
           <w:rFonts w:asciiTheme="minorEastAsia" w:hAnsiTheme="minorEastAsia"/>
+          <w:sz w:val="21"/>
         </w:rPr>
         <w:t>滤波后的目标存在标志</w:t>
       </w:r>
@@ -2688,6 +4287,7 @@
         </w:numPr>
         <w:rPr>
           <w:rFonts w:asciiTheme="minorEastAsia" w:hAnsiTheme="minorEastAsia"/>
+          <w:sz w:val="21"/>
           <w:lang w:eastAsia="zh-CN"/>
         </w:rPr>
       </w:pPr>
@@ -2696,7 +4296,7 @@
         <w:rPr>
           <w:rStyle w:val="VerbatimChar"/>
           <w:rFonts w:asciiTheme="minorEastAsia" w:hAnsiTheme="minorEastAsia"/>
-          <w:sz w:val="24"/>
+          <w:sz w:val="21"/>
           <w:lang w:eastAsia="zh-CN"/>
         </w:rPr>
         <w:t>targetTheta</w:t>
@@ -2705,9 +4305,36 @@
       <w:r>
         <w:rPr>
           <w:rFonts w:asciiTheme="minorEastAsia" w:hAnsiTheme="minorEastAsia"/>
-          <w:lang w:eastAsia="zh-CN"/>
-        </w:rPr>
-        <w:t xml:space="preserve"> —— 滤波后的目标角度（弧度）我们不立即跳转，而是进入延迟处理：</w:t>
+          <w:sz w:val="21"/>
+          <w:lang w:eastAsia="zh-CN"/>
+        </w:rPr>
+        <w:t xml:space="preserve"> —— </w:t>
+      </w:r>
+      <w:r>
+        <w:rPr>
+          <w:rFonts w:asciiTheme="minorEastAsia" w:hAnsiTheme="minorEastAsia"/>
+          <w:sz w:val="21"/>
+          <w:lang w:eastAsia="zh-CN"/>
+        </w:rPr>
+        <w:t>滤波后的目标角度（弧度）我们</w:t>
+      </w:r>
+      <w:proofErr w:type="gramStart"/>
+      <w:r>
+        <w:rPr>
+          <w:rFonts w:asciiTheme="minorEastAsia" w:hAnsiTheme="minorEastAsia"/>
+          <w:sz w:val="21"/>
+          <w:lang w:eastAsia="zh-CN"/>
+        </w:rPr>
+        <w:t>不</w:t>
+      </w:r>
+      <w:proofErr w:type="gramEnd"/>
+      <w:r>
+        <w:rPr>
+          <w:rFonts w:asciiTheme="minorEastAsia" w:hAnsiTheme="minorEastAsia"/>
+          <w:sz w:val="21"/>
+          <w:lang w:eastAsia="zh-CN"/>
+        </w:rPr>
+        <w:t>立即跳转，而是进入延迟处理：</w:t>
       </w:r>
     </w:p>
     <w:p>
@@ -2719,12 +4346,14 @@
         </w:numPr>
         <w:rPr>
           <w:rFonts w:asciiTheme="minorEastAsia" w:hAnsiTheme="minorEastAsia"/>
+          <w:sz w:val="21"/>
         </w:rPr>
       </w:pPr>
       <w:proofErr w:type="spellStart"/>
       <w:r>
         <w:rPr>
           <w:rFonts w:asciiTheme="minorEastAsia" w:hAnsiTheme="minorEastAsia"/>
+          <w:sz w:val="21"/>
         </w:rPr>
         <w:t>连续</w:t>
       </w:r>
@@ -2732,6 +4361,7 @@
       <w:r>
         <w:rPr>
           <w:rFonts w:asciiTheme="minorEastAsia" w:hAnsiTheme="minorEastAsia"/>
+          <w:sz w:val="21"/>
         </w:rPr>
         <w:t xml:space="preserve"> </w:t>
       </w:r>
@@ -2740,7 +4370,7 @@
         <w:rPr>
           <w:rStyle w:val="VerbatimChar"/>
           <w:rFonts w:asciiTheme="minorEastAsia" w:hAnsiTheme="minorEastAsia"/>
-          <w:sz w:val="24"/>
+          <w:sz w:val="21"/>
         </w:rPr>
         <w:t>confirmationFrames</w:t>
       </w:r>
@@ -2749,15 +4379,23 @@
         <w:rPr>
           <w:rStyle w:val="VerbatimChar"/>
           <w:rFonts w:asciiTheme="minorEastAsia" w:hAnsiTheme="minorEastAsia"/>
-          <w:sz w:val="24"/>
+          <w:sz w:val="21"/>
         </w:rPr>
         <w:t xml:space="preserve"> = 10</w:t>
       </w:r>
       <w:r>
         <w:rPr>
           <w:rFonts w:asciiTheme="minorEastAsia" w:hAnsiTheme="minorEastAsia"/>
-        </w:rPr>
-        <w:t xml:space="preserve"> 帧新角度保持在阈值外，才更新目标角度。</w:t>
+          <w:sz w:val="21"/>
+        </w:rPr>
+        <w:t xml:space="preserve"> </w:t>
+      </w:r>
+      <w:r>
+        <w:rPr>
+          <w:rFonts w:asciiTheme="minorEastAsia" w:hAnsiTheme="minorEastAsia"/>
+          <w:sz w:val="21"/>
+        </w:rPr>
+        <w:t>帧新角度保持在阈值外，才更新目标角度。</w:t>
       </w:r>
     </w:p>
     <w:p>
@@ -2769,41 +4407,87 @@
         </w:numPr>
         <w:rPr>
           <w:rFonts w:asciiTheme="minorEastAsia" w:hAnsiTheme="minorEastAsia"/>
-        </w:rPr>
-      </w:pPr>
-      <w:r>
-        <w:rPr>
-          <w:rFonts w:asciiTheme="minorEastAsia" w:hAnsiTheme="minorEastAsia"/>
-        </w:rPr>
-        <w:t xml:space="preserve">目标消失时，不立即认为丢失，而是等待 </w:t>
+          <w:sz w:val="21"/>
+        </w:rPr>
+      </w:pPr>
+      <w:r>
+        <w:rPr>
+          <w:rFonts w:asciiTheme="minorEastAsia" w:hAnsiTheme="minorEastAsia"/>
+          <w:sz w:val="21"/>
+        </w:rPr>
+        <w:t>目标消失时，不立即认为丢失，而是等待</w:t>
+      </w:r>
+      <w:r>
+        <w:rPr>
+          <w:rFonts w:asciiTheme="minorEastAsia" w:hAnsiTheme="minorEastAsia"/>
+          <w:sz w:val="21"/>
+        </w:rPr>
+        <w:t xml:space="preserve"> </w:t>
       </w:r>
       <w:r>
         <w:rPr>
           <w:rStyle w:val="VerbatimChar"/>
           <w:rFonts w:asciiTheme="minorEastAsia" w:hAnsiTheme="minorEastAsia"/>
-          <w:sz w:val="24"/>
+          <w:sz w:val="21"/>
         </w:rPr>
         <w:t>removalFrames = 30</w:t>
       </w:r>
       <w:r>
         <w:rPr>
           <w:rFonts w:asciiTheme="minorEastAsia" w:hAnsiTheme="minorEastAsia"/>
-        </w:rPr>
-        <w:t xml:space="preserve"> 帧持续无目标后才将 </w:t>
+          <w:sz w:val="21"/>
+        </w:rPr>
+        <w:t xml:space="preserve"> </w:t>
+      </w:r>
+      <w:r>
+        <w:rPr>
+          <w:rFonts w:asciiTheme="minorEastAsia" w:hAnsiTheme="minorEastAsia"/>
+          <w:sz w:val="21"/>
+        </w:rPr>
+        <w:t>帧持续无目标后才将</w:t>
+      </w:r>
+      <w:r>
+        <w:rPr>
+          <w:rFonts w:asciiTheme="minorEastAsia" w:hAnsiTheme="minorEastAsia"/>
+          <w:sz w:val="21"/>
+        </w:rPr>
+        <w:t xml:space="preserve"> </w:t>
       </w:r>
       <w:r>
         <w:rPr>
           <w:rStyle w:val="VerbatimChar"/>
           <w:rFonts w:asciiTheme="minorEastAsia" w:hAnsiTheme="minorEastAsia"/>
-          <w:sz w:val="24"/>
+          <w:sz w:val="21"/>
         </w:rPr>
         <w:t>hasTarget</w:t>
       </w:r>
       <w:r>
         <w:rPr>
           <w:rFonts w:asciiTheme="minorEastAsia" w:hAnsiTheme="minorEastAsia"/>
-        </w:rPr>
-        <w:t xml:space="preserve"> 置 false。</w:t>
+          <w:sz w:val="21"/>
+        </w:rPr>
+        <w:t xml:space="preserve"> </w:t>
+      </w:r>
+      <w:r>
+        <w:rPr>
+          <w:rFonts w:asciiTheme="minorEastAsia" w:hAnsiTheme="minorEastAsia"/>
+          <w:sz w:val="21"/>
+        </w:rPr>
+        <w:t>置</w:t>
+      </w:r>
+      <w:r>
+        <w:rPr>
+          <w:rFonts w:asciiTheme="minorEastAsia" w:hAnsiTheme="minorEastAsia"/>
+          <w:sz w:val="21"/>
+        </w:rPr>
+        <w:t xml:space="preserve"> false</w:t>
+      </w:r>
+      <w:r>
+        <w:rPr>
+          <w:rFonts w:asciiTheme="minorEastAsia" w:hAnsiTheme="minorEastAsia"/>
+          <w:sz w:val="21"/>
+        </w:rPr>
+        <w:t>。</w:t>
       </w:r>
     </w:p>
     <w:p>
@@ -2815,27 +4499,44 @@
         </w:numPr>
         <w:rPr>
           <w:rFonts w:asciiTheme="minorEastAsia" w:hAnsiTheme="minorEastAsia"/>
-        </w:rPr>
-      </w:pPr>
-      <w:r>
-        <w:rPr>
-          <w:rFonts w:asciiTheme="minorEastAsia" w:hAnsiTheme="minorEastAsia"/>
-        </w:rPr>
-        <w:t xml:space="preserve">目标重新出现时，也需要连续 </w:t>
+          <w:sz w:val="21"/>
+        </w:rPr>
+      </w:pPr>
+      <w:r>
+        <w:rPr>
+          <w:rFonts w:asciiTheme="minorEastAsia" w:hAnsiTheme="minorEastAsia"/>
+          <w:sz w:val="21"/>
+        </w:rPr>
+        <w:t>目标重新出现时，也需要连续</w:t>
+      </w:r>
+      <w:r>
+        <w:rPr>
+          <w:rFonts w:asciiTheme="minorEastAsia" w:hAnsiTheme="minorEastAsia"/>
+          <w:sz w:val="21"/>
+        </w:rPr>
+        <w:t xml:space="preserve"> </w:t>
       </w:r>
       <w:r>
         <w:rPr>
           <w:rStyle w:val="VerbatimChar"/>
           <w:rFonts w:asciiTheme="minorEastAsia" w:hAnsiTheme="minorEastAsia"/>
-          <w:sz w:val="24"/>
+          <w:sz w:val="21"/>
         </w:rPr>
         <w:t>confirmationFrames</w:t>
       </w:r>
       <w:r>
         <w:rPr>
           <w:rFonts w:asciiTheme="minorEastAsia" w:hAnsiTheme="minorEastAsia"/>
-        </w:rPr>
-        <w:t xml:space="preserve"> 帧有目标才重新认定。</w:t>
+          <w:sz w:val="21"/>
+        </w:rPr>
+        <w:t xml:space="preserve"> </w:t>
+      </w:r>
+      <w:r>
+        <w:rPr>
+          <w:rFonts w:asciiTheme="minorEastAsia" w:hAnsiTheme="minorEastAsia"/>
+          <w:sz w:val="21"/>
+        </w:rPr>
+        <w:t>帧有目标才重新认定。</w:t>
       </w:r>
     </w:p>
     <w:p>
@@ -2843,12 +4544,14 @@
         <w:pStyle w:val="FirstParagraph"/>
         <w:rPr>
           <w:rFonts w:asciiTheme="minorEastAsia" w:hAnsiTheme="minorEastAsia"/>
-          <w:lang w:eastAsia="zh-CN"/>
-        </w:rPr>
-      </w:pPr>
-      <w:r>
-        <w:rPr>
-          <w:rFonts w:asciiTheme="minorEastAsia" w:hAnsiTheme="minorEastAsia"/>
+          <w:sz w:val="21"/>
+          <w:lang w:eastAsia="zh-CN"/>
+        </w:rPr>
+      </w:pPr>
+      <w:r>
+        <w:rPr>
+          <w:rFonts w:asciiTheme="minorEastAsia" w:hAnsiTheme="minorEastAsia"/>
+          <w:sz w:val="21"/>
           <w:lang w:eastAsia="zh-CN"/>
         </w:rPr>
         <w:t>这套策略有效抵抗了短暂遮挡或反光造成的闪烁。</w:t>
@@ -2859,18 +4562,28 @@
         <w:pStyle w:val="3"/>
         <w:rPr>
           <w:rFonts w:asciiTheme="minorEastAsia" w:eastAsiaTheme="minorEastAsia" w:hAnsiTheme="minorEastAsia"/>
-          <w:lang w:eastAsia="zh-CN"/>
-        </w:rPr>
-      </w:pPr>
-      <w:bookmarkStart w:id="17" w:name="集成测试结果"/>
-      <w:bookmarkEnd w:id="14"/>
-      <w:bookmarkEnd w:id="16"/>
+          <w:sz w:val="21"/>
+          <w:lang w:eastAsia="zh-CN"/>
+        </w:rPr>
+      </w:pPr>
+      <w:bookmarkStart w:id="18" w:name="集成测试结果"/>
+      <w:bookmarkEnd w:id="15"/>
+      <w:bookmarkEnd w:id="17"/>
       <w:r>
         <w:rPr>
           <w:rFonts w:asciiTheme="minorEastAsia" w:eastAsiaTheme="minorEastAsia" w:hAnsiTheme="minorEastAsia"/>
-          <w:lang w:eastAsia="zh-CN"/>
-        </w:rPr>
-        <w:t>4.3 集成测试结果</w:t>
+          <w:sz w:val="21"/>
+          <w:lang w:eastAsia="zh-CN"/>
+        </w:rPr>
+        <w:t xml:space="preserve">4.3 </w:t>
+      </w:r>
+      <w:r>
+        <w:rPr>
+          <w:rFonts w:asciiTheme="minorEastAsia" w:eastAsiaTheme="minorEastAsia" w:hAnsiTheme="minorEastAsia"/>
+          <w:sz w:val="21"/>
+          <w:lang w:eastAsia="zh-CN"/>
+        </w:rPr>
+        <w:t>集成测试结果</w:t>
       </w:r>
     </w:p>
     <w:p>
@@ -2878,21 +4591,63 @@
         <w:pStyle w:val="FirstParagraph"/>
         <w:rPr>
           <w:rFonts w:asciiTheme="minorEastAsia" w:hAnsiTheme="minorEastAsia"/>
-          <w:lang w:eastAsia="zh-CN"/>
-        </w:rPr>
-      </w:pPr>
-      <w:r>
-        <w:rPr>
-          <w:rFonts w:asciiTheme="minorEastAsia" w:hAnsiTheme="minorEastAsia"/>
-          <w:lang w:eastAsia="zh-CN"/>
-        </w:rPr>
-        <w:t xml:space="preserve">在动态测试中（机器人旋转 180°，球体放置于 1.5m 处），原始 </w:t>
+          <w:sz w:val="21"/>
+          <w:lang w:eastAsia="zh-CN"/>
+        </w:rPr>
+      </w:pPr>
+      <w:r>
+        <w:rPr>
+          <w:rFonts w:asciiTheme="minorEastAsia" w:hAnsiTheme="minorEastAsia"/>
+          <w:sz w:val="21"/>
+          <w:lang w:eastAsia="zh-CN"/>
+        </w:rPr>
+        <w:t>在动态测试中（机器人旋转</w:t>
+      </w:r>
+      <w:r>
+        <w:rPr>
+          <w:rFonts w:asciiTheme="minorEastAsia" w:hAnsiTheme="minorEastAsia"/>
+          <w:sz w:val="21"/>
+          <w:lang w:eastAsia="zh-CN"/>
+        </w:rPr>
+        <w:t xml:space="preserve"> 180°</w:t>
+      </w:r>
+      <w:r>
+        <w:rPr>
+          <w:rFonts w:asciiTheme="minorEastAsia" w:hAnsiTheme="minorEastAsia"/>
+          <w:sz w:val="21"/>
+          <w:lang w:eastAsia="zh-CN"/>
+        </w:rPr>
+        <w:t>，球体放置于</w:t>
+      </w:r>
+      <w:r>
+        <w:rPr>
+          <w:rFonts w:asciiTheme="minorEastAsia" w:hAnsiTheme="minorEastAsia"/>
+          <w:sz w:val="21"/>
+          <w:lang w:eastAsia="zh-CN"/>
+        </w:rPr>
+        <w:t xml:space="preserve"> 1.5m </w:t>
+      </w:r>
+      <w:r>
+        <w:rPr>
+          <w:rFonts w:asciiTheme="minorEastAsia" w:hAnsiTheme="minorEastAsia"/>
+          <w:sz w:val="21"/>
+          <w:lang w:eastAsia="zh-CN"/>
+        </w:rPr>
+        <w:t>处），原始</w:t>
+      </w:r>
+      <w:r>
+        <w:rPr>
+          <w:rFonts w:asciiTheme="minorEastAsia" w:hAnsiTheme="minorEastAsia"/>
+          <w:sz w:val="21"/>
+          <w:lang w:eastAsia="zh-CN"/>
+        </w:rPr>
+        <w:t xml:space="preserve"> </w:t>
       </w:r>
       <w:r>
         <w:rPr>
           <w:rStyle w:val="VerbatimChar"/>
           <w:rFonts w:asciiTheme="minorEastAsia" w:hAnsiTheme="minorEastAsia"/>
-          <w:sz w:val="24"/>
+          <w:sz w:val="21"/>
           <w:lang w:eastAsia="zh-CN"/>
         </w:rPr>
         <w:t>bearing</w:t>
@@ -2900,9 +4655,108 @@
       <w:r>
         <w:rPr>
           <w:rFonts w:asciiTheme="minorEastAsia" w:hAnsiTheme="minorEastAsia"/>
-          <w:lang w:eastAsia="zh-CN"/>
-        </w:rPr>
-        <w:t xml:space="preserve"> 输出抖动 ±3°，经过 Tracker 滤波后输出抖动 ±0.5°，且未出现错误跳转到另一侧球的情况。可插入对比曲线图：原始角度（噪声大、偶发毛刺） vs 滤波后角度（平滑、延迟可控）。</w:t>
+          <w:sz w:val="21"/>
+          <w:lang w:eastAsia="zh-CN"/>
+        </w:rPr>
+        <w:t xml:space="preserve"> </w:t>
+      </w:r>
+      <w:r>
+        <w:rPr>
+          <w:rFonts w:asciiTheme="minorEastAsia" w:hAnsiTheme="minorEastAsia"/>
+          <w:sz w:val="21"/>
+          <w:lang w:eastAsia="zh-CN"/>
+        </w:rPr>
+        <w:t>输出抖动</w:t>
+      </w:r>
+      <w:r>
+        <w:rPr>
+          <w:rFonts w:asciiTheme="minorEastAsia" w:hAnsiTheme="minorEastAsia"/>
+          <w:sz w:val="21"/>
+          <w:lang w:eastAsia="zh-CN"/>
+        </w:rPr>
+        <w:t xml:space="preserve"> ±3°</w:t>
+      </w:r>
+      <w:r>
+        <w:rPr>
+          <w:rFonts w:asciiTheme="minorEastAsia" w:hAnsiTheme="minorEastAsia"/>
+          <w:sz w:val="21"/>
+          <w:lang w:eastAsia="zh-CN"/>
+        </w:rPr>
+        <w:t>，经过</w:t>
+      </w:r>
+      <w:r>
+        <w:rPr>
+          <w:rFonts w:asciiTheme="minorEastAsia" w:hAnsiTheme="minorEastAsia"/>
+          <w:sz w:val="21"/>
+          <w:lang w:eastAsia="zh-CN"/>
+        </w:rPr>
+        <w:t xml:space="preserve"> Tracker </w:t>
+      </w:r>
+      <w:r>
+        <w:rPr>
+          <w:rFonts w:asciiTheme="minorEastAsia" w:hAnsiTheme="minorEastAsia"/>
+          <w:sz w:val="21"/>
+          <w:lang w:eastAsia="zh-CN"/>
+        </w:rPr>
+        <w:t>滤波后输出抖动</w:t>
+      </w:r>
+      <w:r>
+        <w:rPr>
+          <w:rFonts w:asciiTheme="minorEastAsia" w:hAnsiTheme="minorEastAsia"/>
+          <w:sz w:val="21"/>
+          <w:lang w:eastAsia="zh-CN"/>
+        </w:rPr>
+        <w:t xml:space="preserve"> ±0.5°</w:t>
+      </w:r>
+      <w:r>
+        <w:rPr>
+          <w:rFonts w:asciiTheme="minorEastAsia" w:hAnsiTheme="minorEastAsia"/>
+          <w:sz w:val="21"/>
+          <w:lang w:eastAsia="zh-CN"/>
+        </w:rPr>
+        <w:t>，且未出现错误跳转到另</w:t>
+      </w:r>
+      <w:proofErr w:type="gramStart"/>
+      <w:r>
+        <w:rPr>
+          <w:rFonts w:asciiTheme="minorEastAsia" w:hAnsiTheme="minorEastAsia"/>
+          <w:sz w:val="21"/>
+          <w:lang w:eastAsia="zh-CN"/>
+        </w:rPr>
+        <w:t>一侧球</w:t>
+      </w:r>
+      <w:proofErr w:type="gramEnd"/>
+      <w:r>
+        <w:rPr>
+          <w:rFonts w:asciiTheme="minorEastAsia" w:hAnsiTheme="minorEastAsia"/>
+          <w:sz w:val="21"/>
+          <w:lang w:eastAsia="zh-CN"/>
+        </w:rPr>
+        <w:t>的情况。可插入对比曲线图：原始角度（噪声大</w:t>
+      </w:r>
+      <w:r>
+        <w:rPr>
+          <w:rFonts w:asciiTheme="minorEastAsia" w:hAnsiTheme="minorEastAsia"/>
+          <w:sz w:val="21"/>
+          <w:lang w:eastAsia="zh-CN"/>
+        </w:rPr>
+        <w:t>、偶发毛刺）</w:t>
+      </w:r>
+      <w:r>
+        <w:rPr>
+          <w:rFonts w:asciiTheme="minorEastAsia" w:hAnsiTheme="minorEastAsia"/>
+          <w:sz w:val="21"/>
+          <w:lang w:eastAsia="zh-CN"/>
+        </w:rPr>
+        <w:t xml:space="preserve"> vs </w:t>
+      </w:r>
+      <w:r>
+        <w:rPr>
+          <w:rFonts w:asciiTheme="minorEastAsia" w:hAnsiTheme="minorEastAsia"/>
+          <w:sz w:val="21"/>
+          <w:lang w:eastAsia="zh-CN"/>
+        </w:rPr>
+        <w:t>滤波后角度（平滑、延迟可控）。</w:t>
       </w:r>
     </w:p>
     <w:p>
@@ -2910,16 +4764,17 @@
         <w:pStyle w:val="2"/>
         <w:rPr>
           <w:rFonts w:asciiTheme="minorEastAsia" w:eastAsiaTheme="minorEastAsia" w:hAnsiTheme="minorEastAsia"/>
-        </w:rPr>
-      </w:pPr>
-      <w:bookmarkStart w:id="18" w:name="五后续改进方向"/>
-      <w:bookmarkEnd w:id="12"/>
-      <w:bookmarkEnd w:id="17"/>
+          <w:sz w:val="22"/>
+        </w:rPr>
+      </w:pPr>
+      <w:bookmarkStart w:id="19" w:name="五后续改进方向"/>
+      <w:bookmarkEnd w:id="13"/>
+      <w:bookmarkEnd w:id="18"/>
       <w:proofErr w:type="spellStart"/>
       <w:r>
         <w:rPr>
           <w:rFonts w:asciiTheme="minorEastAsia" w:eastAsiaTheme="minorEastAsia" w:hAnsiTheme="minorEastAsia"/>
-          <w:sz w:val="24"/>
+          <w:sz w:val="21"/>
         </w:rPr>
         <w:t>五、后续改进方向</w:t>
       </w:r>
@@ -2934,6 +4789,7 @@
         </w:numPr>
         <w:rPr>
           <w:rFonts w:asciiTheme="minorEastAsia" w:hAnsiTheme="minorEastAsia"/>
+          <w:sz w:val="21"/>
           <w:lang w:eastAsia="zh-CN"/>
         </w:rPr>
       </w:pPr>
@@ -2942,6 +4798,7 @@
           <w:rFonts w:asciiTheme="minorEastAsia" w:hAnsiTheme="minorEastAsia"/>
           <w:b/>
           <w:bCs/>
+          <w:sz w:val="21"/>
           <w:lang w:eastAsia="zh-CN"/>
         </w:rPr>
         <w:t>多目标管理</w:t>
@@ -2949,9 +4806,26 @@
       <w:r>
         <w:rPr>
           <w:rFonts w:asciiTheme="minorEastAsia" w:hAnsiTheme="minorEastAsia"/>
-          <w:lang w:eastAsia="zh-CN"/>
-        </w:rPr>
-        <w:t>：当前 Tracker 仅跟踪单一目标（最近或置信度最高）。未来可升级为多假设跟踪，同时跟踪多个球并选择最优。</w:t>
+          <w:sz w:val="21"/>
+          <w:lang w:eastAsia="zh-CN"/>
+        </w:rPr>
+        <w:t>：当前</w:t>
+      </w:r>
+      <w:r>
+        <w:rPr>
+          <w:rFonts w:asciiTheme="minorEastAsia" w:hAnsiTheme="minorEastAsia"/>
+          <w:sz w:val="21"/>
+          <w:lang w:eastAsia="zh-CN"/>
+        </w:rPr>
+        <w:t xml:space="preserve"> Tracker </w:t>
+      </w:r>
+      <w:r>
+        <w:rPr>
+          <w:rFonts w:asciiTheme="minorEastAsia" w:hAnsiTheme="minorEastAsia"/>
+          <w:sz w:val="21"/>
+          <w:lang w:eastAsia="zh-CN"/>
+        </w:rPr>
+        <w:t>仅跟踪单一目标（最近或置信度最高）。未来可升级为多假设跟踪，同时跟踪多个球并选择最优。</w:t>
       </w:r>
     </w:p>
     <w:p>
@@ -2963,6 +4837,7 @@
         </w:numPr>
         <w:rPr>
           <w:rFonts w:asciiTheme="minorEastAsia" w:hAnsiTheme="minorEastAsia"/>
+          <w:sz w:val="21"/>
           <w:lang w:eastAsia="zh-CN"/>
         </w:rPr>
       </w:pPr>
@@ -2971,6 +4846,7 @@
           <w:rFonts w:asciiTheme="minorEastAsia" w:hAnsiTheme="minorEastAsia"/>
           <w:b/>
           <w:bCs/>
+          <w:sz w:val="21"/>
           <w:lang w:eastAsia="zh-CN"/>
         </w:rPr>
         <w:t>距离辅助</w:t>
@@ -2978,15 +4854,34 @@
       <w:r>
         <w:rPr>
           <w:rFonts w:asciiTheme="minorEastAsia" w:hAnsiTheme="minorEastAsia"/>
-          <w:lang w:eastAsia="zh-CN"/>
-        </w:rPr>
-        <w:t xml:space="preserve">：利用边界框面积 </w:t>
+          <w:sz w:val="21"/>
+          <w:lang w:eastAsia="zh-CN"/>
+        </w:rPr>
+        <w:t>：利用边界</w:t>
+      </w:r>
+      <w:proofErr w:type="gramStart"/>
+      <w:r>
+        <w:rPr>
+          <w:rFonts w:asciiTheme="minorEastAsia" w:hAnsiTheme="minorEastAsia"/>
+          <w:sz w:val="21"/>
+          <w:lang w:eastAsia="zh-CN"/>
+        </w:rPr>
+        <w:t>框面积</w:t>
+      </w:r>
+      <w:proofErr w:type="gramEnd"/>
+      <w:r>
+        <w:rPr>
+          <w:rFonts w:asciiTheme="minorEastAsia" w:hAnsiTheme="minorEastAsia"/>
+          <w:sz w:val="21"/>
+          <w:lang w:eastAsia="zh-CN"/>
+        </w:rPr>
+        <w:t xml:space="preserve"> </w:t>
       </w:r>
       <w:r>
         <w:rPr>
           <w:rStyle w:val="VerbatimChar"/>
           <w:rFonts w:asciiTheme="minorEastAsia" w:hAnsiTheme="minorEastAsia"/>
-          <w:sz w:val="24"/>
+          <w:sz w:val="21"/>
           <w:lang w:eastAsia="zh-CN"/>
         </w:rPr>
         <w:t>ta</w:t>
@@ -2994,9 +4889,18 @@
       <w:r>
         <w:rPr>
           <w:rFonts w:asciiTheme="minorEastAsia" w:hAnsiTheme="minorEastAsia"/>
-          <w:lang w:eastAsia="zh-CN"/>
-        </w:rPr>
-        <w:t xml:space="preserve"> 估算距离，结合目标角度实现更智能的路径规划。</w:t>
+          <w:sz w:val="21"/>
+          <w:lang w:eastAsia="zh-CN"/>
+        </w:rPr>
+        <w:t xml:space="preserve"> </w:t>
+      </w:r>
+      <w:r>
+        <w:rPr>
+          <w:rFonts w:asciiTheme="minorEastAsia" w:hAnsiTheme="minorEastAsia"/>
+          <w:sz w:val="21"/>
+          <w:lang w:eastAsia="zh-CN"/>
+        </w:rPr>
+        <w:t>估算距离，结合目标角度实现更智能的路径规划。</w:t>
       </w:r>
     </w:p>
     <w:p>
@@ -3008,6 +4912,7 @@
         </w:numPr>
         <w:rPr>
           <w:rFonts w:asciiTheme="minorEastAsia" w:hAnsiTheme="minorEastAsia"/>
+          <w:sz w:val="21"/>
           <w:lang w:eastAsia="zh-CN"/>
         </w:rPr>
       </w:pPr>
@@ -3016,6 +4921,7 @@
           <w:rFonts w:asciiTheme="minorEastAsia" w:hAnsiTheme="minorEastAsia"/>
           <w:b/>
           <w:bCs/>
+          <w:sz w:val="21"/>
           <w:lang w:eastAsia="zh-CN"/>
         </w:rPr>
         <w:t>主动学习</w:t>
@@ -3023,9 +4929,26 @@
       <w:r>
         <w:rPr>
           <w:rFonts w:asciiTheme="minorEastAsia" w:hAnsiTheme="minorEastAsia"/>
-          <w:lang w:eastAsia="zh-CN"/>
-        </w:rPr>
-        <w:t>：收集比赛中的漏检/误检帧，回流训练集进行二次微调。</w:t>
+          <w:sz w:val="21"/>
+          <w:lang w:eastAsia="zh-CN"/>
+        </w:rPr>
+        <w:t>：收集比赛中的漏检</w:t>
+      </w:r>
+      <w:r>
+        <w:rPr>
+          <w:rFonts w:asciiTheme="minorEastAsia" w:hAnsiTheme="minorEastAsia"/>
+          <w:sz w:val="21"/>
+          <w:lang w:eastAsia="zh-CN"/>
+        </w:rPr>
+        <w:t>/</w:t>
+      </w:r>
+      <w:r>
+        <w:rPr>
+          <w:rFonts w:asciiTheme="minorEastAsia" w:hAnsiTheme="minorEastAsia"/>
+          <w:sz w:val="21"/>
+          <w:lang w:eastAsia="zh-CN"/>
+        </w:rPr>
+        <w:t>误检帧，回流训练集进行二次微调。</w:t>
       </w:r>
     </w:p>
     <w:p>
@@ -3033,15 +4956,16 @@
         <w:pStyle w:val="2"/>
         <w:rPr>
           <w:rFonts w:asciiTheme="minorEastAsia" w:eastAsiaTheme="minorEastAsia" w:hAnsiTheme="minorEastAsia"/>
-          <w:lang w:eastAsia="zh-CN"/>
-        </w:rPr>
-      </w:pPr>
-      <w:bookmarkStart w:id="19" w:name="六结语"/>
-      <w:bookmarkEnd w:id="18"/>
+          <w:sz w:val="22"/>
+          <w:lang w:eastAsia="zh-CN"/>
+        </w:rPr>
+      </w:pPr>
+      <w:bookmarkStart w:id="20" w:name="六结语"/>
+      <w:bookmarkEnd w:id="19"/>
       <w:r>
         <w:rPr>
           <w:rFonts w:asciiTheme="minorEastAsia" w:eastAsiaTheme="minorEastAsia" w:hAnsiTheme="minorEastAsia"/>
-          <w:sz w:val="24"/>
+          <w:sz w:val="21"/>
           <w:lang w:eastAsia="zh-CN"/>
         </w:rPr>
         <w:t>六、结语</w:t>
@@ -3052,19 +4976,54 @@
         <w:pStyle w:val="FirstParagraph"/>
         <w:rPr>
           <w:rFonts w:asciiTheme="minorEastAsia" w:hAnsiTheme="minorEastAsia"/>
-        </w:rPr>
-      </w:pPr>
-      <w:r>
-        <w:rPr>
-          <w:rFonts w:asciiTheme="minorEastAsia" w:hAnsiTheme="minorEastAsia"/>
-          <w:lang w:eastAsia="zh-CN"/>
-        </w:rPr>
-        <w:t>本视觉系统从零开始搭建训练环境、完成模型微调、设计端侧后处理滤波，最终在 FTC 赛场上实现了对紫色/绿色球的稳定识别与跟踪。</w:t>
+          <w:sz w:val="21"/>
+        </w:rPr>
+      </w:pPr>
+      <w:r>
+        <w:rPr>
+          <w:rFonts w:asciiTheme="minorEastAsia" w:hAnsiTheme="minorEastAsia"/>
+          <w:sz w:val="21"/>
+          <w:lang w:eastAsia="zh-CN"/>
+        </w:rPr>
+        <w:t>本视觉系统从零开始搭建训练环境、完成模型微调、设计端侧后处理滤波，最终在</w:t>
+      </w:r>
+      <w:r>
+        <w:rPr>
+          <w:rFonts w:asciiTheme="minorEastAsia" w:hAnsiTheme="minorEastAsia"/>
+          <w:sz w:val="21"/>
+          <w:lang w:eastAsia="zh-CN"/>
+        </w:rPr>
+        <w:t xml:space="preserve"> FTC </w:t>
+      </w:r>
+      <w:r>
+        <w:rPr>
+          <w:rFonts w:asciiTheme="minorEastAsia" w:hAnsiTheme="minorEastAsia"/>
+          <w:sz w:val="21"/>
+          <w:lang w:eastAsia="zh-CN"/>
+        </w:rPr>
+        <w:t>赛场上实现了对紫色</w:t>
+      </w:r>
+      <w:r>
+        <w:rPr>
+          <w:rFonts w:asciiTheme="minorEastAsia" w:hAnsiTheme="minorEastAsia"/>
+          <w:sz w:val="21"/>
+          <w:lang w:eastAsia="zh-CN"/>
+        </w:rPr>
+        <w:t>/</w:t>
+      </w:r>
+      <w:r>
+        <w:rPr>
+          <w:rFonts w:asciiTheme="minorEastAsia" w:hAnsiTheme="minorEastAsia"/>
+          <w:sz w:val="21"/>
+          <w:lang w:eastAsia="zh-CN"/>
+        </w:rPr>
+        <w:t>绿色球的稳定识别与跟踪。</w:t>
       </w:r>
       <w:proofErr w:type="spellStart"/>
       <w:r>
         <w:rPr>
           <w:rFonts w:asciiTheme="minorEastAsia" w:hAnsiTheme="minorEastAsia"/>
+          <w:sz w:val="21"/>
         </w:rPr>
         <w:t>核心创新在于</w:t>
       </w:r>
@@ -3072,6 +5031,7 @@
       <w:r>
         <w:rPr>
           <w:rFonts w:asciiTheme="minorEastAsia" w:hAnsiTheme="minorEastAsia"/>
+          <w:sz w:val="21"/>
         </w:rPr>
         <w:t>：</w:t>
       </w:r>
@@ -3085,6 +5045,7 @@
         </w:numPr>
         <w:rPr>
           <w:rFonts w:asciiTheme="minorEastAsia" w:hAnsiTheme="minorEastAsia"/>
+          <w:sz w:val="21"/>
           <w:lang w:eastAsia="zh-CN"/>
         </w:rPr>
       </w:pPr>
@@ -3093,6 +5054,7 @@
           <w:rFonts w:asciiTheme="minorEastAsia" w:hAnsiTheme="minorEastAsia"/>
           <w:b/>
           <w:bCs/>
+          <w:sz w:val="21"/>
           <w:lang w:eastAsia="zh-CN"/>
         </w:rPr>
         <w:t>引入深度视觉</w:t>
@@ -3100,9 +5062,34 @@
       <w:r>
         <w:rPr>
           <w:rFonts w:asciiTheme="minorEastAsia" w:hAnsiTheme="minorEastAsia"/>
-          <w:lang w:eastAsia="zh-CN"/>
-        </w:rPr>
-        <w:t xml:space="preserve"> 一次性解决传统视觉痛点，最大发挥 Limelight 性能；</w:t>
+          <w:sz w:val="21"/>
+          <w:lang w:eastAsia="zh-CN"/>
+        </w:rPr>
+        <w:t xml:space="preserve"> </w:t>
+      </w:r>
+      <w:r>
+        <w:rPr>
+          <w:rFonts w:asciiTheme="minorEastAsia" w:hAnsiTheme="minorEastAsia"/>
+          <w:sz w:val="21"/>
+          <w:lang w:eastAsia="zh-CN"/>
+        </w:rPr>
+        <w:t>一次性解决传统视觉痛点，最大发挥</w:t>
+      </w:r>
+      <w:r>
+        <w:rPr>
+          <w:rFonts w:asciiTheme="minorEastAsia" w:hAnsiTheme="minorEastAsia"/>
+          <w:sz w:val="21"/>
+          <w:lang w:eastAsia="zh-CN"/>
+        </w:rPr>
+        <w:t xml:space="preserve"> Limelight </w:t>
+      </w:r>
+      <w:r>
+        <w:rPr>
+          <w:rFonts w:asciiTheme="minorEastAsia" w:hAnsiTheme="minorEastAsia"/>
+          <w:sz w:val="21"/>
+          <w:lang w:eastAsia="zh-CN"/>
+        </w:rPr>
+        <w:t>性能；</w:t>
       </w:r>
     </w:p>
     <w:p>
@@ -3114,6 +5101,7 @@
         </w:numPr>
         <w:rPr>
           <w:rFonts w:asciiTheme="minorEastAsia" w:hAnsiTheme="minorEastAsia"/>
+          <w:sz w:val="21"/>
           <w:lang w:eastAsia="zh-CN"/>
         </w:rPr>
       </w:pPr>
@@ -3122,17 +5110,36 @@
           <w:rFonts w:asciiTheme="minorEastAsia" w:hAnsiTheme="minorEastAsia"/>
           <w:b/>
           <w:bCs/>
-          <w:lang w:eastAsia="zh-CN"/>
-        </w:rPr>
-        <w:lastRenderedPageBreak/>
-        <w:t>设计配套 Tracker</w:t>
-      </w:r>
-      <w:r>
-        <w:rPr>
-          <w:rFonts w:asciiTheme="minorEastAsia" w:hAnsiTheme="minorEastAsia"/>
-          <w:lang w:eastAsia="zh-CN"/>
-        </w:rPr>
-        <w:t xml:space="preserve"> 引入时序滤波和跳变延迟，解决了深度模型输出抖动问题。</w:t>
+          <w:sz w:val="21"/>
+          <w:lang w:eastAsia="zh-CN"/>
+        </w:rPr>
+        <w:t>设计配套</w:t>
+      </w:r>
+      <w:r>
+        <w:rPr>
+          <w:rFonts w:asciiTheme="minorEastAsia" w:hAnsiTheme="minorEastAsia"/>
+          <w:b/>
+          <w:bCs/>
+          <w:sz w:val="21"/>
+          <w:lang w:eastAsia="zh-CN"/>
+        </w:rPr>
+        <w:t xml:space="preserve"> Tracker</w:t>
+      </w:r>
+      <w:r>
+        <w:rPr>
+          <w:rFonts w:asciiTheme="minorEastAsia" w:hAnsiTheme="minorEastAsia"/>
+          <w:sz w:val="21"/>
+          <w:lang w:eastAsia="zh-CN"/>
+        </w:rPr>
+        <w:t xml:space="preserve"> </w:t>
+      </w:r>
+      <w:r>
+        <w:rPr>
+          <w:rFonts w:asciiTheme="minorEastAsia" w:hAnsiTheme="minorEastAsia"/>
+          <w:sz w:val="21"/>
+          <w:lang w:eastAsia="zh-CN"/>
+        </w:rPr>
+        <w:t>引入时序滤波和跳变延迟，解决了深度模型输出抖动问题。</w:t>
       </w:r>
     </w:p>
     <w:p>
@@ -3140,20 +5147,39 @@
         <w:pStyle w:val="FirstParagraph"/>
         <w:rPr>
           <w:rFonts w:asciiTheme="minorEastAsia" w:hAnsiTheme="minorEastAsia"/>
-          <w:lang w:eastAsia="zh-CN"/>
-        </w:rPr>
-      </w:pPr>
-      <w:r>
-        <w:rPr>
-          <w:rFonts w:asciiTheme="minorEastAsia" w:hAnsiTheme="minorEastAsia"/>
-          <w:lang w:eastAsia="zh-CN"/>
-        </w:rPr>
-        <w:t>系统已在真实环境中验证，识别准确率提升 40% 以上。所有代码和训练配置已在</w:t>
+          <w:sz w:val="21"/>
+          <w:lang w:eastAsia="zh-CN"/>
+        </w:rPr>
+      </w:pPr>
+      <w:r>
+        <w:rPr>
+          <w:rFonts w:asciiTheme="minorEastAsia" w:hAnsiTheme="minorEastAsia"/>
+          <w:sz w:val="21"/>
+          <w:lang w:eastAsia="zh-CN"/>
+        </w:rPr>
+        <w:t>系统已在真实环境中验证，识别准确率提升</w:t>
+      </w:r>
+      <w:r>
+        <w:rPr>
+          <w:rFonts w:asciiTheme="minorEastAsia" w:hAnsiTheme="minorEastAsia"/>
+          <w:sz w:val="21"/>
+          <w:lang w:eastAsia="zh-CN"/>
+        </w:rPr>
+        <w:t xml:space="preserve"> 40% </w:t>
+      </w:r>
+      <w:r>
+        <w:rPr>
+          <w:rFonts w:asciiTheme="minorEastAsia" w:hAnsiTheme="minorEastAsia"/>
+          <w:sz w:val="21"/>
+          <w:lang w:eastAsia="zh-CN"/>
+        </w:rPr>
+        <w:t>以上。所有代码和训练配置已在</w:t>
       </w:r>
       <w:proofErr w:type="spellStart"/>
       <w:r>
         <w:rPr>
           <w:rFonts w:asciiTheme="minorEastAsia" w:hAnsiTheme="minorEastAsia"/>
+          <w:sz w:val="21"/>
           <w:lang w:eastAsia="zh-CN"/>
         </w:rPr>
         <w:t>github</w:t>
@@ -3162,12 +5188,13 @@
       <w:r>
         <w:rPr>
           <w:rFonts w:asciiTheme="minorEastAsia" w:hAnsiTheme="minorEastAsia"/>
+          <w:sz w:val="21"/>
           <w:lang w:eastAsia="zh-CN"/>
         </w:rPr>
         <w:t>开源，供后续队伍参考。</w:t>
       </w:r>
       <w:bookmarkEnd w:id="0"/>
-      <w:bookmarkEnd w:id="19"/>
+      <w:bookmarkEnd w:id="20"/>
     </w:p>
     <w:sectPr>
       <w:pgSz w:w="12240" w:h="15840"/>
@@ -3179,7 +5206,7 @@
 </file>
 
 <file path=word/endnotes.xml><?xml version="1.0" encoding="utf-8"?>
-<w:endnotes xmlns:wpc="http://schemas.microsoft.com/office/word/2010/wordprocessingCanvas" xmlns:cx="http://schemas.microsoft.com/office/drawing/2014/chartex" xmlns:cx1="http://schemas.microsoft.com/office/drawing/2015/9/8/chartex" xmlns:cx2="http://schemas.microsoft.com/office/drawing/2015/10/21/chartex" xmlns:cx3="http://schemas.microsoft.com/office/drawing/2016/5/9/chartex" xmlns:cx4="http://schemas.microsoft.com/office/drawing/2016/5/10/chartex" xmlns:cx5="http://schemas.microsoft.com/office/drawing/2016/5/11/chartex" xmlns:cx6="http://schemas.microsoft.com/office/drawing/2016/5/12/chartex" xmlns:cx7="http://schemas.microsoft.com/office/drawing/2016/5/13/chartex" xmlns:cx8="http://schemas.microsoft.com/office/drawing/2016/5/14/chartex" xmlns:mc="http://schemas.openxmlformats.org/markup-compatibility/2006" xmlns:aink="http://schemas.microsoft.com/office/drawing/2016/ink" xmlns:am3d="http://schemas.microsoft.com/office/drawing/2017/model3d" xmlns:o="urn:schemas-microsoft-com:office:office" xmlns:oel="http://schemas.microsoft.com/office/2019/extlst" xmlns:r="http://schemas.openxmlformats.org/officeDocument/2006/relationships" xmlns:m="http://schemas.openxmlformats.org/officeDocument/2006/math" xmlns:v="urn:schemas-microsoft-com:vml" xmlns:wp14="http://schemas.microsoft.com/office/word/2010/wordprocessingDrawing" xmlns:wp="http://schemas.openxmlformats.org/drawingml/2006/wordprocessingDrawing" xmlns:w10="urn:schemas-microsoft-com:office:word" xmlns:w="http://schemas.openxmlformats.org/wordprocessingml/2006/main" xmlns:w14="http://schemas.microsoft.com/office/word/2010/wordml" xmlns:w15="http://schemas.microsoft.com/office/word/2012/wordml" xmlns:w16cex="http://schemas.microsoft.com/office/word/2018/wordml/cex" xmlns:w16cid="http://schemas.microsoft.com/office/word/2016/wordml/cid" xmlns:w16="http://schemas.microsoft.com/office/word/2018/wordml" xmlns:w16du="http://schemas.microsoft.com/office/word/2023/wordml/word16du" xmlns:w16sdtdh="http://schemas.microsoft.com/office/word/2020/wordml/sdtdatahash" xmlns:w16sdtfl="http://schemas.microsoft.com/office/word/2024/wordml/sdtformatlock" xmlns:w16se="http://schemas.microsoft.com/office/word/2015/wordml/symex" xmlns:wpg="http://schemas.microsoft.com/office/word/2010/wordprocessingGroup" xmlns:wpi="http://schemas.microsoft.com/office/word/2010/wordprocessingInk" xmlns:wne="http://schemas.microsoft.com/office/word/2006/wordml" xmlns:wps="http://schemas.microsoft.com/office/word/2010/wordprocessingShape" mc:Ignorable="w14 w15 w16se w16cid w16 w16cex w16sdtdh w16sdtfl w16du wp14">
+<w:endnotes xmlns:wpc="http://schemas.microsoft.com/office/word/2010/wordprocessingCanvas" xmlns:cx="http://schemas.microsoft.com/office/drawing/2014/chartex" xmlns:cx1="http://schemas.microsoft.com/office/drawing/2015/9/8/chartex" xmlns:cx2="http://schemas.microsoft.com/office/drawing/2015/10/21/chartex" xmlns:cx3="http://schemas.microsoft.com/office/drawing/2016/5/9/chartex" xmlns:cx4="http://schemas.microsoft.com/office/drawing/2016/5/10/chartex" xmlns:cx5="http://schemas.microsoft.com/office/drawing/2016/5/11/chartex" xmlns:cx6="http://schemas.microsoft.com/office/drawing/2016/5/12/chartex" xmlns:cx7="http://schemas.microsoft.com/office/drawing/2016/5/13/chartex" xmlns:cx8="http://schemas.microsoft.com/office/drawing/2016/5/14/chartex" xmlns:mc="http://schemas.openxmlformats.org/markup-compatibility/2006" xmlns:aink="http://schemas.microsoft.com/office/drawing/2016/ink" xmlns:am3d="http://schemas.microsoft.com/office/drawing/2017/model3d" xmlns:o="urn:schemas-microsoft-com:office:office" xmlns:r="http://schemas.openxmlformats.org/officeDocument/2006/relationships" xmlns:m="http://schemas.openxmlformats.org/officeDocument/2006/math" xmlns:v="urn:schemas-microsoft-com:vml" xmlns:wp14="http://schemas.microsoft.com/office/word/2010/wordprocessingDrawing" xmlns:wp="http://schemas.openxmlformats.org/drawingml/2006/wordprocessingDrawing" xmlns:w10="urn:schemas-microsoft-com:office:word" xmlns:w="http://schemas.openxmlformats.org/wordprocessingml/2006/main" xmlns:w14="http://schemas.microsoft.com/office/word/2010/wordml" xmlns:w15="http://schemas.microsoft.com/office/word/2012/wordml" xmlns:w16cid="http://schemas.microsoft.com/office/word/2016/wordml/cid" xmlns:w16se="http://schemas.microsoft.com/office/word/2015/wordml/symex" xmlns:wpg="http://schemas.microsoft.com/office/word/2010/wordprocessingGroup" xmlns:wpi="http://schemas.microsoft.com/office/word/2010/wordprocessingInk" xmlns:wne="http://schemas.microsoft.com/office/word/2006/wordml" xmlns:wps="http://schemas.microsoft.com/office/word/2010/wordprocessingShape" mc:Ignorable="w14 w15 w16se w16cid wp14">
   <w:endnote w:type="separator" w:id="-1">
     <w:p>
       <w:pPr>
@@ -3204,7 +5231,7 @@
 </file>
 
 <file path=word/footnotes.xml><?xml version="1.0" encoding="utf-8"?>
-<w:footnotes xmlns:wpc="http://schemas.microsoft.com/office/word/2010/wordprocessingCanvas" xmlns:cx="http://schemas.microsoft.com/office/drawing/2014/chartex" xmlns:cx1="http://schemas.microsoft.com/office/drawing/2015/9/8/chartex" xmlns:cx2="http://schemas.microsoft.com/office/drawing/2015/10/21/chartex" xmlns:cx3="http://schemas.microsoft.com/office/drawing/2016/5/9/chartex" xmlns:cx4="http://schemas.microsoft.com/office/drawing/2016/5/10/chartex" xmlns:cx5="http://schemas.microsoft.com/office/drawing/2016/5/11/chartex" xmlns:cx6="http://schemas.microsoft.com/office/drawing/2016/5/12/chartex" xmlns:cx7="http://schemas.microsoft.com/office/drawing/2016/5/13/chartex" xmlns:cx8="http://schemas.microsoft.com/office/drawing/2016/5/14/chartex" xmlns:mc="http://schemas.openxmlformats.org/markup-compatibility/2006" xmlns:aink="http://schemas.microsoft.com/office/drawing/2016/ink" xmlns:am3d="http://schemas.microsoft.com/office/drawing/2017/model3d" xmlns:o="urn:schemas-microsoft-com:office:office" xmlns:oel="http://schemas.microsoft.com/office/2019/extlst" xmlns:r="http://schemas.openxmlformats.org/officeDocument/2006/relationships" xmlns:m="http://schemas.openxmlformats.org/officeDocument/2006/math" xmlns:v="urn:schemas-microsoft-com:vml" xmlns:wp14="http://schemas.microsoft.com/office/word/2010/wordprocessingDrawing" xmlns:wp="http://schemas.openxmlformats.org/drawingml/2006/wordprocessingDrawing" xmlns:w10="urn:schemas-microsoft-com:office:word" xmlns:w="http://schemas.openxmlformats.org/wordprocessingml/2006/main" xmlns:w14="http://schemas.microsoft.com/office/word/2010/wordml" xmlns:w15="http://schemas.microsoft.com/office/word/2012/wordml" xmlns:w16cex="http://schemas.microsoft.com/office/word/2018/wordml/cex" xmlns:w16cid="http://schemas.microsoft.com/office/word/2016/wordml/cid" xmlns:w16="http://schemas.microsoft.com/office/word/2018/wordml" xmlns:w16du="http://schemas.microsoft.com/office/word/2023/wordml/word16du" xmlns:w16sdtdh="http://schemas.microsoft.com/office/word/2020/wordml/sdtdatahash" xmlns:w16sdtfl="http://schemas.microsoft.com/office/word/2024/wordml/sdtformatlock" xmlns:w16se="http://schemas.microsoft.com/office/word/2015/wordml/symex" xmlns:wpg="http://schemas.microsoft.com/office/word/2010/wordprocessingGroup" xmlns:wpi="http://schemas.microsoft.com/office/word/2010/wordprocessingInk" xmlns:wne="http://schemas.microsoft.com/office/word/2006/wordml" xmlns:wps="http://schemas.microsoft.com/office/word/2010/wordprocessingShape" mc:Ignorable="w14 w15 w16se w16cid w16 w16cex w16sdtdh w16sdtfl w16du wp14">
+<w:footnotes xmlns:wpc="http://schemas.microsoft.com/office/word/2010/wordprocessingCanvas" xmlns:cx="http://schemas.microsoft.com/office/drawing/2014/chartex" xmlns:cx1="http://schemas.microsoft.com/office/drawing/2015/9/8/chartex" xmlns:cx2="http://schemas.microsoft.com/office/drawing/2015/10/21/chartex" xmlns:cx3="http://schemas.microsoft.com/office/drawing/2016/5/9/chartex" xmlns:cx4="http://schemas.microsoft.com/office/drawing/2016/5/10/chartex" xmlns:cx5="http://schemas.microsoft.com/office/drawing/2016/5/11/chartex" xmlns:cx6="http://schemas.microsoft.com/office/drawing/2016/5/12/chartex" xmlns:cx7="http://schemas.microsoft.com/office/drawing/2016/5/13/chartex" xmlns:cx8="http://schemas.microsoft.com/office/drawing/2016/5/14/chartex" xmlns:mc="http://schemas.openxmlformats.org/markup-compatibility/2006" xmlns:aink="http://schemas.microsoft.com/office/drawing/2016/ink" xmlns:am3d="http://schemas.microsoft.com/office/drawing/2017/model3d" xmlns:o="urn:schemas-microsoft-com:office:office" xmlns:r="http://schemas.openxmlformats.org/officeDocument/2006/relationships" xmlns:m="http://schemas.openxmlformats.org/officeDocument/2006/math" xmlns:v="urn:schemas-microsoft-com:vml" xmlns:wp14="http://schemas.microsoft.com/office/word/2010/wordprocessingDrawing" xmlns:wp="http://schemas.openxmlformats.org/drawingml/2006/wordprocessingDrawing" xmlns:w10="urn:schemas-microsoft-com:office:word" xmlns:w="http://schemas.openxmlformats.org/wordprocessingml/2006/main" xmlns:w14="http://schemas.microsoft.com/office/word/2010/wordml" xmlns:w15="http://schemas.microsoft.com/office/word/2012/wordml" xmlns:w16cid="http://schemas.microsoft.com/office/word/2016/wordml/cid" xmlns:w16se="http://schemas.microsoft.com/office/word/2015/wordml/symex" xmlns:wpg="http://schemas.microsoft.com/office/word/2010/wordprocessingGroup" xmlns:wpi="http://schemas.microsoft.com/office/word/2010/wordprocessingInk" xmlns:wne="http://schemas.microsoft.com/office/word/2006/wordml" xmlns:wps="http://schemas.microsoft.com/office/word/2010/wordprocessingShape" mc:Ignorable="w14 w15 w16se w16cid wp14">
   <w:footnote w:type="separator" w:id="-1">
     <w:p>
       <w:r>
@@ -3223,7 +5250,7 @@
 </file>
 
 <file path=word/numbering.xml><?xml version="1.0" encoding="utf-8"?>
-<w:numbering xmlns:wpc="http://schemas.microsoft.com/office/word/2010/wordprocessingCanvas" xmlns:cx="http://schemas.microsoft.com/office/drawing/2014/chartex" xmlns:cx1="http://schemas.microsoft.com/office/drawing/2015/9/8/chartex" xmlns:cx2="http://schemas.microsoft.com/office/drawing/2015/10/21/chartex" xmlns:cx3="http://schemas.microsoft.com/office/drawing/2016/5/9/chartex" xmlns:cx4="http://schemas.microsoft.com/office/drawing/2016/5/10/chartex" xmlns:cx5="http://schemas.microsoft.com/office/drawing/2016/5/11/chartex" xmlns:cx6="http://schemas.microsoft.com/office/drawing/2016/5/12/chartex" xmlns:cx7="http://schemas.microsoft.com/office/drawing/2016/5/13/chartex" xmlns:cx8="http://schemas.microsoft.com/office/drawing/2016/5/14/chartex" xmlns:mc="http://schemas.openxmlformats.org/markup-compatibility/2006" xmlns:aink="http://schemas.microsoft.com/office/drawing/2016/ink" xmlns:am3d="http://schemas.microsoft.com/office/drawing/2017/model3d" xmlns:o="urn:schemas-microsoft-com:office:office" xmlns:oel="http://schemas.microsoft.com/office/2019/extlst" xmlns:r="http://schemas.openxmlformats.org/officeDocument/2006/relationships" xmlns:m="http://schemas.openxmlformats.org/officeDocument/2006/math" xmlns:v="urn:schemas-microsoft-com:vml" xmlns:wp14="http://schemas.microsoft.com/office/word/2010/wordprocessingDrawing" xmlns:wp="http://schemas.openxmlformats.org/drawingml/2006/wordprocessingDrawing" xmlns:w10="urn:schemas-microsoft-com:office:word" xmlns:w="http://schemas.openxmlformats.org/wordprocessingml/2006/main" xmlns:w14="http://schemas.microsoft.com/office/word/2010/wordml" xmlns:w15="http://schemas.microsoft.com/office/word/2012/wordml" xmlns:w16cex="http://schemas.microsoft.com/office/word/2018/wordml/cex" xmlns:w16cid="http://schemas.microsoft.com/office/word/2016/wordml/cid" xmlns:w16="http://schemas.microsoft.com/office/word/2018/wordml" xmlns:w16du="http://schemas.microsoft.com/office/word/2023/wordml/word16du" xmlns:w16sdtdh="http://schemas.microsoft.com/office/word/2020/wordml/sdtdatahash" xmlns:w16sdtfl="http://schemas.microsoft.com/office/word/2024/wordml/sdtformatlock" xmlns:w16se="http://schemas.microsoft.com/office/word/2015/wordml/symex" xmlns:wpg="http://schemas.microsoft.com/office/word/2010/wordprocessingGroup" xmlns:wpi="http://schemas.microsoft.com/office/word/2010/wordprocessingInk" xmlns:wne="http://schemas.microsoft.com/office/word/2006/wordml" xmlns:wps="http://schemas.microsoft.com/office/word/2010/wordprocessingShape" mc:Ignorable="w14 w15 w16se w16cid w16 w16cex w16sdtdh w16sdtfl w16du wp14">
+<w:numbering xmlns:wpc="http://schemas.microsoft.com/office/word/2010/wordprocessingCanvas" xmlns:cx="http://schemas.microsoft.com/office/drawing/2014/chartex" xmlns:cx1="http://schemas.microsoft.com/office/drawing/2015/9/8/chartex" xmlns:cx2="http://schemas.microsoft.com/office/drawing/2015/10/21/chartex" xmlns:cx3="http://schemas.microsoft.com/office/drawing/2016/5/9/chartex" xmlns:cx4="http://schemas.microsoft.com/office/drawing/2016/5/10/chartex" xmlns:cx5="http://schemas.microsoft.com/office/drawing/2016/5/11/chartex" xmlns:cx6="http://schemas.microsoft.com/office/drawing/2016/5/12/chartex" xmlns:cx7="http://schemas.microsoft.com/office/drawing/2016/5/13/chartex" xmlns:cx8="http://schemas.microsoft.com/office/drawing/2016/5/14/chartex" xmlns:mc="http://schemas.openxmlformats.org/markup-compatibility/2006" xmlns:aink="http://schemas.microsoft.com/office/drawing/2016/ink" xmlns:am3d="http://schemas.microsoft.com/office/drawing/2017/model3d" xmlns:o="urn:schemas-microsoft-com:office:office" xmlns:r="http://schemas.openxmlformats.org/officeDocument/2006/relationships" xmlns:m="http://schemas.openxmlformats.org/officeDocument/2006/math" xmlns:v="urn:schemas-microsoft-com:vml" xmlns:wp14="http://schemas.microsoft.com/office/word/2010/wordprocessingDrawing" xmlns:wp="http://schemas.openxmlformats.org/drawingml/2006/wordprocessingDrawing" xmlns:w10="urn:schemas-microsoft-com:office:word" xmlns:w="http://schemas.openxmlformats.org/wordprocessingml/2006/main" xmlns:w14="http://schemas.microsoft.com/office/word/2010/wordml" xmlns:w15="http://schemas.microsoft.com/office/word/2012/wordml" xmlns:w16cid="http://schemas.microsoft.com/office/word/2016/wordml/cid" xmlns:w16se="http://schemas.microsoft.com/office/word/2015/wordml/symex" xmlns:wpg="http://schemas.microsoft.com/office/word/2010/wordprocessingGroup" xmlns:wpi="http://schemas.microsoft.com/office/word/2010/wordprocessingInk" xmlns:wne="http://schemas.microsoft.com/office/word/2006/wordml" xmlns:wps="http://schemas.microsoft.com/office/word/2010/wordprocessingShape" mc:Ignorable="w14 w15 w16se w16cid wp14">
   <w:abstractNum w:abstractNumId="0" w15:restartNumberingAfterBreak="0">
     <w:nsid w:val="0000A990"/>
     <w:multiLevelType w:val="multilevel"/>
@@ -3464,25 +5491,25 @@
       </w:pPr>
     </w:lvl>
   </w:abstractNum>
-  <w:num w:numId="1" w16cid:durableId="1302614713">
+  <w:num w:numId="1">
     <w:abstractNumId w:val="0"/>
   </w:num>
-  <w:num w:numId="2" w16cid:durableId="1990093575">
+  <w:num w:numId="2">
     <w:abstractNumId w:val="1"/>
   </w:num>
-  <w:num w:numId="3" w16cid:durableId="114718557">
+  <w:num w:numId="3">
     <w:abstractNumId w:val="1"/>
   </w:num>
-  <w:num w:numId="4" w16cid:durableId="1515807907">
+  <w:num w:numId="4">
     <w:abstractNumId w:val="1"/>
   </w:num>
-  <w:num w:numId="5" w16cid:durableId="717164842">
+  <w:num w:numId="5">
     <w:abstractNumId w:val="1"/>
   </w:num>
-  <w:num w:numId="6" w16cid:durableId="2123651201">
+  <w:num w:numId="6">
     <w:abstractNumId w:val="1"/>
   </w:num>
-  <w:num w:numId="7" w16cid:durableId="591206400">
+  <w:num w:numId="7">
     <w:abstractNumId w:val="2"/>
     <w:lvlOverride w:ilvl="0">
       <w:startOverride w:val="1"/>
@@ -3512,16 +5539,16 @@
       <w:startOverride w:val="1"/>
     </w:lvlOverride>
   </w:num>
-  <w:num w:numId="8" w16cid:durableId="95181149">
+  <w:num w:numId="8">
     <w:abstractNumId w:val="1"/>
   </w:num>
-  <w:num w:numId="9" w16cid:durableId="1067344219">
+  <w:num w:numId="9">
     <w:abstractNumId w:val="1"/>
   </w:num>
-  <w:num w:numId="10" w16cid:durableId="399835693">
+  <w:num w:numId="10">
     <w:abstractNumId w:val="1"/>
   </w:num>
-  <w:num w:numId="11" w16cid:durableId="1453590538">
+  <w:num w:numId="11">
     <w:abstractNumId w:val="2"/>
     <w:lvlOverride w:ilvl="0">
       <w:startOverride w:val="1"/>
@@ -3551,14 +5578,14 @@
       <w:startOverride w:val="1"/>
     </w:lvlOverride>
   </w:num>
-  <w:num w:numId="12" w16cid:durableId="225607191">
+  <w:num w:numId="12">
     <w:abstractNumId w:val="1"/>
   </w:num>
 </w:numbering>
 </file>
 
 <file path=word/styles.xml><?xml version="1.0" encoding="utf-8"?>
-<w:styles xmlns:mc="http://schemas.openxmlformats.org/markup-compatibility/2006" xmlns:r="http://schemas.openxmlformats.org/officeDocument/2006/relationships" xmlns:w="http://schemas.openxmlformats.org/wordprocessingml/2006/main" xmlns:w14="http://schemas.microsoft.com/office/word/2010/wordml" xmlns:w15="http://schemas.microsoft.com/office/word/2012/wordml" xmlns:w16cex="http://schemas.microsoft.com/office/word/2018/wordml/cex" xmlns:w16cid="http://schemas.microsoft.com/office/word/2016/wordml/cid" xmlns:w16="http://schemas.microsoft.com/office/word/2018/wordml" xmlns:w16du="http://schemas.microsoft.com/office/word/2023/wordml/word16du" xmlns:w16sdtdh="http://schemas.microsoft.com/office/word/2020/wordml/sdtdatahash" xmlns:w16sdtfl="http://schemas.microsoft.com/office/word/2024/wordml/sdtformatlock" xmlns:w16se="http://schemas.microsoft.com/office/word/2015/wordml/symex" mc:Ignorable="w14 w15 w16se w16cid w16 w16cex w16sdtdh w16sdtfl w16du">
+<w:styles xmlns:mc="http://schemas.openxmlformats.org/markup-compatibility/2006" xmlns:r="http://schemas.openxmlformats.org/officeDocument/2006/relationships" xmlns:w="http://schemas.openxmlformats.org/wordprocessingml/2006/main" xmlns:w14="http://schemas.microsoft.com/office/word/2010/wordml" xmlns:w15="http://schemas.microsoft.com/office/word/2012/wordml" xmlns:w16cid="http://schemas.microsoft.com/office/word/2016/wordml/cid" xmlns:w16se="http://schemas.microsoft.com/office/word/2015/wordml/symex" mc:Ignorable="w14 w15 w16se w16cid">
   <w:docDefaults>
     <w:rPrDefault>
       <w:rPr>
@@ -3574,7 +5601,7 @@
       </w:pPr>
     </w:pPrDefault>
   </w:docDefaults>
-  <w:latentStyles w:defLockedState="0" w:defUIPriority="0" w:defSemiHidden="0" w:defUnhideWhenUsed="0" w:defQFormat="0" w:count="376">
+  <w:latentStyles w:defLockedState="0" w:defUIPriority="0" w:defSemiHidden="0" w:defUnhideWhenUsed="0" w:defQFormat="0" w:count="375">
     <w:lsdException w:name="Normal Table" w:semiHidden="1" w:unhideWhenUsed="1"/>
     <w:lsdException w:name="Table Simple 1" w:semiHidden="1" w:unhideWhenUsed="1"/>
     <w:lsdException w:name="Table Simple 2" w:semiHidden="1" w:unhideWhenUsed="1"/>
@@ -3816,7 +5843,6 @@
     <w:lsdException w:name="Smart Hyperlink" w:semiHidden="1" w:uiPriority="99" w:unhideWhenUsed="1"/>
     <w:lsdException w:name="Hashtag" w:semiHidden="1" w:uiPriority="99" w:unhideWhenUsed="1"/>
     <w:lsdException w:name="Unresolved Mention" w:semiHidden="1" w:uiPriority="99" w:unhideWhenUsed="1"/>
-    <w:lsdException w:name="Smart Link" w:semiHidden="1" w:uiPriority="99" w:unhideWhenUsed="1"/>
   </w:latentStyles>
   <w:style w:type="paragraph" w:default="1" w:styleId="a">
     <w:name w:val="Normal"/>
@@ -4747,6 +6773,64 @@
         </w:tcBorders>
       </w:tcPr>
     </w:tblStylePr>
+  </w:style>
+  <w:style w:type="paragraph" w:styleId="af">
+    <w:name w:val="header"/>
+    <w:basedOn w:val="a"/>
+    <w:link w:val="af0"/>
+    <w:rsid w:val="00BD6FBE"/>
+    <w:pPr>
+      <w:pBdr>
+        <w:bottom w:val="single" w:sz="6" w:space="1" w:color="auto"/>
+      </w:pBdr>
+      <w:tabs>
+        <w:tab w:val="center" w:pos="4153"/>
+        <w:tab w:val="right" w:pos="8306"/>
+      </w:tabs>
+      <w:snapToGrid w:val="0"/>
+      <w:jc w:val="center"/>
+    </w:pPr>
+    <w:rPr>
+      <w:sz w:val="18"/>
+      <w:szCs w:val="18"/>
+    </w:rPr>
+  </w:style>
+  <w:style w:type="character" w:customStyle="1" w:styleId="af0">
+    <w:name w:val="页眉 字符"/>
+    <w:basedOn w:val="a1"/>
+    <w:link w:val="af"/>
+    <w:rsid w:val="00BD6FBE"/>
+    <w:rPr>
+      <w:sz w:val="18"/>
+      <w:szCs w:val="18"/>
+    </w:rPr>
+  </w:style>
+  <w:style w:type="paragraph" w:styleId="af1">
+    <w:name w:val="footer"/>
+    <w:basedOn w:val="a"/>
+    <w:link w:val="af2"/>
+    <w:rsid w:val="00BD6FBE"/>
+    <w:pPr>
+      <w:tabs>
+        <w:tab w:val="center" w:pos="4153"/>
+        <w:tab w:val="right" w:pos="8306"/>
+      </w:tabs>
+      <w:snapToGrid w:val="0"/>
+    </w:pPr>
+    <w:rPr>
+      <w:sz w:val="18"/>
+      <w:szCs w:val="18"/>
+    </w:rPr>
+  </w:style>
+  <w:style w:type="character" w:customStyle="1" w:styleId="af2">
+    <w:name w:val="页脚 字符"/>
+    <w:basedOn w:val="a1"/>
+    <w:link w:val="af1"/>
+    <w:rsid w:val="00BD6FBE"/>
+    <w:rPr>
+      <w:sz w:val="18"/>
+      <w:szCs w:val="18"/>
+    </w:rPr>
   </w:style>
 </w:styles>
 </file>

--- a/2025-2026 DECODE/notes/FTC Limelight 视觉系统工程笔记.docx
+++ b/2025-2026 DECODE/notes/FTC Limelight 视觉系统工程笔记.docx
@@ -1,6 +1,6 @@
 
 <file path=word/document.xml><?xml version="1.0" encoding="utf-8"?>
-<w:document xmlns:wpc="http://schemas.microsoft.com/office/word/2010/wordprocessingCanvas" xmlns:cx="http://schemas.microsoft.com/office/drawing/2014/chartex" xmlns:cx1="http://schemas.microsoft.com/office/drawing/2015/9/8/chartex" xmlns:cx2="http://schemas.microsoft.com/office/drawing/2015/10/21/chartex" xmlns:cx3="http://schemas.microsoft.com/office/drawing/2016/5/9/chartex" xmlns:cx4="http://schemas.microsoft.com/office/drawing/2016/5/10/chartex" xmlns:cx5="http://schemas.microsoft.com/office/drawing/2016/5/11/chartex" xmlns:cx6="http://schemas.microsoft.com/office/drawing/2016/5/12/chartex" xmlns:cx7="http://schemas.microsoft.com/office/drawing/2016/5/13/chartex" xmlns:cx8="http://schemas.microsoft.com/office/drawing/2016/5/14/chartex" xmlns:mc="http://schemas.openxmlformats.org/markup-compatibility/2006" xmlns:aink="http://schemas.microsoft.com/office/drawing/2016/ink" xmlns:am3d="http://schemas.microsoft.com/office/drawing/2017/model3d" xmlns:o="urn:schemas-microsoft-com:office:office" xmlns:r="http://schemas.openxmlformats.org/officeDocument/2006/relationships" xmlns:m="http://schemas.openxmlformats.org/officeDocument/2006/math" xmlns:v="urn:schemas-microsoft-com:vml" xmlns:wp14="http://schemas.microsoft.com/office/word/2010/wordprocessingDrawing" xmlns:wp="http://schemas.openxmlformats.org/drawingml/2006/wordprocessingDrawing" xmlns:w10="urn:schemas-microsoft-com:office:word" xmlns:w="http://schemas.openxmlformats.org/wordprocessingml/2006/main" xmlns:w14="http://schemas.microsoft.com/office/word/2010/wordml" xmlns:w15="http://schemas.microsoft.com/office/word/2012/wordml" xmlns:w16cid="http://schemas.microsoft.com/office/word/2016/wordml/cid" xmlns:w16se="http://schemas.microsoft.com/office/word/2015/wordml/symex" xmlns:wpg="http://schemas.microsoft.com/office/word/2010/wordprocessingGroup" xmlns:wpi="http://schemas.microsoft.com/office/word/2010/wordprocessingInk" xmlns:wne="http://schemas.microsoft.com/office/word/2006/wordml" xmlns:wps="http://schemas.microsoft.com/office/word/2010/wordprocessingShape" mc:Ignorable="w14 w15 w16se w16cid wp14">
+<w:document xmlns:wpc="http://schemas.microsoft.com/office/word/2010/wordprocessingCanvas" xmlns:cx="http://schemas.microsoft.com/office/drawing/2014/chartex" xmlns:cx1="http://schemas.microsoft.com/office/drawing/2015/9/8/chartex" xmlns:cx2="http://schemas.microsoft.com/office/drawing/2015/10/21/chartex" xmlns:cx3="http://schemas.microsoft.com/office/drawing/2016/5/9/chartex" xmlns:cx4="http://schemas.microsoft.com/office/drawing/2016/5/10/chartex" xmlns:cx5="http://schemas.microsoft.com/office/drawing/2016/5/11/chartex" xmlns:cx6="http://schemas.microsoft.com/office/drawing/2016/5/12/chartex" xmlns:cx7="http://schemas.microsoft.com/office/drawing/2016/5/13/chartex" xmlns:cx8="http://schemas.microsoft.com/office/drawing/2016/5/14/chartex" xmlns:mc="http://schemas.openxmlformats.org/markup-compatibility/2006" xmlns:aink="http://schemas.microsoft.com/office/drawing/2016/ink" xmlns:am3d="http://schemas.microsoft.com/office/drawing/2017/model3d" xmlns:o="urn:schemas-microsoft-com:office:office" xmlns:oel="http://schemas.microsoft.com/office/2019/extlst" xmlns:r="http://schemas.openxmlformats.org/officeDocument/2006/relationships" xmlns:m="http://schemas.openxmlformats.org/officeDocument/2006/math" xmlns:v="urn:schemas-microsoft-com:vml" xmlns:wp14="http://schemas.microsoft.com/office/word/2010/wordprocessingDrawing" xmlns:wp="http://schemas.openxmlformats.org/drawingml/2006/wordprocessingDrawing" xmlns:w10="urn:schemas-microsoft-com:office:word" xmlns:w="http://schemas.openxmlformats.org/wordprocessingml/2006/main" xmlns:w14="http://schemas.microsoft.com/office/word/2010/wordml" xmlns:w15="http://schemas.microsoft.com/office/word/2012/wordml" xmlns:w16cei="http://schemas.microsoft.com/office/word/2026/wordml/cei" xmlns:w16cex="http://schemas.microsoft.com/office/word/2018/wordml/cex" xmlns:w16cid="http://schemas.microsoft.com/office/word/2016/wordml/cid" xmlns:w16="http://schemas.microsoft.com/office/word/2018/wordml" xmlns:w16du="http://schemas.microsoft.com/office/word/2023/wordml/word16du" xmlns:w16sdtdh="http://schemas.microsoft.com/office/word/2020/wordml/sdtdatahash" xmlns:w16sdtfl="http://schemas.microsoft.com/office/word/2024/wordml/sdtformatlock" xmlns:w16se="http://schemas.microsoft.com/office/word/2015/wordml/symex" xmlns:wpg="http://schemas.microsoft.com/office/word/2010/wordprocessingGroup" xmlns:wpi="http://schemas.microsoft.com/office/word/2010/wordprocessingInk" xmlns:wne="http://schemas.microsoft.com/office/word/2006/wordml" xmlns:wps="http://schemas.microsoft.com/office/word/2010/wordprocessingShape" mc:Ignorable="w14 w15 w16se w16cid w16 w16cex w16sdtdh w16sdtfl w16du wp14">
   <w:body>
     <w:p>
       <w:pPr>
@@ -16,14 +16,7 @@
           <w:rFonts w:asciiTheme="majorEastAsia" w:hAnsiTheme="majorEastAsia"/>
           <w:lang w:eastAsia="zh-CN"/>
         </w:rPr>
-        <w:t xml:space="preserve">FTC Limelight </w:t>
-      </w:r>
-      <w:r>
-        <w:rPr>
-          <w:rFonts w:asciiTheme="majorEastAsia" w:hAnsiTheme="majorEastAsia"/>
-          <w:lang w:eastAsia="zh-CN"/>
-        </w:rPr>
-        <w:t>视觉系统工程笔记</w:t>
+        <w:t>FTC Limelight 视觉系统工程笔记</w:t>
       </w:r>
     </w:p>
     <w:p>
@@ -60,55 +53,7 @@
           <w:sz w:val="21"/>
           <w:lang w:eastAsia="zh-CN"/>
         </w:rPr>
-        <w:t>本赛季比赛道具</w:t>
-      </w:r>
-      <w:r>
-        <w:rPr>
-          <w:rFonts w:asciiTheme="minorEastAsia" w:hAnsiTheme="minorEastAsia"/>
-          <w:sz w:val="21"/>
-          <w:lang w:eastAsia="zh-CN"/>
-        </w:rPr>
-        <w:t>——</w:t>
-      </w:r>
-      <w:r>
-        <w:rPr>
-          <w:rFonts w:asciiTheme="minorEastAsia" w:hAnsiTheme="minorEastAsia"/>
-          <w:sz w:val="21"/>
-          <w:lang w:eastAsia="zh-CN"/>
-        </w:rPr>
-        <w:t>塑料球，表面带有复杂纹理、颜色单一（紫</w:t>
-      </w:r>
-      <w:r>
-        <w:rPr>
-          <w:rFonts w:asciiTheme="minorEastAsia" w:hAnsiTheme="minorEastAsia"/>
-          <w:sz w:val="21"/>
-          <w:lang w:eastAsia="zh-CN"/>
-        </w:rPr>
-        <w:t>/</w:t>
-      </w:r>
-      <w:r>
-        <w:rPr>
-          <w:rFonts w:asciiTheme="minorEastAsia" w:hAnsiTheme="minorEastAsia"/>
-          <w:sz w:val="21"/>
-          <w:lang w:eastAsia="zh-CN"/>
-        </w:rPr>
-        <w:t>绿）。传统视觉方案（如色块分割）容易受光照、阴影、反光干扰，导致目标识别抖动甚至丢失。</w:t>
-      </w:r>
-      <w:r>
-        <w:rPr>
-          <w:rFonts w:asciiTheme="minorEastAsia" w:hAnsiTheme="minorEastAsia"/>
-          <w:sz w:val="21"/>
-          <w:lang w:eastAsia="zh-CN"/>
-        </w:rPr>
-        <w:t xml:space="preserve">Limelight 3A </w:t>
-      </w:r>
-      <w:r>
-        <w:rPr>
-          <w:rFonts w:asciiTheme="minorEastAsia" w:hAnsiTheme="minorEastAsia"/>
-          <w:sz w:val="21"/>
-          <w:lang w:eastAsia="zh-CN"/>
-        </w:rPr>
-        <w:t>作为官方支持的视觉协处理器，具备运行自定义神经网络模型的能力，这为引入深度学习提供了硬件基础。</w:t>
+        <w:t>本赛季比赛道具——塑料球，表面带有复杂纹理、颜色单一（紫/绿）。传统视觉方案（如色块分割）容易受光照、阴影、反光干扰，导致目标识别抖动甚至丢失。Limelight 3A 作为官方支持的视觉协处理器，具备运行自定义神经网络模型的能力，这为引入深度学习提供了硬件基础。</w:t>
       </w:r>
     </w:p>
     <w:p>
@@ -136,49 +81,7 @@
           <w:sz w:val="21"/>
           <w:lang w:eastAsia="zh-CN"/>
         </w:rPr>
-        <w:t>在机器人运动过程中，稳定、实时地获取最近目标球的方位角（</w:t>
-      </w:r>
-      <w:r>
-        <w:rPr>
-          <w:rFonts w:asciiTheme="minorEastAsia" w:hAnsiTheme="minorEastAsia"/>
-          <w:b/>
-          <w:bCs/>
-          <w:sz w:val="21"/>
-          <w:lang w:eastAsia="zh-CN"/>
-        </w:rPr>
-        <w:t>bearing</w:t>
-      </w:r>
-      <w:r>
-        <w:rPr>
-          <w:rFonts w:asciiTheme="minorEastAsia" w:hAnsiTheme="minorEastAsia"/>
-          <w:b/>
-          <w:bCs/>
-          <w:sz w:val="21"/>
-          <w:lang w:eastAsia="zh-CN"/>
-        </w:rPr>
-        <w:t>），为</w:t>
-      </w:r>
-      <w:proofErr w:type="gramStart"/>
-      <w:r>
-        <w:rPr>
-          <w:rFonts w:asciiTheme="minorEastAsia" w:hAnsiTheme="minorEastAsia"/>
-          <w:b/>
-          <w:bCs/>
-          <w:sz w:val="21"/>
-          <w:lang w:eastAsia="zh-CN"/>
-        </w:rPr>
-        <w:t>后续吃球提供</w:t>
-      </w:r>
-      <w:proofErr w:type="gramEnd"/>
-      <w:r>
-        <w:rPr>
-          <w:rFonts w:asciiTheme="minorEastAsia" w:hAnsiTheme="minorEastAsia"/>
-          <w:b/>
-          <w:bCs/>
-          <w:sz w:val="21"/>
-          <w:lang w:eastAsia="zh-CN"/>
-        </w:rPr>
-        <w:t>可靠输入。</w:t>
+        <w:t>在机器人运动过程中，稳定、实时地获取最近目标球的方位角（bearing），为后续吃球提供可靠输入。</w:t>
       </w:r>
     </w:p>
     <w:p>
@@ -198,15 +101,7 @@
           <w:sz w:val="21"/>
           <w:lang w:eastAsia="zh-CN"/>
         </w:rPr>
-        <w:t>二、方案迭代：为什么最终选择</w:t>
-      </w:r>
-      <w:r>
-        <w:rPr>
-          <w:rFonts w:asciiTheme="minorEastAsia" w:eastAsiaTheme="minorEastAsia" w:hAnsiTheme="minorEastAsia"/>
-          <w:sz w:val="21"/>
-          <w:lang w:eastAsia="zh-CN"/>
-        </w:rPr>
-        <w:t xml:space="preserve"> SSD</w:t>
+        <w:t>二、方案迭代：为什么最终选择 SSD</w:t>
       </w:r>
       <w:bookmarkStart w:id="3" w:name="色块分割放弃"/>
     </w:p>
@@ -224,23 +119,7 @@
           <w:rFonts w:asciiTheme="minorEastAsia" w:eastAsiaTheme="minorEastAsia" w:hAnsiTheme="minorEastAsia"/>
           <w:sz w:val="21"/>
         </w:rPr>
-        <w:t xml:space="preserve">2.1 </w:t>
-      </w:r>
-      <w:proofErr w:type="spellStart"/>
-      <w:r>
-        <w:rPr>
-          <w:rFonts w:asciiTheme="minorEastAsia" w:eastAsiaTheme="minorEastAsia" w:hAnsiTheme="minorEastAsia"/>
-          <w:sz w:val="21"/>
-        </w:rPr>
-        <w:t>色块分割（放弃</w:t>
-      </w:r>
-      <w:proofErr w:type="spellEnd"/>
-      <w:r>
-        <w:rPr>
-          <w:rFonts w:asciiTheme="minorEastAsia" w:eastAsiaTheme="minorEastAsia" w:hAnsiTheme="minorEastAsia"/>
-          <w:sz w:val="21"/>
-        </w:rPr>
-        <w:t>）</w:t>
+        <w:t>2.1 色块分割（放弃）</w:t>
       </w:r>
     </w:p>
     <w:p>
@@ -256,58 +135,7 @@
           <w:rFonts w:asciiTheme="minorEastAsia" w:hAnsiTheme="minorEastAsia"/>
           <w:sz w:val="21"/>
         </w:rPr>
-        <w:t>L</w:t>
-      </w:r>
-      <w:r>
-        <w:rPr>
-          <w:rFonts w:asciiTheme="minorEastAsia" w:hAnsiTheme="minorEastAsia"/>
-          <w:sz w:val="21"/>
-        </w:rPr>
-        <w:t xml:space="preserve">imelight </w:t>
-      </w:r>
-      <w:proofErr w:type="gramStart"/>
-      <w:r>
-        <w:rPr>
-          <w:rFonts w:asciiTheme="minorEastAsia" w:hAnsiTheme="minorEastAsia"/>
-          <w:sz w:val="21"/>
-        </w:rPr>
-        <w:t>内置的</w:t>
-      </w:r>
-      <w:r>
-        <w:rPr>
-          <w:rFonts w:asciiTheme="minorEastAsia" w:hAnsiTheme="minorEastAsia"/>
-          <w:sz w:val="21"/>
-        </w:rPr>
-        <w:t>“</w:t>
-      </w:r>
-      <w:proofErr w:type="gramEnd"/>
-      <w:r>
-        <w:rPr>
-          <w:rFonts w:asciiTheme="minorEastAsia" w:hAnsiTheme="minorEastAsia"/>
-          <w:sz w:val="21"/>
-        </w:rPr>
-        <w:t>Color Threshold”</w:t>
-      </w:r>
-      <w:r>
-        <w:rPr>
-          <w:rFonts w:asciiTheme="minorEastAsia" w:hAnsiTheme="minorEastAsia"/>
-          <w:sz w:val="21"/>
-        </w:rPr>
-        <w:t>管道可对</w:t>
-      </w:r>
-      <w:r>
-        <w:rPr>
-          <w:rFonts w:asciiTheme="minorEastAsia" w:hAnsiTheme="minorEastAsia"/>
-          <w:sz w:val="21"/>
-        </w:rPr>
-        <w:t xml:space="preserve"> HSV </w:t>
-      </w:r>
-      <w:r>
-        <w:rPr>
-          <w:rFonts w:asciiTheme="minorEastAsia" w:hAnsiTheme="minorEastAsia"/>
-          <w:sz w:val="21"/>
-        </w:rPr>
-        <w:t>空间进行阈值分割。优点是无需训练，即调即用。但实际测试中：</w:t>
+        <w:t>Limelight 内置的“Color Threshold”管道可对 HSV 空间进行阈值分割。优点是无需训练，即调即用。但实际测试中：</w:t>
       </w:r>
     </w:p>
     <w:p>
@@ -373,23 +201,7 @@
           <w:sz w:val="21"/>
           <w:lang w:eastAsia="zh-CN"/>
         </w:rPr>
-        <w:t>无法区分紫色球和绿色球（两者在</w:t>
-      </w:r>
-      <w:r>
-        <w:rPr>
-          <w:rFonts w:asciiTheme="minorEastAsia" w:hAnsiTheme="minorEastAsia"/>
-          <w:sz w:val="21"/>
-          <w:lang w:eastAsia="zh-CN"/>
-        </w:rPr>
-        <w:t xml:space="preserve"> HSV </w:t>
-      </w:r>
-      <w:r>
-        <w:rPr>
-          <w:rFonts w:asciiTheme="minorEastAsia" w:hAnsiTheme="minorEastAsia"/>
-          <w:sz w:val="21"/>
-          <w:lang w:eastAsia="zh-CN"/>
-        </w:rPr>
-        <w:t>空间有重叠区域）。</w:t>
+        <w:t>无法区分紫色球和绿色球（两者在 HSV 空间有重叠区域）。</w:t>
       </w:r>
     </w:p>
     <w:p>
@@ -409,15 +221,7 @@
           <w:sz w:val="21"/>
           <w:lang w:eastAsia="zh-CN"/>
         </w:rPr>
-        <w:t xml:space="preserve">2.2 </w:t>
-      </w:r>
-      <w:r>
-        <w:rPr>
-          <w:rFonts w:asciiTheme="minorEastAsia" w:eastAsiaTheme="minorEastAsia" w:hAnsiTheme="minorEastAsia"/>
-          <w:sz w:val="21"/>
-          <w:lang w:eastAsia="zh-CN"/>
-        </w:rPr>
-        <w:t>深度视觉的可行性</w:t>
+        <w:t>2.2 深度视觉的可行性</w:t>
       </w:r>
     </w:p>
     <w:p>
@@ -467,15 +271,7 @@
           <w:sz w:val="21"/>
           <w:lang w:eastAsia="zh-CN"/>
         </w:rPr>
-        <w:t>：深度学习直接学习球的纹理特征，而不是颜</w:t>
-      </w:r>
-      <w:r>
-        <w:rPr>
-          <w:rFonts w:asciiTheme="minorEastAsia" w:hAnsiTheme="minorEastAsia"/>
-          <w:sz w:val="21"/>
-          <w:lang w:eastAsia="zh-CN"/>
-        </w:rPr>
-        <w:t>色阈值，对光照、阴影、反光不敏感。</w:t>
+        <w:t>：深度学习直接学习球的纹理特征，而不是颜色阈值，对光照、阴影、反光不敏感。</w:t>
       </w:r>
     </w:p>
     <w:p>
@@ -507,23 +303,7 @@
           <w:sz w:val="21"/>
           <w:lang w:eastAsia="zh-CN"/>
         </w:rPr>
-        <w:t>：紫色</w:t>
-      </w:r>
-      <w:r>
-        <w:rPr>
-          <w:rFonts w:asciiTheme="minorEastAsia" w:hAnsiTheme="minorEastAsia"/>
-          <w:sz w:val="21"/>
-          <w:lang w:eastAsia="zh-CN"/>
-        </w:rPr>
-        <w:t>/</w:t>
-      </w:r>
-      <w:r>
-        <w:rPr>
-          <w:rFonts w:asciiTheme="minorEastAsia" w:hAnsiTheme="minorEastAsia"/>
-          <w:sz w:val="21"/>
-          <w:lang w:eastAsia="zh-CN"/>
-        </w:rPr>
-        <w:t>绿色球在网络中自动学习判别特征，无需手动设计分类器。</w:t>
+        <w:t>：紫色/绿色球在网络中自动学习判别特征，无需手动设计分类器。</w:t>
       </w:r>
     </w:p>
     <w:p>
@@ -676,7 +456,6 @@
                 <w:lang w:eastAsia="zh-CN"/>
               </w:rPr>
             </w:pPr>
-            <w:proofErr w:type="gramStart"/>
             <w:r>
               <w:rPr>
                 <w:rFonts w:asciiTheme="minorEastAsia" w:hAnsiTheme="minorEastAsia" w:hint="eastAsia"/>
@@ -687,7 +466,6 @@
               </w:rPr>
               <w:t>调参成本</w:t>
             </w:r>
-            <w:proofErr w:type="gramEnd"/>
           </w:p>
         </w:tc>
         <w:tc>
@@ -881,25 +659,7 @@
                 <w:sz w:val="21"/>
                 <w:lang w:eastAsia="zh-CN"/>
               </w:rPr>
-              <w:t>高</w:t>
-            </w:r>
-            <w:proofErr w:type="gramStart"/>
-            <w:r>
-              <w:rPr>
-                <w:rFonts w:asciiTheme="minorEastAsia" w:hAnsiTheme="minorEastAsia"/>
-                <w:sz w:val="21"/>
-                <w:lang w:eastAsia="zh-CN"/>
-              </w:rPr>
-              <w:t>光导致</w:t>
-            </w:r>
-            <w:proofErr w:type="gramEnd"/>
-            <w:r>
-              <w:rPr>
-                <w:rFonts w:asciiTheme="minorEastAsia" w:hAnsiTheme="minorEastAsia"/>
-                <w:sz w:val="21"/>
-                <w:lang w:eastAsia="zh-CN"/>
-              </w:rPr>
-              <w:t>区域破碎</w:t>
+              <w:t>高光导致区域破碎</w:t>
             </w:r>
           </w:p>
         </w:tc>
@@ -1006,7 +766,6 @@
                 <w:lang w:eastAsia="zh-CN"/>
               </w:rPr>
             </w:pPr>
-            <w:proofErr w:type="gramStart"/>
             <w:r>
               <w:rPr>
                 <w:rFonts w:asciiTheme="minorEastAsia" w:hAnsiTheme="minorEastAsia" w:hint="eastAsia"/>
@@ -1015,7 +774,6 @@
               </w:rPr>
               <w:t>天然能</w:t>
             </w:r>
-            <w:proofErr w:type="gramEnd"/>
             <w:r>
               <w:rPr>
                 <w:rFonts w:asciiTheme="minorEastAsia" w:hAnsiTheme="minorEastAsia"/>
@@ -1135,15 +893,7 @@
           <w:sz w:val="21"/>
           <w:lang w:eastAsia="zh-CN"/>
         </w:rPr>
-        <w:t>2.2 YOLO</w:t>
-      </w:r>
-      <w:r>
-        <w:rPr>
-          <w:rFonts w:asciiTheme="minorEastAsia" w:eastAsiaTheme="minorEastAsia" w:hAnsiTheme="minorEastAsia"/>
-          <w:sz w:val="21"/>
-          <w:lang w:eastAsia="zh-CN"/>
-        </w:rPr>
-        <w:t>（放弃）</w:t>
+        <w:t>2.2 YOLO（放弃）</w:t>
       </w:r>
     </w:p>
     <w:p>
@@ -1161,15 +911,7 @@
           <w:sz w:val="21"/>
           <w:lang w:eastAsia="zh-CN"/>
         </w:rPr>
-        <w:t xml:space="preserve">YOLO </w:t>
-      </w:r>
-      <w:r>
-        <w:rPr>
-          <w:rFonts w:asciiTheme="minorEastAsia" w:hAnsiTheme="minorEastAsia"/>
-          <w:sz w:val="21"/>
-          <w:lang w:eastAsia="zh-CN"/>
-        </w:rPr>
-        <w:t>是通用目标检测的经典模型，然而实际部署时发现一个致命问题：</w:t>
+        <w:t>YOLO 是通用目标检测的经典模型，然而实际部署时发现一个致命问题：</w:t>
       </w:r>
       <w:r>
         <w:rPr>
@@ -1179,95 +921,15 @@
           <w:sz w:val="21"/>
           <w:lang w:eastAsia="zh-CN"/>
         </w:rPr>
-        <w:t xml:space="preserve">Limelight </w:t>
-      </w:r>
-      <w:r>
-        <w:rPr>
-          <w:rFonts w:asciiTheme="minorEastAsia" w:hAnsiTheme="minorEastAsia"/>
-          <w:b/>
-          <w:bCs/>
-          <w:sz w:val="21"/>
-          <w:lang w:eastAsia="zh-CN"/>
-        </w:rPr>
-        <w:t>的推理后端不包含非极大值抑制（</w:t>
-      </w:r>
-      <w:r>
-        <w:rPr>
-          <w:rFonts w:asciiTheme="minorEastAsia" w:hAnsiTheme="minorEastAsia"/>
-          <w:b/>
-          <w:bCs/>
-          <w:sz w:val="21"/>
-          <w:lang w:eastAsia="zh-CN"/>
-        </w:rPr>
-        <w:t>NMS</w:t>
-      </w:r>
-      <w:r>
-        <w:rPr>
-          <w:rFonts w:asciiTheme="minorEastAsia" w:hAnsiTheme="minorEastAsia"/>
-          <w:b/>
-          <w:bCs/>
-          <w:sz w:val="21"/>
-          <w:lang w:eastAsia="zh-CN"/>
-        </w:rPr>
-        <w:t>）</w:t>
-      </w:r>
-      <w:r>
-        <w:rPr>
-          <w:rFonts w:asciiTheme="minorEastAsia" w:hAnsiTheme="minorEastAsia"/>
-          <w:sz w:val="21"/>
-          <w:lang w:eastAsia="zh-CN"/>
-        </w:rPr>
-        <w:t>。这意味着模型输出的原始边界框会大量重叠，且规则不容许侵入实现</w:t>
-      </w:r>
-      <w:r>
-        <w:rPr>
-          <w:rFonts w:asciiTheme="minorEastAsia" w:hAnsiTheme="minorEastAsia"/>
-          <w:sz w:val="21"/>
-          <w:lang w:eastAsia="zh-CN"/>
-        </w:rPr>
-        <w:t xml:space="preserve"> NMS</w:t>
-      </w:r>
-      <w:r>
-        <w:rPr>
-          <w:rFonts w:asciiTheme="minorEastAsia" w:hAnsiTheme="minorEastAsia"/>
-          <w:sz w:val="21"/>
-          <w:lang w:eastAsia="zh-CN"/>
-        </w:rPr>
-        <w:t>，因此放弃</w:t>
-      </w:r>
-      <w:r>
-        <w:rPr>
-          <w:rFonts w:asciiTheme="minorEastAsia" w:hAnsiTheme="minorEastAsia"/>
-          <w:sz w:val="21"/>
-          <w:lang w:eastAsia="zh-CN"/>
-        </w:rPr>
-        <w:t xml:space="preserve"> YOLO</w:t>
-      </w:r>
-      <w:r>
-        <w:rPr>
-          <w:rFonts w:asciiTheme="minorEastAsia" w:hAnsiTheme="minorEastAsia"/>
-          <w:sz w:val="21"/>
-          <w:lang w:eastAsia="zh-CN"/>
-        </w:rPr>
-        <w:t>。但在试验过程中，我们积累了调试</w:t>
-      </w:r>
-      <w:proofErr w:type="gramStart"/>
-      <w:r>
-        <w:rPr>
-          <w:rFonts w:asciiTheme="minorEastAsia" w:hAnsiTheme="minorEastAsia"/>
-          <w:sz w:val="21"/>
-          <w:lang w:eastAsia="zh-CN"/>
-        </w:rPr>
-        <w:t>模型超参</w:t>
-      </w:r>
-      <w:proofErr w:type="gramEnd"/>
-      <w:r>
-        <w:rPr>
-          <w:rFonts w:asciiTheme="minorEastAsia" w:hAnsiTheme="minorEastAsia"/>
-          <w:sz w:val="21"/>
-          <w:lang w:eastAsia="zh-CN"/>
-        </w:rPr>
-        <w:t>的宝贵经验，为之后的正式训练打下了基础，</w:t>
+        <w:t>Limelight 的推理后端不包含非极大值抑制（NMS）</w:t>
+      </w:r>
+      <w:r>
+        <w:rPr>
+          <w:rFonts w:asciiTheme="minorEastAsia" w:hAnsiTheme="minorEastAsia"/>
+          <w:sz w:val="21"/>
+          <w:lang w:eastAsia="zh-CN"/>
+        </w:rPr>
+        <w:t>。这意味着模型输出的原始边界框会大量重叠，且规则不容许侵入实现 NMS，因此放弃 YOLO。但在试验过程中，我们积累了调试模型超参的宝贵经验，为之后的正式训练打下了基础，</w:t>
       </w:r>
     </w:p>
     <w:p>
@@ -1286,30 +948,7 @@
           <w:sz w:val="21"/>
         </w:rPr>
         <w:lastRenderedPageBreak/>
-        <w:t xml:space="preserve">2.3 </w:t>
-      </w:r>
-      <w:proofErr w:type="spellStart"/>
-      <w:r>
-        <w:rPr>
-          <w:rFonts w:asciiTheme="minorEastAsia" w:eastAsiaTheme="minorEastAsia" w:hAnsiTheme="minorEastAsia"/>
-          <w:sz w:val="21"/>
-        </w:rPr>
-        <w:t>SSD</w:t>
-      </w:r>
-      <w:r>
-        <w:rPr>
-          <w:rFonts w:asciiTheme="minorEastAsia" w:eastAsiaTheme="minorEastAsia" w:hAnsiTheme="minorEastAsia"/>
-          <w:sz w:val="21"/>
-        </w:rPr>
-        <w:t>（最终选择</w:t>
-      </w:r>
-      <w:proofErr w:type="spellEnd"/>
-      <w:r>
-        <w:rPr>
-          <w:rFonts w:asciiTheme="minorEastAsia" w:eastAsiaTheme="minorEastAsia" w:hAnsiTheme="minorEastAsia"/>
-          <w:sz w:val="21"/>
-        </w:rPr>
-        <w:t>）</w:t>
+        <w:t>2.3 SSD（最终选择）</w:t>
       </w:r>
     </w:p>
     <w:p>
@@ -1325,42 +964,7 @@
           <w:rFonts w:asciiTheme="minorEastAsia" w:hAnsiTheme="minorEastAsia"/>
           <w:sz w:val="21"/>
         </w:rPr>
-        <w:t>SSD</w:t>
-      </w:r>
-      <w:r>
-        <w:rPr>
-          <w:rFonts w:asciiTheme="minorEastAsia" w:hAnsiTheme="minorEastAsia"/>
-          <w:sz w:val="21"/>
-        </w:rPr>
-        <w:t>（</w:t>
-      </w:r>
-      <w:r>
-        <w:rPr>
-          <w:rFonts w:asciiTheme="minorEastAsia" w:hAnsiTheme="minorEastAsia"/>
-          <w:sz w:val="21"/>
-        </w:rPr>
-        <w:t>Single Shot MultiBox Detector</w:t>
-      </w:r>
-      <w:r>
-        <w:rPr>
-          <w:rFonts w:asciiTheme="minorEastAsia" w:hAnsiTheme="minorEastAsia"/>
-          <w:sz w:val="21"/>
-        </w:rPr>
-        <w:t>）系列模型与</w:t>
-      </w:r>
-      <w:r>
-        <w:rPr>
-          <w:rFonts w:asciiTheme="minorEastAsia" w:hAnsiTheme="minorEastAsia"/>
-          <w:sz w:val="21"/>
-        </w:rPr>
-        <w:t xml:space="preserve"> Limelight </w:t>
-      </w:r>
-      <w:r>
-        <w:rPr>
-          <w:rFonts w:asciiTheme="minorEastAsia" w:hAnsiTheme="minorEastAsia"/>
-          <w:sz w:val="21"/>
-        </w:rPr>
-        <w:t>的神经检测器管道天然兼容：</w:t>
+        <w:t>SSD（Single Shot MultiBox Detector）系列模型与 Limelight 的神经检测器管道天然兼容：</w:t>
       </w:r>
     </w:p>
     <w:p>
@@ -1384,65 +988,15 @@
           <w:sz w:val="21"/>
           <w:lang w:eastAsia="zh-CN"/>
         </w:rPr>
-        <w:t>内置</w:t>
-      </w:r>
-      <w:r>
-        <w:rPr>
-          <w:rFonts w:asciiTheme="minorEastAsia" w:hAnsiTheme="minorEastAsia"/>
-          <w:b/>
-          <w:bCs/>
-          <w:sz w:val="21"/>
-          <w:lang w:eastAsia="zh-CN"/>
-        </w:rPr>
-        <w:t xml:space="preserve"> NMS</w:t>
-      </w:r>
-      <w:r>
-        <w:rPr>
-          <w:rFonts w:asciiTheme="minorEastAsia" w:hAnsiTheme="minorEastAsia"/>
-          <w:sz w:val="21"/>
-          <w:lang w:eastAsia="zh-CN"/>
-        </w:rPr>
-        <w:t>：模型图中已包含</w:t>
-      </w:r>
-      <w:r>
-        <w:rPr>
-          <w:rFonts w:asciiTheme="minorEastAsia" w:hAnsiTheme="minorEastAsia"/>
-          <w:sz w:val="21"/>
-          <w:lang w:eastAsia="zh-CN"/>
-        </w:rPr>
-        <w:t xml:space="preserve"> NMS </w:t>
-      </w:r>
-      <w:r>
-        <w:rPr>
-          <w:rFonts w:asciiTheme="minorEastAsia" w:hAnsiTheme="minorEastAsia"/>
-          <w:sz w:val="21"/>
-          <w:lang w:eastAsia="zh-CN"/>
-        </w:rPr>
-        <w:t>节点，</w:t>
-      </w:r>
-      <w:r>
-        <w:rPr>
-          <w:rFonts w:asciiTheme="minorEastAsia" w:hAnsiTheme="minorEastAsia"/>
-          <w:sz w:val="21"/>
-          <w:lang w:eastAsia="zh-CN"/>
-        </w:rPr>
-        <w:t>Limelig</w:t>
-      </w:r>
-      <w:r>
-        <w:rPr>
-          <w:rFonts w:asciiTheme="minorEastAsia" w:hAnsiTheme="minorEastAsia"/>
-          <w:sz w:val="21"/>
-          <w:lang w:eastAsia="zh-CN"/>
-        </w:rPr>
-        <w:t xml:space="preserve">ht </w:t>
-      </w:r>
-      <w:r>
-        <w:rPr>
-          <w:rFonts w:asciiTheme="minorEastAsia" w:hAnsiTheme="minorEastAsia"/>
-          <w:sz w:val="21"/>
-          <w:lang w:eastAsia="zh-CN"/>
-        </w:rPr>
-        <w:t>可直接输出经过抑制的最终检测框；</w:t>
+        <w:t>内置 NMS</w:t>
+      </w:r>
+      <w:r>
+        <w:rPr>
+          <w:rFonts w:asciiTheme="minorEastAsia" w:hAnsiTheme="minorEastAsia"/>
+          <w:sz w:val="21"/>
+          <w:lang w:eastAsia="zh-CN"/>
+        </w:rPr>
+        <w:t>：模型图中已包含 NMS 节点，Limelight 可直接输出经过抑制的最终检测框；</w:t>
       </w:r>
     </w:p>
     <w:p>
@@ -1471,53 +1025,7 @@
           <w:rFonts w:asciiTheme="minorEastAsia" w:hAnsiTheme="minorEastAsia"/>
           <w:sz w:val="21"/>
         </w:rPr>
-        <w:t>：</w:t>
-      </w:r>
-      <w:r>
-        <w:rPr>
-          <w:rFonts w:asciiTheme="minorEastAsia" w:hAnsiTheme="minorEastAsia"/>
-          <w:sz w:val="21"/>
-        </w:rPr>
-        <w:t xml:space="preserve">MobileNetV2 FPN-lite </w:t>
-      </w:r>
-      <w:proofErr w:type="spellStart"/>
-      <w:r>
-        <w:rPr>
-          <w:rFonts w:asciiTheme="minorEastAsia" w:hAnsiTheme="minorEastAsia"/>
-          <w:sz w:val="21"/>
-        </w:rPr>
-        <w:t>版本在</w:t>
-      </w:r>
-      <w:proofErr w:type="spellEnd"/>
-      <w:r>
-        <w:rPr>
-          <w:rFonts w:asciiTheme="minorEastAsia" w:hAnsiTheme="minorEastAsia"/>
-          <w:sz w:val="21"/>
-        </w:rPr>
-        <w:t xml:space="preserve"> 320×320 </w:t>
-      </w:r>
-      <w:proofErr w:type="spellStart"/>
-      <w:r>
-        <w:rPr>
-          <w:rFonts w:asciiTheme="minorEastAsia" w:hAnsiTheme="minorEastAsia"/>
-          <w:sz w:val="21"/>
-        </w:rPr>
-        <w:t>输入下，推理延迟</w:t>
-      </w:r>
-      <w:proofErr w:type="spellEnd"/>
-      <w:r>
-        <w:rPr>
-          <w:rFonts w:asciiTheme="minorEastAsia" w:hAnsiTheme="minorEastAsia"/>
-          <w:sz w:val="21"/>
-        </w:rPr>
-        <w:t xml:space="preserve"> &lt; 15ms</w:t>
-      </w:r>
-      <w:r>
-        <w:rPr>
-          <w:rFonts w:asciiTheme="minorEastAsia" w:hAnsiTheme="minorEastAsia"/>
-          <w:sz w:val="21"/>
-        </w:rPr>
-        <w:t>；</w:t>
+        <w:t>：MobileNetV2 FPN-lite 版本在 320×320 输入下，推理延迟 &lt; 15ms；</w:t>
       </w:r>
     </w:p>
     <w:p>
@@ -1541,41 +1049,15 @@
           <w:sz w:val="21"/>
           <w:lang w:eastAsia="zh-CN"/>
         </w:rPr>
-        <w:t xml:space="preserve">FPN </w:t>
-      </w:r>
-      <w:r>
-        <w:rPr>
-          <w:rFonts w:asciiTheme="minorEastAsia" w:hAnsiTheme="minorEastAsia"/>
-          <w:b/>
-          <w:bCs/>
-          <w:sz w:val="21"/>
-          <w:lang w:eastAsia="zh-CN"/>
-        </w:rPr>
-        <w:t>结构</w:t>
-      </w:r>
-      <w:r>
-        <w:rPr>
-          <w:rFonts w:asciiTheme="minorEastAsia" w:hAnsiTheme="minorEastAsia"/>
-          <w:sz w:val="21"/>
-          <w:lang w:eastAsia="zh-CN"/>
-        </w:rPr>
-        <w:t>：对中等尺寸目标（距离</w:t>
-      </w:r>
-      <w:r>
-        <w:rPr>
-          <w:rFonts w:asciiTheme="minorEastAsia" w:hAnsiTheme="minorEastAsia"/>
-          <w:sz w:val="21"/>
-          <w:lang w:eastAsia="zh-CN"/>
-        </w:rPr>
-        <w:t xml:space="preserve"> 0.5~2m </w:t>
-      </w:r>
-      <w:r>
-        <w:rPr>
-          <w:rFonts w:asciiTheme="minorEastAsia" w:hAnsiTheme="minorEastAsia"/>
-          <w:sz w:val="21"/>
-          <w:lang w:eastAsia="zh-CN"/>
-        </w:rPr>
-        <w:t>的球）检测精度良好。</w:t>
+        <w:t>FPN 结构</w:t>
+      </w:r>
+      <w:r>
+        <w:rPr>
+          <w:rFonts w:asciiTheme="minorEastAsia" w:hAnsiTheme="minorEastAsia"/>
+          <w:sz w:val="21"/>
+          <w:lang w:eastAsia="zh-CN"/>
+        </w:rPr>
+        <w:t>：对中等尺寸目标（距离 0.5~2m 的球）检测精度良好。</w:t>
       </w:r>
     </w:p>
     <w:p>
@@ -1586,21 +1068,12 @@
           <w:sz w:val="21"/>
         </w:rPr>
       </w:pPr>
-      <w:proofErr w:type="spellStart"/>
-      <w:r>
-        <w:rPr>
-          <w:rFonts w:asciiTheme="minorEastAsia" w:hAnsiTheme="minorEastAsia"/>
-          <w:sz w:val="21"/>
-        </w:rPr>
-        <w:t>因此我们选定</w:t>
-      </w:r>
-      <w:proofErr w:type="spellEnd"/>
-      <w:r>
-        <w:rPr>
-          <w:rFonts w:asciiTheme="minorEastAsia" w:hAnsiTheme="minorEastAsia"/>
-          <w:sz w:val="21"/>
-        </w:rPr>
-        <w:t xml:space="preserve"> </w:t>
+      <w:r>
+        <w:rPr>
+          <w:rFonts w:asciiTheme="minorEastAsia" w:hAnsiTheme="minorEastAsia"/>
+          <w:sz w:val="21"/>
+        </w:rPr>
+        <w:t xml:space="preserve">因此我们选定 </w:t>
       </w:r>
       <w:r>
         <w:rPr>
@@ -1615,39 +1088,7 @@
           <w:rFonts w:asciiTheme="minorEastAsia" w:hAnsiTheme="minorEastAsia"/>
           <w:sz w:val="21"/>
         </w:rPr>
-        <w:t xml:space="preserve"> </w:t>
-      </w:r>
-      <w:proofErr w:type="spellStart"/>
-      <w:r>
-        <w:rPr>
-          <w:rFonts w:asciiTheme="minorEastAsia" w:hAnsiTheme="minorEastAsia"/>
-          <w:sz w:val="21"/>
-        </w:rPr>
-        <w:t>作为预训练基座，微调适配紫色</w:t>
-      </w:r>
-      <w:proofErr w:type="spellEnd"/>
-      <w:r>
-        <w:rPr>
-          <w:rFonts w:asciiTheme="minorEastAsia" w:hAnsiTheme="minorEastAsia"/>
-          <w:sz w:val="21"/>
-        </w:rPr>
-        <w:t>/</w:t>
-      </w:r>
-      <w:proofErr w:type="spellStart"/>
-      <w:r>
-        <w:rPr>
-          <w:rFonts w:asciiTheme="minorEastAsia" w:hAnsiTheme="minorEastAsia"/>
-          <w:sz w:val="21"/>
-        </w:rPr>
-        <w:t>绿色球</w:t>
-      </w:r>
-      <w:proofErr w:type="spellEnd"/>
-      <w:r>
-        <w:rPr>
-          <w:rFonts w:asciiTheme="minorEastAsia" w:hAnsiTheme="minorEastAsia"/>
-          <w:sz w:val="21"/>
-        </w:rPr>
-        <w:t>。</w:t>
+        <w:t xml:space="preserve"> 作为预训练基座，微调适配紫色/绿色球。</w:t>
       </w:r>
     </w:p>
     <w:p>
@@ -1685,17 +1126,8 @@
           <w:rFonts w:asciiTheme="minorEastAsia" w:eastAsiaTheme="minorEastAsia" w:hAnsiTheme="minorEastAsia"/>
           <w:sz w:val="21"/>
         </w:rPr>
-        <w:t xml:space="preserve">3.1 </w:t>
-      </w:r>
-      <w:proofErr w:type="spellStart"/>
-      <w:r>
-        <w:rPr>
-          <w:rFonts w:asciiTheme="minorEastAsia" w:eastAsiaTheme="minorEastAsia" w:hAnsiTheme="minorEastAsia"/>
-          <w:sz w:val="21"/>
-        </w:rPr>
-        <w:t>环境与数据集</w:t>
-      </w:r>
-      <w:proofErr w:type="spellEnd"/>
+        <w:t>3.1 环境与数据集</w:t>
+      </w:r>
     </w:p>
     <w:p>
       <w:pPr>
@@ -1714,42 +1146,7 @@
           <w:rFonts w:asciiTheme="minorEastAsia" w:hAnsiTheme="minorEastAsia"/>
           <w:sz w:val="21"/>
         </w:rPr>
-        <w:t>硬件：</w:t>
-      </w:r>
-      <w:r>
-        <w:rPr>
-          <w:rFonts w:asciiTheme="minorEastAsia" w:hAnsiTheme="minorEastAsia"/>
-          <w:sz w:val="21"/>
-        </w:rPr>
-        <w:t>RTX 5070 Ti</w:t>
-      </w:r>
-      <w:r>
-        <w:rPr>
-          <w:rFonts w:asciiTheme="minorEastAsia" w:hAnsiTheme="minorEastAsia"/>
-          <w:sz w:val="21"/>
-        </w:rPr>
-        <w:t>（</w:t>
-      </w:r>
-      <w:r>
-        <w:rPr>
-          <w:rFonts w:asciiTheme="minorEastAsia" w:hAnsiTheme="minorEastAsia"/>
-          <w:sz w:val="21"/>
-        </w:rPr>
-        <w:t xml:space="preserve">Blackwell </w:t>
-      </w:r>
-      <w:r>
-        <w:rPr>
-          <w:rFonts w:asciiTheme="minorEastAsia" w:hAnsiTheme="minorEastAsia"/>
-          <w:sz w:val="21"/>
-        </w:rPr>
-        <w:t>架构），</w:t>
-      </w:r>
-      <w:r>
-        <w:rPr>
-          <w:rFonts w:asciiTheme="minorEastAsia" w:hAnsiTheme="minorEastAsia"/>
-          <w:sz w:val="21"/>
-        </w:rPr>
-        <w:t>WSL 2 + Ubuntu 24.04</w:t>
+        <w:t>硬件：RTX 5070 Ti（Blackwell 架构），WSL 2 + Ubuntu 24.04</w:t>
       </w:r>
     </w:p>
     <w:p>
@@ -1769,14 +1166,7 @@
           <w:rFonts w:asciiTheme="minorEastAsia" w:hAnsiTheme="minorEastAsia"/>
           <w:sz w:val="21"/>
         </w:rPr>
-        <w:t>框架：</w:t>
-      </w:r>
-      <w:r>
-        <w:rPr>
-          <w:rFonts w:asciiTheme="minorEastAsia" w:hAnsiTheme="minorEastAsia"/>
-          <w:sz w:val="21"/>
-        </w:rPr>
-        <w:t>TensorFlow 2.15 + Object Detection API</w:t>
+        <w:t>框架：TensorFlow 2.15 + Object Detection API</w:t>
       </w:r>
     </w:p>
     <w:p>
@@ -1796,63 +1186,7 @@
           <w:rFonts w:asciiTheme="minorEastAsia" w:hAnsiTheme="minorEastAsia"/>
           <w:sz w:val="21"/>
         </w:rPr>
-        <w:t>数据集：</w:t>
-      </w:r>
-      <w:r>
-        <w:rPr>
-          <w:rFonts w:asciiTheme="minorEastAsia" w:hAnsiTheme="minorEastAsia"/>
-          <w:sz w:val="21"/>
-        </w:rPr>
-        <w:t xml:space="preserve">Roboflow </w:t>
-      </w:r>
-      <w:r>
-        <w:rPr>
-          <w:rFonts w:asciiTheme="minorEastAsia" w:hAnsiTheme="minorEastAsia"/>
-          <w:sz w:val="21"/>
-        </w:rPr>
-        <w:t>公开</w:t>
-      </w:r>
-      <w:r>
-        <w:rPr>
-          <w:rFonts w:asciiTheme="minorEastAsia" w:hAnsiTheme="minorEastAsia"/>
-          <w:sz w:val="21"/>
-        </w:rPr>
-        <w:t xml:space="preserve"> FTC </w:t>
-      </w:r>
-      <w:r>
-        <w:rPr>
-          <w:rFonts w:asciiTheme="minorEastAsia" w:hAnsiTheme="minorEastAsia"/>
-          <w:sz w:val="21"/>
-        </w:rPr>
-        <w:t>数据集</w:t>
-      </w:r>
-      <w:r>
-        <w:rPr>
-          <w:rFonts w:asciiTheme="minorEastAsia" w:hAnsiTheme="minorEastAsia"/>
-          <w:sz w:val="21"/>
-        </w:rPr>
-        <w:t xml:space="preserve"> + </w:t>
-      </w:r>
-      <w:r>
-        <w:rPr>
-          <w:rFonts w:asciiTheme="minorEastAsia" w:hAnsiTheme="minorEastAsia"/>
-          <w:sz w:val="21"/>
-        </w:rPr>
-        <w:t>自标定图像，共约</w:t>
-      </w:r>
-      <w:r>
-        <w:rPr>
-          <w:rFonts w:asciiTheme="minorEastAsia" w:hAnsiTheme="minorEastAsia"/>
-          <w:sz w:val="21"/>
-        </w:rPr>
-        <w:t xml:space="preserve"> 4000 </w:t>
-      </w:r>
-      <w:r>
-        <w:rPr>
-          <w:rFonts w:asciiTheme="minorEastAsia" w:hAnsiTheme="minorEastAsia"/>
-          <w:sz w:val="21"/>
-        </w:rPr>
-        <w:t>张，标注两类：</w:t>
+        <w:t>数据集：Roboflow 公开 FTC 数据集 + 自标定图像，共约 4000 张，标注两类：</w:t>
       </w:r>
       <w:r>
         <w:rPr>
@@ -1913,15 +1247,7 @@
           <w:sz w:val="21"/>
           <w:lang w:eastAsia="zh-CN"/>
         </w:rPr>
-        <w:t xml:space="preserve">3.2 </w:t>
-      </w:r>
-      <w:r>
-        <w:rPr>
-          <w:rFonts w:asciiTheme="minorEastAsia" w:eastAsiaTheme="minorEastAsia" w:hAnsiTheme="minorEastAsia"/>
-          <w:sz w:val="21"/>
-          <w:lang w:eastAsia="zh-CN"/>
-        </w:rPr>
-        <w:t>训练监控与早停</w:t>
+        <w:t>3.2 训练监控与早停</w:t>
       </w:r>
     </w:p>
     <w:p>
@@ -1939,65 +1265,7 @@
           <w:sz w:val="21"/>
           <w:lang w:eastAsia="zh-CN"/>
         </w:rPr>
-        <w:t>训练</w:t>
-      </w:r>
-      <w:r>
-        <w:rPr>
-          <w:rFonts w:asciiTheme="minorEastAsia" w:hAnsiTheme="minorEastAsia"/>
-          <w:sz w:val="21"/>
-          <w:lang w:eastAsia="zh-CN"/>
-        </w:rPr>
-        <w:t xml:space="preserve"> 5 </w:t>
-      </w:r>
-      <w:r>
-        <w:rPr>
-          <w:rFonts w:asciiTheme="minorEastAsia" w:hAnsiTheme="minorEastAsia"/>
-          <w:sz w:val="21"/>
-          <w:lang w:eastAsia="zh-CN"/>
-        </w:rPr>
-        <w:t>万</w:t>
-      </w:r>
-      <w:r>
-        <w:rPr>
-          <w:rFonts w:asciiTheme="minorEastAsia" w:hAnsiTheme="minorEastAsia"/>
-          <w:sz w:val="21"/>
-          <w:lang w:eastAsia="zh-CN"/>
-        </w:rPr>
-        <w:t xml:space="preserve"> step</w:t>
-      </w:r>
-      <w:r>
-        <w:rPr>
-          <w:rFonts w:asciiTheme="minorEastAsia" w:hAnsiTheme="minorEastAsia"/>
-          <w:sz w:val="21"/>
-          <w:lang w:eastAsia="zh-CN"/>
-        </w:rPr>
-        <w:t>，每</w:t>
-      </w:r>
-      <w:r>
-        <w:rPr>
-          <w:rFonts w:asciiTheme="minorEastAsia" w:hAnsiTheme="minorEastAsia"/>
-          <w:sz w:val="21"/>
-          <w:lang w:eastAsia="zh-CN"/>
-        </w:rPr>
-        <w:t xml:space="preserve"> 100 </w:t>
-      </w:r>
-      <w:proofErr w:type="gramStart"/>
-      <w:r>
-        <w:rPr>
-          <w:rFonts w:asciiTheme="minorEastAsia" w:hAnsiTheme="minorEastAsia"/>
-          <w:sz w:val="21"/>
-          <w:lang w:eastAsia="zh-CN"/>
-        </w:rPr>
-        <w:t>步记录</w:t>
-      </w:r>
-      <w:proofErr w:type="gramEnd"/>
-      <w:r>
-        <w:rPr>
-          <w:rFonts w:asciiTheme="minorEastAsia" w:hAnsiTheme="minorEastAsia"/>
-          <w:sz w:val="21"/>
-          <w:lang w:eastAsia="zh-CN"/>
-        </w:rPr>
-        <w:t>损失。损失曲线显示：</w:t>
+        <w:t>训练 5 万 step，每 100 步记录损失。损失曲线显示：</w:t>
       </w:r>
     </w:p>
     <w:p>
@@ -2076,39 +1344,7 @@
           <w:sz w:val="21"/>
           <w:lang w:eastAsia="zh-CN"/>
         </w:rPr>
-        <w:t>分类损失：从</w:t>
-      </w:r>
-      <w:r>
-        <w:rPr>
-          <w:rFonts w:asciiTheme="minorEastAsia" w:hAnsiTheme="minorEastAsia"/>
-          <w:sz w:val="21"/>
-          <w:lang w:eastAsia="zh-CN"/>
-        </w:rPr>
-        <w:t xml:space="preserve"> 1.0 </w:t>
-      </w:r>
-      <w:r>
-        <w:rPr>
-          <w:rFonts w:asciiTheme="minorEastAsia" w:hAnsiTheme="minorEastAsia"/>
-          <w:sz w:val="21"/>
-          <w:lang w:eastAsia="zh-CN"/>
-        </w:rPr>
-        <w:t>降至</w:t>
-      </w:r>
-      <w:r>
-        <w:rPr>
-          <w:rFonts w:asciiTheme="minorEastAsia" w:hAnsiTheme="minorEastAsia"/>
-          <w:sz w:val="21"/>
-          <w:lang w:eastAsia="zh-CN"/>
-        </w:rPr>
-        <w:t xml:space="preserve"> 0.1 </w:t>
-      </w:r>
-      <w:r>
-        <w:rPr>
-          <w:rFonts w:asciiTheme="minorEastAsia" w:hAnsiTheme="minorEastAsia"/>
-          <w:sz w:val="21"/>
-          <w:lang w:eastAsia="zh-CN"/>
-        </w:rPr>
-        <w:t>左右后趋于平稳</w:t>
+        <w:t>分类损失：从 1.0 降至 0.1 左右后趋于平稳</w:t>
       </w:r>
     </w:p>
     <w:p>
@@ -2181,47 +1417,13 @@
           <w:sz w:val="21"/>
         </w:rPr>
       </w:pPr>
-      <w:proofErr w:type="spellStart"/>
-      <w:r>
-        <w:rPr>
-          <w:rFonts w:asciiTheme="minorEastAsia" w:hAnsiTheme="minorEastAsia"/>
-          <w:sz w:val="21"/>
-        </w:rPr>
-        <w:t>定位损失：从</w:t>
-      </w:r>
-      <w:proofErr w:type="spellEnd"/>
-      <w:r>
-        <w:rPr>
-          <w:rFonts w:asciiTheme="minorEastAsia" w:hAnsiTheme="minorEastAsia"/>
-          <w:sz w:val="21"/>
-        </w:rPr>
-        <w:t xml:space="preserve"> 0.05 </w:t>
-      </w:r>
-      <w:proofErr w:type="spellStart"/>
-      <w:r>
-        <w:rPr>
-          <w:rFonts w:asciiTheme="minorEastAsia" w:hAnsiTheme="minorEastAsia"/>
-          <w:sz w:val="21"/>
-        </w:rPr>
-        <w:t>降至</w:t>
-      </w:r>
-      <w:proofErr w:type="spellEnd"/>
-      <w:r>
-        <w:rPr>
-          <w:rFonts w:asciiTheme="minorEastAsia" w:hAnsiTheme="minorEastAsia"/>
-          <w:sz w:val="21"/>
-        </w:rPr>
-        <w:t xml:space="preserve"> 0.008 </w:t>
-      </w:r>
-      <w:proofErr w:type="spellStart"/>
-      <w:r>
-        <w:rPr>
-          <w:rFonts w:asciiTheme="minorEastAsia" w:hAnsiTheme="minorEastAsia"/>
-          <w:sz w:val="21"/>
-        </w:rPr>
-        <w:t>左右</w:t>
-      </w:r>
-      <w:proofErr w:type="spellEnd"/>
+      <w:r>
+        <w:rPr>
+          <w:rFonts w:asciiTheme="minorEastAsia" w:hAnsiTheme="minorEastAsia"/>
+          <w:sz w:val="21"/>
+        </w:rPr>
+        <w:t>定位损失：从 0.05 降至 0.008 左右</w:t>
+      </w:r>
     </w:p>
     <w:p>
       <w:pPr>
@@ -2292,47 +1494,13 @@
           <w:sz w:val="21"/>
         </w:rPr>
       </w:pPr>
-      <w:proofErr w:type="spellStart"/>
-      <w:r>
-        <w:rPr>
-          <w:rFonts w:asciiTheme="minorEastAsia" w:hAnsiTheme="minorEastAsia"/>
-          <w:sz w:val="21"/>
-        </w:rPr>
-        <w:t>总损失：从</w:t>
-      </w:r>
-      <w:proofErr w:type="spellEnd"/>
-      <w:r>
-        <w:rPr>
-          <w:rFonts w:asciiTheme="minorEastAsia" w:hAnsiTheme="minorEastAsia"/>
-          <w:sz w:val="21"/>
-        </w:rPr>
-        <w:t xml:space="preserve"> 14 </w:t>
-      </w:r>
-      <w:proofErr w:type="spellStart"/>
-      <w:r>
-        <w:rPr>
-          <w:rFonts w:asciiTheme="minorEastAsia" w:hAnsiTheme="minorEastAsia"/>
-          <w:sz w:val="21"/>
-        </w:rPr>
-        <w:t>降至</w:t>
-      </w:r>
-      <w:proofErr w:type="spellEnd"/>
-      <w:r>
-        <w:rPr>
-          <w:rFonts w:asciiTheme="minorEastAsia" w:hAnsiTheme="minorEastAsia"/>
-          <w:sz w:val="21"/>
-        </w:rPr>
-        <w:t xml:space="preserve"> 0.8 </w:t>
-      </w:r>
-      <w:proofErr w:type="spellStart"/>
-      <w:r>
-        <w:rPr>
-          <w:rFonts w:asciiTheme="minorEastAsia" w:hAnsiTheme="minorEastAsia"/>
-          <w:sz w:val="21"/>
-        </w:rPr>
-        <w:t>左右</w:t>
-      </w:r>
-      <w:proofErr w:type="spellEnd"/>
+      <w:r>
+        <w:rPr>
+          <w:rFonts w:asciiTheme="minorEastAsia" w:hAnsiTheme="minorEastAsia"/>
+          <w:sz w:val="21"/>
+        </w:rPr>
+        <w:t>总损失：从 14 降至 0.8 左右</w:t>
+      </w:r>
     </w:p>
     <w:p>
       <w:pPr>
@@ -2349,23 +1517,7 @@
           <w:sz w:val="21"/>
           <w:lang w:eastAsia="zh-CN"/>
         </w:rPr>
-        <w:t>在第</w:t>
-      </w:r>
-      <w:r>
-        <w:rPr>
-          <w:rFonts w:asciiTheme="minorEastAsia" w:hAnsiTheme="minorEastAsia"/>
-          <w:sz w:val="21"/>
-          <w:lang w:eastAsia="zh-CN"/>
-        </w:rPr>
-        <w:t xml:space="preserve"> 2 </w:t>
-      </w:r>
-      <w:r>
-        <w:rPr>
-          <w:rFonts w:asciiTheme="minorEastAsia" w:hAnsiTheme="minorEastAsia"/>
-          <w:sz w:val="21"/>
-          <w:lang w:eastAsia="zh-CN"/>
-        </w:rPr>
-        <w:t>万步时总损失已不再明显下降，执行早停，避免过拟合。</w:t>
+        <w:t>在第 2 万步时总损失已不再明显下降，执行早停，避免过拟合。</w:t>
       </w:r>
     </w:p>
     <w:p>
@@ -2383,17 +1535,8 @@
           <w:rFonts w:asciiTheme="minorEastAsia" w:eastAsiaTheme="minorEastAsia" w:hAnsiTheme="minorEastAsia"/>
           <w:sz w:val="21"/>
         </w:rPr>
-        <w:t xml:space="preserve">3.3 </w:t>
-      </w:r>
-      <w:proofErr w:type="spellStart"/>
-      <w:r>
-        <w:rPr>
-          <w:rFonts w:asciiTheme="minorEastAsia" w:eastAsiaTheme="minorEastAsia" w:hAnsiTheme="minorEastAsia"/>
-          <w:sz w:val="21"/>
-        </w:rPr>
-        <w:t>模型导出与量化</w:t>
-      </w:r>
-      <w:proofErr w:type="spellEnd"/>
+        <w:t>3.3 模型导出与量化</w:t>
+      </w:r>
     </w:p>
     <w:p>
       <w:pPr>
@@ -2408,21 +1551,7 @@
           <w:rFonts w:asciiTheme="minorEastAsia" w:hAnsiTheme="minorEastAsia"/>
           <w:sz w:val="21"/>
         </w:rPr>
-        <w:t>训练好的</w:t>
-      </w:r>
-      <w:r>
-        <w:rPr>
-          <w:rFonts w:asciiTheme="minorEastAsia" w:hAnsiTheme="minorEastAsia"/>
-          <w:sz w:val="21"/>
-        </w:rPr>
-        <w:t xml:space="preserve"> checkpoint </w:t>
-      </w:r>
-      <w:r>
-        <w:rPr>
-          <w:rFonts w:asciiTheme="minorEastAsia" w:hAnsiTheme="minorEastAsia"/>
-          <w:sz w:val="21"/>
-        </w:rPr>
-        <w:t>依次转换：</w:t>
+        <w:t>训练好的 checkpoint 依次转换：</w:t>
       </w:r>
     </w:p>
     <w:p>
@@ -2438,7 +1567,6 @@
           <w:lang w:eastAsia="zh-CN"/>
         </w:rPr>
       </w:pPr>
-      <w:proofErr w:type="spellStart"/>
       <w:r>
         <w:rPr>
           <w:rFonts w:asciiTheme="minorEastAsia" w:hAnsiTheme="minorEastAsia"/>
@@ -2449,30 +1577,13 @@
         </w:rPr>
         <w:t>SavedModel</w:t>
       </w:r>
-      <w:proofErr w:type="spellEnd"/>
-      <w:r>
-        <w:rPr>
-          <w:rFonts w:asciiTheme="minorEastAsia" w:hAnsiTheme="minorEastAsia"/>
-          <w:sz w:val="21"/>
-          <w:lang w:eastAsia="zh-CN"/>
-        </w:rPr>
-        <w:t>（浮点）</w:t>
-      </w:r>
-      <w:r>
-        <w:rPr>
-          <w:rFonts w:asciiTheme="minorEastAsia" w:hAnsiTheme="minorEastAsia"/>
-          <w:sz w:val="21"/>
-          <w:lang w:eastAsia="zh-CN"/>
-        </w:rPr>
-        <w:t>——</w:t>
-      </w:r>
-      <w:r>
-        <w:rPr>
-          <w:rFonts w:asciiTheme="minorEastAsia" w:hAnsiTheme="minorEastAsia"/>
-          <w:sz w:val="21"/>
-          <w:lang w:eastAsia="zh-CN"/>
-        </w:rPr>
-        <w:t>用于继续调优或验证</w:t>
+      <w:r>
+        <w:rPr>
+          <w:rFonts w:asciiTheme="minorEastAsia" w:hAnsiTheme="minorEastAsia"/>
+          <w:sz w:val="21"/>
+          <w:lang w:eastAsia="zh-CN"/>
+        </w:rPr>
+        <w:t>（浮点）——用于继续调优或验证</w:t>
       </w:r>
     </w:p>
     <w:p>
@@ -2494,9 +1605,46 @@
           <w:bCs/>
           <w:sz w:val="21"/>
         </w:rPr>
-        <w:t xml:space="preserve">INT8 </w:t>
-      </w:r>
-      <w:proofErr w:type="spellStart"/>
+        <w:t>INT8 量化 TFLite</w:t>
+      </w:r>
+      <w:r>
+        <w:rPr>
+          <w:rFonts w:asciiTheme="minorEastAsia" w:hAnsiTheme="minorEastAsia"/>
+          <w:sz w:val="21"/>
+        </w:rPr>
+        <w:t xml:space="preserve"> —— 部署到 Limelight 的最终格式</w:t>
+      </w:r>
+    </w:p>
+    <w:p>
+      <w:pPr>
+        <w:pStyle w:val="FirstParagraph"/>
+        <w:rPr>
+          <w:rFonts w:asciiTheme="minorEastAsia" w:hAnsiTheme="minorEastAsia"/>
+          <w:sz w:val="21"/>
+        </w:rPr>
+      </w:pPr>
+      <w:r>
+        <w:rPr>
+          <w:rFonts w:asciiTheme="minorEastAsia" w:hAnsiTheme="minorEastAsia"/>
+          <w:sz w:val="21"/>
+        </w:rPr>
+        <w:t>量化采用典型数据集 300 张图片作校准，输入要求 uint8 [0,255]，输出为 float32 顺序：</w:t>
+      </w:r>
+      <w:r>
+        <w:rPr>
+          <w:rStyle w:val="VerbatimChar"/>
+          <w:rFonts w:asciiTheme="minorEastAsia" w:hAnsiTheme="minorEastAsia"/>
+          <w:sz w:val="21"/>
+        </w:rPr>
+        <w:t>[scores, boxes, num_detections, classes]</w:t>
+      </w:r>
+      <w:r>
+        <w:rPr>
+          <w:rFonts w:asciiTheme="minorEastAsia" w:hAnsiTheme="minorEastAsia"/>
+          <w:sz w:val="21"/>
+        </w:rPr>
+        <w:t xml:space="preserve">。特别注意的是，模型输出的类别索引为 </w:t>
+      </w:r>
       <w:r>
         <w:rPr>
           <w:rFonts w:asciiTheme="minorEastAsia" w:hAnsiTheme="minorEastAsia"/>
@@ -2504,162 +1652,6 @@
           <w:bCs/>
           <w:sz w:val="21"/>
         </w:rPr>
-        <w:t>量化</w:t>
-      </w:r>
-      <w:proofErr w:type="spellEnd"/>
-      <w:r>
-        <w:rPr>
-          <w:rFonts w:asciiTheme="minorEastAsia" w:hAnsiTheme="minorEastAsia"/>
-          <w:b/>
-          <w:bCs/>
-          <w:sz w:val="21"/>
-        </w:rPr>
-        <w:t xml:space="preserve"> </w:t>
-      </w:r>
-      <w:proofErr w:type="spellStart"/>
-      <w:r>
-        <w:rPr>
-          <w:rFonts w:asciiTheme="minorEastAsia" w:hAnsiTheme="minorEastAsia"/>
-          <w:b/>
-          <w:bCs/>
-          <w:sz w:val="21"/>
-        </w:rPr>
-        <w:t>TFLite</w:t>
-      </w:r>
-      <w:proofErr w:type="spellEnd"/>
-      <w:r>
-        <w:rPr>
-          <w:rFonts w:asciiTheme="minorEastAsia" w:hAnsiTheme="minorEastAsia"/>
-          <w:sz w:val="21"/>
-        </w:rPr>
-        <w:t xml:space="preserve"> —— </w:t>
-      </w:r>
-      <w:proofErr w:type="spellStart"/>
-      <w:r>
-        <w:rPr>
-          <w:rFonts w:asciiTheme="minorEastAsia" w:hAnsiTheme="minorEastAsia"/>
-          <w:sz w:val="21"/>
-        </w:rPr>
-        <w:t>部署到</w:t>
-      </w:r>
-      <w:proofErr w:type="spellEnd"/>
-      <w:r>
-        <w:rPr>
-          <w:rFonts w:asciiTheme="minorEastAsia" w:hAnsiTheme="minorEastAsia"/>
-          <w:sz w:val="21"/>
-        </w:rPr>
-        <w:t xml:space="preserve"> Limelight </w:t>
-      </w:r>
-      <w:r>
-        <w:rPr>
-          <w:rFonts w:asciiTheme="minorEastAsia" w:hAnsiTheme="minorEastAsia"/>
-          <w:sz w:val="21"/>
-        </w:rPr>
-        <w:t>的最终格式</w:t>
-      </w:r>
-    </w:p>
-    <w:p>
-      <w:pPr>
-        <w:pStyle w:val="FirstParagraph"/>
-        <w:rPr>
-          <w:rFonts w:asciiTheme="minorEastAsia" w:hAnsiTheme="minorEastAsia"/>
-          <w:sz w:val="21"/>
-        </w:rPr>
-      </w:pPr>
-      <w:r>
-        <w:rPr>
-          <w:rFonts w:asciiTheme="minorEastAsia" w:hAnsiTheme="minorEastAsia"/>
-          <w:sz w:val="21"/>
-        </w:rPr>
-        <w:t>量化采用典型数据集</w:t>
-      </w:r>
-      <w:r>
-        <w:rPr>
-          <w:rFonts w:asciiTheme="minorEastAsia" w:hAnsiTheme="minorEastAsia"/>
-          <w:sz w:val="21"/>
-        </w:rPr>
-        <w:t xml:space="preserve"> 300 </w:t>
-      </w:r>
-      <w:r>
-        <w:rPr>
-          <w:rFonts w:asciiTheme="minorEastAsia" w:hAnsiTheme="minorEastAsia"/>
-          <w:sz w:val="21"/>
-        </w:rPr>
-        <w:t>张图片作校准，输入要求</w:t>
-      </w:r>
-      <w:r>
-        <w:rPr>
-          <w:rFonts w:asciiTheme="minorEastAsia" w:hAnsiTheme="minorEastAsia"/>
-          <w:sz w:val="21"/>
-        </w:rPr>
-        <w:t xml:space="preserve"> uint8 [</w:t>
-      </w:r>
-      <w:proofErr w:type="gramStart"/>
-      <w:r>
-        <w:rPr>
-          <w:rFonts w:asciiTheme="minorEastAsia" w:hAnsiTheme="minorEastAsia"/>
-          <w:sz w:val="21"/>
-        </w:rPr>
-        <w:t>0,255]</w:t>
-      </w:r>
-      <w:r>
-        <w:rPr>
-          <w:rFonts w:asciiTheme="minorEastAsia" w:hAnsiTheme="minorEastAsia"/>
-          <w:sz w:val="21"/>
-        </w:rPr>
-        <w:t>，</w:t>
-      </w:r>
-      <w:proofErr w:type="gramEnd"/>
-      <w:r>
-        <w:rPr>
-          <w:rFonts w:asciiTheme="minorEastAsia" w:hAnsiTheme="minorEastAsia"/>
-          <w:sz w:val="21"/>
-        </w:rPr>
-        <w:t>输出为</w:t>
-      </w:r>
-      <w:r>
-        <w:rPr>
-          <w:rFonts w:asciiTheme="minorEastAsia" w:hAnsiTheme="minorEastAsia"/>
-          <w:sz w:val="21"/>
-        </w:rPr>
-        <w:t xml:space="preserve"> float32 </w:t>
-      </w:r>
-      <w:r>
-        <w:rPr>
-          <w:rFonts w:asciiTheme="minorEastAsia" w:hAnsiTheme="minorEastAsia"/>
-          <w:sz w:val="21"/>
-        </w:rPr>
-        <w:t>顺序：</w:t>
-      </w:r>
-      <w:r>
-        <w:rPr>
-          <w:rStyle w:val="VerbatimChar"/>
-          <w:rFonts w:asciiTheme="minorEastAsia" w:hAnsiTheme="minorEastAsia"/>
-          <w:sz w:val="21"/>
-        </w:rPr>
-        <w:t>[scores, boxes, num_detections, classes]</w:t>
-      </w:r>
-      <w:r>
-        <w:rPr>
-          <w:rFonts w:asciiTheme="minorEastAsia" w:hAnsiTheme="minorEastAsia"/>
-          <w:sz w:val="21"/>
-        </w:rPr>
-        <w:t>。特别注意的是，模型输出的类别索引为</w:t>
-      </w:r>
-      <w:r>
-        <w:rPr>
-          <w:rFonts w:asciiTheme="minorEastAsia" w:hAnsiTheme="minorEastAsia"/>
-          <w:sz w:val="21"/>
-        </w:rPr>
-        <w:t xml:space="preserve"> </w:t>
-      </w:r>
-      <w:r>
-        <w:rPr>
-          <w:rFonts w:asciiTheme="minorEastAsia" w:hAnsiTheme="minorEastAsia"/>
-          <w:b/>
-          <w:bCs/>
-          <w:sz w:val="21"/>
-        </w:rPr>
         <w:t>0-based</w:t>
       </w:r>
       <w:r>
@@ -2667,84 +1659,7 @@
           <w:rFonts w:asciiTheme="minorEastAsia" w:hAnsiTheme="minorEastAsia"/>
           <w:sz w:val="21"/>
         </w:rPr>
-        <w:t>（</w:t>
-      </w:r>
-      <w:r>
-        <w:rPr>
-          <w:rFonts w:asciiTheme="minorEastAsia" w:hAnsiTheme="minorEastAsia"/>
-          <w:sz w:val="21"/>
-        </w:rPr>
-        <w:t xml:space="preserve">0 </w:t>
-      </w:r>
-      <w:r>
-        <w:rPr>
-          <w:rFonts w:asciiTheme="minorEastAsia" w:hAnsiTheme="minorEastAsia"/>
-          <w:sz w:val="21"/>
-        </w:rPr>
-        <w:t>表示</w:t>
-      </w:r>
-      <w:r>
-        <w:rPr>
-          <w:rFonts w:asciiTheme="minorEastAsia" w:hAnsiTheme="minorEastAsia"/>
-          <w:sz w:val="21"/>
-        </w:rPr>
-        <w:t xml:space="preserve"> purple</w:t>
-      </w:r>
-      <w:r>
-        <w:rPr>
-          <w:rFonts w:asciiTheme="minorEastAsia" w:hAnsiTheme="minorEastAsia"/>
-          <w:sz w:val="21"/>
-        </w:rPr>
-        <w:t>，</w:t>
-      </w:r>
-      <w:r>
-        <w:rPr>
-          <w:rFonts w:asciiTheme="minorEastAsia" w:hAnsiTheme="minorEastAsia"/>
-          <w:sz w:val="21"/>
-        </w:rPr>
-        <w:t xml:space="preserve">1 </w:t>
-      </w:r>
-      <w:r>
-        <w:rPr>
-          <w:rFonts w:asciiTheme="minorEastAsia" w:hAnsiTheme="minorEastAsia"/>
-          <w:sz w:val="21"/>
-        </w:rPr>
-        <w:t>表示</w:t>
-      </w:r>
-      <w:r>
-        <w:rPr>
-          <w:rFonts w:asciiTheme="minorEastAsia" w:hAnsiTheme="minorEastAsia"/>
-          <w:sz w:val="21"/>
-        </w:rPr>
-        <w:t xml:space="preserve"> green</w:t>
-      </w:r>
-      <w:r>
-        <w:rPr>
-          <w:rFonts w:asciiTheme="minorEastAsia" w:hAnsiTheme="minorEastAsia"/>
-          <w:sz w:val="21"/>
-        </w:rPr>
-        <w:t>），在端侧需转换为</w:t>
-      </w:r>
-      <w:r>
-        <w:rPr>
-          <w:rFonts w:asciiTheme="minorEastAsia" w:hAnsiTheme="minorEastAsia"/>
-          <w:sz w:val="21"/>
-        </w:rPr>
-        <w:t xml:space="preserve"> 1-based </w:t>
-      </w:r>
-      <w:r>
-        <w:rPr>
-          <w:rFonts w:asciiTheme="minorEastAsia" w:hAnsiTheme="minorEastAsia"/>
-          <w:sz w:val="21"/>
-        </w:rPr>
-        <w:t>以匹配</w:t>
-      </w:r>
-      <w:r>
-        <w:rPr>
-          <w:rFonts w:asciiTheme="minorEastAsia" w:hAnsiTheme="minorEastAsia"/>
-          <w:sz w:val="21"/>
-        </w:rPr>
-        <w:t xml:space="preserve"> </w:t>
+        <w:t xml:space="preserve">（0 表示 purple，1 表示 green），在端侧需转换为 1-based 以匹配 </w:t>
       </w:r>
       <w:r>
         <w:rPr>
@@ -2780,15 +1695,7 @@
           <w:lang w:eastAsia="zh-CN"/>
         </w:rPr>
         <w:lastRenderedPageBreak/>
-        <w:t xml:space="preserve">3.4 </w:t>
-      </w:r>
-      <w:r>
-        <w:rPr>
-          <w:rFonts w:asciiTheme="minorEastAsia" w:eastAsiaTheme="minorEastAsia" w:hAnsiTheme="minorEastAsia"/>
-          <w:sz w:val="21"/>
-          <w:lang w:eastAsia="zh-CN"/>
-        </w:rPr>
-        <w:t>性能指标</w:t>
+        <w:t>3.4 性能指标</w:t>
       </w:r>
     </w:p>
     <w:p>
@@ -2800,7 +1707,6 @@
           <w:lang w:eastAsia="zh-CN"/>
         </w:rPr>
       </w:pPr>
-      <w:bookmarkStart w:id="12" w:name="_GoBack"/>
       <w:r>
         <w:rPr>
           <w:noProof/>
@@ -2848,7 +1754,6 @@
           </wp:inline>
         </w:drawing>
       </w:r>
-      <w:bookmarkEnd w:id="12"/>
     </w:p>
     <w:p>
       <w:pPr>
@@ -2865,55 +1770,23 @@
           <w:sz w:val="21"/>
           <w:lang w:eastAsia="zh-CN"/>
         </w:rPr>
-        <w:t>在保留测试集上计算</w:t>
-      </w:r>
-      <w:r>
-        <w:rPr>
-          <w:rFonts w:asciiTheme="minorEastAsia" w:hAnsiTheme="minorEastAsia"/>
-          <w:sz w:val="21"/>
-          <w:lang w:eastAsia="zh-CN"/>
-        </w:rPr>
-        <w:t xml:space="preserve"> mAP@0.75 = 0.80</w:t>
-      </w:r>
-      <w:r>
-        <w:rPr>
-          <w:rFonts w:asciiTheme="minorEastAsia" w:hAnsiTheme="minorEastAsia"/>
-          <w:sz w:val="21"/>
-          <w:lang w:eastAsia="zh-CN"/>
-        </w:rPr>
-        <w:t>，满足设计要求。置信度阈值根据</w:t>
-      </w:r>
-      <w:r>
-        <w:rPr>
-          <w:rFonts w:asciiTheme="minorEastAsia" w:hAnsiTheme="minorEastAsia"/>
-          <w:sz w:val="21"/>
-          <w:lang w:eastAsia="zh-CN"/>
-        </w:rPr>
-        <w:t xml:space="preserve"> F1 </w:t>
-      </w:r>
-      <w:r>
-        <w:rPr>
-          <w:rFonts w:asciiTheme="minorEastAsia" w:hAnsiTheme="minorEastAsia"/>
-          <w:sz w:val="21"/>
-          <w:lang w:eastAsia="zh-CN"/>
-        </w:rPr>
-        <w:t>曲线选取</w:t>
-      </w:r>
-      <w:r>
-        <w:rPr>
-          <w:rFonts w:asciiTheme="minorEastAsia" w:hAnsiTheme="minorEastAsia"/>
-          <w:sz w:val="21"/>
-          <w:lang w:eastAsia="zh-CN"/>
-        </w:rPr>
-        <w:t xml:space="preserve"> 0.25</w:t>
-      </w:r>
-      <w:r>
-        <w:rPr>
-          <w:rFonts w:asciiTheme="minorEastAsia" w:hAnsiTheme="minorEastAsia"/>
-          <w:sz w:val="21"/>
-          <w:lang w:eastAsia="zh-CN"/>
-        </w:rPr>
-        <w:t>。</w:t>
+        <w:t>在保留测试集上计算 mAP@0.75 = 0.80，</w:t>
+      </w:r>
+      <w:r>
+        <w:rPr>
+          <w:rFonts w:asciiTheme="minorEastAsia" w:hAnsiTheme="minorEastAsia" w:hint="eastAsia"/>
+          <w:sz w:val="21"/>
+          <w:lang w:eastAsia="zh-CN"/>
+        </w:rPr>
+        <w:t>相较色块分割提高60%，</w:t>
+      </w:r>
+      <w:r>
+        <w:rPr>
+          <w:rFonts w:asciiTheme="minorEastAsia" w:hAnsiTheme="minorEastAsia"/>
+          <w:sz w:val="21"/>
+          <w:lang w:eastAsia="zh-CN"/>
+        </w:rPr>
+        <w:t>满足设计要求。置信度阈值根据 F1 曲线选取 0.25。</w:t>
       </w:r>
     </w:p>
     <w:p>
@@ -2934,7 +1807,7 @@
           <w:lang w:eastAsia="zh-CN"/>
         </w:rPr>
       </w:pPr>
-      <w:bookmarkStart w:id="13" w:name="四hub-接入与后处理从有目标到稳定跟踪"/>
+      <w:bookmarkStart w:id="12" w:name="四hub-接入与后处理从有目标到稳定跟踪"/>
       <w:bookmarkEnd w:id="7"/>
       <w:bookmarkEnd w:id="11"/>
       <w:r>
@@ -2943,79 +1816,7 @@
           <w:sz w:val="21"/>
           <w:lang w:eastAsia="zh-CN"/>
         </w:rPr>
-        <w:t>四、</w:t>
-      </w:r>
-      <w:r>
-        <w:rPr>
-          <w:rFonts w:asciiTheme="minorEastAsia" w:eastAsiaTheme="minorEastAsia" w:hAnsiTheme="minorEastAsia"/>
-          <w:sz w:val="21"/>
-          <w:lang w:eastAsia="zh-CN"/>
-        </w:rPr>
-        <w:t xml:space="preserve">Hub </w:t>
-      </w:r>
-      <w:r>
-        <w:rPr>
-          <w:rFonts w:asciiTheme="minorEastAsia" w:eastAsiaTheme="minorEastAsia" w:hAnsiTheme="minorEastAsia"/>
-          <w:sz w:val="21"/>
-          <w:lang w:eastAsia="zh-CN"/>
-        </w:rPr>
-        <w:t>接入与后处理：从</w:t>
-      </w:r>
-      <w:r>
-        <w:rPr>
-          <w:rFonts w:asciiTheme="minorEastAsia" w:eastAsiaTheme="minorEastAsia" w:hAnsiTheme="minorEastAsia"/>
-          <w:sz w:val="21"/>
-          <w:lang w:eastAsia="zh-CN"/>
-        </w:rPr>
-        <w:t>“</w:t>
-      </w:r>
-      <w:r>
-        <w:rPr>
-          <w:rFonts w:asciiTheme="minorEastAsia" w:eastAsiaTheme="minorEastAsia" w:hAnsiTheme="minorEastAsia"/>
-          <w:sz w:val="21"/>
-          <w:lang w:eastAsia="zh-CN"/>
-        </w:rPr>
-        <w:t>有目标</w:t>
-      </w:r>
-      <w:r>
-        <w:rPr>
-          <w:rFonts w:asciiTheme="minorEastAsia" w:eastAsiaTheme="minorEastAsia" w:hAnsiTheme="minorEastAsia"/>
-          <w:sz w:val="21"/>
-          <w:lang w:eastAsia="zh-CN"/>
-        </w:rPr>
-        <w:t>”</w:t>
-      </w:r>
-      <w:r>
-        <w:rPr>
-          <w:rFonts w:asciiTheme="minorEastAsia" w:eastAsiaTheme="minorEastAsia" w:hAnsiTheme="minorEastAsia"/>
-          <w:sz w:val="21"/>
-          <w:lang w:eastAsia="zh-CN"/>
-        </w:rPr>
-        <w:t>到</w:t>
-      </w:r>
-      <w:r>
-        <w:rPr>
-          <w:rFonts w:asciiTheme="minorEastAsia" w:eastAsiaTheme="minorEastAsia" w:hAnsiTheme="minorEastAsia"/>
-          <w:sz w:val="21"/>
-          <w:lang w:eastAsia="zh-CN"/>
-        </w:rPr>
-        <w:t>“</w:t>
-      </w:r>
-      <w:r>
-        <w:rPr>
-          <w:rFonts w:asciiTheme="minorEastAsia" w:eastAsiaTheme="minorEastAsia" w:hAnsiTheme="minorEastAsia"/>
-          <w:sz w:val="21"/>
-          <w:lang w:eastAsia="zh-CN"/>
-        </w:rPr>
-        <w:t>稳定跟踪</w:t>
-      </w:r>
-      <w:r>
-        <w:rPr>
-          <w:rFonts w:asciiTheme="minorEastAsia" w:eastAsiaTheme="minorEastAsia" w:hAnsiTheme="minorEastAsia"/>
-          <w:sz w:val="21"/>
-          <w:lang w:eastAsia="zh-CN"/>
-        </w:rPr>
-        <w:t>”</w:t>
+        <w:t>四、Hub 接入与后处理：从“有目标”到“稳定跟踪”</w:t>
       </w:r>
     </w:p>
     <w:p>
@@ -3065,59 +1866,7 @@
           <w:sz w:val="21"/>
           <w:lang w:eastAsia="zh-CN"/>
         </w:rPr>
-        <w:t>：即使目标静止，检测</w:t>
-      </w:r>
-      <w:proofErr w:type="gramStart"/>
-      <w:r>
-        <w:rPr>
-          <w:rFonts w:asciiTheme="minorEastAsia" w:hAnsiTheme="minorEastAsia"/>
-          <w:sz w:val="21"/>
-          <w:lang w:eastAsia="zh-CN"/>
-        </w:rPr>
-        <w:t>框中心</w:t>
-      </w:r>
-      <w:proofErr w:type="gramEnd"/>
-      <w:r>
-        <w:rPr>
-          <w:rFonts w:asciiTheme="minorEastAsia" w:hAnsiTheme="minorEastAsia"/>
-          <w:sz w:val="21"/>
-          <w:lang w:eastAsia="zh-CN"/>
-        </w:rPr>
-        <w:t>像素也会在</w:t>
-      </w:r>
-      <w:proofErr w:type="gramStart"/>
-      <w:r>
-        <w:rPr>
-          <w:rFonts w:asciiTheme="minorEastAsia" w:hAnsiTheme="minorEastAsia"/>
-          <w:sz w:val="21"/>
-          <w:lang w:eastAsia="zh-CN"/>
-        </w:rPr>
-        <w:t>相邻帧间跳</w:t>
-      </w:r>
-      <w:proofErr w:type="gramEnd"/>
-      <w:r>
-        <w:rPr>
-          <w:rFonts w:asciiTheme="minorEastAsia" w:hAnsiTheme="minorEastAsia"/>
-          <w:sz w:val="21"/>
-          <w:lang w:eastAsia="zh-CN"/>
-        </w:rPr>
-        <w:t>动（</w:t>
-      </w:r>
-      <w:r>
-        <w:rPr>
-          <w:rFonts w:asciiTheme="minorEastAsia" w:hAnsiTheme="minorEastAsia"/>
-          <w:sz w:val="21"/>
-          <w:lang w:eastAsia="zh-CN"/>
-        </w:rPr>
-        <w:t xml:space="preserve">±5 </w:t>
-      </w:r>
-      <w:r>
-        <w:rPr>
-          <w:rFonts w:asciiTheme="minorEastAsia" w:hAnsiTheme="minorEastAsia"/>
-          <w:sz w:val="21"/>
-          <w:lang w:eastAsia="zh-CN"/>
-        </w:rPr>
-        <w:t>像素）</w:t>
+        <w:t>：即使目标静止，检测框中心像素也会在相邻帧间跳动（±5 像素）</w:t>
       </w:r>
     </w:p>
     <w:p>
@@ -3149,23 +1898,7 @@
           <w:sz w:val="21"/>
           <w:lang w:eastAsia="zh-CN"/>
         </w:rPr>
-        <w:t>：球快速旋转或反光可能导致</w:t>
-      </w:r>
-      <w:r>
-        <w:rPr>
-          <w:rFonts w:asciiTheme="minorEastAsia" w:hAnsiTheme="minorEastAsia"/>
-          <w:sz w:val="21"/>
-          <w:lang w:eastAsia="zh-CN"/>
-        </w:rPr>
-        <w:t xml:space="preserve"> 1~3 </w:t>
-      </w:r>
-      <w:r>
-        <w:rPr>
-          <w:rFonts w:asciiTheme="minorEastAsia" w:hAnsiTheme="minorEastAsia"/>
-          <w:sz w:val="21"/>
-          <w:lang w:eastAsia="zh-CN"/>
-        </w:rPr>
-        <w:t>帧漏检</w:t>
+        <w:t>：球快速旋转或反光可能导致 1~3 帧漏检</w:t>
       </w:r>
     </w:p>
     <w:p>
@@ -3197,31 +1930,7 @@
           <w:sz w:val="21"/>
           <w:lang w:eastAsia="zh-CN"/>
         </w:rPr>
-        <w:t>：当两个球同时出现在视野时，检测结果可能瞬间从球</w:t>
-      </w:r>
-      <w:r>
-        <w:rPr>
-          <w:rFonts w:asciiTheme="minorEastAsia" w:hAnsiTheme="minorEastAsia"/>
-          <w:sz w:val="21"/>
-          <w:lang w:eastAsia="zh-CN"/>
-        </w:rPr>
-        <w:t xml:space="preserve"> A </w:t>
-      </w:r>
-      <w:r>
-        <w:rPr>
-          <w:rFonts w:asciiTheme="minorEastAsia" w:hAnsiTheme="minorEastAsia"/>
-          <w:sz w:val="21"/>
-          <w:lang w:eastAsia="zh-CN"/>
-        </w:rPr>
-        <w:t>跳到球</w:t>
-      </w:r>
-      <w:r>
-        <w:rPr>
-          <w:rFonts w:asciiTheme="minorEastAsia" w:hAnsiTheme="minorEastAsia"/>
-          <w:sz w:val="21"/>
-          <w:lang w:eastAsia="zh-CN"/>
-        </w:rPr>
-        <w:t xml:space="preserve"> B</w:t>
+        <w:t>：当两个球同时出现在视野时，检测结果可能瞬间从球 A 跳到球 B</w:t>
       </w:r>
     </w:p>
     <w:p>
@@ -3284,23 +1993,14 @@
           <w:sz w:val="21"/>
         </w:rPr>
       </w:pPr>
-      <w:bookmarkStart w:id="14" w:name="detector-层归一化与封装"/>
+      <w:bookmarkStart w:id="13" w:name="detector-层归一化与封装"/>
       <w:r>
         <w:rPr>
           <w:rFonts w:asciiTheme="minorEastAsia" w:eastAsiaTheme="minorEastAsia" w:hAnsiTheme="minorEastAsia"/>
           <w:sz w:val="21"/>
         </w:rPr>
-        <w:t xml:space="preserve">4.1 Detector </w:t>
-      </w:r>
-      <w:proofErr w:type="spellStart"/>
-      <w:r>
-        <w:rPr>
-          <w:rFonts w:asciiTheme="minorEastAsia" w:eastAsiaTheme="minorEastAsia" w:hAnsiTheme="minorEastAsia"/>
-          <w:sz w:val="21"/>
-        </w:rPr>
-        <w:t>层：归一化与封装</w:t>
-      </w:r>
-      <w:proofErr w:type="spellEnd"/>
+        <w:t>4.1 Detector 层：归一化与封装</w:t>
+      </w:r>
     </w:p>
     <w:p>
       <w:pPr>
@@ -3323,35 +2023,7 @@
           <w:rFonts w:asciiTheme="minorEastAsia" w:hAnsiTheme="minorEastAsia"/>
           <w:sz w:val="21"/>
         </w:rPr>
-        <w:t xml:space="preserve"> </w:t>
-      </w:r>
-      <w:r>
-        <w:rPr>
-          <w:rFonts w:asciiTheme="minorEastAsia" w:hAnsiTheme="minorEastAsia"/>
-          <w:sz w:val="21"/>
-        </w:rPr>
-        <w:t>类负责与</w:t>
-      </w:r>
-      <w:r>
-        <w:rPr>
-          <w:rFonts w:asciiTheme="minorEastAsia" w:hAnsiTheme="minorEastAsia"/>
-          <w:sz w:val="21"/>
-        </w:rPr>
-        <w:t xml:space="preserve"> Limelight </w:t>
-      </w:r>
-      <w:r>
-        <w:rPr>
-          <w:rFonts w:asciiTheme="minorEastAsia" w:hAnsiTheme="minorEastAsia"/>
-          <w:sz w:val="21"/>
-        </w:rPr>
-        <w:t>的</w:t>
-      </w:r>
-      <w:r>
-        <w:rPr>
-          <w:rFonts w:asciiTheme="minorEastAsia" w:hAnsiTheme="minorEastAsia"/>
-          <w:sz w:val="21"/>
-        </w:rPr>
-        <w:t xml:space="preserve"> </w:t>
+        <w:t xml:space="preserve"> 类负责与 Limelight 的 </w:t>
       </w:r>
       <w:r>
         <w:rPr>
@@ -3366,14 +2038,7 @@
           <w:rFonts w:asciiTheme="minorEastAsia" w:hAnsiTheme="minorEastAsia"/>
           <w:sz w:val="21"/>
         </w:rPr>
-        <w:t xml:space="preserve"> </w:t>
-      </w:r>
-      <w:r>
-        <w:rPr>
-          <w:rFonts w:asciiTheme="minorEastAsia" w:hAnsiTheme="minorEastAsia"/>
-          <w:sz w:val="21"/>
-        </w:rPr>
-        <w:t>交互，对外提供：</w:t>
+        <w:t xml:space="preserve"> 交互，对外提供：</w:t>
       </w:r>
     </w:p>
     <w:p>
@@ -3388,37 +2053,20 @@
           <w:sz w:val="21"/>
         </w:rPr>
       </w:pPr>
-      <w:proofErr w:type="gramStart"/>
       <w:r>
         <w:rPr>
           <w:rStyle w:val="VerbatimChar"/>
           <w:rFonts w:asciiTheme="minorEastAsia" w:hAnsiTheme="minorEastAsia"/>
           <w:sz w:val="21"/>
         </w:rPr>
-        <w:t>hasTarget(</w:t>
-      </w:r>
-      <w:proofErr w:type="gramEnd"/>
-      <w:r>
-        <w:rPr>
-          <w:rStyle w:val="VerbatimChar"/>
-          <w:rFonts w:asciiTheme="minorEastAsia" w:hAnsiTheme="minorEastAsia"/>
-          <w:sz w:val="21"/>
-        </w:rPr>
-        <w:t>)</w:t>
-      </w:r>
-      <w:r>
-        <w:rPr>
-          <w:rFonts w:asciiTheme="minorEastAsia" w:hAnsiTheme="minorEastAsia"/>
-          <w:sz w:val="21"/>
-        </w:rPr>
-        <w:t xml:space="preserve"> —— </w:t>
-      </w:r>
-      <w:r>
-        <w:rPr>
-          <w:rFonts w:asciiTheme="minorEastAsia" w:hAnsiTheme="minorEastAsia"/>
-          <w:sz w:val="21"/>
-        </w:rPr>
-        <w:t>是否有有效检测结果</w:t>
+        <w:t>hasTarget()</w:t>
+      </w:r>
+      <w:r>
+        <w:rPr>
+          <w:rFonts w:asciiTheme="minorEastAsia" w:hAnsiTheme="minorEastAsia"/>
+          <w:sz w:val="21"/>
+        </w:rPr>
+        <w:t xml:space="preserve"> —— 是否有有效检测结果</w:t>
       </w:r>
     </w:p>
     <w:p>
@@ -3449,15 +2097,7 @@
           <w:sz w:val="21"/>
           <w:lang w:eastAsia="zh-CN"/>
         </w:rPr>
-        <w:t xml:space="preserve"> —— </w:t>
-      </w:r>
-      <w:r>
-        <w:rPr>
-          <w:rFonts w:asciiTheme="minorEastAsia" w:hAnsiTheme="minorEastAsia"/>
-          <w:sz w:val="21"/>
-          <w:lang w:eastAsia="zh-CN"/>
-        </w:rPr>
-        <w:t>目标水平偏移角度（逆时针为正，单位为度）</w:t>
+        <w:t xml:space="preserve"> —— 目标水平偏移角度（逆时针为正，单位为度）</w:t>
       </w:r>
     </w:p>
     <w:p>
@@ -3472,133 +2112,58 @@
           <w:sz w:val="21"/>
         </w:rPr>
       </w:pPr>
-      <w:proofErr w:type="spellStart"/>
       <w:r>
         <w:rPr>
           <w:rStyle w:val="VerbatimChar"/>
           <w:rFonts w:asciiTheme="minorEastAsia" w:hAnsiTheme="minorEastAsia"/>
           <w:sz w:val="21"/>
         </w:rPr>
-        <w:t>get_center</w:t>
-      </w:r>
-      <w:proofErr w:type="spellEnd"/>
+        <w:t>get_center(objectName)</w:t>
+      </w:r>
+      <w:r>
+        <w:rPr>
+          <w:rFonts w:asciiTheme="minorEastAsia" w:hAnsiTheme="minorEastAsia"/>
+          <w:sz w:val="21"/>
+        </w:rPr>
+        <w:t xml:space="preserve"> —— 获取特定类别目标的归一化中心坐标（用于多目标场景）</w:t>
+      </w:r>
+    </w:p>
+    <w:p>
+      <w:pPr>
+        <w:pStyle w:val="FirstParagraph"/>
+        <w:rPr>
+          <w:rFonts w:asciiTheme="minorEastAsia" w:hAnsiTheme="minorEastAsia"/>
+          <w:sz w:val="21"/>
+        </w:rPr>
+      </w:pPr>
+      <w:r>
+        <w:rPr>
+          <w:rFonts w:asciiTheme="minorEastAsia" w:hAnsiTheme="minorEastAsia"/>
+          <w:sz w:val="21"/>
+        </w:rPr>
+        <w:t xml:space="preserve">其中 </w:t>
+      </w:r>
       <w:r>
         <w:rPr>
           <w:rStyle w:val="VerbatimChar"/>
           <w:rFonts w:asciiTheme="minorEastAsia" w:hAnsiTheme="minorEastAsia"/>
           <w:sz w:val="21"/>
         </w:rPr>
-        <w:t>(</w:t>
-      </w:r>
-      <w:proofErr w:type="spellStart"/>
+        <w:t>bearing()</w:t>
+      </w:r>
+      <w:r>
+        <w:rPr>
+          <w:rFonts w:asciiTheme="minorEastAsia" w:hAnsiTheme="minorEastAsia"/>
+          <w:sz w:val="21"/>
+        </w:rPr>
+        <w:t xml:space="preserve"> 直接取自 </w:t>
+      </w:r>
       <w:r>
         <w:rPr>
           <w:rStyle w:val="VerbatimChar"/>
           <w:rFonts w:asciiTheme="minorEastAsia" w:hAnsiTheme="minorEastAsia"/>
           <w:sz w:val="21"/>
         </w:rPr>
-        <w:t>objectName</w:t>
-      </w:r>
-      <w:proofErr w:type="spellEnd"/>
-      <w:r>
-        <w:rPr>
-          <w:rStyle w:val="VerbatimChar"/>
-          <w:rFonts w:asciiTheme="minorEastAsia" w:hAnsiTheme="minorEastAsia"/>
-          <w:sz w:val="21"/>
-        </w:rPr>
-        <w:t>)</w:t>
-      </w:r>
-      <w:r>
-        <w:rPr>
-          <w:rFonts w:asciiTheme="minorEastAsia" w:hAnsiTheme="minorEastAsia"/>
-          <w:sz w:val="21"/>
-        </w:rPr>
-        <w:t xml:space="preserve"> —— </w:t>
-      </w:r>
-      <w:proofErr w:type="spellStart"/>
-      <w:r>
-        <w:rPr>
-          <w:rFonts w:asciiTheme="minorEastAsia" w:hAnsiTheme="minorEastAsia"/>
-          <w:sz w:val="21"/>
-        </w:rPr>
-        <w:t>获取特定类别目标的归一化中心坐标（用于多目标场景</w:t>
-      </w:r>
-      <w:proofErr w:type="spellEnd"/>
-      <w:r>
-        <w:rPr>
-          <w:rFonts w:asciiTheme="minorEastAsia" w:hAnsiTheme="minorEastAsia"/>
-          <w:sz w:val="21"/>
-        </w:rPr>
-        <w:t>）</w:t>
-      </w:r>
-    </w:p>
-    <w:p>
-      <w:pPr>
-        <w:pStyle w:val="FirstParagraph"/>
-        <w:rPr>
-          <w:rFonts w:asciiTheme="minorEastAsia" w:hAnsiTheme="minorEastAsia"/>
-          <w:sz w:val="21"/>
-        </w:rPr>
-      </w:pPr>
-      <w:r>
-        <w:rPr>
-          <w:rFonts w:asciiTheme="minorEastAsia" w:hAnsiTheme="minorEastAsia"/>
-          <w:sz w:val="21"/>
-        </w:rPr>
-        <w:t>其中</w:t>
-      </w:r>
-      <w:r>
-        <w:rPr>
-          <w:rFonts w:asciiTheme="minorEastAsia" w:hAnsiTheme="minorEastAsia"/>
-          <w:sz w:val="21"/>
-        </w:rPr>
-        <w:t xml:space="preserve"> </w:t>
-      </w:r>
-      <w:proofErr w:type="gramStart"/>
-      <w:r>
-        <w:rPr>
-          <w:rStyle w:val="VerbatimChar"/>
-          <w:rFonts w:asciiTheme="minorEastAsia" w:hAnsiTheme="minorEastAsia"/>
-          <w:sz w:val="21"/>
-        </w:rPr>
-        <w:t>bearing(</w:t>
-      </w:r>
-      <w:proofErr w:type="gramEnd"/>
-      <w:r>
-        <w:rPr>
-          <w:rStyle w:val="VerbatimChar"/>
-          <w:rFonts w:asciiTheme="minorEastAsia" w:hAnsiTheme="minorEastAsia"/>
-          <w:sz w:val="21"/>
-        </w:rPr>
-        <w:t>)</w:t>
-      </w:r>
-      <w:r>
-        <w:rPr>
-          <w:rFonts w:asciiTheme="minorEastAsia" w:hAnsiTheme="minorEastAsia"/>
-          <w:sz w:val="21"/>
-        </w:rPr>
-        <w:t xml:space="preserve"> </w:t>
-      </w:r>
-      <w:r>
-        <w:rPr>
-          <w:rFonts w:asciiTheme="minorEastAsia" w:hAnsiTheme="minorEastAsia"/>
-          <w:sz w:val="21"/>
-        </w:rPr>
-        <w:t>直接取自</w:t>
-      </w:r>
-      <w:r>
-        <w:rPr>
-          <w:rFonts w:asciiTheme="minorEastAsia" w:hAnsiTheme="minorEastAsia"/>
-          <w:sz w:val="21"/>
-        </w:rPr>
-        <w:t xml:space="preserve"> </w:t>
-      </w:r>
-      <w:r>
-        <w:rPr>
-          <w:rStyle w:val="VerbatimChar"/>
-          <w:rFonts w:asciiTheme="minorEastAsia" w:hAnsiTheme="minorEastAsia"/>
-          <w:sz w:val="21"/>
-        </w:rPr>
         <w:t>result.getTx()</w:t>
       </w:r>
       <w:r>
@@ -3606,49 +2171,7 @@
           <w:rFonts w:asciiTheme="minorEastAsia" w:hAnsiTheme="minorEastAsia"/>
           <w:sz w:val="21"/>
         </w:rPr>
-        <w:t>，但注意</w:t>
-      </w:r>
-      <w:r>
-        <w:rPr>
-          <w:rFonts w:asciiTheme="minorEastAsia" w:hAnsiTheme="minorEastAsia"/>
-          <w:sz w:val="21"/>
-        </w:rPr>
-        <w:t xml:space="preserve"> Limelight </w:t>
-      </w:r>
-      <w:r>
-        <w:rPr>
-          <w:rFonts w:asciiTheme="minorEastAsia" w:hAnsiTheme="minorEastAsia"/>
-          <w:sz w:val="21"/>
-        </w:rPr>
-        <w:t>定义</w:t>
-      </w:r>
-      <w:r>
-        <w:rPr>
-          <w:rFonts w:asciiTheme="minorEastAsia" w:hAnsiTheme="minorEastAsia"/>
-          <w:sz w:val="21"/>
-        </w:rPr>
-        <w:t>“</w:t>
-      </w:r>
-      <w:r>
-        <w:rPr>
-          <w:rFonts w:asciiTheme="minorEastAsia" w:hAnsiTheme="minorEastAsia"/>
-          <w:sz w:val="21"/>
-        </w:rPr>
-        <w:t>右正左负</w:t>
-      </w:r>
-      <w:r>
-        <w:rPr>
-          <w:rFonts w:asciiTheme="minorEastAsia" w:hAnsiTheme="minorEastAsia"/>
-          <w:sz w:val="21"/>
-        </w:rPr>
-        <w:t>”</w:t>
-      </w:r>
-      <w:r>
-        <w:rPr>
-          <w:rFonts w:asciiTheme="minorEastAsia" w:hAnsiTheme="minorEastAsia"/>
-          <w:sz w:val="21"/>
-        </w:rPr>
-        <w:t>，我们将其取反使与机器人坐标系一致（逆时针为正）。</w:t>
+        <w:t>，但注意 Limelight 定义“右正左负”，我们将其取反使与机器人坐标系一致（逆时针为正）。</w:t>
       </w:r>
     </w:p>
     <w:p>
@@ -3659,35 +2182,14 @@
           <w:sz w:val="21"/>
         </w:rPr>
       </w:pPr>
-      <w:bookmarkStart w:id="15" w:name="tracker-层ema-跳变延迟滤波"/>
-      <w:bookmarkEnd w:id="14"/>
+      <w:bookmarkStart w:id="14" w:name="tracker-层ema-跳变延迟滤波"/>
+      <w:bookmarkEnd w:id="13"/>
       <w:r>
         <w:rPr>
           <w:rFonts w:asciiTheme="minorEastAsia" w:eastAsiaTheme="minorEastAsia" w:hAnsiTheme="minorEastAsia"/>
           <w:sz w:val="21"/>
         </w:rPr>
-        <w:t xml:space="preserve">4.2 Tracker </w:t>
-      </w:r>
-      <w:r>
-        <w:rPr>
-          <w:rFonts w:asciiTheme="minorEastAsia" w:eastAsiaTheme="minorEastAsia" w:hAnsiTheme="minorEastAsia"/>
-          <w:sz w:val="21"/>
-        </w:rPr>
-        <w:t>层：</w:t>
-      </w:r>
-      <w:r>
-        <w:rPr>
-          <w:rFonts w:asciiTheme="minorEastAsia" w:eastAsiaTheme="minorEastAsia" w:hAnsiTheme="minorEastAsia"/>
-          <w:sz w:val="21"/>
-        </w:rPr>
-        <w:t xml:space="preserve">EMA + </w:t>
-      </w:r>
-      <w:r>
-        <w:rPr>
-          <w:rFonts w:asciiTheme="minorEastAsia" w:eastAsiaTheme="minorEastAsia" w:hAnsiTheme="minorEastAsia"/>
-          <w:sz w:val="21"/>
-        </w:rPr>
-        <w:t>跳变延迟滤波</w:t>
+        <w:t>4.2 Tracker 层：EMA + 跳变延迟滤波</w:t>
       </w:r>
     </w:p>
     <w:p>
@@ -3715,17 +2217,7 @@
           <w:sz w:val="21"/>
           <w:lang w:eastAsia="zh-CN"/>
         </w:rPr>
-        <w:t>Tracker</w:t>
-      </w:r>
-      <w:r>
-        <w:rPr>
-          <w:rFonts w:asciiTheme="minorEastAsia" w:hAnsiTheme="minorEastAsia"/>
-          <w:b/>
-          <w:bCs/>
-          <w:sz w:val="21"/>
-          <w:lang w:eastAsia="zh-CN"/>
-        </w:rPr>
-        <w:t>层</w:t>
+        <w:t>Tracker层</w:t>
       </w:r>
       <w:r>
         <w:rPr>
@@ -3745,22 +2237,14 @@
           <w:lang w:eastAsia="zh-CN"/>
         </w:rPr>
       </w:pPr>
-      <w:bookmarkStart w:id="16" w:name="ema低通滤波"/>
+      <w:bookmarkStart w:id="15" w:name="ema低通滤波"/>
       <w:r>
         <w:rPr>
           <w:rFonts w:asciiTheme="minorEastAsia" w:eastAsiaTheme="minorEastAsia" w:hAnsiTheme="minorEastAsia"/>
           <w:sz w:val="21"/>
           <w:lang w:eastAsia="zh-CN"/>
         </w:rPr>
-        <w:t>4.2.1 EMA</w:t>
-      </w:r>
-      <w:r>
-        <w:rPr>
-          <w:rFonts w:asciiTheme="minorEastAsia" w:eastAsiaTheme="minorEastAsia" w:hAnsiTheme="minorEastAsia"/>
-          <w:sz w:val="21"/>
-          <w:lang w:eastAsia="zh-CN"/>
-        </w:rPr>
-        <w:t>低通滤波</w:t>
+        <w:t>4.2.1 EMA低通滤波</w:t>
       </w:r>
     </w:p>
     <w:p>
@@ -3778,33 +2262,7 @@
           <w:sz w:val="21"/>
           <w:lang w:eastAsia="zh-CN"/>
         </w:rPr>
-        <w:t>为了过滤同一个检测框的抖动，</w:t>
-      </w:r>
-      <w:proofErr w:type="gramStart"/>
-      <w:r>
-        <w:rPr>
-          <w:rFonts w:asciiTheme="minorEastAsia" w:hAnsiTheme="minorEastAsia"/>
-          <w:sz w:val="21"/>
-          <w:lang w:eastAsia="zh-CN"/>
-        </w:rPr>
-        <w:t>当角度</w:t>
-      </w:r>
-      <w:proofErr w:type="gramEnd"/>
-      <w:r>
-        <w:rPr>
-          <w:rFonts w:asciiTheme="minorEastAsia" w:hAnsiTheme="minorEastAsia"/>
-          <w:sz w:val="21"/>
-          <w:lang w:eastAsia="zh-CN"/>
-        </w:rPr>
-        <w:t>震荡幅度较小时，对原始角度</w:t>
-      </w:r>
-      <w:r>
-        <w:rPr>
-          <w:rFonts w:asciiTheme="minorEastAsia" w:hAnsiTheme="minorEastAsia"/>
-          <w:sz w:val="21"/>
-          <w:lang w:eastAsia="zh-CN"/>
-        </w:rPr>
-        <w:t xml:space="preserve"> </w:t>
+        <w:t xml:space="preserve">为了过滤同一个检测框的抖动，当角度震荡幅度较小时，对原始角度 </w:t>
       </w:r>
       <m:oMath>
         <m:sSub>
@@ -3844,23 +2302,7 @@
           <w:sz w:val="21"/>
           <w:lang w:eastAsia="zh-CN"/>
         </w:rPr>
-        <w:t xml:space="preserve"> </w:t>
-      </w:r>
-      <w:r>
-        <w:rPr>
-          <w:rFonts w:asciiTheme="minorEastAsia" w:hAnsiTheme="minorEastAsia"/>
-          <w:sz w:val="21"/>
-          <w:lang w:eastAsia="zh-CN"/>
-        </w:rPr>
-        <w:t>进行指数移动平均</w:t>
-      </w:r>
-      <w:r>
-        <w:rPr>
-          <w:rFonts w:asciiTheme="minorEastAsia" w:hAnsiTheme="minorEastAsia"/>
-          <w:sz w:val="21"/>
-          <w:lang w:eastAsia="zh-CN"/>
-        </w:rPr>
-        <w:t>(</w:t>
+        <w:t xml:space="preserve"> 进行指数移动平均(</w:t>
       </w:r>
       <w:r>
         <w:rPr>
@@ -3878,15 +2320,7 @@
           <w:sz w:val="21"/>
           <w:lang w:eastAsia="zh-CN"/>
         </w:rPr>
-        <w:t>)</w:t>
-      </w:r>
-      <w:r>
-        <w:rPr>
-          <w:rFonts w:asciiTheme="minorEastAsia" w:hAnsiTheme="minorEastAsia"/>
-          <w:sz w:val="21"/>
-          <w:lang w:eastAsia="zh-CN"/>
-        </w:rPr>
-        <w:t>：</w:t>
+        <w:t>)：</w:t>
       </w:r>
     </w:p>
     <w:p>
@@ -4128,15 +2562,8 @@
           <w:sz w:val="21"/>
           <w:lang w:eastAsia="zh-CN"/>
         </w:rPr>
-        <w:t>其中</w:t>
-      </w:r>
-      <w:r>
-        <w:rPr>
-          <w:rFonts w:asciiTheme="minorEastAsia" w:hAnsiTheme="minorEastAsia"/>
-          <w:sz w:val="21"/>
-          <w:lang w:eastAsia="zh-CN"/>
-        </w:rPr>
-        <w:t xml:space="preserve"> </w:t>
+        <w:lastRenderedPageBreak/>
+        <w:t xml:space="preserve">其中 </w:t>
       </w:r>
       <m:oMath>
         <m:r>
@@ -4164,7 +2591,7 @@
             <w:sz w:val="21"/>
             <w:lang w:eastAsia="zh-CN"/>
           </w:rPr>
-          <m:t>0.2</m:t>
+          <m:t>0.8</m:t>
         </m:r>
       </m:oMath>
       <w:r>
@@ -4185,24 +2612,15 @@
           <w:lang w:eastAsia="zh-CN"/>
         </w:rPr>
       </w:pPr>
-      <w:bookmarkStart w:id="17" w:name="跳变检测与延迟确认"/>
-      <w:bookmarkEnd w:id="16"/>
+      <w:bookmarkStart w:id="16" w:name="跳变检测与延迟确认"/>
+      <w:bookmarkEnd w:id="15"/>
       <w:r>
         <w:rPr>
           <w:rFonts w:asciiTheme="minorEastAsia" w:eastAsiaTheme="minorEastAsia" w:hAnsiTheme="minorEastAsia"/>
           <w:sz w:val="21"/>
           <w:lang w:eastAsia="zh-CN"/>
         </w:rPr>
-        <w:lastRenderedPageBreak/>
-        <w:t xml:space="preserve">4.2.2 </w:t>
-      </w:r>
-      <w:r>
-        <w:rPr>
-          <w:rFonts w:asciiTheme="minorEastAsia" w:eastAsiaTheme="minorEastAsia" w:hAnsiTheme="minorEastAsia"/>
-          <w:sz w:val="21"/>
-          <w:lang w:eastAsia="zh-CN"/>
-        </w:rPr>
-        <w:t>跳变检测与延迟确认</w:t>
+        <w:t>4.2.2 跳变检测与延迟确认</w:t>
       </w:r>
     </w:p>
     <w:p>
@@ -4220,23 +2638,7 @@
           <w:sz w:val="21"/>
           <w:lang w:eastAsia="zh-CN"/>
         </w:rPr>
-        <w:t>对于角度的大幅突变，则通常是最近目标短暂丢失，但也可能是已移除画面或被吃掉。为了较好区别两种情况，我们在</w:t>
-      </w:r>
-      <w:r>
-        <w:rPr>
-          <w:rFonts w:asciiTheme="minorEastAsia" w:hAnsiTheme="minorEastAsia"/>
-          <w:sz w:val="21"/>
-          <w:lang w:eastAsia="zh-CN"/>
-        </w:rPr>
-        <w:t>Tracker</w:t>
-      </w:r>
-      <w:r>
-        <w:rPr>
-          <w:rFonts w:asciiTheme="minorEastAsia" w:hAnsiTheme="minorEastAsia"/>
-          <w:sz w:val="21"/>
-          <w:lang w:eastAsia="zh-CN"/>
-        </w:rPr>
-        <w:t>内置了跳变延迟处理，设计了如下系统：</w:t>
+        <w:t>对于角度的大幅突变，则通常是最近目标短暂丢失，但也可能是已移除画面或被吃掉。为了较好区别两种情况，我们在Tracker内置了跳变延迟处理，设计了如下系统：</w:t>
       </w:r>
     </w:p>
     <w:p>
@@ -4251,7 +2653,6 @@
           <w:sz w:val="21"/>
         </w:rPr>
       </w:pPr>
-      <w:proofErr w:type="spellStart"/>
       <w:r>
         <w:rPr>
           <w:rStyle w:val="VerbatimChar"/>
@@ -4260,23 +2661,13 @@
         </w:rPr>
         <w:t>hasTarget</w:t>
       </w:r>
-      <w:proofErr w:type="spellEnd"/>
-      <w:r>
-        <w:rPr>
-          <w:rFonts w:asciiTheme="minorEastAsia" w:hAnsiTheme="minorEastAsia"/>
-          <w:sz w:val="21"/>
-        </w:rPr>
-        <w:t xml:space="preserve"> —— </w:t>
-      </w:r>
-      <w:proofErr w:type="spellStart"/>
-      <w:r>
-        <w:rPr>
-          <w:rFonts w:asciiTheme="minorEastAsia" w:hAnsiTheme="minorEastAsia"/>
-          <w:sz w:val="21"/>
-        </w:rPr>
-        <w:t>滤波后的目标存在标志</w:t>
-      </w:r>
-      <w:proofErr w:type="spellEnd"/>
+      <w:r>
+        <w:rPr>
+          <w:rFonts w:asciiTheme="minorEastAsia" w:hAnsiTheme="minorEastAsia"/>
+          <w:sz w:val="21"/>
+        </w:rPr>
+        <w:t xml:space="preserve"> —— 滤波后的目标存在标志</w:t>
+      </w:r>
     </w:p>
     <w:p>
       <w:pPr>
@@ -4291,7 +2682,6 @@
           <w:lang w:eastAsia="zh-CN"/>
         </w:rPr>
       </w:pPr>
-      <w:proofErr w:type="spellStart"/>
       <w:r>
         <w:rPr>
           <w:rStyle w:val="VerbatimChar"/>
@@ -4301,40 +2691,13 @@
         </w:rPr>
         <w:t>targetTheta</w:t>
       </w:r>
-      <w:proofErr w:type="spellEnd"/>
-      <w:r>
-        <w:rPr>
-          <w:rFonts w:asciiTheme="minorEastAsia" w:hAnsiTheme="minorEastAsia"/>
-          <w:sz w:val="21"/>
-          <w:lang w:eastAsia="zh-CN"/>
-        </w:rPr>
-        <w:t xml:space="preserve"> —— </w:t>
-      </w:r>
-      <w:r>
-        <w:rPr>
-          <w:rFonts w:asciiTheme="minorEastAsia" w:hAnsiTheme="minorEastAsia"/>
-          <w:sz w:val="21"/>
-          <w:lang w:eastAsia="zh-CN"/>
-        </w:rPr>
-        <w:t>滤波后的目标角度（弧度）我们</w:t>
-      </w:r>
-      <w:proofErr w:type="gramStart"/>
-      <w:r>
-        <w:rPr>
-          <w:rFonts w:asciiTheme="minorEastAsia" w:hAnsiTheme="minorEastAsia"/>
-          <w:sz w:val="21"/>
-          <w:lang w:eastAsia="zh-CN"/>
-        </w:rPr>
-        <w:t>不</w:t>
-      </w:r>
-      <w:proofErr w:type="gramEnd"/>
-      <w:r>
-        <w:rPr>
-          <w:rFonts w:asciiTheme="minorEastAsia" w:hAnsiTheme="minorEastAsia"/>
-          <w:sz w:val="21"/>
-          <w:lang w:eastAsia="zh-CN"/>
-        </w:rPr>
-        <w:t>立即跳转，而是进入延迟处理：</w:t>
+      <w:r>
+        <w:rPr>
+          <w:rFonts w:asciiTheme="minorEastAsia" w:hAnsiTheme="minorEastAsia"/>
+          <w:sz w:val="21"/>
+          <w:lang w:eastAsia="zh-CN"/>
+        </w:rPr>
+        <w:t xml:space="preserve"> —— 滤波后的目标角度（弧度）我们不立即跳转，而是进入延迟处理：</w:t>
       </w:r>
     </w:p>
     <w:p>
@@ -4349,53 +2712,27 @@
           <w:sz w:val="21"/>
         </w:rPr>
       </w:pPr>
-      <w:proofErr w:type="spellStart"/>
-      <w:r>
-        <w:rPr>
-          <w:rFonts w:asciiTheme="minorEastAsia" w:hAnsiTheme="minorEastAsia"/>
-          <w:sz w:val="21"/>
-        </w:rPr>
-        <w:t>连续</w:t>
-      </w:r>
-      <w:proofErr w:type="spellEnd"/>
-      <w:r>
-        <w:rPr>
-          <w:rFonts w:asciiTheme="minorEastAsia" w:hAnsiTheme="minorEastAsia"/>
-          <w:sz w:val="21"/>
-        </w:rPr>
-        <w:t xml:space="preserve"> </w:t>
-      </w:r>
-      <w:proofErr w:type="spellStart"/>
+      <w:r>
+        <w:rPr>
+          <w:rFonts w:asciiTheme="minorEastAsia" w:hAnsiTheme="minorEastAsia"/>
+          <w:sz w:val="21"/>
+        </w:rPr>
+        <w:t xml:space="preserve">连续 </w:t>
+      </w:r>
       <w:r>
         <w:rPr>
           <w:rStyle w:val="VerbatimChar"/>
           <w:rFonts w:asciiTheme="minorEastAsia" w:hAnsiTheme="minorEastAsia"/>
           <w:sz w:val="21"/>
         </w:rPr>
-        <w:t>confirmationFrames</w:t>
-      </w:r>
-      <w:proofErr w:type="spellEnd"/>
-      <w:r>
-        <w:rPr>
-          <w:rStyle w:val="VerbatimChar"/>
-          <w:rFonts w:asciiTheme="minorEastAsia" w:hAnsiTheme="minorEastAsia"/>
-          <w:sz w:val="21"/>
-        </w:rPr>
-        <w:t xml:space="preserve"> = 10</w:t>
-      </w:r>
-      <w:r>
-        <w:rPr>
-          <w:rFonts w:asciiTheme="minorEastAsia" w:hAnsiTheme="minorEastAsia"/>
-          <w:sz w:val="21"/>
-        </w:rPr>
-        <w:t xml:space="preserve"> </w:t>
-      </w:r>
-      <w:r>
-        <w:rPr>
-          <w:rFonts w:asciiTheme="minorEastAsia" w:hAnsiTheme="minorEastAsia"/>
-          <w:sz w:val="21"/>
-        </w:rPr>
-        <w:t>帧新角度保持在阈值外，才更新目标角度。</w:t>
+        <w:t>confirmationFrames = 10</w:t>
+      </w:r>
+      <w:r>
+        <w:rPr>
+          <w:rFonts w:asciiTheme="minorEastAsia" w:hAnsiTheme="minorEastAsia"/>
+          <w:sz w:val="21"/>
+        </w:rPr>
+        <w:t xml:space="preserve"> 帧新角度保持在阈值外，才更新目标角度。</w:t>
       </w:r>
     </w:p>
     <w:p>
@@ -4415,14 +2752,7 @@
           <w:rFonts w:asciiTheme="minorEastAsia" w:hAnsiTheme="minorEastAsia"/>
           <w:sz w:val="21"/>
         </w:rPr>
-        <w:t>目标消失时，不立即认为丢失，而是等待</w:t>
-      </w:r>
-      <w:r>
-        <w:rPr>
-          <w:rFonts w:asciiTheme="minorEastAsia" w:hAnsiTheme="minorEastAsia"/>
-          <w:sz w:val="21"/>
-        </w:rPr>
-        <w:t xml:space="preserve"> </w:t>
+        <w:t xml:space="preserve">目标消失时，不立即认为丢失，而是等待 </w:t>
       </w:r>
       <w:r>
         <w:rPr>
@@ -4437,21 +2767,7 @@
           <w:rFonts w:asciiTheme="minorEastAsia" w:hAnsiTheme="minorEastAsia"/>
           <w:sz w:val="21"/>
         </w:rPr>
-        <w:t xml:space="preserve"> </w:t>
-      </w:r>
-      <w:r>
-        <w:rPr>
-          <w:rFonts w:asciiTheme="minorEastAsia" w:hAnsiTheme="minorEastAsia"/>
-          <w:sz w:val="21"/>
-        </w:rPr>
-        <w:t>帧持续无目标后才将</w:t>
-      </w:r>
-      <w:r>
-        <w:rPr>
-          <w:rFonts w:asciiTheme="minorEastAsia" w:hAnsiTheme="minorEastAsia"/>
-          <w:sz w:val="21"/>
-        </w:rPr>
-        <w:t xml:space="preserve"> </w:t>
+        <w:t xml:space="preserve"> 帧持续无目标后才将 </w:t>
       </w:r>
       <w:r>
         <w:rPr>
@@ -4466,28 +2782,7 @@
           <w:rFonts w:asciiTheme="minorEastAsia" w:hAnsiTheme="minorEastAsia"/>
           <w:sz w:val="21"/>
         </w:rPr>
-        <w:t xml:space="preserve"> </w:t>
-      </w:r>
-      <w:r>
-        <w:rPr>
-          <w:rFonts w:asciiTheme="minorEastAsia" w:hAnsiTheme="minorEastAsia"/>
-          <w:sz w:val="21"/>
-        </w:rPr>
-        <w:t>置</w:t>
-      </w:r>
-      <w:r>
-        <w:rPr>
-          <w:rFonts w:asciiTheme="minorEastAsia" w:hAnsiTheme="minorEastAsia"/>
-          <w:sz w:val="21"/>
-        </w:rPr>
-        <w:t xml:space="preserve"> false</w:t>
-      </w:r>
-      <w:r>
-        <w:rPr>
-          <w:rFonts w:asciiTheme="minorEastAsia" w:hAnsiTheme="minorEastAsia"/>
-          <w:sz w:val="21"/>
-        </w:rPr>
-        <w:t>。</w:t>
+        <w:t xml:space="preserve"> 置 false。</w:t>
       </w:r>
     </w:p>
     <w:p>
@@ -4507,14 +2802,7 @@
           <w:rFonts w:asciiTheme="minorEastAsia" w:hAnsiTheme="minorEastAsia"/>
           <w:sz w:val="21"/>
         </w:rPr>
-        <w:t>目标重新出现时，也需要连续</w:t>
-      </w:r>
-      <w:r>
-        <w:rPr>
-          <w:rFonts w:asciiTheme="minorEastAsia" w:hAnsiTheme="minorEastAsia"/>
-          <w:sz w:val="21"/>
-        </w:rPr>
-        <w:t xml:space="preserve"> </w:t>
+        <w:t xml:space="preserve">目标重新出现时，也需要连续 </w:t>
       </w:r>
       <w:r>
         <w:rPr>
@@ -4529,14 +2817,7 @@
           <w:rFonts w:asciiTheme="minorEastAsia" w:hAnsiTheme="minorEastAsia"/>
           <w:sz w:val="21"/>
         </w:rPr>
-        <w:t xml:space="preserve"> </w:t>
-      </w:r>
-      <w:r>
-        <w:rPr>
-          <w:rFonts w:asciiTheme="minorEastAsia" w:hAnsiTheme="minorEastAsia"/>
-          <w:sz w:val="21"/>
-        </w:rPr>
-        <w:t>帧有目标才重新认定。</w:t>
+        <w:t xml:space="preserve"> 帧有目标才重新认定。</w:t>
       </w:r>
     </w:p>
     <w:p>
@@ -4566,24 +2847,16 @@
           <w:lang w:eastAsia="zh-CN"/>
         </w:rPr>
       </w:pPr>
-      <w:bookmarkStart w:id="18" w:name="集成测试结果"/>
-      <w:bookmarkEnd w:id="15"/>
-      <w:bookmarkEnd w:id="17"/>
+      <w:bookmarkStart w:id="17" w:name="集成测试结果"/>
+      <w:bookmarkEnd w:id="14"/>
+      <w:bookmarkEnd w:id="16"/>
       <w:r>
         <w:rPr>
           <w:rFonts w:asciiTheme="minorEastAsia" w:eastAsiaTheme="minorEastAsia" w:hAnsiTheme="minorEastAsia"/>
           <w:sz w:val="21"/>
           <w:lang w:eastAsia="zh-CN"/>
         </w:rPr>
-        <w:t xml:space="preserve">4.3 </w:t>
-      </w:r>
-      <w:r>
-        <w:rPr>
-          <w:rFonts w:asciiTheme="minorEastAsia" w:eastAsiaTheme="minorEastAsia" w:hAnsiTheme="minorEastAsia"/>
-          <w:sz w:val="21"/>
-          <w:lang w:eastAsia="zh-CN"/>
-        </w:rPr>
-        <w:t>集成测试结果</w:t>
+        <w:t>4.3 集成测试结果</w:t>
       </w:r>
     </w:p>
     <w:p>
@@ -4601,47 +2874,7 @@
           <w:sz w:val="21"/>
           <w:lang w:eastAsia="zh-CN"/>
         </w:rPr>
-        <w:t>在动态测试中（机器人旋转</w:t>
-      </w:r>
-      <w:r>
-        <w:rPr>
-          <w:rFonts w:asciiTheme="minorEastAsia" w:hAnsiTheme="minorEastAsia"/>
-          <w:sz w:val="21"/>
-          <w:lang w:eastAsia="zh-CN"/>
-        </w:rPr>
-        <w:t xml:space="preserve"> 180°</w:t>
-      </w:r>
-      <w:r>
-        <w:rPr>
-          <w:rFonts w:asciiTheme="minorEastAsia" w:hAnsiTheme="minorEastAsia"/>
-          <w:sz w:val="21"/>
-          <w:lang w:eastAsia="zh-CN"/>
-        </w:rPr>
-        <w:t>，球体放置于</w:t>
-      </w:r>
-      <w:r>
-        <w:rPr>
-          <w:rFonts w:asciiTheme="minorEastAsia" w:hAnsiTheme="minorEastAsia"/>
-          <w:sz w:val="21"/>
-          <w:lang w:eastAsia="zh-CN"/>
-        </w:rPr>
-        <w:t xml:space="preserve"> 1.5m </w:t>
-      </w:r>
-      <w:r>
-        <w:rPr>
-          <w:rFonts w:asciiTheme="minorEastAsia" w:hAnsiTheme="minorEastAsia"/>
-          <w:sz w:val="21"/>
-          <w:lang w:eastAsia="zh-CN"/>
-        </w:rPr>
-        <w:t>处），原始</w:t>
-      </w:r>
-      <w:r>
-        <w:rPr>
-          <w:rFonts w:asciiTheme="minorEastAsia" w:hAnsiTheme="minorEastAsia"/>
-          <w:sz w:val="21"/>
-          <w:lang w:eastAsia="zh-CN"/>
-        </w:rPr>
-        <w:t xml:space="preserve"> </w:t>
+        <w:t xml:space="preserve">在动态测试中（机器人旋转 180°，球体放置于 1.5m 处），原始 </w:t>
       </w:r>
       <w:r>
         <w:rPr>
@@ -4658,105 +2891,7 @@
           <w:sz w:val="21"/>
           <w:lang w:eastAsia="zh-CN"/>
         </w:rPr>
-        <w:t xml:space="preserve"> </w:t>
-      </w:r>
-      <w:r>
-        <w:rPr>
-          <w:rFonts w:asciiTheme="minorEastAsia" w:hAnsiTheme="minorEastAsia"/>
-          <w:sz w:val="21"/>
-          <w:lang w:eastAsia="zh-CN"/>
-        </w:rPr>
-        <w:t>输出抖动</w:t>
-      </w:r>
-      <w:r>
-        <w:rPr>
-          <w:rFonts w:asciiTheme="minorEastAsia" w:hAnsiTheme="minorEastAsia"/>
-          <w:sz w:val="21"/>
-          <w:lang w:eastAsia="zh-CN"/>
-        </w:rPr>
-        <w:t xml:space="preserve"> ±3°</w:t>
-      </w:r>
-      <w:r>
-        <w:rPr>
-          <w:rFonts w:asciiTheme="minorEastAsia" w:hAnsiTheme="minorEastAsia"/>
-          <w:sz w:val="21"/>
-          <w:lang w:eastAsia="zh-CN"/>
-        </w:rPr>
-        <w:t>，经过</w:t>
-      </w:r>
-      <w:r>
-        <w:rPr>
-          <w:rFonts w:asciiTheme="minorEastAsia" w:hAnsiTheme="minorEastAsia"/>
-          <w:sz w:val="21"/>
-          <w:lang w:eastAsia="zh-CN"/>
-        </w:rPr>
-        <w:t xml:space="preserve"> Tracker </w:t>
-      </w:r>
-      <w:r>
-        <w:rPr>
-          <w:rFonts w:asciiTheme="minorEastAsia" w:hAnsiTheme="minorEastAsia"/>
-          <w:sz w:val="21"/>
-          <w:lang w:eastAsia="zh-CN"/>
-        </w:rPr>
-        <w:t>滤波后输出抖动</w:t>
-      </w:r>
-      <w:r>
-        <w:rPr>
-          <w:rFonts w:asciiTheme="minorEastAsia" w:hAnsiTheme="minorEastAsia"/>
-          <w:sz w:val="21"/>
-          <w:lang w:eastAsia="zh-CN"/>
-        </w:rPr>
-        <w:t xml:space="preserve"> ±0.5°</w:t>
-      </w:r>
-      <w:r>
-        <w:rPr>
-          <w:rFonts w:asciiTheme="minorEastAsia" w:hAnsiTheme="minorEastAsia"/>
-          <w:sz w:val="21"/>
-          <w:lang w:eastAsia="zh-CN"/>
-        </w:rPr>
-        <w:t>，且未出现错误跳转到另</w:t>
-      </w:r>
-      <w:proofErr w:type="gramStart"/>
-      <w:r>
-        <w:rPr>
-          <w:rFonts w:asciiTheme="minorEastAsia" w:hAnsiTheme="minorEastAsia"/>
-          <w:sz w:val="21"/>
-          <w:lang w:eastAsia="zh-CN"/>
-        </w:rPr>
-        <w:t>一侧球</w:t>
-      </w:r>
-      <w:proofErr w:type="gramEnd"/>
-      <w:r>
-        <w:rPr>
-          <w:rFonts w:asciiTheme="minorEastAsia" w:hAnsiTheme="minorEastAsia"/>
-          <w:sz w:val="21"/>
-          <w:lang w:eastAsia="zh-CN"/>
-        </w:rPr>
-        <w:t>的情况。可插入对比曲线图：原始角度（噪声大</w:t>
-      </w:r>
-      <w:r>
-        <w:rPr>
-          <w:rFonts w:asciiTheme="minorEastAsia" w:hAnsiTheme="minorEastAsia"/>
-          <w:sz w:val="21"/>
-          <w:lang w:eastAsia="zh-CN"/>
-        </w:rPr>
-        <w:t>、偶发毛刺）</w:t>
-      </w:r>
-      <w:r>
-        <w:rPr>
-          <w:rFonts w:asciiTheme="minorEastAsia" w:hAnsiTheme="minorEastAsia"/>
-          <w:sz w:val="21"/>
-          <w:lang w:eastAsia="zh-CN"/>
-        </w:rPr>
-        <w:t xml:space="preserve"> vs </w:t>
-      </w:r>
-      <w:r>
-        <w:rPr>
-          <w:rFonts w:asciiTheme="minorEastAsia" w:hAnsiTheme="minorEastAsia"/>
-          <w:sz w:val="21"/>
-          <w:lang w:eastAsia="zh-CN"/>
-        </w:rPr>
-        <w:t>滤波后角度（平滑、延迟可控）。</w:t>
+        <w:t xml:space="preserve"> 输出抖动 ±3°，经过 Tracker 滤波后输出抖动 ±0.5°，且未出现错误跳转到另一侧球的情况。</w:t>
       </w:r>
     </w:p>
     <w:p>
@@ -4767,10 +2902,9 @@
           <w:sz w:val="22"/>
         </w:rPr>
       </w:pPr>
-      <w:bookmarkStart w:id="19" w:name="五后续改进方向"/>
-      <w:bookmarkEnd w:id="13"/>
-      <w:bookmarkEnd w:id="18"/>
-      <w:proofErr w:type="spellStart"/>
+      <w:bookmarkStart w:id="18" w:name="五后续改进方向"/>
+      <w:bookmarkEnd w:id="12"/>
+      <w:bookmarkEnd w:id="17"/>
       <w:r>
         <w:rPr>
           <w:rFonts w:asciiTheme="minorEastAsia" w:eastAsiaTheme="minorEastAsia" w:hAnsiTheme="minorEastAsia"/>
@@ -4778,7 +2912,6 @@
         </w:rPr>
         <w:t>五、后续改进方向</w:t>
       </w:r>
-      <w:proofErr w:type="spellEnd"/>
     </w:p>
     <w:p>
       <w:pPr>
@@ -4809,23 +2942,7 @@
           <w:sz w:val="21"/>
           <w:lang w:eastAsia="zh-CN"/>
         </w:rPr>
-        <w:t>：当前</w:t>
-      </w:r>
-      <w:r>
-        <w:rPr>
-          <w:rFonts w:asciiTheme="minorEastAsia" w:hAnsiTheme="minorEastAsia"/>
-          <w:sz w:val="21"/>
-          <w:lang w:eastAsia="zh-CN"/>
-        </w:rPr>
-        <w:t xml:space="preserve"> Tracker </w:t>
-      </w:r>
-      <w:r>
-        <w:rPr>
-          <w:rFonts w:asciiTheme="minorEastAsia" w:hAnsiTheme="minorEastAsia"/>
-          <w:sz w:val="21"/>
-          <w:lang w:eastAsia="zh-CN"/>
-        </w:rPr>
-        <w:t>仅跟踪单一目标（最近或置信度最高）。未来可升级为多假设跟踪，同时跟踪多个球并选择最优。</w:t>
+        <w:t>：当前 Tracker 仅跟踪单一目标（最近或置信度最高）。未来可升级为多假设跟踪，同时跟踪多个球并选择最优。</w:t>
       </w:r>
     </w:p>
     <w:p>
@@ -4857,25 +2974,7 @@
           <w:sz w:val="21"/>
           <w:lang w:eastAsia="zh-CN"/>
         </w:rPr>
-        <w:t>：利用边界</w:t>
-      </w:r>
-      <w:proofErr w:type="gramStart"/>
-      <w:r>
-        <w:rPr>
-          <w:rFonts w:asciiTheme="minorEastAsia" w:hAnsiTheme="minorEastAsia"/>
-          <w:sz w:val="21"/>
-          <w:lang w:eastAsia="zh-CN"/>
-        </w:rPr>
-        <w:t>框面积</w:t>
-      </w:r>
-      <w:proofErr w:type="gramEnd"/>
-      <w:r>
-        <w:rPr>
-          <w:rFonts w:asciiTheme="minorEastAsia" w:hAnsiTheme="minorEastAsia"/>
-          <w:sz w:val="21"/>
-          <w:lang w:eastAsia="zh-CN"/>
-        </w:rPr>
-        <w:t xml:space="preserve"> </w:t>
+        <w:t xml:space="preserve">：利用边界框面积 </w:t>
       </w:r>
       <w:r>
         <w:rPr>
@@ -4892,15 +2991,7 @@
           <w:sz w:val="21"/>
           <w:lang w:eastAsia="zh-CN"/>
         </w:rPr>
-        <w:t xml:space="preserve"> </w:t>
-      </w:r>
-      <w:r>
-        <w:rPr>
-          <w:rFonts w:asciiTheme="minorEastAsia" w:hAnsiTheme="minorEastAsia"/>
-          <w:sz w:val="21"/>
-          <w:lang w:eastAsia="zh-CN"/>
-        </w:rPr>
-        <w:t>估算距离，结合目标角度实现更智能的路径规划。</w:t>
+        <w:t xml:space="preserve"> 估算距离，结合目标角度实现更智能的路径规划。</w:t>
       </w:r>
     </w:p>
     <w:p>
@@ -4932,23 +3023,7 @@
           <w:sz w:val="21"/>
           <w:lang w:eastAsia="zh-CN"/>
         </w:rPr>
-        <w:t>：收集比赛中的漏检</w:t>
-      </w:r>
-      <w:r>
-        <w:rPr>
-          <w:rFonts w:asciiTheme="minorEastAsia" w:hAnsiTheme="minorEastAsia"/>
-          <w:sz w:val="21"/>
-          <w:lang w:eastAsia="zh-CN"/>
-        </w:rPr>
-        <w:t>/</w:t>
-      </w:r>
-      <w:r>
-        <w:rPr>
-          <w:rFonts w:asciiTheme="minorEastAsia" w:hAnsiTheme="minorEastAsia"/>
-          <w:sz w:val="21"/>
-          <w:lang w:eastAsia="zh-CN"/>
-        </w:rPr>
-        <w:t>误检帧，回流训练集进行二次微调。</w:t>
+        <w:t>：收集比赛中的漏检/误检帧，回流训练集进行二次微调。</w:t>
       </w:r>
     </w:p>
     <w:p>
@@ -4960,8 +3035,8 @@
           <w:lang w:eastAsia="zh-CN"/>
         </w:rPr>
       </w:pPr>
-      <w:bookmarkStart w:id="20" w:name="六结语"/>
-      <w:bookmarkEnd w:id="19"/>
+      <w:bookmarkStart w:id="19" w:name="六结语"/>
+      <w:bookmarkEnd w:id="18"/>
       <w:r>
         <w:rPr>
           <w:rFonts w:asciiTheme="minorEastAsia" w:eastAsiaTheme="minorEastAsia" w:hAnsiTheme="minorEastAsia"/>
@@ -4985,55 +3060,14 @@
           <w:sz w:val="21"/>
           <w:lang w:eastAsia="zh-CN"/>
         </w:rPr>
-        <w:t>本视觉系统从零开始搭建训练环境、完成模型微调、设计端侧后处理滤波，最终在</w:t>
-      </w:r>
-      <w:r>
-        <w:rPr>
-          <w:rFonts w:asciiTheme="minorEastAsia" w:hAnsiTheme="minorEastAsia"/>
-          <w:sz w:val="21"/>
-          <w:lang w:eastAsia="zh-CN"/>
-        </w:rPr>
-        <w:t xml:space="preserve"> FTC </w:t>
-      </w:r>
-      <w:r>
-        <w:rPr>
-          <w:rFonts w:asciiTheme="minorEastAsia" w:hAnsiTheme="minorEastAsia"/>
-          <w:sz w:val="21"/>
-          <w:lang w:eastAsia="zh-CN"/>
-        </w:rPr>
-        <w:t>赛场上实现了对紫色</w:t>
-      </w:r>
-      <w:r>
-        <w:rPr>
-          <w:rFonts w:asciiTheme="minorEastAsia" w:hAnsiTheme="minorEastAsia"/>
-          <w:sz w:val="21"/>
-          <w:lang w:eastAsia="zh-CN"/>
-        </w:rPr>
-        <w:t>/</w:t>
-      </w:r>
-      <w:r>
-        <w:rPr>
-          <w:rFonts w:asciiTheme="minorEastAsia" w:hAnsiTheme="minorEastAsia"/>
-          <w:sz w:val="21"/>
-          <w:lang w:eastAsia="zh-CN"/>
-        </w:rPr>
-        <w:t>绿色球的稳定识别与跟踪。</w:t>
-      </w:r>
-      <w:proofErr w:type="spellStart"/>
-      <w:r>
-        <w:rPr>
-          <w:rFonts w:asciiTheme="minorEastAsia" w:hAnsiTheme="minorEastAsia"/>
-          <w:sz w:val="21"/>
-        </w:rPr>
-        <w:t>核心创新在于</w:t>
-      </w:r>
-      <w:proofErr w:type="spellEnd"/>
-      <w:r>
-        <w:rPr>
-          <w:rFonts w:asciiTheme="minorEastAsia" w:hAnsiTheme="minorEastAsia"/>
-          <w:sz w:val="21"/>
-        </w:rPr>
-        <w:t>：</w:t>
+        <w:t>本视觉系统从零开始搭建训练环境、完成模型微调、设计端侧后处理滤波，最终在 FTC 赛场上实现了对紫色/绿色球的稳定识别与跟踪。</w:t>
+      </w:r>
+      <w:r>
+        <w:rPr>
+          <w:rFonts w:asciiTheme="minorEastAsia" w:hAnsiTheme="minorEastAsia"/>
+          <w:sz w:val="21"/>
+        </w:rPr>
+        <w:t>核心创新在于：</w:t>
       </w:r>
     </w:p>
     <w:p>
@@ -5065,31 +3099,7 @@
           <w:sz w:val="21"/>
           <w:lang w:eastAsia="zh-CN"/>
         </w:rPr>
-        <w:t xml:space="preserve"> </w:t>
-      </w:r>
-      <w:r>
-        <w:rPr>
-          <w:rFonts w:asciiTheme="minorEastAsia" w:hAnsiTheme="minorEastAsia"/>
-          <w:sz w:val="21"/>
-          <w:lang w:eastAsia="zh-CN"/>
-        </w:rPr>
-        <w:t>一次性解决传统视觉痛点，最大发挥</w:t>
-      </w:r>
-      <w:r>
-        <w:rPr>
-          <w:rFonts w:asciiTheme="minorEastAsia" w:hAnsiTheme="minorEastAsia"/>
-          <w:sz w:val="21"/>
-          <w:lang w:eastAsia="zh-CN"/>
-        </w:rPr>
-        <w:t xml:space="preserve"> Limelight </w:t>
-      </w:r>
-      <w:r>
-        <w:rPr>
-          <w:rFonts w:asciiTheme="minorEastAsia" w:hAnsiTheme="minorEastAsia"/>
-          <w:sz w:val="21"/>
-          <w:lang w:eastAsia="zh-CN"/>
-        </w:rPr>
-        <w:t>性能；</w:t>
+        <w:t xml:space="preserve"> 一次性解决传统视觉痛点，最大发挥 Limelight 性能；</w:t>
       </w:r>
     </w:p>
     <w:p>
@@ -5113,33 +3123,15 @@
           <w:sz w:val="21"/>
           <w:lang w:eastAsia="zh-CN"/>
         </w:rPr>
-        <w:t>设计配套</w:t>
-      </w:r>
-      <w:r>
-        <w:rPr>
-          <w:rFonts w:asciiTheme="minorEastAsia" w:hAnsiTheme="minorEastAsia"/>
-          <w:b/>
-          <w:bCs/>
-          <w:sz w:val="21"/>
-          <w:lang w:eastAsia="zh-CN"/>
-        </w:rPr>
-        <w:t xml:space="preserve"> Tracker</w:t>
-      </w:r>
-      <w:r>
-        <w:rPr>
-          <w:rFonts w:asciiTheme="minorEastAsia" w:hAnsiTheme="minorEastAsia"/>
-          <w:sz w:val="21"/>
-          <w:lang w:eastAsia="zh-CN"/>
-        </w:rPr>
-        <w:t xml:space="preserve"> </w:t>
-      </w:r>
-      <w:r>
-        <w:rPr>
-          <w:rFonts w:asciiTheme="minorEastAsia" w:hAnsiTheme="minorEastAsia"/>
-          <w:sz w:val="21"/>
-          <w:lang w:eastAsia="zh-CN"/>
-        </w:rPr>
-        <w:t>引入时序滤波和跳变延迟，解决了深度模型输出抖动问题。</w:t>
+        <w:t>设计配套 Tracker</w:t>
+      </w:r>
+      <w:r>
+        <w:rPr>
+          <w:rFonts w:asciiTheme="minorEastAsia" w:hAnsiTheme="minorEastAsia"/>
+          <w:sz w:val="21"/>
+          <w:lang w:eastAsia="zh-CN"/>
+        </w:rPr>
+        <w:t xml:space="preserve"> 引入时序滤波和跳变延迟，解决了深度模型输出抖动问题。</w:t>
       </w:r>
     </w:p>
     <w:p>
@@ -5157,44 +3149,42 @@
           <w:sz w:val="21"/>
           <w:lang w:eastAsia="zh-CN"/>
         </w:rPr>
-        <w:t>系统已在真实环境中验证，识别准确率提升</w:t>
-      </w:r>
-      <w:r>
-        <w:rPr>
-          <w:rFonts w:asciiTheme="minorEastAsia" w:hAnsiTheme="minorEastAsia"/>
-          <w:sz w:val="21"/>
-          <w:lang w:eastAsia="zh-CN"/>
-        </w:rPr>
-        <w:t xml:space="preserve"> 40% </w:t>
-      </w:r>
-      <w:r>
-        <w:rPr>
-          <w:rFonts w:asciiTheme="minorEastAsia" w:hAnsiTheme="minorEastAsia"/>
-          <w:sz w:val="21"/>
-          <w:lang w:eastAsia="zh-CN"/>
-        </w:rPr>
-        <w:t>以上。所有代码和训练配置已在</w:t>
-      </w:r>
-      <w:proofErr w:type="spellStart"/>
-      <w:r>
-        <w:rPr>
-          <w:rFonts w:asciiTheme="minorEastAsia" w:hAnsiTheme="minorEastAsia"/>
-          <w:sz w:val="21"/>
-          <w:lang w:eastAsia="zh-CN"/>
-        </w:rPr>
-        <w:t>github</w:t>
-      </w:r>
-      <w:proofErr w:type="spellEnd"/>
-      <w:r>
-        <w:rPr>
-          <w:rFonts w:asciiTheme="minorEastAsia" w:hAnsiTheme="minorEastAsia"/>
-          <w:sz w:val="21"/>
-          <w:lang w:eastAsia="zh-CN"/>
-        </w:rPr>
-        <w:t>开源，供后续队伍参考。</w:t>
+        <w:t>系统已在真实环境中验证，</w:t>
+      </w:r>
+      <w:r>
+        <w:rPr>
+          <w:rFonts w:asciiTheme="minorEastAsia" w:hAnsiTheme="minorEastAsia" w:hint="eastAsia"/>
+          <w:sz w:val="21"/>
+          <w:lang w:eastAsia="zh-CN"/>
+        </w:rPr>
+        <w:t>比赛条件下30秒内自动吃球数量</w:t>
+      </w:r>
+      <w:r>
+        <w:rPr>
+          <w:rFonts w:asciiTheme="minorEastAsia" w:hAnsiTheme="minorEastAsia"/>
+          <w:sz w:val="21"/>
+          <w:lang w:eastAsia="zh-CN"/>
+        </w:rPr>
+        <w:t xml:space="preserve">提升 </w:t>
+      </w:r>
+      <w:r>
+        <w:rPr>
+          <w:rFonts w:asciiTheme="minorEastAsia" w:hAnsiTheme="minorEastAsia" w:hint="eastAsia"/>
+          <w:sz w:val="21"/>
+          <w:lang w:eastAsia="zh-CN"/>
+        </w:rPr>
+        <w:t>4</w:t>
+      </w:r>
+      <w:r>
+        <w:rPr>
+          <w:rFonts w:asciiTheme="minorEastAsia" w:hAnsiTheme="minorEastAsia"/>
+          <w:sz w:val="21"/>
+          <w:lang w:eastAsia="zh-CN"/>
+        </w:rPr>
+        <w:t>0% 以上。所有代码和训练配置已在github开源，供后续队伍参考。</w:t>
       </w:r>
       <w:bookmarkEnd w:id="0"/>
-      <w:bookmarkEnd w:id="20"/>
+      <w:bookmarkEnd w:id="19"/>
     </w:p>
     <w:sectPr>
       <w:pgSz w:w="12240" w:h="15840"/>
@@ -5206,7 +3196,7 @@
 </file>
 
 <file path=word/endnotes.xml><?xml version="1.0" encoding="utf-8"?>
-<w:endnotes xmlns:wpc="http://schemas.microsoft.com/office/word/2010/wordprocessingCanvas" xmlns:cx="http://schemas.microsoft.com/office/drawing/2014/chartex" xmlns:cx1="http://schemas.microsoft.com/office/drawing/2015/9/8/chartex" xmlns:cx2="http://schemas.microsoft.com/office/drawing/2015/10/21/chartex" xmlns:cx3="http://schemas.microsoft.com/office/drawing/2016/5/9/chartex" xmlns:cx4="http://schemas.microsoft.com/office/drawing/2016/5/10/chartex" xmlns:cx5="http://schemas.microsoft.com/office/drawing/2016/5/11/chartex" xmlns:cx6="http://schemas.microsoft.com/office/drawing/2016/5/12/chartex" xmlns:cx7="http://schemas.microsoft.com/office/drawing/2016/5/13/chartex" xmlns:cx8="http://schemas.microsoft.com/office/drawing/2016/5/14/chartex" xmlns:mc="http://schemas.openxmlformats.org/markup-compatibility/2006" xmlns:aink="http://schemas.microsoft.com/office/drawing/2016/ink" xmlns:am3d="http://schemas.microsoft.com/office/drawing/2017/model3d" xmlns:o="urn:schemas-microsoft-com:office:office" xmlns:r="http://schemas.openxmlformats.org/officeDocument/2006/relationships" xmlns:m="http://schemas.openxmlformats.org/officeDocument/2006/math" xmlns:v="urn:schemas-microsoft-com:vml" xmlns:wp14="http://schemas.microsoft.com/office/word/2010/wordprocessingDrawing" xmlns:wp="http://schemas.openxmlformats.org/drawingml/2006/wordprocessingDrawing" xmlns:w10="urn:schemas-microsoft-com:office:word" xmlns:w="http://schemas.openxmlformats.org/wordprocessingml/2006/main" xmlns:w14="http://schemas.microsoft.com/office/word/2010/wordml" xmlns:w15="http://schemas.microsoft.com/office/word/2012/wordml" xmlns:w16cid="http://schemas.microsoft.com/office/word/2016/wordml/cid" xmlns:w16se="http://schemas.microsoft.com/office/word/2015/wordml/symex" xmlns:wpg="http://schemas.microsoft.com/office/word/2010/wordprocessingGroup" xmlns:wpi="http://schemas.microsoft.com/office/word/2010/wordprocessingInk" xmlns:wne="http://schemas.microsoft.com/office/word/2006/wordml" xmlns:wps="http://schemas.microsoft.com/office/word/2010/wordprocessingShape" mc:Ignorable="w14 w15 w16se w16cid wp14">
+<w:endnotes xmlns:wpc="http://schemas.microsoft.com/office/word/2010/wordprocessingCanvas" xmlns:cx="http://schemas.microsoft.com/office/drawing/2014/chartex" xmlns:cx1="http://schemas.microsoft.com/office/drawing/2015/9/8/chartex" xmlns:cx2="http://schemas.microsoft.com/office/drawing/2015/10/21/chartex" xmlns:cx3="http://schemas.microsoft.com/office/drawing/2016/5/9/chartex" xmlns:cx4="http://schemas.microsoft.com/office/drawing/2016/5/10/chartex" xmlns:cx5="http://schemas.microsoft.com/office/drawing/2016/5/11/chartex" xmlns:cx6="http://schemas.microsoft.com/office/drawing/2016/5/12/chartex" xmlns:cx7="http://schemas.microsoft.com/office/drawing/2016/5/13/chartex" xmlns:cx8="http://schemas.microsoft.com/office/drawing/2016/5/14/chartex" xmlns:mc="http://schemas.openxmlformats.org/markup-compatibility/2006" xmlns:aink="http://schemas.microsoft.com/office/drawing/2016/ink" xmlns:am3d="http://schemas.microsoft.com/office/drawing/2017/model3d" xmlns:o="urn:schemas-microsoft-com:office:office" xmlns:oel="http://schemas.microsoft.com/office/2019/extlst" xmlns:r="http://schemas.openxmlformats.org/officeDocument/2006/relationships" xmlns:m="http://schemas.openxmlformats.org/officeDocument/2006/math" xmlns:v="urn:schemas-microsoft-com:vml" xmlns:wp14="http://schemas.microsoft.com/office/word/2010/wordprocessingDrawing" xmlns:wp="http://schemas.openxmlformats.org/drawingml/2006/wordprocessingDrawing" xmlns:w10="urn:schemas-microsoft-com:office:word" xmlns:w="http://schemas.openxmlformats.org/wordprocessingml/2006/main" xmlns:w14="http://schemas.microsoft.com/office/word/2010/wordml" xmlns:w15="http://schemas.microsoft.com/office/word/2012/wordml" xmlns:w16cei="http://schemas.microsoft.com/office/word/2026/wordml/cei" xmlns:w16cex="http://schemas.microsoft.com/office/word/2018/wordml/cex" xmlns:w16cid="http://schemas.microsoft.com/office/word/2016/wordml/cid" xmlns:w16="http://schemas.microsoft.com/office/word/2018/wordml" xmlns:w16du="http://schemas.microsoft.com/office/word/2023/wordml/word16du" xmlns:w16sdtdh="http://schemas.microsoft.com/office/word/2020/wordml/sdtdatahash" xmlns:w16sdtfl="http://schemas.microsoft.com/office/word/2024/wordml/sdtformatlock" xmlns:w16se="http://schemas.microsoft.com/office/word/2015/wordml/symex" xmlns:wpg="http://schemas.microsoft.com/office/word/2010/wordprocessingGroup" xmlns:wpi="http://schemas.microsoft.com/office/word/2010/wordprocessingInk" xmlns:wne="http://schemas.microsoft.com/office/word/2006/wordml" xmlns:wps="http://schemas.microsoft.com/office/word/2010/wordprocessingShape" mc:Ignorable="w14 w15 w16se w16cid w16 w16cex w16sdtdh w16sdtfl w16du wp14">
   <w:endnote w:type="separator" w:id="-1">
     <w:p>
       <w:pPr>
@@ -5231,7 +3221,7 @@
 </file>
 
 <file path=word/footnotes.xml><?xml version="1.0" encoding="utf-8"?>
-<w:footnotes xmlns:wpc="http://schemas.microsoft.com/office/word/2010/wordprocessingCanvas" xmlns:cx="http://schemas.microsoft.com/office/drawing/2014/chartex" xmlns:cx1="http://schemas.microsoft.com/office/drawing/2015/9/8/chartex" xmlns:cx2="http://schemas.microsoft.com/office/drawing/2015/10/21/chartex" xmlns:cx3="http://schemas.microsoft.com/office/drawing/2016/5/9/chartex" xmlns:cx4="http://schemas.microsoft.com/office/drawing/2016/5/10/chartex" xmlns:cx5="http://schemas.microsoft.com/office/drawing/2016/5/11/chartex" xmlns:cx6="http://schemas.microsoft.com/office/drawing/2016/5/12/chartex" xmlns:cx7="http://schemas.microsoft.com/office/drawing/2016/5/13/chartex" xmlns:cx8="http://schemas.microsoft.com/office/drawing/2016/5/14/chartex" xmlns:mc="http://schemas.openxmlformats.org/markup-compatibility/2006" xmlns:aink="http://schemas.microsoft.com/office/drawing/2016/ink" xmlns:am3d="http://schemas.microsoft.com/office/drawing/2017/model3d" xmlns:o="urn:schemas-microsoft-com:office:office" xmlns:r="http://schemas.openxmlformats.org/officeDocument/2006/relationships" xmlns:m="http://schemas.openxmlformats.org/officeDocument/2006/math" xmlns:v="urn:schemas-microsoft-com:vml" xmlns:wp14="http://schemas.microsoft.com/office/word/2010/wordprocessingDrawing" xmlns:wp="http://schemas.openxmlformats.org/drawingml/2006/wordprocessingDrawing" xmlns:w10="urn:schemas-microsoft-com:office:word" xmlns:w="http://schemas.openxmlformats.org/wordprocessingml/2006/main" xmlns:w14="http://schemas.microsoft.com/office/word/2010/wordml" xmlns:w15="http://schemas.microsoft.com/office/word/2012/wordml" xmlns:w16cid="http://schemas.microsoft.com/office/word/2016/wordml/cid" xmlns:w16se="http://schemas.microsoft.com/office/word/2015/wordml/symex" xmlns:wpg="http://schemas.microsoft.com/office/word/2010/wordprocessingGroup" xmlns:wpi="http://schemas.microsoft.com/office/word/2010/wordprocessingInk" xmlns:wne="http://schemas.microsoft.com/office/word/2006/wordml" xmlns:wps="http://schemas.microsoft.com/office/word/2010/wordprocessingShape" mc:Ignorable="w14 w15 w16se w16cid wp14">
+<w:footnotes xmlns:wpc="http://schemas.microsoft.com/office/word/2010/wordprocessingCanvas" xmlns:cx="http://schemas.microsoft.com/office/drawing/2014/chartex" xmlns:cx1="http://schemas.microsoft.com/office/drawing/2015/9/8/chartex" xmlns:cx2="http://schemas.microsoft.com/office/drawing/2015/10/21/chartex" xmlns:cx3="http://schemas.microsoft.com/office/drawing/2016/5/9/chartex" xmlns:cx4="http://schemas.microsoft.com/office/drawing/2016/5/10/chartex" xmlns:cx5="http://schemas.microsoft.com/office/drawing/2016/5/11/chartex" xmlns:cx6="http://schemas.microsoft.com/office/drawing/2016/5/12/chartex" xmlns:cx7="http://schemas.microsoft.com/office/drawing/2016/5/13/chartex" xmlns:cx8="http://schemas.microsoft.com/office/drawing/2016/5/14/chartex" xmlns:mc="http://schemas.openxmlformats.org/markup-compatibility/2006" xmlns:aink="http://schemas.microsoft.com/office/drawing/2016/ink" xmlns:am3d="http://schemas.microsoft.com/office/drawing/2017/model3d" xmlns:o="urn:schemas-microsoft-com:office:office" xmlns:oel="http://schemas.microsoft.com/office/2019/extlst" xmlns:r="http://schemas.openxmlformats.org/officeDocument/2006/relationships" xmlns:m="http://schemas.openxmlformats.org/officeDocument/2006/math" xmlns:v="urn:schemas-microsoft-com:vml" xmlns:wp14="http://schemas.microsoft.com/office/word/2010/wordprocessingDrawing" xmlns:wp="http://schemas.openxmlformats.org/drawingml/2006/wordprocessingDrawing" xmlns:w10="urn:schemas-microsoft-com:office:word" xmlns:w="http://schemas.openxmlformats.org/wordprocessingml/2006/main" xmlns:w14="http://schemas.microsoft.com/office/word/2010/wordml" xmlns:w15="http://schemas.microsoft.com/office/word/2012/wordml" xmlns:w16cei="http://schemas.microsoft.com/office/word/2026/wordml/cei" xmlns:w16cex="http://schemas.microsoft.com/office/word/2018/wordml/cex" xmlns:w16cid="http://schemas.microsoft.com/office/word/2016/wordml/cid" xmlns:w16="http://schemas.microsoft.com/office/word/2018/wordml" xmlns:w16du="http://schemas.microsoft.com/office/word/2023/wordml/word16du" xmlns:w16sdtdh="http://schemas.microsoft.com/office/word/2020/wordml/sdtdatahash" xmlns:w16sdtfl="http://schemas.microsoft.com/office/word/2024/wordml/sdtformatlock" xmlns:w16se="http://schemas.microsoft.com/office/word/2015/wordml/symex" xmlns:wpg="http://schemas.microsoft.com/office/word/2010/wordprocessingGroup" xmlns:wpi="http://schemas.microsoft.com/office/word/2010/wordprocessingInk" xmlns:wne="http://schemas.microsoft.com/office/word/2006/wordml" xmlns:wps="http://schemas.microsoft.com/office/word/2010/wordprocessingShape" mc:Ignorable="w14 w15 w16se w16cid w16 w16cex w16sdtdh w16sdtfl w16du wp14">
   <w:footnote w:type="separator" w:id="-1">
     <w:p>
       <w:r>
@@ -5250,7 +3240,7 @@
 </file>
 
 <file path=word/numbering.xml><?xml version="1.0" encoding="utf-8"?>
-<w:numbering xmlns:wpc="http://schemas.microsoft.com/office/word/2010/wordprocessingCanvas" xmlns:cx="http://schemas.microsoft.com/office/drawing/2014/chartex" xmlns:cx1="http://schemas.microsoft.com/office/drawing/2015/9/8/chartex" xmlns:cx2="http://schemas.microsoft.com/office/drawing/2015/10/21/chartex" xmlns:cx3="http://schemas.microsoft.com/office/drawing/2016/5/9/chartex" xmlns:cx4="http://schemas.microsoft.com/office/drawing/2016/5/10/chartex" xmlns:cx5="http://schemas.microsoft.com/office/drawing/2016/5/11/chartex" xmlns:cx6="http://schemas.microsoft.com/office/drawing/2016/5/12/chartex" xmlns:cx7="http://schemas.microsoft.com/office/drawing/2016/5/13/chartex" xmlns:cx8="http://schemas.microsoft.com/office/drawing/2016/5/14/chartex" xmlns:mc="http://schemas.openxmlformats.org/markup-compatibility/2006" xmlns:aink="http://schemas.microsoft.com/office/drawing/2016/ink" xmlns:am3d="http://schemas.microsoft.com/office/drawing/2017/model3d" xmlns:o="urn:schemas-microsoft-com:office:office" xmlns:r="http://schemas.openxmlformats.org/officeDocument/2006/relationships" xmlns:m="http://schemas.openxmlformats.org/officeDocument/2006/math" xmlns:v="urn:schemas-microsoft-com:vml" xmlns:wp14="http://schemas.microsoft.com/office/word/2010/wordprocessingDrawing" xmlns:wp="http://schemas.openxmlformats.org/drawingml/2006/wordprocessingDrawing" xmlns:w10="urn:schemas-microsoft-com:office:word" xmlns:w="http://schemas.openxmlformats.org/wordprocessingml/2006/main" xmlns:w14="http://schemas.microsoft.com/office/word/2010/wordml" xmlns:w15="http://schemas.microsoft.com/office/word/2012/wordml" xmlns:w16cid="http://schemas.microsoft.com/office/word/2016/wordml/cid" xmlns:w16se="http://schemas.microsoft.com/office/word/2015/wordml/symex" xmlns:wpg="http://schemas.microsoft.com/office/word/2010/wordprocessingGroup" xmlns:wpi="http://schemas.microsoft.com/office/word/2010/wordprocessingInk" xmlns:wne="http://schemas.microsoft.com/office/word/2006/wordml" xmlns:wps="http://schemas.microsoft.com/office/word/2010/wordprocessingShape" mc:Ignorable="w14 w15 w16se w16cid wp14">
+<w:numbering xmlns:wpc="http://schemas.microsoft.com/office/word/2010/wordprocessingCanvas" xmlns:cx="http://schemas.microsoft.com/office/drawing/2014/chartex" xmlns:cx1="http://schemas.microsoft.com/office/drawing/2015/9/8/chartex" xmlns:cx2="http://schemas.microsoft.com/office/drawing/2015/10/21/chartex" xmlns:cx3="http://schemas.microsoft.com/office/drawing/2016/5/9/chartex" xmlns:cx4="http://schemas.microsoft.com/office/drawing/2016/5/10/chartex" xmlns:cx5="http://schemas.microsoft.com/office/drawing/2016/5/11/chartex" xmlns:cx6="http://schemas.microsoft.com/office/drawing/2016/5/12/chartex" xmlns:cx7="http://schemas.microsoft.com/office/drawing/2016/5/13/chartex" xmlns:cx8="http://schemas.microsoft.com/office/drawing/2016/5/14/chartex" xmlns:mc="http://schemas.openxmlformats.org/markup-compatibility/2006" xmlns:aink="http://schemas.microsoft.com/office/drawing/2016/ink" xmlns:am3d="http://schemas.microsoft.com/office/drawing/2017/model3d" xmlns:o="urn:schemas-microsoft-com:office:office" xmlns:oel="http://schemas.microsoft.com/office/2019/extlst" xmlns:r="http://schemas.openxmlformats.org/officeDocument/2006/relationships" xmlns:m="http://schemas.openxmlformats.org/officeDocument/2006/math" xmlns:v="urn:schemas-microsoft-com:vml" xmlns:wp14="http://schemas.microsoft.com/office/word/2010/wordprocessingDrawing" xmlns:wp="http://schemas.openxmlformats.org/drawingml/2006/wordprocessingDrawing" xmlns:w10="urn:schemas-microsoft-com:office:word" xmlns:w="http://schemas.openxmlformats.org/wordprocessingml/2006/main" xmlns:w14="http://schemas.microsoft.com/office/word/2010/wordml" xmlns:w15="http://schemas.microsoft.com/office/word/2012/wordml" xmlns:w16cei="http://schemas.microsoft.com/office/word/2026/wordml/cei" xmlns:w16cex="http://schemas.microsoft.com/office/word/2018/wordml/cex" xmlns:w16cid="http://schemas.microsoft.com/office/word/2016/wordml/cid" xmlns:w16="http://schemas.microsoft.com/office/word/2018/wordml" xmlns:w16du="http://schemas.microsoft.com/office/word/2023/wordml/word16du" xmlns:w16sdtdh="http://schemas.microsoft.com/office/word/2020/wordml/sdtdatahash" xmlns:w16sdtfl="http://schemas.microsoft.com/office/word/2024/wordml/sdtformatlock" xmlns:w16se="http://schemas.microsoft.com/office/word/2015/wordml/symex" xmlns:wpg="http://schemas.microsoft.com/office/word/2010/wordprocessingGroup" xmlns:wpi="http://schemas.microsoft.com/office/word/2010/wordprocessingInk" xmlns:wne="http://schemas.microsoft.com/office/word/2006/wordml" xmlns:wps="http://schemas.microsoft.com/office/word/2010/wordprocessingShape" mc:Ignorable="w14 w15 w16se w16cid w16 w16cex w16sdtdh w16sdtfl w16du wp14">
   <w:abstractNum w:abstractNumId="0" w15:restartNumberingAfterBreak="0">
     <w:nsid w:val="0000A990"/>
     <w:multiLevelType w:val="multilevel"/>
@@ -5491,25 +3481,25 @@
       </w:pPr>
     </w:lvl>
   </w:abstractNum>
-  <w:num w:numId="1">
+  <w:num w:numId="1" w16cid:durableId="1811633343">
     <w:abstractNumId w:val="0"/>
   </w:num>
-  <w:num w:numId="2">
+  <w:num w:numId="2" w16cid:durableId="424422299">
     <w:abstractNumId w:val="1"/>
   </w:num>
-  <w:num w:numId="3">
+  <w:num w:numId="3" w16cid:durableId="276060873">
     <w:abstractNumId w:val="1"/>
   </w:num>
-  <w:num w:numId="4">
+  <w:num w:numId="4" w16cid:durableId="1890143519">
     <w:abstractNumId w:val="1"/>
   </w:num>
-  <w:num w:numId="5">
+  <w:num w:numId="5" w16cid:durableId="1619337632">
     <w:abstractNumId w:val="1"/>
   </w:num>
-  <w:num w:numId="6">
+  <w:num w:numId="6" w16cid:durableId="744957014">
     <w:abstractNumId w:val="1"/>
   </w:num>
-  <w:num w:numId="7">
+  <w:num w:numId="7" w16cid:durableId="1949123429">
     <w:abstractNumId w:val="2"/>
     <w:lvlOverride w:ilvl="0">
       <w:startOverride w:val="1"/>
@@ -5539,16 +3529,16 @@
       <w:startOverride w:val="1"/>
     </w:lvlOverride>
   </w:num>
-  <w:num w:numId="8">
+  <w:num w:numId="8" w16cid:durableId="916279861">
     <w:abstractNumId w:val="1"/>
   </w:num>
-  <w:num w:numId="9">
+  <w:num w:numId="9" w16cid:durableId="183791594">
     <w:abstractNumId w:val="1"/>
   </w:num>
-  <w:num w:numId="10">
+  <w:num w:numId="10" w16cid:durableId="734471188">
     <w:abstractNumId w:val="1"/>
   </w:num>
-  <w:num w:numId="11">
+  <w:num w:numId="11" w16cid:durableId="1202209797">
     <w:abstractNumId w:val="2"/>
     <w:lvlOverride w:ilvl="0">
       <w:startOverride w:val="1"/>
@@ -5578,14 +3568,14 @@
       <w:startOverride w:val="1"/>
     </w:lvlOverride>
   </w:num>
-  <w:num w:numId="12">
+  <w:num w:numId="12" w16cid:durableId="2082829567">
     <w:abstractNumId w:val="1"/>
   </w:num>
 </w:numbering>
 </file>
 
 <file path=word/styles.xml><?xml version="1.0" encoding="utf-8"?>
-<w:styles xmlns:mc="http://schemas.openxmlformats.org/markup-compatibility/2006" xmlns:r="http://schemas.openxmlformats.org/officeDocument/2006/relationships" xmlns:w="http://schemas.openxmlformats.org/wordprocessingml/2006/main" xmlns:w14="http://schemas.microsoft.com/office/word/2010/wordml" xmlns:w15="http://schemas.microsoft.com/office/word/2012/wordml" xmlns:w16cid="http://schemas.microsoft.com/office/word/2016/wordml/cid" xmlns:w16se="http://schemas.microsoft.com/office/word/2015/wordml/symex" mc:Ignorable="w14 w15 w16se w16cid">
+<w:styles xmlns:mc="http://schemas.openxmlformats.org/markup-compatibility/2006" xmlns:r="http://schemas.openxmlformats.org/officeDocument/2006/relationships" xmlns:w="http://schemas.openxmlformats.org/wordprocessingml/2006/main" xmlns:w14="http://schemas.microsoft.com/office/word/2010/wordml" xmlns:w15="http://schemas.microsoft.com/office/word/2012/wordml" xmlns:w16cex="http://schemas.microsoft.com/office/word/2018/wordml/cex" xmlns:w16cid="http://schemas.microsoft.com/office/word/2016/wordml/cid" xmlns:w16="http://schemas.microsoft.com/office/word/2018/wordml" xmlns:w16du="http://schemas.microsoft.com/office/word/2023/wordml/word16du" xmlns:w16sdtdh="http://schemas.microsoft.com/office/word/2020/wordml/sdtdatahash" xmlns:w16sdtfl="http://schemas.microsoft.com/office/word/2024/wordml/sdtformatlock" xmlns:w16se="http://schemas.microsoft.com/office/word/2015/wordml/symex" mc:Ignorable="w14 w15 w16se w16cid w16 w16cex w16sdtdh w16sdtfl w16du">
   <w:docDefaults>
     <w:rPrDefault>
       <w:rPr>
@@ -5601,7 +3591,7 @@
       </w:pPr>
     </w:pPrDefault>
   </w:docDefaults>
-  <w:latentStyles w:defLockedState="0" w:defUIPriority="0" w:defSemiHidden="0" w:defUnhideWhenUsed="0" w:defQFormat="0" w:count="375">
+  <w:latentStyles w:defLockedState="0" w:defUIPriority="0" w:defSemiHidden="0" w:defUnhideWhenUsed="0" w:defQFormat="0" w:count="376">
     <w:lsdException w:name="Normal Table" w:semiHidden="1" w:unhideWhenUsed="1"/>
     <w:lsdException w:name="Table Simple 1" w:semiHidden="1" w:unhideWhenUsed="1"/>
     <w:lsdException w:name="Table Simple 2" w:semiHidden="1" w:unhideWhenUsed="1"/>
@@ -5843,6 +3833,7 @@
     <w:lsdException w:name="Smart Hyperlink" w:semiHidden="1" w:uiPriority="99" w:unhideWhenUsed="1"/>
     <w:lsdException w:name="Hashtag" w:semiHidden="1" w:uiPriority="99" w:unhideWhenUsed="1"/>
     <w:lsdException w:name="Unresolved Mention" w:semiHidden="1" w:uiPriority="99" w:unhideWhenUsed="1"/>
+    <w:lsdException w:name="Smart Link" w:semiHidden="1" w:uiPriority="99" w:unhideWhenUsed="1"/>
   </w:latentStyles>
   <w:style w:type="paragraph" w:default="1" w:styleId="a">
     <w:name w:val="Normal"/>
